--- a/templates/2.docx
+++ b/templates/2.docx
@@ -1,35 +1,35 @@
 
 <file path=word/document.xml><?xml version="1.0" encoding="utf-8"?>
-<w:document xmlns:wpc="http://schemas.microsoft.com/office/word/2010/wordprocessingCanvas" xmlns:mc="http://schemas.openxmlformats.org/markup-compatibility/2006" xmlns:o="urn:schemas-microsoft-com:office:office" xmlns:r="http://schemas.openxmlformats.org/officeDocument/2006/relationships" xmlns:m="http://schemas.openxmlformats.org/officeDocument/2006/math" xmlns:v="urn:schemas-microsoft-com:vml" xmlns:wp14="http://schemas.microsoft.com/office/word/2010/wordprocessingDrawing" xmlns:wp="http://schemas.openxmlformats.org/drawingml/2006/wordprocessingDrawing" xmlns:w="http://schemas.openxmlformats.org/wordprocessingml/2006/main" xmlns:w14="http://schemas.microsoft.com/office/word/2010/wordml" xmlns:w10="urn:schemas-microsoft-com:office:word" xmlns:w15="http://schemas.microsoft.com/office/word/2012/wordml" xmlns:wpg="http://schemas.microsoft.com/office/word/2010/wordprocessingGroup" xmlns:wpi="http://schemas.microsoft.com/office/word/2010/wordprocessingInk" xmlns:wne="http://schemas.microsoft.com/office/word/2006/wordml" xmlns:wps="http://schemas.microsoft.com/office/word/2010/wordprocessingShape" xmlns:wpsCustomData="http://www.wps.cn/officeDocument/2013/wpsCustomData" mc:Ignorable="w14 w15 wp14">
+<w:document xmlns:wpc="http://schemas.microsoft.com/office/word/2010/wordprocessingCanvas" xmlns:cx="http://schemas.microsoft.com/office/drawing/2014/chartex" xmlns:cx1="http://schemas.microsoft.com/office/drawing/2015/9/8/chartex" xmlns:cx2="http://schemas.microsoft.com/office/drawing/2015/10/21/chartex" xmlns:cx3="http://schemas.microsoft.com/office/drawing/2016/5/9/chartex" xmlns:cx4="http://schemas.microsoft.com/office/drawing/2016/5/10/chartex" xmlns:cx5="http://schemas.microsoft.com/office/drawing/2016/5/11/chartex" xmlns:cx6="http://schemas.microsoft.com/office/drawing/2016/5/12/chartex" xmlns:cx7="http://schemas.microsoft.com/office/drawing/2016/5/13/chartex" xmlns:cx8="http://schemas.microsoft.com/office/drawing/2016/5/14/chartex" xmlns:mc="http://schemas.openxmlformats.org/markup-compatibility/2006" xmlns:aink="http://schemas.microsoft.com/office/drawing/2016/ink" xmlns:am3d="http://schemas.microsoft.com/office/drawing/2017/model3d" xmlns:o="urn:schemas-microsoft-com:office:office" xmlns:oel="http://schemas.microsoft.com/office/2019/extlst" xmlns:r="http://schemas.openxmlformats.org/officeDocument/2006/relationships" xmlns:m="http://schemas.openxmlformats.org/officeDocument/2006/math" xmlns:v="urn:schemas-microsoft-com:vml" xmlns:wp14="http://schemas.microsoft.com/office/word/2010/wordprocessingDrawing" xmlns:wp="http://schemas.openxmlformats.org/drawingml/2006/wordprocessingDrawing" xmlns:w10="urn:schemas-microsoft-com:office:word" xmlns:w="http://schemas.openxmlformats.org/wordprocessingml/2006/main" xmlns:w14="http://schemas.microsoft.com/office/word/2010/wordml" xmlns:w15="http://schemas.microsoft.com/office/word/2012/wordml" xmlns:w16cex="http://schemas.microsoft.com/office/word/2018/wordml/cex" xmlns:w16cid="http://schemas.microsoft.com/office/word/2016/wordml/cid" xmlns:w16="http://schemas.microsoft.com/office/word/2018/wordml" xmlns:w16du="http://schemas.microsoft.com/office/word/2023/wordml/word16du" xmlns:w16sdtdh="http://schemas.microsoft.com/office/word/2020/wordml/sdtdatahash" xmlns:w16se="http://schemas.microsoft.com/office/word/2015/wordml/symex" xmlns:wpg="http://schemas.microsoft.com/office/word/2010/wordprocessingGroup" xmlns:wpi="http://schemas.microsoft.com/office/word/2010/wordprocessingInk" xmlns:wne="http://schemas.microsoft.com/office/word/2006/wordml" xmlns:wps="http://schemas.microsoft.com/office/word/2010/wordprocessingShape" mc:Ignorable="w14 w15 w16se w16cid w16 w16cex w16sdtdh w16du wp14">
   <w:body>
     <w:p>
       <w:pPr>
         <w:spacing w:before="52" w:line="188" w:lineRule="auto"/>
         <w:jc w:val="center"/>
         <w:rPr>
-          <w:rFonts w:hint="eastAsia" w:ascii="微软雅黑" w:hAnsi="微软雅黑" w:eastAsia="微软雅黑" w:cs="微软雅黑"/>
+          <w:rFonts w:ascii="微软雅黑" w:eastAsia="微软雅黑" w:hAnsi="微软雅黑" w:cs="微软雅黑" w:hint="eastAsia"/>
           <w:spacing w:val="-2"/>
           <w:sz w:val="26"/>
           <w:szCs w:val="26"/>
-          <w:lang w:val="en-US" w:eastAsia="zh-CN"/>
-          <w14:textOutline w14:w="4199" w14:cap="sq" w14:cmpd="sng">
+          <w14:textOutline w14:w="4203" w14:cap="sq" w14:cmpd="sng" w14:algn="ctr">
             <w14:solidFill>
               <w14:srgbClr w14:val="000000"/>
             </w14:solidFill>
             <w14:prstDash w14:val="solid"/>
-            <w14:miter w14:val="0"/>
+            <w14:miter w14:lim="0"/>
           </w14:textOutline>
         </w:rPr>
       </w:pPr>
       <w:r>
         <w:rPr>
+          <w:noProof/>
           <w:sz w:val="36"/>
           <w:szCs w:val="36"/>
         </w:rPr>
         <mc:AlternateContent>
           <mc:Choice Requires="wps">
             <w:drawing>
-              <wp:anchor distT="0" distB="0" distL="114935" distR="114935" simplePos="0" relativeHeight="251659264" behindDoc="0" locked="0" layoutInCell="1" allowOverlap="1">
+              <wp:anchor distT="0" distB="0" distL="114935" distR="114935" simplePos="0" relativeHeight="251659264" behindDoc="0" locked="0" layoutInCell="1" allowOverlap="1" wp14:anchorId="2E93EDC9" wp14:editId="7C15F409">
                 <wp:simplePos x="0" y="0"/>
                 <wp:positionH relativeFrom="column">
                   <wp:posOffset>-88900</wp:posOffset>
@@ -80,17 +80,16 @@
                           <w:p>
                             <w:pPr>
                               <w:rPr>
-                                <w:rFonts w:hint="eastAsia" w:eastAsia="宋体"/>
-                                <w:lang w:eastAsia="zh-CN"/>
+                                <w:rFonts w:eastAsia="宋体"/>
                               </w:rPr>
                             </w:pPr>
                             <w:r>
                               <w:rPr>
-                                <w:rFonts w:hint="eastAsia" w:eastAsia="宋体"/>
-                                <w:lang w:eastAsia="zh-CN"/>
+                                <w:rFonts w:eastAsia="宋体" w:hint="eastAsia"/>
+                                <w:noProof/>
                               </w:rPr>
                               <w:drawing>
-                                <wp:inline distT="0" distB="0" distL="114300" distR="114300">
+                                <wp:inline distT="0" distB="0" distL="114300" distR="114300" wp14:anchorId="57AFC21E" wp14:editId="0CB6D37D">
                                   <wp:extent cx="638810" cy="777875"/>
                                   <wp:effectExtent l="0" t="0" r="8890" b="3175"/>
                                   <wp:docPr id="4" name="图片 4" descr="3fd5c7f80f141ae574bc6a241b03003"/>
@@ -107,7 +106,7 @@
                                           </pic:cNvPicPr>
                                         </pic:nvPicPr>
                                         <pic:blipFill>
-                                          <a:blip r:embed="rId6"/>
+                                          <a:blip r:embed="rId7"/>
                                           <a:stretch>
                                             <a:fillRect/>
                                           </a:stretch>
@@ -141,27 +140,26 @@
           </mc:Choice>
           <mc:Fallback>
             <w:pict>
-              <v:shape id="_x0000_s1026" o:spid="_x0000_s1026" o:spt="202" type="#_x0000_t202" style="position:absolute;left:0pt;margin-left:-7pt;margin-top:-9.3pt;height:55.1pt;width:62.05pt;z-index:251659264;mso-width-relative:page;mso-height-relative:page;" fillcolor="#FFFFFF [3201]" filled="t" stroked="f" coordsize="21600,21600" o:gfxdata="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">
-                <v:fill on="t" focussize="0,0"/>
-                <v:stroke on="f" weight="0.5pt"/>
-                <v:imagedata o:title=""/>
-                <o:lock v:ext="edit" aspectratio="f"/>
+              <v:shapetype w14:anchorId="2E93EDC9" id="_x0000_t202" coordsize="21600,21600" o:spt="202" path="m,l,21600r21600,l21600,xe">
+                <v:stroke joinstyle="miter"/>
+                <v:path gradientshapeok="t" o:connecttype="rect"/>
+              </v:shapetype>
+              <v:shape id="文本框 3" o:spid="_x0000_s1026" type="#_x0000_t202" style="position:absolute;left:0;text-align:left;margin-left:-7pt;margin-top:-9.3pt;width:62.05pt;height:55.1pt;z-index:251659264;visibility:visible;mso-wrap-style:square;mso-wrap-distance-left:9.05pt;mso-wrap-distance-top:0;mso-wrap-distance-right:9.05pt;mso-wrap-distance-bottom:0;mso-position-horizontal:absolute;mso-position-horizontal-relative:text;mso-position-vertical:absolute;mso-position-vertical-relative:text;v-text-anchor:top" o:gfxdata="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" fillcolor="white [3201]" stroked="f" strokeweight=".5pt">
                 <v:textbox>
                   <w:txbxContent>
                     <w:p>
                       <w:pPr>
                         <w:rPr>
-                          <w:rFonts w:hint="eastAsia" w:eastAsia="宋体"/>
-                          <w:lang w:eastAsia="zh-CN"/>
+                          <w:rFonts w:eastAsia="宋体"/>
                         </w:rPr>
                       </w:pPr>
                       <w:r>
                         <w:rPr>
-                          <w:rFonts w:hint="eastAsia" w:eastAsia="宋体"/>
-                          <w:lang w:eastAsia="zh-CN"/>
+                          <w:rFonts w:eastAsia="宋体" w:hint="eastAsia"/>
+                          <w:noProof/>
                         </w:rPr>
                         <w:drawing>
-                          <wp:inline distT="0" distB="0" distL="114300" distR="114300">
+                          <wp:inline distT="0" distB="0" distL="114300" distR="114300" wp14:anchorId="57AFC21E" wp14:editId="0CB6D37D">
                             <wp:extent cx="638810" cy="777875"/>
                             <wp:effectExtent l="0" t="0" r="8890" b="3175"/>
                             <wp:docPr id="4" name="图片 4" descr="3fd5c7f80f141ae574bc6a241b03003"/>
@@ -178,7 +176,7 @@
                                     </pic:cNvPicPr>
                                   </pic:nvPicPr>
                                   <pic:blipFill>
-                                    <a:blip r:embed="rId6"/>
+                                    <a:blip r:embed="rId7"/>
                                     <a:stretch>
                                       <a:fillRect/>
                                     </a:stretch>
@@ -208,17 +206,16 @@
       </w:r>
       <w:r>
         <w:rPr>
-          <w:rFonts w:hint="eastAsia" w:ascii="微软雅黑" w:hAnsi="微软雅黑" w:eastAsia="微软雅黑" w:cs="微软雅黑"/>
+          <w:rFonts w:ascii="微软雅黑" w:eastAsia="微软雅黑" w:hAnsi="微软雅黑" w:cs="微软雅黑" w:hint="eastAsia"/>
           <w:spacing w:val="-2"/>
           <w:sz w:val="36"/>
           <w:szCs w:val="36"/>
-          <w:lang w:val="en-US" w:eastAsia="zh-CN"/>
-          <w14:textOutline w14:w="4199" w14:cap="sq" w14:cmpd="sng">
+          <w14:textOutline w14:w="4203" w14:cap="sq" w14:cmpd="sng" w14:algn="ctr">
             <w14:solidFill>
               <w14:srgbClr w14:val="000000"/>
             </w14:solidFill>
             <w14:prstDash w14:val="solid"/>
-            <w14:miter w14:val="0"/>
+            <w14:miter w14:lim="0"/>
           </w14:textOutline>
         </w:rPr>
         <w:t>湖南建设投资集团有限责任公司</w:t>
@@ -229,33 +226,31 @@
         <w:spacing w:before="52" w:line="188" w:lineRule="auto"/>
         <w:jc w:val="center"/>
         <w:rPr>
-          <w:rFonts w:hint="eastAsia" w:ascii="微软雅黑" w:hAnsi="微软雅黑" w:eastAsia="微软雅黑" w:cs="微软雅黑"/>
+          <w:rFonts w:ascii="微软雅黑" w:eastAsia="微软雅黑" w:hAnsi="微软雅黑" w:cs="微软雅黑" w:hint="eastAsia"/>
           <w:spacing w:val="-2"/>
           <w:sz w:val="36"/>
           <w:szCs w:val="36"/>
-          <w:lang w:val="en-US" w:eastAsia="zh-CN"/>
-          <w14:textOutline w14:w="4199" w14:cap="sq" w14:cmpd="sng">
+          <w14:textOutline w14:w="4203" w14:cap="sq" w14:cmpd="sng" w14:algn="ctr">
             <w14:solidFill>
               <w14:srgbClr w14:val="000000"/>
             </w14:solidFill>
             <w14:prstDash w14:val="solid"/>
-            <w14:miter w14:val="0"/>
+            <w14:miter w14:lim="0"/>
           </w14:textOutline>
         </w:rPr>
       </w:pPr>
       <w:r>
         <w:rPr>
-          <w:rFonts w:hint="eastAsia" w:ascii="微软雅黑" w:hAnsi="微软雅黑" w:eastAsia="微软雅黑" w:cs="微软雅黑"/>
+          <w:rFonts w:ascii="微软雅黑" w:eastAsia="微软雅黑" w:hAnsi="微软雅黑" w:cs="微软雅黑" w:hint="eastAsia"/>
           <w:spacing w:val="-2"/>
           <w:sz w:val="36"/>
           <w:szCs w:val="36"/>
-          <w:lang w:val="en-US" w:eastAsia="zh-CN"/>
-          <w14:textOutline w14:w="4199" w14:cap="sq" w14:cmpd="sng">
+          <w14:textOutline w14:w="4203" w14:cap="sq" w14:cmpd="sng" w14:algn="ctr">
             <w14:solidFill>
               <w14:srgbClr w14:val="000000"/>
             </w14:solidFill>
             <w14:prstDash w14:val="solid"/>
-            <w14:miter w14:val="0"/>
+            <w14:miter w14:lim="0"/>
           </w14:textOutline>
         </w:rPr>
         <w:t>第二届商务成控综合技能竞赛参赛证</w:t>
@@ -266,95 +261,70 @@
         <w:spacing w:before="52" w:line="188" w:lineRule="auto"/>
         <w:ind w:left="2598"/>
         <w:rPr>
-          <w:rFonts w:ascii="微软雅黑" w:hAnsi="微软雅黑" w:eastAsia="微软雅黑" w:cs="微软雅黑"/>
+          <w:rFonts w:ascii="微软雅黑" w:eastAsia="微软雅黑" w:hAnsi="微软雅黑" w:cs="微软雅黑" w:hint="eastAsia"/>
           <w:spacing w:val="-2"/>
           <w:sz w:val="26"/>
           <w:szCs w:val="26"/>
-          <w14:textOutline w14:w="4199" w14:cap="sq" w14:cmpd="sng">
+          <w14:textOutline w14:w="4203" w14:cap="sq" w14:cmpd="sng" w14:algn="ctr">
             <w14:solidFill>
               <w14:srgbClr w14:val="000000"/>
             </w14:solidFill>
             <w14:prstDash w14:val="solid"/>
-            <w14:miter w14:val="0"/>
+            <w14:miter w14:lim="0"/>
           </w14:textOutline>
         </w:rPr>
       </w:pPr>
     </w:p>
     <w:tbl>
       <w:tblPr>
-        <w:tblStyle w:val="5"/>
+        <w:tblStyle w:val="TableNormal"/>
         <w:tblW w:w="9128" w:type="dxa"/>
         <w:tblInd w:w="5" w:type="dxa"/>
         <w:tblBorders>
-          <w:top w:val="single" w:color="6996C4" w:sz="4" w:space="0"/>
-          <w:left w:val="single" w:color="6996C4" w:sz="4" w:space="0"/>
-          <w:bottom w:val="single" w:color="6996C4" w:sz="4" w:space="0"/>
-          <w:right w:val="single" w:color="6996C4" w:sz="4" w:space="0"/>
-          <w:insideH w:val="single" w:color="6996C4" w:sz="4" w:space="0"/>
-          <w:insideV w:val="single" w:color="6996C4" w:sz="4" w:space="0"/>
+          <w:top w:val="single" w:sz="4" w:space="0" w:color="6996C4"/>
+          <w:left w:val="single" w:sz="4" w:space="0" w:color="6996C4"/>
+          <w:bottom w:val="single" w:sz="4" w:space="0" w:color="6996C4"/>
+          <w:right w:val="single" w:sz="4" w:space="0" w:color="6996C4"/>
+          <w:insideH w:val="single" w:sz="4" w:space="0" w:color="6996C4"/>
+          <w:insideV w:val="single" w:sz="4" w:space="0" w:color="6996C4"/>
         </w:tblBorders>
         <w:tblLayout w:type="fixed"/>
-        <w:tblCellMar>
-          <w:top w:w="0" w:type="dxa"/>
-          <w:left w:w="0" w:type="dxa"/>
-          <w:bottom w:w="0" w:type="dxa"/>
-          <w:right w:w="0" w:type="dxa"/>
-        </w:tblCellMar>
+        <w:tblLook w:val="04A0" w:firstRow="1" w:lastRow="0" w:firstColumn="1" w:lastColumn="0" w:noHBand="0" w:noVBand="1"/>
       </w:tblPr>
       <w:tblGrid>
         <w:gridCol w:w="1339"/>
         <w:gridCol w:w="1170"/>
         <w:gridCol w:w="1232"/>
-        <w:gridCol w:w="1321"/>
-        <w:gridCol w:w="634"/>
+        <w:gridCol w:w="1079"/>
+        <w:gridCol w:w="876"/>
         <w:gridCol w:w="1768"/>
         <w:gridCol w:w="1664"/>
       </w:tblGrid>
       <w:tr>
-        <w:tblPrEx>
-          <w:tblBorders>
-            <w:top w:val="single" w:color="6996C4" w:sz="4" w:space="0"/>
-            <w:left w:val="single" w:color="6996C4" w:sz="4" w:space="0"/>
-            <w:bottom w:val="single" w:color="6996C4" w:sz="4" w:space="0"/>
-            <w:right w:val="single" w:color="6996C4" w:sz="4" w:space="0"/>
-            <w:insideH w:val="single" w:color="6996C4" w:sz="4" w:space="0"/>
-            <w:insideV w:val="single" w:color="6996C4" w:sz="4" w:space="0"/>
-          </w:tblBorders>
-          <w:tblCellMar>
-            <w:top w:w="0" w:type="dxa"/>
-            <w:left w:w="0" w:type="dxa"/>
-            <w:bottom w:w="0" w:type="dxa"/>
-            <w:right w:w="0" w:type="dxa"/>
-          </w:tblCellMar>
-        </w:tblPrEx>
         <w:trPr>
-          <w:trHeight w:val="510" w:hRule="atLeast"/>
+          <w:trHeight w:val="510"/>
         </w:trPr>
         <w:tc>
           <w:tcPr>
             <w:tcW w:w="1339" w:type="dxa"/>
             <w:tcBorders>
-              <w:top w:val="single" w:color="6996C4" w:sz="2" w:space="0"/>
-              <w:bottom w:val="single" w:color="6996C4" w:sz="2" w:space="0"/>
+              <w:top w:val="single" w:sz="2" w:space="0" w:color="6996C4"/>
+              <w:bottom w:val="single" w:sz="2" w:space="0" w:color="6996C4"/>
             </w:tcBorders>
-            <w:vAlign w:val="top"/>
           </w:tcPr>
           <w:p>
             <w:pPr>
               <w:spacing w:before="151" w:line="193" w:lineRule="auto"/>
-              <w:ind w:left="320" w:leftChars="0"/>
-              <w:rPr>
-                <w:rFonts w:ascii="微软雅黑" w:hAnsi="微软雅黑" w:eastAsia="微软雅黑" w:cs="微软雅黑"/>
-                <w:snapToGrid w:val="0"/>
-                <w:color w:val="000000"/>
-                <w:kern w:val="0"/>
+              <w:ind w:left="320"/>
+              <w:rPr>
+                <w:rFonts w:ascii="微软雅黑" w:eastAsia="微软雅黑" w:hAnsi="微软雅黑" w:cs="微软雅黑" w:hint="eastAsia"/>
                 <w:sz w:val="20"/>
                 <w:szCs w:val="20"/>
               </w:rPr>
             </w:pPr>
             <w:r>
               <w:rPr>
-                <w:rFonts w:ascii="微软雅黑" w:hAnsi="微软雅黑" w:eastAsia="微软雅黑" w:cs="微软雅黑"/>
+                <w:rFonts w:ascii="微软雅黑" w:eastAsia="微软雅黑" w:hAnsi="微软雅黑" w:cs="微软雅黑"/>
                 <w:spacing w:val="8"/>
                 <w:sz w:val="20"/>
                 <w:szCs w:val="20"/>
@@ -363,7 +333,7 @@
             </w:r>
             <w:r>
               <w:rPr>
-                <w:rFonts w:ascii="微软雅黑" w:hAnsi="微软雅黑" w:eastAsia="微软雅黑" w:cs="微软雅黑"/>
+                <w:rFonts w:ascii="微软雅黑" w:eastAsia="微软雅黑" w:hAnsi="微软雅黑" w:cs="微软雅黑"/>
                 <w:spacing w:val="6"/>
                 <w:sz w:val="20"/>
                 <w:szCs w:val="20"/>
@@ -377,28 +347,25 @@
             <w:tcW w:w="6125" w:type="dxa"/>
             <w:gridSpan w:val="5"/>
             <w:tcBorders>
-              <w:top w:val="single" w:color="6996C4" w:sz="2" w:space="0"/>
-              <w:bottom w:val="single" w:color="6996C4" w:sz="2" w:space="0"/>
+              <w:top w:val="single" w:sz="2" w:space="0" w:color="6996C4"/>
+              <w:bottom w:val="single" w:sz="2" w:space="0" w:color="6996C4"/>
             </w:tcBorders>
-            <w:vAlign w:val="top"/>
           </w:tcPr>
           <w:p>
             <w:pPr>
               <w:spacing w:before="151" w:line="192" w:lineRule="auto"/>
               <w:ind w:left="176"/>
               <w:rPr>
-                <w:rFonts w:hint="default" w:ascii="微软雅黑" w:hAnsi="微软雅黑" w:eastAsia="微软雅黑" w:cs="微软雅黑"/>
-                <w:sz w:val="20"/>
-                <w:szCs w:val="20"/>
-                <w:lang w:val="en-US"/>
+                <w:rFonts w:ascii="微软雅黑" w:eastAsia="微软雅黑" w:hAnsi="微软雅黑" w:cs="微软雅黑" w:hint="eastAsia"/>
+                <w:sz w:val="20"/>
+                <w:szCs w:val="20"/>
               </w:rPr>
             </w:pPr>
             <w:r>
               <w:rPr>
-                <w:rFonts w:hint="default" w:ascii="微软雅黑" w:hAnsi="微软雅黑" w:eastAsia="微软雅黑" w:cs="微软雅黑"/>
-                <w:sz w:val="20"/>
-                <w:szCs w:val="20"/>
-                <w:lang w:val="en-US"/>
+                <w:rFonts w:ascii="微软雅黑" w:eastAsia="微软雅黑" w:hAnsi="微软雅黑" w:cs="微软雅黑"/>
+                <w:sz w:val="20"/>
+                <w:szCs w:val="20"/>
               </w:rPr>
               <w:t>{{name}}</w:t>
             </w:r>
@@ -409,10 +376,9 @@
             <w:tcW w:w="1664" w:type="dxa"/>
             <w:vMerge w:val="restart"/>
             <w:tcBorders>
-              <w:top w:val="single" w:color="6996C4" w:sz="2" w:space="0"/>
+              <w:top w:val="single" w:sz="2" w:space="0" w:color="6996C4"/>
               <w:bottom w:val="nil"/>
             </w:tcBorders>
-            <w:vAlign w:val="top"/>
           </w:tcPr>
           <w:p>
             <w:pPr>
@@ -421,71 +387,51 @@
               <w:jc w:val="center"/>
               <w:textAlignment w:val="center"/>
               <w:rPr>
-                <w:rFonts w:hint="default" w:eastAsia="宋体"/>
-                <w:lang w:val="en-US" w:eastAsia="zh-CN"/>
+                <w:rFonts w:eastAsia="宋体"/>
               </w:rPr>
             </w:pPr>
-            <w:bookmarkStart w:id="0" w:name="_GoBack"/>
-            <w:bookmarkEnd w:id="0"/>
           </w:p>
         </w:tc>
       </w:tr>
       <w:tr>
-        <w:tblPrEx>
-          <w:tblBorders>
-            <w:top w:val="single" w:color="6996C4" w:sz="4" w:space="0"/>
-            <w:left w:val="single" w:color="6996C4" w:sz="4" w:space="0"/>
-            <w:bottom w:val="single" w:color="6996C4" w:sz="4" w:space="0"/>
-            <w:right w:val="single" w:color="6996C4" w:sz="4" w:space="0"/>
-            <w:insideH w:val="single" w:color="6996C4" w:sz="4" w:space="0"/>
-            <w:insideV w:val="single" w:color="6996C4" w:sz="4" w:space="0"/>
-          </w:tblBorders>
-          <w:tblCellMar>
-            <w:top w:w="0" w:type="dxa"/>
-            <w:left w:w="0" w:type="dxa"/>
-            <w:bottom w:w="0" w:type="dxa"/>
-            <w:right w:w="0" w:type="dxa"/>
-          </w:tblCellMar>
-        </w:tblPrEx>
         <w:trPr>
-          <w:trHeight w:val="510" w:hRule="atLeast"/>
+          <w:trHeight w:val="510"/>
         </w:trPr>
         <w:tc>
           <w:tcPr>
             <w:tcW w:w="1339" w:type="dxa"/>
             <w:tcBorders>
-              <w:top w:val="single" w:color="6996C4" w:sz="2" w:space="0"/>
-              <w:bottom w:val="single" w:color="6996C4" w:sz="2" w:space="0"/>
+              <w:top w:val="single" w:sz="2" w:space="0" w:color="6996C4"/>
+              <w:bottom w:val="single" w:sz="2" w:space="0" w:color="6996C4"/>
             </w:tcBorders>
-            <w:vAlign w:val="top"/>
           </w:tcPr>
           <w:p>
             <w:pPr>
               <w:spacing w:before="133" w:line="192" w:lineRule="auto"/>
               <w:ind w:left="333"/>
               <w:rPr>
-                <w:rFonts w:ascii="微软雅黑" w:hAnsi="微软雅黑" w:eastAsia="微软雅黑" w:cs="微软雅黑"/>
+                <w:rFonts w:ascii="微软雅黑" w:eastAsia="微软雅黑" w:hAnsi="微软雅黑" w:cs="微软雅黑" w:hint="eastAsia"/>
                 <w:sz w:val="20"/>
                 <w:szCs w:val="20"/>
               </w:rPr>
             </w:pPr>
             <w:r>
               <w:rPr>
-                <w:rFonts w:ascii="微软雅黑" w:hAnsi="微软雅黑" w:eastAsia="微软雅黑" w:cs="微软雅黑"/>
-                <w:spacing w:val="8"/>
-                <w:sz w:val="20"/>
-                <w:szCs w:val="20"/>
-              </w:rPr>
-              <w:t>证</w:t>
-            </w:r>
-            <w:r>
-              <w:rPr>
-                <w:rFonts w:ascii="微软雅黑" w:hAnsi="微软雅黑" w:eastAsia="微软雅黑" w:cs="微软雅黑"/>
+                <w:rFonts w:ascii="微软雅黑" w:eastAsia="微软雅黑" w:hAnsi="微软雅黑" w:cs="微软雅黑" w:hint="eastAsia"/>
                 <w:spacing w:val="6"/>
                 <w:sz w:val="20"/>
                 <w:szCs w:val="20"/>
               </w:rPr>
-              <w:t>件类型</w:t>
+              <w:t>证件</w:t>
+            </w:r>
+            <w:r>
+              <w:rPr>
+                <w:rFonts w:ascii="微软雅黑" w:eastAsia="微软雅黑" w:hAnsi="微软雅黑" w:cs="微软雅黑"/>
+                <w:spacing w:val="6"/>
+                <w:sz w:val="20"/>
+                <w:szCs w:val="20"/>
+              </w:rPr>
+              <w:t>类型</w:t>
             </w:r>
           </w:p>
         </w:tc>
@@ -494,24 +440,23 @@
             <w:tcW w:w="2402" w:type="dxa"/>
             <w:gridSpan w:val="2"/>
             <w:tcBorders>
-              <w:top w:val="single" w:color="6996C4" w:sz="2" w:space="0"/>
-              <w:bottom w:val="single" w:color="6996C4" w:sz="2" w:space="0"/>
+              <w:top w:val="single" w:sz="2" w:space="0" w:color="6996C4"/>
+              <w:bottom w:val="single" w:sz="2" w:space="0" w:color="6996C4"/>
             </w:tcBorders>
-            <w:vAlign w:val="top"/>
           </w:tcPr>
           <w:p>
             <w:pPr>
               <w:spacing w:before="132" w:line="193" w:lineRule="auto"/>
               <w:ind w:left="174"/>
               <w:rPr>
-                <w:rFonts w:ascii="微软雅黑" w:hAnsi="微软雅黑" w:eastAsia="微软雅黑" w:cs="微软雅黑"/>
+                <w:rFonts w:ascii="微软雅黑" w:eastAsia="微软雅黑" w:hAnsi="微软雅黑" w:cs="微软雅黑" w:hint="eastAsia"/>
                 <w:sz w:val="20"/>
                 <w:szCs w:val="20"/>
               </w:rPr>
             </w:pPr>
             <w:r>
               <w:rPr>
-                <w:rFonts w:ascii="微软雅黑" w:hAnsi="微软雅黑" w:eastAsia="微软雅黑" w:cs="微软雅黑"/>
+                <w:rFonts w:ascii="微软雅黑" w:eastAsia="微软雅黑" w:hAnsi="微软雅黑" w:cs="微软雅黑"/>
                 <w:spacing w:val="9"/>
                 <w:sz w:val="20"/>
                 <w:szCs w:val="20"/>
@@ -520,7 +465,7 @@
             </w:r>
             <w:r>
               <w:rPr>
-                <w:rFonts w:ascii="微软雅黑" w:hAnsi="微软雅黑" w:eastAsia="微软雅黑" w:cs="微软雅黑"/>
+                <w:rFonts w:ascii="微软雅黑" w:eastAsia="微软雅黑" w:hAnsi="微软雅黑" w:cs="微软雅黑"/>
                 <w:spacing w:val="6"/>
                 <w:sz w:val="20"/>
                 <w:szCs w:val="20"/>
@@ -531,26 +476,24 @@
         </w:tc>
         <w:tc>
           <w:tcPr>
-            <w:tcW w:w="1321" w:type="dxa"/>
+            <w:tcW w:w="1079" w:type="dxa"/>
             <w:tcBorders>
-              <w:top w:val="single" w:color="6996C4" w:sz="2" w:space="0"/>
-              <w:bottom w:val="single" w:color="6996C4" w:sz="2" w:space="0"/>
+              <w:top w:val="single" w:sz="2" w:space="0" w:color="6996C4"/>
+              <w:bottom w:val="single" w:sz="2" w:space="0" w:color="6996C4"/>
             </w:tcBorders>
-            <w:vAlign w:val="top"/>
           </w:tcPr>
           <w:p>
             <w:pPr>
               <w:spacing w:before="132" w:line="194" w:lineRule="auto"/>
-              <w:ind w:left="320"/>
-              <w:rPr>
-                <w:rFonts w:ascii="微软雅黑" w:hAnsi="微软雅黑" w:eastAsia="微软雅黑" w:cs="微软雅黑"/>
+              <w:rPr>
+                <w:rFonts w:ascii="微软雅黑" w:eastAsia="微软雅黑" w:hAnsi="微软雅黑" w:cs="微软雅黑" w:hint="eastAsia"/>
                 <w:sz w:val="20"/>
                 <w:szCs w:val="20"/>
               </w:rPr>
             </w:pPr>
             <w:r>
               <w:rPr>
-                <w:rFonts w:ascii="微软雅黑" w:hAnsi="微软雅黑" w:eastAsia="微软雅黑" w:cs="微软雅黑"/>
+                <w:rFonts w:ascii="微软雅黑" w:eastAsia="微软雅黑" w:hAnsi="微软雅黑" w:cs="微软雅黑"/>
                 <w:spacing w:val="8"/>
                 <w:sz w:val="20"/>
                 <w:szCs w:val="20"/>
@@ -559,42 +502,47 @@
             </w:r>
             <w:r>
               <w:rPr>
-                <w:rFonts w:ascii="微软雅黑" w:hAnsi="微软雅黑" w:eastAsia="微软雅黑" w:cs="微软雅黑"/>
+                <w:rFonts w:ascii="微软雅黑" w:eastAsia="微软雅黑" w:hAnsi="微软雅黑" w:cs="微软雅黑"/>
                 <w:spacing w:val="6"/>
                 <w:sz w:val="20"/>
                 <w:szCs w:val="20"/>
               </w:rPr>
-              <w:t>件号码</w:t>
+              <w:t>件</w:t>
+            </w:r>
+            <w:r>
+              <w:rPr>
+                <w:rFonts w:ascii="微软雅黑" w:eastAsia="微软雅黑" w:hAnsi="微软雅黑" w:cs="微软雅黑" w:hint="eastAsia"/>
+                <w:spacing w:val="6"/>
+                <w:sz w:val="20"/>
+                <w:szCs w:val="20"/>
+              </w:rPr>
+              <w:t>号码</w:t>
             </w:r>
           </w:p>
         </w:tc>
         <w:tc>
           <w:tcPr>
-            <w:tcW w:w="2402" w:type="dxa"/>
+            <w:tcW w:w="2644" w:type="dxa"/>
             <w:gridSpan w:val="2"/>
             <w:tcBorders>
-              <w:top w:val="single" w:color="6996C4" w:sz="2" w:space="0"/>
-              <w:bottom w:val="single" w:color="6996C4" w:sz="2" w:space="0"/>
+              <w:top w:val="single" w:sz="2" w:space="0" w:color="6996C4"/>
+              <w:bottom w:val="single" w:sz="2" w:space="0" w:color="6996C4"/>
             </w:tcBorders>
-            <w:vAlign w:val="top"/>
           </w:tcPr>
           <w:p>
             <w:pPr>
               <w:spacing w:before="159" w:line="166" w:lineRule="auto"/>
-              <w:ind w:left="176"/>
-              <w:rPr>
-                <w:rFonts w:hint="default" w:ascii="微软雅黑" w:hAnsi="微软雅黑" w:eastAsia="微软雅黑" w:cs="微软雅黑"/>
-                <w:sz w:val="20"/>
-                <w:szCs w:val="20"/>
-                <w:lang w:val="en-US"/>
+              <w:rPr>
+                <w:rFonts w:ascii="微软雅黑" w:eastAsia="微软雅黑" w:hAnsi="微软雅黑" w:cs="微软雅黑" w:hint="eastAsia"/>
+                <w:sz w:val="20"/>
+                <w:szCs w:val="20"/>
               </w:rPr>
             </w:pPr>
             <w:r>
               <w:rPr>
-                <w:rFonts w:hint="default" w:ascii="微软雅黑" w:hAnsi="微软雅黑" w:eastAsia="微软雅黑" w:cs="微软雅黑"/>
-                <w:sz w:val="20"/>
-                <w:szCs w:val="20"/>
-                <w:lang w:val="en-US"/>
+                <w:rFonts w:ascii="微软雅黑" w:eastAsia="微软雅黑" w:hAnsi="微软雅黑" w:cs="微软雅黑"/>
+                <w:sz w:val="18"/>
+                <w:szCs w:val="18"/>
               </w:rPr>
               <w:t>{{card}}</w:t>
             </w:r>
@@ -603,65 +551,40 @@
         <w:tc>
           <w:tcPr>
             <w:tcW w:w="1664" w:type="dxa"/>
-            <w:vMerge w:val="continue"/>
+            <w:vMerge/>
             <w:tcBorders>
               <w:top w:val="nil"/>
               <w:bottom w:val="nil"/>
             </w:tcBorders>
-            <w:vAlign w:val="top"/>
           </w:tcPr>
-          <w:p>
-            <w:pPr>
-              <w:rPr>
-                <w:rFonts w:ascii="Arial"/>
-                <w:sz w:val="21"/>
-              </w:rPr>
-            </w:pPr>
-          </w:p>
+          <w:p/>
         </w:tc>
       </w:tr>
       <w:tr>
-        <w:tblPrEx>
-          <w:tblBorders>
-            <w:top w:val="single" w:color="6996C4" w:sz="4" w:space="0"/>
-            <w:left w:val="single" w:color="6996C4" w:sz="4" w:space="0"/>
-            <w:bottom w:val="single" w:color="6996C4" w:sz="4" w:space="0"/>
-            <w:right w:val="single" w:color="6996C4" w:sz="4" w:space="0"/>
-            <w:insideH w:val="single" w:color="6996C4" w:sz="4" w:space="0"/>
-            <w:insideV w:val="single" w:color="6996C4" w:sz="4" w:space="0"/>
-          </w:tblBorders>
-          <w:tblCellMar>
-            <w:top w:w="0" w:type="dxa"/>
-            <w:left w:w="0" w:type="dxa"/>
-            <w:bottom w:w="0" w:type="dxa"/>
-            <w:right w:w="0" w:type="dxa"/>
-          </w:tblCellMar>
-        </w:tblPrEx>
         <w:trPr>
-          <w:trHeight w:val="510" w:hRule="atLeast"/>
+          <w:trHeight w:val="510"/>
         </w:trPr>
         <w:tc>
           <w:tcPr>
             <w:tcW w:w="1339" w:type="dxa"/>
             <w:tcBorders>
-              <w:top w:val="single" w:color="6996C4" w:sz="2" w:space="0"/>
-              <w:bottom w:val="single" w:color="6996C4" w:sz="2" w:space="0"/>
+              <w:top w:val="single" w:sz="2" w:space="0" w:color="6996C4"/>
+              <w:bottom w:val="single" w:sz="2" w:space="0" w:color="6996C4"/>
             </w:tcBorders>
-            <w:vAlign w:val="top"/>
           </w:tcPr>
           <w:p>
             <w:pPr>
               <w:spacing w:before="134" w:line="193" w:lineRule="auto"/>
               <w:ind w:left="335"/>
               <w:rPr>
-                <w:rFonts w:ascii="微软雅黑" w:hAnsi="微软雅黑" w:eastAsia="微软雅黑" w:cs="微软雅黑"/>
+                <w:rFonts w:ascii="微软雅黑" w:eastAsia="微软雅黑" w:hAnsi="微软雅黑" w:cs="微软雅黑" w:hint="eastAsia"/>
                 <w:sz w:val="20"/>
                 <w:szCs w:val="20"/>
               </w:rPr>
             </w:pPr>
             <w:r>
               <w:rPr>
-                <w:rFonts w:ascii="微软雅黑" w:hAnsi="微软雅黑" w:eastAsia="微软雅黑" w:cs="微软雅黑"/>
+                <w:rFonts w:ascii="微软雅黑" w:eastAsia="微软雅黑" w:hAnsi="微软雅黑" w:cs="微软雅黑"/>
                 <w:spacing w:val="6"/>
                 <w:sz w:val="20"/>
                 <w:szCs w:val="20"/>
@@ -675,28 +598,25 @@
             <w:tcW w:w="6125" w:type="dxa"/>
             <w:gridSpan w:val="5"/>
             <w:tcBorders>
-              <w:top w:val="single" w:color="6996C4" w:sz="2" w:space="0"/>
-              <w:bottom w:val="single" w:color="6996C4" w:sz="2" w:space="0"/>
+              <w:top w:val="single" w:sz="2" w:space="0" w:color="6996C4"/>
+              <w:bottom w:val="single" w:sz="2" w:space="0" w:color="6996C4"/>
             </w:tcBorders>
-            <w:vAlign w:val="top"/>
           </w:tcPr>
           <w:p>
             <w:pPr>
               <w:spacing w:before="135" w:line="192" w:lineRule="auto"/>
               <w:ind w:left="172"/>
               <w:rPr>
-                <w:rFonts w:hint="default" w:ascii="微软雅黑" w:hAnsi="微软雅黑" w:eastAsia="微软雅黑" w:cs="微软雅黑"/>
-                <w:sz w:val="20"/>
-                <w:szCs w:val="20"/>
-                <w:lang w:val="en-US"/>
+                <w:rFonts w:ascii="微软雅黑" w:eastAsia="微软雅黑" w:hAnsi="微软雅黑" w:cs="微软雅黑" w:hint="eastAsia"/>
+                <w:sz w:val="20"/>
+                <w:szCs w:val="20"/>
               </w:rPr>
             </w:pPr>
             <w:r>
               <w:rPr>
-                <w:rFonts w:hint="default" w:ascii="微软雅黑" w:hAnsi="微软雅黑" w:eastAsia="微软雅黑" w:cs="微软雅黑"/>
-                <w:sz w:val="20"/>
-                <w:szCs w:val="20"/>
-                <w:lang w:val="en-US"/>
+                <w:rFonts w:ascii="微软雅黑" w:eastAsia="微软雅黑" w:hAnsi="微软雅黑" w:cs="微软雅黑"/>
+                <w:sz w:val="20"/>
+                <w:szCs w:val="20"/>
               </w:rPr>
               <w:t>{{dep}}</w:t>
             </w:r>
@@ -705,65 +625,40 @@
         <w:tc>
           <w:tcPr>
             <w:tcW w:w="1664" w:type="dxa"/>
-            <w:vMerge w:val="continue"/>
+            <w:vMerge/>
             <w:tcBorders>
               <w:top w:val="nil"/>
               <w:bottom w:val="nil"/>
             </w:tcBorders>
-            <w:vAlign w:val="top"/>
           </w:tcPr>
-          <w:p>
-            <w:pPr>
-              <w:rPr>
-                <w:rFonts w:ascii="Arial"/>
-                <w:sz w:val="21"/>
-              </w:rPr>
-            </w:pPr>
-          </w:p>
+          <w:p/>
         </w:tc>
       </w:tr>
       <w:tr>
-        <w:tblPrEx>
-          <w:tblBorders>
-            <w:top w:val="single" w:color="6996C4" w:sz="4" w:space="0"/>
-            <w:left w:val="single" w:color="6996C4" w:sz="4" w:space="0"/>
-            <w:bottom w:val="single" w:color="6996C4" w:sz="4" w:space="0"/>
-            <w:right w:val="single" w:color="6996C4" w:sz="4" w:space="0"/>
-            <w:insideH w:val="single" w:color="6996C4" w:sz="4" w:space="0"/>
-            <w:insideV w:val="single" w:color="6996C4" w:sz="4" w:space="0"/>
-          </w:tblBorders>
-          <w:tblCellMar>
-            <w:top w:w="0" w:type="dxa"/>
-            <w:left w:w="0" w:type="dxa"/>
-            <w:bottom w:w="0" w:type="dxa"/>
-            <w:right w:w="0" w:type="dxa"/>
-          </w:tblCellMar>
-        </w:tblPrEx>
         <w:trPr>
-          <w:trHeight w:val="510" w:hRule="atLeast"/>
+          <w:trHeight w:val="510"/>
         </w:trPr>
         <w:tc>
           <w:tcPr>
             <w:tcW w:w="1339" w:type="dxa"/>
             <w:tcBorders>
-              <w:top w:val="single" w:color="6996C4" w:sz="2" w:space="0"/>
-              <w:bottom w:val="single" w:color="6996C4" w:sz="2" w:space="0"/>
+              <w:top w:val="single" w:sz="2" w:space="0" w:color="6996C4"/>
+              <w:bottom w:val="single" w:sz="2" w:space="0" w:color="6996C4"/>
             </w:tcBorders>
-            <w:vAlign w:val="top"/>
           </w:tcPr>
           <w:p>
             <w:pPr>
               <w:spacing w:before="135" w:line="193" w:lineRule="auto"/>
               <w:ind w:left="333"/>
               <w:rPr>
-                <w:rFonts w:ascii="微软雅黑" w:hAnsi="微软雅黑" w:eastAsia="微软雅黑" w:cs="微软雅黑"/>
+                <w:rFonts w:ascii="微软雅黑" w:eastAsia="微软雅黑" w:hAnsi="微软雅黑" w:cs="微软雅黑" w:hint="eastAsia"/>
                 <w:sz w:val="20"/>
                 <w:szCs w:val="20"/>
               </w:rPr>
             </w:pPr>
             <w:r>
               <w:rPr>
-                <w:rFonts w:ascii="微软雅黑" w:hAnsi="微软雅黑" w:eastAsia="微软雅黑" w:cs="微软雅黑"/>
+                <w:rFonts w:ascii="微软雅黑" w:eastAsia="微软雅黑" w:hAnsi="微软雅黑" w:cs="微软雅黑"/>
                 <w:spacing w:val="8"/>
                 <w:sz w:val="20"/>
                 <w:szCs w:val="20"/>
@@ -772,7 +667,7 @@
             </w:r>
             <w:r>
               <w:rPr>
-                <w:rFonts w:ascii="微软雅黑" w:hAnsi="微软雅黑" w:eastAsia="微软雅黑" w:cs="微软雅黑"/>
+                <w:rFonts w:ascii="微软雅黑" w:eastAsia="微软雅黑" w:hAnsi="微软雅黑" w:cs="微软雅黑"/>
                 <w:spacing w:val="6"/>
                 <w:sz w:val="20"/>
                 <w:szCs w:val="20"/>
@@ -786,107 +681,69 @@
             <w:tcW w:w="6125" w:type="dxa"/>
             <w:gridSpan w:val="5"/>
             <w:tcBorders>
-              <w:top w:val="single" w:color="6996C4" w:sz="2" w:space="0"/>
-              <w:bottom w:val="single" w:color="6996C4" w:sz="2" w:space="0"/>
+              <w:top w:val="single" w:sz="2" w:space="0" w:color="6996C4"/>
+              <w:bottom w:val="single" w:sz="2" w:space="0" w:color="6996C4"/>
             </w:tcBorders>
-            <w:vAlign w:val="top"/>
           </w:tcPr>
           <w:p>
             <w:pPr>
               <w:spacing w:before="135" w:line="193" w:lineRule="auto"/>
               <w:ind w:left="172"/>
               <w:rPr>
-                <w:rFonts w:hint="default" w:ascii="微软雅黑" w:hAnsi="微软雅黑" w:eastAsia="微软雅黑" w:cs="微软雅黑"/>
-                <w:sz w:val="20"/>
-                <w:szCs w:val="20"/>
-                <w:lang w:val="en-US" w:eastAsia="zh-CN"/>
+                <w:rFonts w:ascii="微软雅黑" w:eastAsia="微软雅黑" w:hAnsi="微软雅黑" w:cs="微软雅黑" w:hint="eastAsia"/>
+                <w:sz w:val="20"/>
+                <w:szCs w:val="20"/>
               </w:rPr>
             </w:pPr>
             <w:r>
               <w:rPr>
-                <w:rFonts w:hint="eastAsia" w:ascii="微软雅黑" w:hAnsi="微软雅黑" w:eastAsia="微软雅黑" w:cs="微软雅黑"/>
+                <w:rFonts w:ascii="微软雅黑" w:eastAsia="微软雅黑" w:hAnsi="微软雅黑" w:cs="微软雅黑" w:hint="eastAsia"/>
                 <w:color w:val="FF0000"/>
                 <w:spacing w:val="8"/>
                 <w:sz w:val="20"/>
                 <w:szCs w:val="20"/>
               </w:rPr>
-              <w:t>湖南建筑高级技工学校崇技楼</w:t>
-            </w:r>
-            <w:r>
-              <w:rPr>
-                <w:rFonts w:hint="eastAsia" w:ascii="微软雅黑" w:hAnsi="微软雅黑" w:eastAsia="微软雅黑" w:cs="微软雅黑"/>
-                <w:color w:val="FF0000"/>
-                <w:spacing w:val="8"/>
-                <w:sz w:val="20"/>
-                <w:szCs w:val="20"/>
-                <w:lang w:val="en-US" w:eastAsia="zh-CN"/>
-              </w:rPr>
-              <w:t>六楼（待定）</w:t>
+              <w:t>湖南建筑高级技工学校崇技楼六楼（待定）</w:t>
             </w:r>
           </w:p>
         </w:tc>
         <w:tc>
           <w:tcPr>
             <w:tcW w:w="1664" w:type="dxa"/>
-            <w:vMerge w:val="continue"/>
+            <w:vMerge/>
             <w:tcBorders>
               <w:top w:val="nil"/>
-              <w:bottom w:val="single" w:color="6996C4" w:sz="2" w:space="0"/>
+              <w:bottom w:val="single" w:sz="2" w:space="0" w:color="6996C4"/>
             </w:tcBorders>
-            <w:vAlign w:val="top"/>
           </w:tcPr>
-          <w:p>
-            <w:pPr>
-              <w:rPr>
-                <w:rFonts w:ascii="Arial"/>
-                <w:sz w:val="21"/>
-              </w:rPr>
-            </w:pPr>
-          </w:p>
+          <w:p/>
         </w:tc>
       </w:tr>
       <w:tr>
-        <w:tblPrEx>
-          <w:tblBorders>
-            <w:top w:val="single" w:color="6996C4" w:sz="4" w:space="0"/>
-            <w:left w:val="single" w:color="6996C4" w:sz="4" w:space="0"/>
-            <w:bottom w:val="single" w:color="6996C4" w:sz="4" w:space="0"/>
-            <w:right w:val="single" w:color="6996C4" w:sz="4" w:space="0"/>
-            <w:insideH w:val="single" w:color="6996C4" w:sz="4" w:space="0"/>
-            <w:insideV w:val="single" w:color="6996C4" w:sz="4" w:space="0"/>
-          </w:tblBorders>
-          <w:tblCellMar>
-            <w:top w:w="0" w:type="dxa"/>
-            <w:left w:w="0" w:type="dxa"/>
-            <w:bottom w:w="0" w:type="dxa"/>
-            <w:right w:w="0" w:type="dxa"/>
-          </w:tblCellMar>
-        </w:tblPrEx>
         <w:trPr>
-          <w:trHeight w:val="510" w:hRule="atLeast"/>
+          <w:trHeight w:val="510"/>
         </w:trPr>
         <w:tc>
           <w:tcPr>
             <w:tcW w:w="1339" w:type="dxa"/>
             <w:tcBorders>
-              <w:top w:val="single" w:color="6996C4" w:sz="2" w:space="0"/>
-              <w:bottom w:val="single" w:color="6996C4" w:sz="2" w:space="0"/>
+              <w:top w:val="single" w:sz="2" w:space="0" w:color="6996C4"/>
+              <w:bottom w:val="single" w:sz="2" w:space="0" w:color="6996C4"/>
             </w:tcBorders>
-            <w:vAlign w:val="top"/>
           </w:tcPr>
           <w:p>
             <w:pPr>
               <w:spacing w:before="135" w:line="195" w:lineRule="auto"/>
               <w:ind w:left="333"/>
               <w:rPr>
-                <w:rFonts w:ascii="微软雅黑" w:hAnsi="微软雅黑" w:eastAsia="微软雅黑" w:cs="微软雅黑"/>
+                <w:rFonts w:ascii="微软雅黑" w:eastAsia="微软雅黑" w:hAnsi="微软雅黑" w:cs="微软雅黑" w:hint="eastAsia"/>
                 <w:sz w:val="20"/>
                 <w:szCs w:val="20"/>
               </w:rPr>
             </w:pPr>
             <w:r>
               <w:rPr>
-                <w:rFonts w:ascii="微软雅黑" w:hAnsi="微软雅黑" w:eastAsia="微软雅黑" w:cs="微软雅黑"/>
+                <w:rFonts w:ascii="微软雅黑" w:eastAsia="微软雅黑" w:hAnsi="微软雅黑" w:cs="微软雅黑"/>
                 <w:spacing w:val="8"/>
                 <w:sz w:val="20"/>
                 <w:szCs w:val="20"/>
@@ -895,7 +752,7 @@
             </w:r>
             <w:r>
               <w:rPr>
-                <w:rFonts w:ascii="微软雅黑" w:hAnsi="微软雅黑" w:eastAsia="微软雅黑" w:cs="微软雅黑"/>
+                <w:rFonts w:ascii="微软雅黑" w:eastAsia="微软雅黑" w:hAnsi="微软雅黑" w:cs="微软雅黑"/>
                 <w:spacing w:val="6"/>
                 <w:sz w:val="20"/>
                 <w:szCs w:val="20"/>
@@ -909,100 +766,67 @@
             <w:tcW w:w="7789" w:type="dxa"/>
             <w:gridSpan w:val="6"/>
             <w:tcBorders>
-              <w:top w:val="single" w:color="6996C4" w:sz="2" w:space="0"/>
-              <w:bottom w:val="single" w:color="6996C4" w:sz="2" w:space="0"/>
+              <w:top w:val="single" w:sz="2" w:space="0" w:color="6996C4"/>
+              <w:bottom w:val="single" w:sz="2" w:space="0" w:color="6996C4"/>
             </w:tcBorders>
-            <w:vAlign w:val="top"/>
           </w:tcPr>
           <w:p>
             <w:pPr>
               <w:spacing w:before="136" w:line="193" w:lineRule="auto"/>
               <w:ind w:left="173"/>
               <w:rPr>
-                <w:rFonts w:hint="eastAsia" w:ascii="微软雅黑" w:hAnsi="微软雅黑" w:eastAsia="微软雅黑" w:cs="微软雅黑"/>
-                <w:sz w:val="20"/>
-                <w:szCs w:val="20"/>
-                <w:lang w:val="en-US" w:eastAsia="zh-CN"/>
+                <w:rFonts w:ascii="微软雅黑" w:eastAsia="微软雅黑" w:hAnsi="微软雅黑" w:cs="微软雅黑" w:hint="eastAsia"/>
+                <w:sz w:val="20"/>
+                <w:szCs w:val="20"/>
               </w:rPr>
             </w:pPr>
             <w:r>
               <w:rPr>
-                <w:rFonts w:hint="eastAsia" w:ascii="微软雅黑" w:hAnsi="微软雅黑" w:eastAsia="微软雅黑" w:cs="微软雅黑"/>
+                <w:rFonts w:ascii="微软雅黑" w:eastAsia="微软雅黑" w:hAnsi="微软雅黑" w:cs="微软雅黑" w:hint="eastAsia"/>
                 <w:spacing w:val="6"/>
                 <w:sz w:val="20"/>
                 <w:szCs w:val="20"/>
               </w:rPr>
-              <w:t>长沙市天心区古堆山巷11号</w:t>
-            </w:r>
-            <w:r>
-              <w:rPr>
-                <w:rFonts w:hint="eastAsia" w:ascii="微软雅黑" w:hAnsi="微软雅黑" w:eastAsia="微软雅黑" w:cs="微软雅黑"/>
-                <w:spacing w:val="6"/>
-                <w:sz w:val="20"/>
-                <w:szCs w:val="20"/>
-                <w:lang w:val="en-US" w:eastAsia="zh-CN"/>
-              </w:rPr>
-              <w:t>北门</w:t>
+              <w:t>长沙市天心区古堆山巷11号北门</w:t>
             </w:r>
           </w:p>
         </w:tc>
       </w:tr>
       <w:tr>
-        <w:tblPrEx>
-          <w:tblBorders>
-            <w:top w:val="single" w:color="6996C4" w:sz="4" w:space="0"/>
-            <w:left w:val="single" w:color="6996C4" w:sz="4" w:space="0"/>
-            <w:bottom w:val="single" w:color="6996C4" w:sz="4" w:space="0"/>
-            <w:right w:val="single" w:color="6996C4" w:sz="4" w:space="0"/>
-            <w:insideH w:val="single" w:color="6996C4" w:sz="4" w:space="0"/>
-            <w:insideV w:val="single" w:color="6996C4" w:sz="4" w:space="0"/>
-          </w:tblBorders>
-          <w:tblCellMar>
-            <w:top w:w="0" w:type="dxa"/>
-            <w:left w:w="0" w:type="dxa"/>
-            <w:bottom w:w="0" w:type="dxa"/>
-            <w:right w:w="0" w:type="dxa"/>
-          </w:tblCellMar>
-        </w:tblPrEx>
         <w:trPr>
-          <w:trHeight w:val="510" w:hRule="atLeast"/>
+          <w:trHeight w:val="510"/>
         </w:trPr>
         <w:tc>
           <w:tcPr>
             <w:tcW w:w="2509" w:type="dxa"/>
             <w:gridSpan w:val="2"/>
             <w:tcBorders>
-              <w:top w:val="single" w:color="6996C4" w:sz="2" w:space="0"/>
-              <w:bottom w:val="single" w:color="6996C4" w:sz="2" w:space="0"/>
+              <w:top w:val="single" w:sz="2" w:space="0" w:color="6996C4"/>
+              <w:bottom w:val="single" w:sz="2" w:space="0" w:color="6996C4"/>
             </w:tcBorders>
-            <w:vAlign w:val="top"/>
           </w:tcPr>
           <w:p>
             <w:pPr>
               <w:spacing w:before="136" w:line="194" w:lineRule="auto"/>
               <w:jc w:val="center"/>
               <w:rPr>
-                <w:rFonts w:ascii="微软雅黑" w:hAnsi="微软雅黑" w:eastAsia="微软雅黑" w:cs="微软雅黑"/>
-                <w:snapToGrid w:val="0"/>
-                <w:color w:val="000000"/>
-                <w:kern w:val="0"/>
+                <w:rFonts w:ascii="微软雅黑" w:eastAsia="微软雅黑" w:hAnsi="微软雅黑" w:cs="微软雅黑" w:hint="eastAsia"/>
                 <w:sz w:val="20"/>
                 <w:szCs w:val="20"/>
               </w:rPr>
             </w:pPr>
             <w:r>
               <w:rPr>
-                <w:rFonts w:hint="eastAsia" w:ascii="微软雅黑" w:hAnsi="微软雅黑" w:eastAsia="微软雅黑" w:cs="微软雅黑"/>
+                <w:rFonts w:ascii="微软雅黑" w:eastAsia="微软雅黑" w:hAnsi="微软雅黑" w:cs="微软雅黑" w:hint="eastAsia"/>
                 <w:spacing w:val="7"/>
                 <w:sz w:val="20"/>
                 <w:szCs w:val="20"/>
-                <w:lang w:val="en-US" w:eastAsia="zh-CN"/>
               </w:rPr>
               <w:t>参赛证</w:t>
             </w:r>
             <w:r>
               <w:rPr>
-                <w:rFonts w:ascii="微软雅黑" w:hAnsi="微软雅黑" w:eastAsia="微软雅黑" w:cs="微软雅黑"/>
+                <w:rFonts w:ascii="微软雅黑" w:eastAsia="微软雅黑" w:hAnsi="微软雅黑" w:cs="微软雅黑"/>
                 <w:spacing w:val="6"/>
                 <w:sz w:val="20"/>
                 <w:szCs w:val="20"/>
@@ -1016,27 +840,23 @@
             <w:tcW w:w="3187" w:type="dxa"/>
             <w:gridSpan w:val="3"/>
             <w:tcBorders>
-              <w:top w:val="single" w:color="6996C4" w:sz="2" w:space="0"/>
-              <w:bottom w:val="single" w:color="6996C4" w:sz="2" w:space="0"/>
+              <w:top w:val="single" w:sz="2" w:space="0" w:color="6996C4"/>
+              <w:bottom w:val="single" w:sz="2" w:space="0" w:color="6996C4"/>
             </w:tcBorders>
-            <w:vAlign w:val="top"/>
           </w:tcPr>
           <w:p>
             <w:pPr>
               <w:spacing w:before="137" w:line="194" w:lineRule="auto"/>
               <w:jc w:val="center"/>
               <w:rPr>
-                <w:rFonts w:ascii="微软雅黑" w:hAnsi="微软雅黑" w:eastAsia="微软雅黑" w:cs="微软雅黑"/>
-                <w:snapToGrid w:val="0"/>
-                <w:color w:val="000000"/>
-                <w:kern w:val="0"/>
+                <w:rFonts w:ascii="微软雅黑" w:eastAsia="微软雅黑" w:hAnsi="微软雅黑" w:cs="微软雅黑" w:hint="eastAsia"/>
                 <w:sz w:val="20"/>
                 <w:szCs w:val="20"/>
               </w:rPr>
             </w:pPr>
             <w:r>
               <w:rPr>
-                <w:rFonts w:ascii="微软雅黑" w:hAnsi="微软雅黑" w:eastAsia="微软雅黑" w:cs="微软雅黑"/>
+                <w:rFonts w:ascii="微软雅黑" w:eastAsia="微软雅黑" w:hAnsi="微软雅黑" w:cs="微软雅黑"/>
                 <w:spacing w:val="8"/>
                 <w:sz w:val="20"/>
                 <w:szCs w:val="20"/>
@@ -1045,7 +865,7 @@
             </w:r>
             <w:r>
               <w:rPr>
-                <w:rFonts w:ascii="微软雅黑" w:hAnsi="微软雅黑" w:eastAsia="微软雅黑" w:cs="微软雅黑"/>
+                <w:rFonts w:ascii="微软雅黑" w:eastAsia="微软雅黑" w:hAnsi="微软雅黑" w:cs="微软雅黑"/>
                 <w:spacing w:val="6"/>
                 <w:sz w:val="20"/>
                 <w:szCs w:val="20"/>
@@ -1058,28 +878,24 @@
           <w:tcPr>
             <w:tcW w:w="1768" w:type="dxa"/>
             <w:tcBorders>
-              <w:top w:val="single" w:color="6996C4" w:sz="2" w:space="0"/>
-              <w:bottom w:val="single" w:color="6996C4" w:sz="2" w:space="0"/>
+              <w:top w:val="single" w:sz="2" w:space="0" w:color="6996C4"/>
+              <w:bottom w:val="single" w:sz="2" w:space="0" w:color="6996C4"/>
             </w:tcBorders>
-            <w:vAlign w:val="top"/>
           </w:tcPr>
           <w:p>
             <w:pPr>
               <w:spacing w:before="137" w:line="193" w:lineRule="auto"/>
-              <w:ind w:left="133" w:leftChars="0"/>
+              <w:ind w:left="133"/>
               <w:jc w:val="center"/>
               <w:rPr>
-                <w:rFonts w:ascii="微软雅黑" w:hAnsi="微软雅黑" w:eastAsia="微软雅黑" w:cs="微软雅黑"/>
-                <w:snapToGrid w:val="0"/>
-                <w:color w:val="000000"/>
-                <w:kern w:val="0"/>
+                <w:rFonts w:ascii="微软雅黑" w:eastAsia="微软雅黑" w:hAnsi="微软雅黑" w:cs="微软雅黑" w:hint="eastAsia"/>
                 <w:sz w:val="20"/>
                 <w:szCs w:val="20"/>
               </w:rPr>
             </w:pPr>
             <w:r>
               <w:rPr>
-                <w:rFonts w:ascii="微软雅黑" w:hAnsi="微软雅黑" w:eastAsia="微软雅黑" w:cs="微软雅黑"/>
+                <w:rFonts w:ascii="微软雅黑" w:eastAsia="微软雅黑" w:hAnsi="微软雅黑" w:cs="微软雅黑"/>
                 <w:spacing w:val="5"/>
                 <w:sz w:val="20"/>
                 <w:szCs w:val="20"/>
@@ -1092,10 +908,9 @@
           <w:tcPr>
             <w:tcW w:w="1664" w:type="dxa"/>
             <w:tcBorders>
-              <w:top w:val="single" w:color="6996C4" w:sz="2" w:space="0"/>
-              <w:bottom w:val="single" w:color="6996C4" w:sz="2" w:space="0"/>
+              <w:top w:val="single" w:sz="2" w:space="0" w:color="6996C4"/>
+              <w:bottom w:val="single" w:sz="2" w:space="0" w:color="6996C4"/>
             </w:tcBorders>
-            <w:vAlign w:val="top"/>
           </w:tcPr>
           <w:p>
             <w:pPr>
@@ -1103,14 +918,14 @@
               <w:ind w:left="86"/>
               <w:jc w:val="center"/>
               <w:rPr>
-                <w:rFonts w:ascii="微软雅黑" w:hAnsi="微软雅黑" w:eastAsia="微软雅黑" w:cs="微软雅黑"/>
+                <w:rFonts w:ascii="微软雅黑" w:eastAsia="微软雅黑" w:hAnsi="微软雅黑" w:cs="微软雅黑" w:hint="eastAsia"/>
                 <w:sz w:val="20"/>
                 <w:szCs w:val="20"/>
               </w:rPr>
             </w:pPr>
             <w:r>
               <w:rPr>
-                <w:rFonts w:ascii="微软雅黑" w:hAnsi="微软雅黑" w:eastAsia="微软雅黑" w:cs="微软雅黑"/>
+                <w:rFonts w:ascii="微软雅黑" w:eastAsia="微软雅黑" w:hAnsi="微软雅黑" w:cs="微软雅黑"/>
                 <w:spacing w:val="7"/>
                 <w:sz w:val="20"/>
                 <w:szCs w:val="20"/>
@@ -1119,7 +934,7 @@
             </w:r>
             <w:r>
               <w:rPr>
-                <w:rFonts w:ascii="微软雅黑" w:hAnsi="微软雅黑" w:eastAsia="微软雅黑" w:cs="微软雅黑"/>
+                <w:rFonts w:ascii="微软雅黑" w:eastAsia="微软雅黑" w:hAnsi="微软雅黑" w:cs="微软雅黑"/>
                 <w:spacing w:val="5"/>
                 <w:sz w:val="20"/>
                 <w:szCs w:val="20"/>
@@ -1130,58 +945,33 @@
         </w:tc>
       </w:tr>
       <w:tr>
-        <w:tblPrEx>
-          <w:tblBorders>
-            <w:top w:val="single" w:color="6996C4" w:sz="4" w:space="0"/>
-            <w:left w:val="single" w:color="6996C4" w:sz="4" w:space="0"/>
-            <w:bottom w:val="single" w:color="6996C4" w:sz="4" w:space="0"/>
-            <w:right w:val="single" w:color="6996C4" w:sz="4" w:space="0"/>
-            <w:insideH w:val="single" w:color="6996C4" w:sz="4" w:space="0"/>
-            <w:insideV w:val="single" w:color="6996C4" w:sz="4" w:space="0"/>
-          </w:tblBorders>
-          <w:tblCellMar>
-            <w:top w:w="0" w:type="dxa"/>
-            <w:left w:w="0" w:type="dxa"/>
-            <w:bottom w:w="0" w:type="dxa"/>
-            <w:right w:w="0" w:type="dxa"/>
-          </w:tblCellMar>
-        </w:tblPrEx>
         <w:trPr>
-          <w:trHeight w:val="510" w:hRule="atLeast"/>
+          <w:trHeight w:val="510"/>
         </w:trPr>
         <w:tc>
           <w:tcPr>
             <w:tcW w:w="2509" w:type="dxa"/>
             <w:gridSpan w:val="2"/>
             <w:tcBorders>
-              <w:top w:val="single" w:color="6996C4" w:sz="2" w:space="0"/>
-              <w:bottom w:val="single" w:color="6996C4" w:sz="2" w:space="0"/>
+              <w:top w:val="single" w:sz="2" w:space="0" w:color="6996C4"/>
+              <w:bottom w:val="single" w:sz="2" w:space="0" w:color="6996C4"/>
             </w:tcBorders>
-            <w:vAlign w:val="top"/>
           </w:tcPr>
           <w:p>
             <w:pPr>
               <w:spacing w:before="164" w:line="166" w:lineRule="auto"/>
               <w:jc w:val="center"/>
               <w:rPr>
-                <w:rFonts w:hint="default" w:ascii="微软雅黑" w:hAnsi="微软雅黑" w:eastAsia="微软雅黑" w:cs="微软雅黑"/>
-                <w:snapToGrid w:val="0"/>
-                <w:color w:val="000000"/>
-                <w:kern w:val="0"/>
-                <w:sz w:val="20"/>
-                <w:szCs w:val="20"/>
-                <w:lang w:val="en-US" w:eastAsia="zh-CN"/>
+                <w:rFonts w:ascii="微软雅黑" w:eastAsia="微软雅黑" w:hAnsi="微软雅黑" w:cs="微软雅黑" w:hint="eastAsia"/>
+                <w:sz w:val="20"/>
+                <w:szCs w:val="20"/>
               </w:rPr>
             </w:pPr>
             <w:r>
               <w:rPr>
-                <w:rFonts w:hint="default" w:ascii="微软雅黑" w:hAnsi="微软雅黑" w:eastAsia="微软雅黑" w:cs="微软雅黑"/>
-                <w:snapToGrid w:val="0"/>
-                <w:color w:val="000000"/>
-                <w:kern w:val="0"/>
-                <w:sz w:val="20"/>
-                <w:szCs w:val="20"/>
-                <w:lang w:val="en-US" w:eastAsia="zh-CN"/>
+                <w:rFonts w:ascii="微软雅黑" w:eastAsia="微软雅黑" w:hAnsi="微软雅黑" w:cs="微软雅黑"/>
+                <w:sz w:val="20"/>
+                <w:szCs w:val="20"/>
               </w:rPr>
               <w:t>{{no}}</w:t>
             </w:r>
@@ -1192,29 +982,24 @@
             <w:tcW w:w="3187" w:type="dxa"/>
             <w:gridSpan w:val="3"/>
             <w:tcBorders>
-              <w:top w:val="single" w:color="6996C4" w:sz="2" w:space="0"/>
-              <w:bottom w:val="single" w:color="6996C4" w:sz="2" w:space="0"/>
+              <w:top w:val="single" w:sz="2" w:space="0" w:color="6996C4"/>
+              <w:bottom w:val="single" w:sz="2" w:space="0" w:color="6996C4"/>
             </w:tcBorders>
-            <w:vAlign w:val="top"/>
           </w:tcPr>
           <w:p>
             <w:pPr>
               <w:spacing w:before="164" w:line="166" w:lineRule="auto"/>
-              <w:ind w:left="252" w:leftChars="0"/>
+              <w:ind w:left="252"/>
               <w:jc w:val="center"/>
               <w:rPr>
-                <w:rFonts w:hint="default" w:ascii="微软雅黑" w:hAnsi="微软雅黑" w:eastAsia="微软雅黑" w:cs="微软雅黑"/>
-                <w:snapToGrid w:val="0"/>
-                <w:color w:val="000000"/>
-                <w:kern w:val="0"/>
-                <w:sz w:val="20"/>
-                <w:szCs w:val="20"/>
-                <w:lang w:val="en-US" w:eastAsia="zh-CN"/>
+                <w:rFonts w:ascii="微软雅黑" w:eastAsia="微软雅黑" w:hAnsi="微软雅黑" w:cs="微软雅黑" w:hint="eastAsia"/>
+                <w:sz w:val="20"/>
+                <w:szCs w:val="20"/>
               </w:rPr>
             </w:pPr>
             <w:r>
               <w:rPr>
-                <w:rFonts w:ascii="微软雅黑" w:hAnsi="微软雅黑" w:eastAsia="微软雅黑" w:cs="微软雅黑"/>
+                <w:rFonts w:ascii="微软雅黑" w:eastAsia="微软雅黑" w:hAnsi="微软雅黑" w:cs="微软雅黑"/>
                 <w:spacing w:val="-8"/>
                 <w:sz w:val="20"/>
                 <w:szCs w:val="20"/>
@@ -1223,7 +1008,7 @@
             </w:r>
             <w:r>
               <w:rPr>
-                <w:rFonts w:ascii="微软雅黑" w:hAnsi="微软雅黑" w:eastAsia="微软雅黑" w:cs="微软雅黑"/>
+                <w:rFonts w:ascii="微软雅黑" w:eastAsia="微软雅黑" w:hAnsi="微软雅黑" w:cs="微软雅黑"/>
                 <w:spacing w:val="-7"/>
                 <w:sz w:val="20"/>
                 <w:szCs w:val="20"/>
@@ -1232,17 +1017,16 @@
             </w:r>
             <w:r>
               <w:rPr>
-                <w:rFonts w:hint="eastAsia" w:ascii="微软雅黑" w:hAnsi="微软雅黑" w:eastAsia="微软雅黑" w:cs="微软雅黑"/>
+                <w:rFonts w:ascii="微软雅黑" w:eastAsia="微软雅黑" w:hAnsi="微软雅黑" w:cs="微软雅黑" w:hint="eastAsia"/>
                 <w:spacing w:val="-4"/>
                 <w:sz w:val="20"/>
                 <w:szCs w:val="20"/>
-                <w:lang w:val="en-US" w:eastAsia="zh-CN"/>
               </w:rPr>
               <w:t>4</w:t>
             </w:r>
             <w:r>
               <w:rPr>
-                <w:rFonts w:ascii="微软雅黑" w:hAnsi="微软雅黑" w:eastAsia="微软雅黑" w:cs="微软雅黑"/>
+                <w:rFonts w:ascii="微软雅黑" w:eastAsia="微软雅黑" w:hAnsi="微软雅黑" w:cs="微软雅黑"/>
                 <w:spacing w:val="-4"/>
                 <w:sz w:val="20"/>
                 <w:szCs w:val="20"/>
@@ -1251,17 +1035,16 @@
             </w:r>
             <w:r>
               <w:rPr>
-                <w:rFonts w:hint="eastAsia" w:ascii="微软雅黑" w:hAnsi="微软雅黑" w:eastAsia="微软雅黑" w:cs="微软雅黑"/>
+                <w:rFonts w:ascii="微软雅黑" w:eastAsia="微软雅黑" w:hAnsi="微软雅黑" w:cs="微软雅黑" w:hint="eastAsia"/>
                 <w:spacing w:val="-4"/>
                 <w:sz w:val="20"/>
                 <w:szCs w:val="20"/>
-                <w:lang w:val="en-US" w:eastAsia="zh-CN"/>
               </w:rPr>
               <w:t xml:space="preserve">11-29 </w:t>
             </w:r>
             <w:r>
               <w:rPr>
-                <w:rFonts w:ascii="微软雅黑" w:hAnsi="微软雅黑" w:eastAsia="微软雅黑" w:cs="微软雅黑"/>
+                <w:rFonts w:ascii="微软雅黑" w:eastAsia="微软雅黑" w:hAnsi="微软雅黑" w:cs="微软雅黑"/>
                 <w:spacing w:val="-4"/>
                 <w:sz w:val="20"/>
                 <w:szCs w:val="20"/>
@@ -1270,17 +1053,16 @@
             </w:r>
             <w:r>
               <w:rPr>
-                <w:rFonts w:hint="eastAsia" w:ascii="微软雅黑" w:hAnsi="微软雅黑" w:eastAsia="微软雅黑" w:cs="微软雅黑"/>
+                <w:rFonts w:ascii="微软雅黑" w:eastAsia="微软雅黑" w:hAnsi="微软雅黑" w:cs="微软雅黑" w:hint="eastAsia"/>
                 <w:spacing w:val="-4"/>
                 <w:sz w:val="20"/>
                 <w:szCs w:val="20"/>
-                <w:lang w:val="en-US" w:eastAsia="zh-CN"/>
               </w:rPr>
               <w:t>3</w:t>
             </w:r>
             <w:r>
               <w:rPr>
-                <w:rFonts w:ascii="微软雅黑" w:hAnsi="微软雅黑" w:eastAsia="微软雅黑" w:cs="微软雅黑"/>
+                <w:rFonts w:ascii="微软雅黑" w:eastAsia="微软雅黑" w:hAnsi="微软雅黑" w:cs="微软雅黑"/>
                 <w:spacing w:val="-4"/>
                 <w:sz w:val="20"/>
                 <w:szCs w:val="20"/>
@@ -1289,17 +1071,16 @@
             </w:r>
             <w:r>
               <w:rPr>
-                <w:rFonts w:hint="eastAsia" w:ascii="微软雅黑" w:hAnsi="微软雅黑" w:eastAsia="微软雅黑" w:cs="微软雅黑"/>
+                <w:rFonts w:ascii="微软雅黑" w:eastAsia="微软雅黑" w:hAnsi="微软雅黑" w:cs="微软雅黑" w:hint="eastAsia"/>
                 <w:spacing w:val="-4"/>
                 <w:sz w:val="20"/>
                 <w:szCs w:val="20"/>
-                <w:lang w:val="en-US" w:eastAsia="zh-CN"/>
               </w:rPr>
               <w:t>7</w:t>
             </w:r>
             <w:r>
               <w:rPr>
-                <w:rFonts w:ascii="微软雅黑" w:hAnsi="微软雅黑" w:eastAsia="微软雅黑" w:cs="微软雅黑"/>
+                <w:rFonts w:ascii="微软雅黑" w:eastAsia="微软雅黑" w:hAnsi="微软雅黑" w:cs="微软雅黑"/>
                 <w:spacing w:val="-4"/>
                 <w:sz w:val="20"/>
                 <w:szCs w:val="20"/>
@@ -1308,17 +1089,16 @@
             </w:r>
             <w:r>
               <w:rPr>
-                <w:rFonts w:hint="eastAsia" w:ascii="微软雅黑" w:hAnsi="微软雅黑" w:eastAsia="微软雅黑" w:cs="微软雅黑"/>
+                <w:rFonts w:ascii="微软雅黑" w:eastAsia="微软雅黑" w:hAnsi="微软雅黑" w:cs="微软雅黑" w:hint="eastAsia"/>
                 <w:spacing w:val="-4"/>
                 <w:sz w:val="20"/>
                 <w:szCs w:val="20"/>
-                <w:lang w:val="en-US" w:eastAsia="zh-CN"/>
               </w:rPr>
               <w:t>3</w:t>
             </w:r>
             <w:r>
               <w:rPr>
-                <w:rFonts w:ascii="微软雅黑" w:hAnsi="微软雅黑" w:eastAsia="微软雅黑" w:cs="微软雅黑"/>
+                <w:rFonts w:ascii="微软雅黑" w:eastAsia="微软雅黑" w:hAnsi="微软雅黑" w:cs="微软雅黑"/>
                 <w:spacing w:val="-4"/>
                 <w:sz w:val="20"/>
                 <w:szCs w:val="20"/>
@@ -1331,37 +1111,28 @@
           <w:tcPr>
             <w:tcW w:w="1768" w:type="dxa"/>
             <w:tcBorders>
-              <w:top w:val="single" w:color="6996C4" w:sz="2" w:space="0"/>
-              <w:bottom w:val="single" w:color="6996C4" w:sz="2" w:space="0"/>
+              <w:top w:val="single" w:sz="2" w:space="0" w:color="6996C4"/>
+              <w:bottom w:val="single" w:sz="2" w:space="0" w:color="6996C4"/>
             </w:tcBorders>
-            <w:vAlign w:val="top"/>
           </w:tcPr>
           <w:p>
             <w:pPr>
               <w:spacing w:before="164" w:line="166" w:lineRule="auto"/>
-              <w:ind w:left="182" w:leftChars="0"/>
+              <w:ind w:left="182"/>
               <w:jc w:val="center"/>
               <w:rPr>
-                <w:rFonts w:hint="default" w:ascii="微软雅黑" w:hAnsi="微软雅黑" w:eastAsia="微软雅黑" w:cs="微软雅黑"/>
-                <w:snapToGrid w:val="0"/>
-                <w:color w:val="000000"/>
-                <w:kern w:val="0"/>
+                <w:rFonts w:ascii="微软雅黑" w:eastAsia="微软雅黑" w:hAnsi="微软雅黑" w:cs="微软雅黑" w:hint="eastAsia"/>
                 <w:sz w:val="20"/>
                 <w:szCs w:val="20"/>
                 <w:highlight w:val="yellow"/>
-                <w:lang w:val="en-US" w:eastAsia="zh-CN"/>
               </w:rPr>
             </w:pPr>
             <w:r>
               <w:rPr>
-                <w:rFonts w:hint="default" w:ascii="微软雅黑" w:hAnsi="微软雅黑" w:eastAsia="微软雅黑" w:cs="微软雅黑"/>
-                <w:snapToGrid w:val="0"/>
-                <w:color w:val="000000"/>
-                <w:kern w:val="0"/>
+                <w:rFonts w:ascii="微软雅黑" w:eastAsia="微软雅黑" w:hAnsi="微软雅黑" w:cs="微软雅黑"/>
                 <w:sz w:val="20"/>
                 <w:szCs w:val="20"/>
                 <w:highlight w:val="yellow"/>
-                <w:lang w:val="en-US" w:eastAsia="zh-CN"/>
               </w:rPr>
               <w:t>{{no1}}</w:t>
             </w:r>
@@ -1371,10 +1142,9 @@
           <w:tcPr>
             <w:tcW w:w="1664" w:type="dxa"/>
             <w:tcBorders>
-              <w:top w:val="single" w:color="6996C4" w:sz="2" w:space="0"/>
-              <w:bottom w:val="single" w:color="6996C4" w:sz="2" w:space="0"/>
+              <w:top w:val="single" w:sz="2" w:space="0" w:color="6996C4"/>
+              <w:bottom w:val="single" w:sz="2" w:space="0" w:color="6996C4"/>
             </w:tcBorders>
-            <w:vAlign w:val="top"/>
           </w:tcPr>
           <w:p>
             <w:pPr>
@@ -1382,20 +1152,18 @@
               <w:ind w:left="254"/>
               <w:jc w:val="center"/>
               <w:rPr>
-                <w:rFonts w:hint="default" w:ascii="微软雅黑" w:hAnsi="微软雅黑" w:eastAsia="微软雅黑" w:cs="微软雅黑"/>
+                <w:rFonts w:ascii="微软雅黑" w:eastAsia="微软雅黑" w:hAnsi="微软雅黑" w:cs="微软雅黑" w:hint="eastAsia"/>
                 <w:sz w:val="20"/>
                 <w:szCs w:val="20"/>
                 <w:highlight w:val="yellow"/>
-                <w:lang w:val="en-US" w:eastAsia="zh-CN"/>
               </w:rPr>
             </w:pPr>
             <w:r>
               <w:rPr>
-                <w:rFonts w:hint="default" w:ascii="微软雅黑" w:hAnsi="微软雅黑" w:eastAsia="微软雅黑" w:cs="微软雅黑"/>
+                <w:rFonts w:ascii="微软雅黑" w:eastAsia="微软雅黑" w:hAnsi="微软雅黑" w:cs="微软雅黑"/>
                 <w:sz w:val="20"/>
                 <w:szCs w:val="20"/>
                 <w:highlight w:val="yellow"/>
-                <w:lang w:val="en-US" w:eastAsia="zh-CN"/>
               </w:rPr>
               <w:t>{{no2}}</w:t>
             </w:r>
@@ -1408,16 +1176,16 @@
         <w:spacing w:before="92" w:line="190" w:lineRule="auto"/>
         <w:ind w:left="3868"/>
         <w:rPr>
-          <w:rFonts w:ascii="微软雅黑" w:hAnsi="微软雅黑" w:eastAsia="微软雅黑" w:cs="微软雅黑"/>
+          <w:rFonts w:ascii="微软雅黑" w:eastAsia="微软雅黑" w:hAnsi="微软雅黑" w:cs="微软雅黑" w:hint="eastAsia"/>
           <w:spacing w:val="7"/>
           <w:sz w:val="22"/>
           <w:szCs w:val="22"/>
-          <w14:textOutline w14:w="3627" w14:cap="sq" w14:cmpd="sng">
+          <w14:textOutline w14:w="3632" w14:cap="sq" w14:cmpd="sng" w14:algn="ctr">
             <w14:solidFill>
               <w14:srgbClr w14:val="000000"/>
             </w14:solidFill>
             <w14:prstDash w14:val="solid"/>
-            <w14:miter w14:val="0"/>
+            <w14:miter w14:lim="0"/>
           </w14:textOutline>
         </w:rPr>
       </w:pPr>
@@ -1427,64 +1195,63 @@
         <w:spacing w:before="92" w:line="190" w:lineRule="auto"/>
         <w:ind w:left="3868"/>
         <w:rPr>
-          <w:rFonts w:ascii="微软雅黑" w:hAnsi="微软雅黑" w:eastAsia="微软雅黑" w:cs="微软雅黑"/>
+          <w:rFonts w:ascii="微软雅黑" w:eastAsia="微软雅黑" w:hAnsi="微软雅黑" w:cs="微软雅黑" w:hint="eastAsia"/>
           <w:spacing w:val="6"/>
           <w:sz w:val="26"/>
           <w:szCs w:val="26"/>
-          <w14:textOutline w14:w="3627" w14:cap="sq" w14:cmpd="sng">
+          <w14:textOutline w14:w="3632" w14:cap="sq" w14:cmpd="sng" w14:algn="ctr">
             <w14:solidFill>
               <w14:srgbClr w14:val="000000"/>
             </w14:solidFill>
             <w14:prstDash w14:val="solid"/>
-            <w14:miter w14:val="0"/>
+            <w14:miter w14:lim="0"/>
           </w14:textOutline>
         </w:rPr>
       </w:pPr>
       <w:r>
         <w:rPr>
-          <w:rFonts w:hint="eastAsia" w:ascii="微软雅黑" w:hAnsi="微软雅黑" w:eastAsia="微软雅黑" w:cs="微软雅黑"/>
+          <w:rFonts w:ascii="微软雅黑" w:eastAsia="微软雅黑" w:hAnsi="微软雅黑" w:cs="微软雅黑" w:hint="eastAsia"/>
           <w:spacing w:val="7"/>
           <w:sz w:val="26"/>
           <w:szCs w:val="26"/>
-          <w:lang w:val="en-US" w:eastAsia="zh-CN"/>
-          <w14:textOutline w14:w="3627" w14:cap="sq" w14:cmpd="sng">
+          <w14:textOutline w14:w="3632" w14:cap="sq" w14:cmpd="sng" w14:algn="ctr">
             <w14:solidFill>
               <w14:srgbClr w14:val="000000"/>
             </w14:solidFill>
             <w14:prstDash w14:val="solid"/>
-            <w14:miter w14:val="0"/>
+            <w14:miter w14:lim="0"/>
           </w14:textOutline>
         </w:rPr>
         <w:t>参赛</w:t>
       </w:r>
       <w:r>
         <w:rPr>
-          <w:rFonts w:ascii="微软雅黑" w:hAnsi="微软雅黑" w:eastAsia="微软雅黑" w:cs="微软雅黑"/>
+          <w:rFonts w:ascii="微软雅黑" w:eastAsia="微软雅黑" w:hAnsi="微软雅黑" w:cs="微软雅黑"/>
           <w:spacing w:val="7"/>
           <w:sz w:val="26"/>
           <w:szCs w:val="26"/>
-          <w14:textOutline w14:w="3627" w14:cap="sq" w14:cmpd="sng">
+          <w14:textOutline w14:w="3632" w14:cap="sq" w14:cmpd="sng" w14:algn="ctr">
             <w14:solidFill>
               <w14:srgbClr w14:val="000000"/>
             </w14:solidFill>
             <w14:prstDash w14:val="solid"/>
-            <w14:miter w14:val="0"/>
+            <w14:miter w14:lim="0"/>
           </w14:textOutline>
         </w:rPr>
         <w:t>人员须</w:t>
       </w:r>
       <w:r>
         <w:rPr>
-          <w:rFonts w:ascii="微软雅黑" w:hAnsi="微软雅黑" w:eastAsia="微软雅黑" w:cs="微软雅黑"/>
+          <w:rFonts w:ascii="微软雅黑" w:eastAsia="微软雅黑" w:hAnsi="微软雅黑" w:cs="微软雅黑"/>
           <w:spacing w:val="6"/>
           <w:sz w:val="26"/>
           <w:szCs w:val="26"/>
-          <w14:textOutline w14:w="3627" w14:cap="sq" w14:cmpd="sng">
+          <w14:textOutline w14:w="3632" w14:cap="sq" w14:cmpd="sng" w14:algn="ctr">
             <w14:solidFill>
               <w14:srgbClr w14:val="000000"/>
             </w14:solidFill>
             <w14:prstDash w14:val="solid"/>
-            <w14:miter w14:val="0"/>
+            <w14:miter w14:lim="0"/>
           </w14:textOutline>
         </w:rPr>
         <w:t>知</w:t>
@@ -1492,7 +1259,8 @@
     </w:p>
     <w:p>
       <w:pPr>
-        <w:pStyle w:val="2"/>
+        <w:pStyle w:val="a0"/>
+        <w:ind w:left="840" w:hanging="420"/>
       </w:pPr>
     </w:p>
     <w:p>
@@ -1500,7 +1268,7 @@
         <w:spacing w:before="25" w:line="181" w:lineRule="auto"/>
         <w:ind w:left="2" w:right="204" w:firstLine="16"/>
         <w:rPr>
-          <w:rFonts w:hint="eastAsia" w:ascii="微软雅黑" w:hAnsi="微软雅黑" w:eastAsia="微软雅黑" w:cs="微软雅黑"/>
+          <w:rFonts w:ascii="微软雅黑" w:eastAsia="微软雅黑" w:hAnsi="微软雅黑" w:cs="微软雅黑" w:hint="eastAsia"/>
           <w:spacing w:val="7"/>
           <w:sz w:val="20"/>
           <w:szCs w:val="20"/>
@@ -1508,7 +1276,7 @@
       </w:pPr>
       <w:r>
         <w:rPr>
-          <w:rFonts w:hint="eastAsia" w:ascii="微软雅黑" w:hAnsi="微软雅黑" w:eastAsia="微软雅黑" w:cs="微软雅黑"/>
+          <w:rFonts w:ascii="微软雅黑" w:eastAsia="微软雅黑" w:hAnsi="微软雅黑" w:cs="微软雅黑" w:hint="eastAsia"/>
           <w:spacing w:val="22"/>
           <w:sz w:val="20"/>
           <w:szCs w:val="20"/>
@@ -1517,36 +1285,25 @@
       </w:r>
       <w:r>
         <w:rPr>
-          <w:rFonts w:hint="eastAsia" w:ascii="微软雅黑" w:hAnsi="微软雅黑" w:eastAsia="微软雅黑" w:cs="微软雅黑"/>
+          <w:rFonts w:ascii="微软雅黑" w:eastAsia="微软雅黑" w:hAnsi="微软雅黑" w:cs="微软雅黑" w:hint="eastAsia"/>
           <w:spacing w:val="21"/>
           <w:sz w:val="20"/>
           <w:szCs w:val="20"/>
-          <w:lang w:val="en-US" w:eastAsia="zh-CN"/>
         </w:rPr>
         <w:t>参赛</w:t>
       </w:r>
       <w:r>
         <w:rPr>
-          <w:rFonts w:hint="eastAsia" w:ascii="微软雅黑" w:hAnsi="微软雅黑" w:eastAsia="微软雅黑" w:cs="微软雅黑"/>
+          <w:rFonts w:ascii="微软雅黑" w:eastAsia="微软雅黑" w:hAnsi="微软雅黑" w:cs="微软雅黑" w:hint="eastAsia"/>
           <w:spacing w:val="11"/>
           <w:sz w:val="20"/>
           <w:szCs w:val="20"/>
         </w:rPr>
-        <w:t>证和身份证件原件进入考场，所持身份证件信息须与</w:t>
-      </w:r>
-      <w:r>
-        <w:rPr>
-          <w:rFonts w:hint="eastAsia" w:ascii="微软雅黑" w:hAnsi="微软雅黑" w:eastAsia="微软雅黑" w:cs="微软雅黑"/>
-          <w:spacing w:val="11"/>
-          <w:sz w:val="20"/>
-          <w:szCs w:val="20"/>
-          <w:lang w:val="en-US" w:eastAsia="zh-CN"/>
-        </w:rPr>
-        <w:t>参赛</w:t>
-      </w:r>
-      <w:r>
-        <w:rPr>
-          <w:rFonts w:hint="eastAsia" w:ascii="微软雅黑" w:hAnsi="微软雅黑" w:eastAsia="微软雅黑" w:cs="微软雅黑"/>
+        <w:t>证和身份证件原件进入考场，所持身份证件信息须与参赛</w:t>
+      </w:r>
+      <w:r>
+        <w:rPr>
+          <w:rFonts w:ascii="微软雅黑" w:eastAsia="微软雅黑" w:hAnsi="微软雅黑" w:cs="微软雅黑" w:hint="eastAsia"/>
           <w:spacing w:val="14"/>
           <w:sz w:val="20"/>
           <w:szCs w:val="20"/>
@@ -1555,7 +1312,7 @@
       </w:r>
       <w:r>
         <w:rPr>
-          <w:rFonts w:hint="eastAsia" w:ascii="微软雅黑" w:hAnsi="微软雅黑" w:eastAsia="微软雅黑" w:cs="微软雅黑"/>
+          <w:rFonts w:ascii="微软雅黑" w:eastAsia="微软雅黑" w:hAnsi="微软雅黑" w:cs="微软雅黑" w:hint="eastAsia"/>
           <w:spacing w:val="13"/>
           <w:sz w:val="20"/>
           <w:szCs w:val="20"/>
@@ -1564,7 +1321,7 @@
       </w:r>
       <w:r>
         <w:rPr>
-          <w:rFonts w:hint="eastAsia" w:ascii="微软雅黑" w:hAnsi="微软雅黑" w:eastAsia="微软雅黑" w:cs="微软雅黑"/>
+          <w:rFonts w:ascii="微软雅黑" w:eastAsia="微软雅黑" w:hAnsi="微软雅黑" w:cs="微软雅黑" w:hint="eastAsia"/>
           <w:spacing w:val="7"/>
           <w:sz w:val="20"/>
           <w:szCs w:val="20"/>
@@ -1577,7 +1334,7 @@
         <w:spacing w:before="25" w:line="181" w:lineRule="auto"/>
         <w:ind w:left="2" w:right="204" w:firstLine="16"/>
         <w:rPr>
-          <w:rFonts w:hint="eastAsia" w:ascii="微软雅黑" w:hAnsi="微软雅黑" w:eastAsia="微软雅黑" w:cs="微软雅黑"/>
+          <w:rFonts w:ascii="微软雅黑" w:eastAsia="微软雅黑" w:hAnsi="微软雅黑" w:cs="微软雅黑" w:hint="eastAsia"/>
           <w:spacing w:val="7"/>
           <w:sz w:val="20"/>
           <w:szCs w:val="20"/>
@@ -1585,7 +1342,7 @@
       </w:pPr>
       <w:r>
         <w:rPr>
-          <w:rFonts w:hint="eastAsia" w:ascii="微软雅黑" w:hAnsi="微软雅黑" w:eastAsia="微软雅黑" w:cs="微软雅黑"/>
+          <w:rFonts w:ascii="微软雅黑" w:eastAsia="微软雅黑" w:hAnsi="微软雅黑" w:cs="微软雅黑" w:hint="eastAsia"/>
           <w:spacing w:val="14"/>
           <w:sz w:val="20"/>
           <w:szCs w:val="20"/>
@@ -1594,7 +1351,7 @@
       </w:r>
       <w:r>
         <w:rPr>
-          <w:rFonts w:hint="eastAsia" w:ascii="微软雅黑" w:hAnsi="微软雅黑" w:eastAsia="微软雅黑" w:cs="微软雅黑"/>
+          <w:rFonts w:ascii="微软雅黑" w:eastAsia="微软雅黑" w:hAnsi="微软雅黑" w:cs="微软雅黑" w:hint="eastAsia"/>
           <w:spacing w:val="13"/>
           <w:sz w:val="20"/>
           <w:szCs w:val="20"/>
@@ -1603,78 +1360,30 @@
       </w:r>
       <w:r>
         <w:rPr>
-          <w:rFonts w:hint="eastAsia" w:ascii="微软雅黑" w:hAnsi="微软雅黑" w:eastAsia="微软雅黑" w:cs="微软雅黑"/>
+          <w:rFonts w:ascii="微软雅黑" w:eastAsia="微软雅黑" w:hAnsi="微软雅黑" w:cs="微软雅黑" w:hint="eastAsia"/>
           <w:spacing w:val="7"/>
           <w:sz w:val="20"/>
           <w:szCs w:val="20"/>
         </w:rPr>
-        <w:t>考试开始前</w:t>
-      </w:r>
-      <w:r>
-        <w:rPr>
-          <w:rFonts w:hint="eastAsia" w:ascii="微软雅黑" w:hAnsi="微软雅黑" w:eastAsia="微软雅黑" w:cs="微软雅黑"/>
+        <w:t>考试开始前15分钟可进入考场，考试开始15分钟后不得入场。入场后，须在“座次表”上签到，对号入座，保持安静，并</w:t>
+      </w:r>
+      <w:r>
+        <w:rPr>
+          <w:rFonts w:ascii="微软雅黑" w:eastAsia="微软雅黑" w:hAnsi="微软雅黑" w:cs="微软雅黑" w:hint="eastAsia"/>
+          <w:spacing w:val="13"/>
+          <w:sz w:val="20"/>
+          <w:szCs w:val="20"/>
+        </w:rPr>
+        <w:t>将</w:t>
+      </w:r>
+      <w:r>
+        <w:rPr>
+          <w:rFonts w:ascii="微软雅黑" w:eastAsia="微软雅黑" w:hAnsi="微软雅黑" w:cs="微软雅黑" w:hint="eastAsia"/>
           <w:spacing w:val="7"/>
           <w:sz w:val="20"/>
           <w:szCs w:val="20"/>
-          <w:lang w:val="en-US" w:eastAsia="zh-CN"/>
-        </w:rPr>
-        <w:t>15</w:t>
-      </w:r>
-      <w:r>
-        <w:rPr>
-          <w:rFonts w:hint="eastAsia" w:ascii="微软雅黑" w:hAnsi="微软雅黑" w:eastAsia="微软雅黑" w:cs="微软雅黑"/>
-          <w:spacing w:val="7"/>
-          <w:sz w:val="20"/>
-          <w:szCs w:val="20"/>
-        </w:rPr>
-        <w:t>分钟可进入考场，考试开始</w:t>
-      </w:r>
-      <w:r>
-        <w:rPr>
-          <w:rFonts w:hint="eastAsia" w:ascii="微软雅黑" w:hAnsi="微软雅黑" w:eastAsia="微软雅黑" w:cs="微软雅黑"/>
-          <w:spacing w:val="7"/>
-          <w:sz w:val="20"/>
-          <w:szCs w:val="20"/>
-          <w:lang w:val="en-US" w:eastAsia="zh-CN"/>
-        </w:rPr>
-        <w:t>1</w:t>
-      </w:r>
-      <w:r>
-        <w:rPr>
-          <w:rFonts w:hint="eastAsia" w:ascii="微软雅黑" w:hAnsi="微软雅黑" w:eastAsia="微软雅黑" w:cs="微软雅黑"/>
-          <w:spacing w:val="7"/>
-          <w:sz w:val="20"/>
-          <w:szCs w:val="20"/>
-        </w:rPr>
-        <w:t>5分钟后不得入场。入场后，须在“座次表”上签到，对号入座，保持安静，并</w:t>
-      </w:r>
-      <w:r>
-        <w:rPr>
-          <w:rFonts w:hint="eastAsia" w:ascii="微软雅黑" w:hAnsi="微软雅黑" w:eastAsia="微软雅黑" w:cs="微软雅黑"/>
-          <w:spacing w:val="13"/>
-          <w:sz w:val="20"/>
-          <w:szCs w:val="20"/>
-        </w:rPr>
-        <w:t>将</w:t>
-      </w:r>
-      <w:r>
-        <w:rPr>
-          <w:rFonts w:hint="eastAsia" w:ascii="微软雅黑" w:hAnsi="微软雅黑" w:eastAsia="微软雅黑" w:cs="微软雅黑"/>
-          <w:spacing w:val="7"/>
-          <w:sz w:val="20"/>
-          <w:szCs w:val="20"/>
-          <w:lang w:val="en-US" w:eastAsia="zh-CN"/>
-        </w:rPr>
-        <w:t>参赛</w:t>
-      </w:r>
-      <w:r>
-        <w:rPr>
-          <w:rFonts w:hint="eastAsia" w:ascii="微软雅黑" w:hAnsi="微软雅黑" w:eastAsia="微软雅黑" w:cs="微软雅黑"/>
-          <w:spacing w:val="7"/>
-          <w:sz w:val="20"/>
-          <w:szCs w:val="20"/>
-        </w:rPr>
-        <w:t>证和身份证件放在考位桌面，接受监考人员核查。</w:t>
+        </w:rPr>
+        <w:t>参赛证和身份证件放在考位桌面，接受监考人员核查。</w:t>
       </w:r>
     </w:p>
     <w:p>
@@ -1682,7 +1391,7 @@
         <w:spacing w:before="25" w:line="181" w:lineRule="auto"/>
         <w:ind w:left="2" w:right="204" w:firstLine="16"/>
         <w:rPr>
-          <w:rFonts w:hint="eastAsia" w:ascii="微软雅黑" w:hAnsi="微软雅黑" w:eastAsia="微软雅黑" w:cs="微软雅黑"/>
+          <w:rFonts w:ascii="微软雅黑" w:eastAsia="微软雅黑" w:hAnsi="微软雅黑" w:cs="微软雅黑" w:hint="eastAsia"/>
           <w:spacing w:val="12"/>
           <w:sz w:val="20"/>
           <w:szCs w:val="20"/>
@@ -1690,7 +1399,7 @@
       </w:pPr>
       <w:r>
         <w:rPr>
-          <w:rFonts w:hint="eastAsia" w:ascii="微软雅黑" w:hAnsi="微软雅黑" w:eastAsia="微软雅黑" w:cs="微软雅黑"/>
+          <w:rFonts w:ascii="微软雅黑" w:eastAsia="微软雅黑" w:hAnsi="微软雅黑" w:cs="微软雅黑" w:hint="eastAsia"/>
           <w:spacing w:val="16"/>
           <w:sz w:val="20"/>
           <w:szCs w:val="20"/>
@@ -1699,7 +1408,7 @@
       </w:r>
       <w:r>
         <w:rPr>
-          <w:rFonts w:hint="eastAsia" w:ascii="微软雅黑" w:hAnsi="微软雅黑" w:eastAsia="微软雅黑" w:cs="微软雅黑"/>
+          <w:rFonts w:ascii="微软雅黑" w:eastAsia="微软雅黑" w:hAnsi="微软雅黑" w:cs="微软雅黑" w:hint="eastAsia"/>
           <w:spacing w:val="12"/>
           <w:sz w:val="20"/>
           <w:szCs w:val="20"/>
@@ -1712,27 +1421,24 @@
         <w:spacing w:before="25" w:line="181" w:lineRule="auto"/>
         <w:ind w:left="2" w:right="204" w:firstLine="16"/>
         <w:rPr>
-          <w:rFonts w:hint="default" w:eastAsia="微软雅黑"/>
-          <w:lang w:val="en-US" w:eastAsia="zh-CN"/>
+          <w:rFonts w:eastAsia="微软雅黑"/>
         </w:rPr>
       </w:pPr>
       <w:r>
         <w:rPr>
-          <w:rFonts w:hint="eastAsia" w:ascii="微软雅黑" w:hAnsi="微软雅黑" w:eastAsia="微软雅黑" w:cs="微软雅黑"/>
+          <w:rFonts w:ascii="微软雅黑" w:eastAsia="微软雅黑" w:hAnsi="微软雅黑" w:cs="微软雅黑" w:hint="eastAsia"/>
           <w:spacing w:val="12"/>
           <w:sz w:val="20"/>
           <w:szCs w:val="20"/>
-          <w:lang w:val="en-US" w:eastAsia="zh-CN"/>
         </w:rPr>
         <w:t>4.服从考场封闭管理，开考150分钟之内不得离开考场。</w:t>
       </w:r>
       <w:r>
         <w:rPr>
-          <w:rFonts w:hint="default" w:ascii="微软雅黑" w:hAnsi="微软雅黑" w:eastAsia="微软雅黑" w:cs="微软雅黑"/>
+          <w:rFonts w:ascii="微软雅黑" w:eastAsia="微软雅黑" w:hAnsi="微软雅黑" w:cs="微软雅黑"/>
           <w:spacing w:val="12"/>
           <w:sz w:val="20"/>
           <w:szCs w:val="20"/>
-          <w:lang w:val="en-US" w:eastAsia="zh-CN"/>
         </w:rPr>
         <w:t>考试开始和结束时间以考点统一信号为准。</w:t>
       </w:r>
@@ -1742,33 +1448,23 @@
         <w:spacing w:before="25" w:line="181" w:lineRule="auto"/>
         <w:ind w:left="2" w:right="204" w:firstLine="16"/>
         <w:rPr>
-          <w:rFonts w:hint="eastAsia" w:ascii="微软雅黑" w:hAnsi="微软雅黑" w:eastAsia="微软雅黑" w:cs="微软雅黑"/>
+          <w:rFonts w:ascii="微软雅黑" w:eastAsia="微软雅黑" w:hAnsi="微软雅黑" w:cs="微软雅黑" w:hint="eastAsia"/>
           <w:sz w:val="20"/>
           <w:szCs w:val="20"/>
         </w:rPr>
       </w:pPr>
       <w:r>
         <w:rPr>
-          <w:rFonts w:hint="eastAsia" w:ascii="微软雅黑" w:hAnsi="微软雅黑" w:eastAsia="微软雅黑" w:cs="微软雅黑"/>
+          <w:rFonts w:ascii="微软雅黑" w:eastAsia="微软雅黑" w:hAnsi="微软雅黑" w:cs="微软雅黑" w:hint="eastAsia"/>
           <w:spacing w:val="22"/>
           <w:sz w:val="20"/>
           <w:szCs w:val="20"/>
-          <w:lang w:val="en-US" w:eastAsia="zh-CN"/>
-        </w:rPr>
-        <w:t>5</w:t>
-      </w:r>
-      <w:r>
-        <w:rPr>
-          <w:rFonts w:hint="eastAsia" w:ascii="微软雅黑" w:hAnsi="微软雅黑" w:eastAsia="微软雅黑" w:cs="微软雅黑"/>
-          <w:spacing w:val="22"/>
-          <w:sz w:val="20"/>
-          <w:szCs w:val="20"/>
-        </w:rPr>
-        <w:t>.</w:t>
-      </w:r>
-      <w:r>
-        <w:rPr>
-          <w:rFonts w:hint="eastAsia" w:ascii="微软雅黑" w:hAnsi="微软雅黑" w:eastAsia="微软雅黑" w:cs="微软雅黑"/>
+        </w:rPr>
+        <w:t>5.</w:t>
+      </w:r>
+      <w:r>
+        <w:rPr>
+          <w:rFonts w:ascii="微软雅黑" w:eastAsia="微软雅黑" w:hAnsi="微软雅黑" w:cs="微软雅黑" w:hint="eastAsia"/>
           <w:spacing w:val="14"/>
           <w:sz w:val="20"/>
           <w:szCs w:val="20"/>
@@ -1777,7 +1473,7 @@
       </w:r>
       <w:r>
         <w:rPr>
-          <w:rFonts w:hint="eastAsia" w:ascii="微软雅黑" w:hAnsi="微软雅黑" w:eastAsia="微软雅黑" w:cs="微软雅黑"/>
+          <w:rFonts w:ascii="微软雅黑" w:eastAsia="微软雅黑" w:hAnsi="微软雅黑" w:cs="微软雅黑" w:hint="eastAsia"/>
           <w:spacing w:val="11"/>
           <w:sz w:val="20"/>
           <w:szCs w:val="20"/>
@@ -1786,7 +1482,7 @@
       </w:r>
       <w:r>
         <w:rPr>
-          <w:rFonts w:hint="eastAsia" w:ascii="微软雅黑" w:hAnsi="微软雅黑" w:eastAsia="微软雅黑" w:cs="微软雅黑"/>
+          <w:rFonts w:ascii="微软雅黑" w:eastAsia="微软雅黑" w:hAnsi="微软雅黑" w:cs="微软雅黑" w:hint="eastAsia"/>
           <w:spacing w:val="14"/>
           <w:sz w:val="20"/>
           <w:szCs w:val="20"/>
@@ -1795,7 +1491,7 @@
       </w:r>
       <w:r>
         <w:rPr>
-          <w:rFonts w:hint="eastAsia" w:ascii="微软雅黑" w:hAnsi="微软雅黑" w:eastAsia="微软雅黑" w:cs="微软雅黑"/>
+          <w:rFonts w:ascii="微软雅黑" w:eastAsia="微软雅黑" w:hAnsi="微软雅黑" w:cs="微软雅黑" w:hint="eastAsia"/>
           <w:spacing w:val="13"/>
           <w:sz w:val="20"/>
           <w:szCs w:val="20"/>
@@ -1804,7 +1500,7 @@
       </w:r>
       <w:r>
         <w:rPr>
-          <w:rFonts w:hint="eastAsia" w:ascii="微软雅黑" w:hAnsi="微软雅黑" w:eastAsia="微软雅黑" w:cs="微软雅黑"/>
+          <w:rFonts w:ascii="微软雅黑" w:eastAsia="微软雅黑" w:hAnsi="微软雅黑" w:cs="微软雅黑" w:hint="eastAsia"/>
           <w:spacing w:val="7"/>
           <w:sz w:val="20"/>
           <w:szCs w:val="20"/>
@@ -1817,7 +1513,7 @@
         <w:spacing w:before="25" w:line="181" w:lineRule="auto"/>
         <w:ind w:left="2" w:right="204" w:firstLine="16"/>
         <w:rPr>
-          <w:rFonts w:hint="eastAsia" w:ascii="微软雅黑" w:hAnsi="微软雅黑" w:eastAsia="微软雅黑" w:cs="微软雅黑"/>
+          <w:rFonts w:ascii="微软雅黑" w:eastAsia="微软雅黑" w:hAnsi="微软雅黑" w:cs="微软雅黑" w:hint="eastAsia"/>
           <w:spacing w:val="18"/>
           <w:sz w:val="20"/>
           <w:szCs w:val="20"/>
@@ -1825,45 +1521,25 @@
       </w:pPr>
       <w:r>
         <w:rPr>
-          <w:rFonts w:hint="eastAsia" w:ascii="微软雅黑" w:hAnsi="微软雅黑" w:eastAsia="微软雅黑" w:cs="微软雅黑"/>
+          <w:rFonts w:ascii="微软雅黑" w:eastAsia="微软雅黑" w:hAnsi="微软雅黑" w:cs="微软雅黑" w:hint="eastAsia"/>
           <w:spacing w:val="16"/>
           <w:sz w:val="20"/>
           <w:szCs w:val="20"/>
-          <w:lang w:val="en-US" w:eastAsia="zh-CN"/>
         </w:rPr>
         <w:t>6</w:t>
       </w:r>
       <w:r>
         <w:rPr>
-          <w:rFonts w:hint="eastAsia" w:ascii="微软雅黑" w:hAnsi="微软雅黑" w:eastAsia="微软雅黑" w:cs="微软雅黑"/>
+          <w:rFonts w:ascii="微软雅黑" w:eastAsia="微软雅黑" w:hAnsi="微软雅黑" w:cs="微软雅黑" w:hint="eastAsia"/>
           <w:spacing w:val="12"/>
           <w:sz w:val="20"/>
           <w:szCs w:val="20"/>
         </w:rPr>
-        <w:t>.答题纸和试卷上面都要写个人信息</w:t>
-      </w:r>
-      <w:r>
-        <w:rPr>
-          <w:rFonts w:hint="eastAsia" w:ascii="微软雅黑" w:hAnsi="微软雅黑" w:eastAsia="微软雅黑" w:cs="微软雅黑"/>
-          <w:spacing w:val="12"/>
-          <w:sz w:val="20"/>
-          <w:szCs w:val="20"/>
-          <w:lang w:eastAsia="zh-CN"/>
-        </w:rPr>
-        <w:t>，</w:t>
-      </w:r>
-      <w:r>
-        <w:rPr>
-          <w:rFonts w:hint="eastAsia" w:ascii="微软雅黑" w:hAnsi="微软雅黑" w:eastAsia="微软雅黑" w:cs="微软雅黑"/>
-          <w:spacing w:val="12"/>
-          <w:sz w:val="20"/>
-          <w:szCs w:val="20"/>
-        </w:rPr>
-        <w:t>考试过程中应妥善保管好自己的试卷，防止他人抄袭，考试结束后被甄别为雷同答卷的，将给予成绩无效</w:t>
-      </w:r>
-      <w:r>
-        <w:rPr>
-          <w:rFonts w:hint="eastAsia" w:ascii="微软雅黑" w:hAnsi="微软雅黑" w:eastAsia="微软雅黑" w:cs="微软雅黑"/>
+        <w:t>.答题纸和试卷上面都要写个人信息，考试过程中应妥善保管好自己的试卷，防止他人抄袭，考试结束后被甄别为雷同答卷的，将给予成绩无效</w:t>
+      </w:r>
+      <w:r>
+        <w:rPr>
+          <w:rFonts w:ascii="微软雅黑" w:eastAsia="微软雅黑" w:hAnsi="微软雅黑" w:cs="微软雅黑" w:hint="eastAsia"/>
           <w:spacing w:val="22"/>
           <w:sz w:val="20"/>
           <w:szCs w:val="20"/>
@@ -1872,7 +1548,7 @@
       </w:r>
       <w:r>
         <w:rPr>
-          <w:rFonts w:hint="eastAsia" w:ascii="微软雅黑" w:hAnsi="微软雅黑" w:eastAsia="微软雅黑" w:cs="微软雅黑"/>
+          <w:rFonts w:ascii="微软雅黑" w:eastAsia="微软雅黑" w:hAnsi="微软雅黑" w:cs="微软雅黑" w:hint="eastAsia"/>
           <w:spacing w:val="18"/>
           <w:sz w:val="20"/>
           <w:szCs w:val="20"/>
@@ -1882,19 +1558,13 @@
     </w:p>
     <w:p>
       <w:pPr>
-        <w:pStyle w:val="2"/>
-        <w:rPr>
-          <w:rFonts w:hint="eastAsia"/>
-        </w:rPr>
+        <w:pStyle w:val="a0"/>
+        <w:ind w:left="840" w:hanging="420"/>
       </w:pPr>
     </w:p>
     <w:p>
       <w:pPr>
         <w:spacing w:line="269" w:lineRule="auto"/>
-        <w:rPr>
-          <w:rFonts w:ascii="Arial"/>
-          <w:sz w:val="21"/>
-        </w:rPr>
       </w:pPr>
     </w:p>
     <w:p>
@@ -1902,32 +1572,31 @@
         <w:spacing w:before="92" w:line="190" w:lineRule="auto"/>
         <w:jc w:val="both"/>
         <w:rPr>
-          <w:rFonts w:ascii="微软雅黑" w:hAnsi="微软雅黑" w:eastAsia="微软雅黑" w:cs="微软雅黑"/>
+          <w:rFonts w:ascii="微软雅黑" w:eastAsia="微软雅黑" w:hAnsi="微软雅黑" w:cs="微软雅黑" w:hint="eastAsia"/>
           <w:spacing w:val="7"/>
           <w:sz w:val="26"/>
           <w:szCs w:val="26"/>
-          <w14:textOutline w14:w="3627" w14:cap="sq" w14:cmpd="sng">
+          <w14:textOutline w14:w="3632" w14:cap="sq" w14:cmpd="sng" w14:algn="ctr">
             <w14:solidFill>
               <w14:srgbClr w14:val="000000"/>
             </w14:solidFill>
             <w14:prstDash w14:val="solid"/>
-            <w14:miter w14:val="0"/>
+            <w14:miter w14:lim="0"/>
           </w14:textOutline>
         </w:rPr>
       </w:pPr>
       <w:r>
         <w:rPr>
-          <w:rFonts w:ascii="微软雅黑" w:hAnsi="微软雅黑" w:eastAsia="微软雅黑" w:cs="微软雅黑"/>
+          <w:rFonts w:ascii="微软雅黑" w:eastAsia="微软雅黑" w:hAnsi="微软雅黑" w:cs="微软雅黑"/>
           <w:spacing w:val="7"/>
           <w:sz w:val="26"/>
           <w:szCs w:val="26"/>
-          <w:lang w:val="en-US" w:eastAsia="zh-CN"/>
-          <w14:textOutline w14:w="3627" w14:cap="sq" w14:cmpd="sng">
+          <w14:textOutline w14:w="3632" w14:cap="sq" w14:cmpd="sng" w14:algn="ctr">
             <w14:solidFill>
               <w14:srgbClr w14:val="000000"/>
             </w14:solidFill>
             <w14:prstDash w14:val="solid"/>
-            <w14:miter w14:val="0"/>
+            <w14:miter w14:lim="0"/>
           </w14:textOutline>
         </w:rPr>
         <w:t>特别提示：</w:t>
@@ -1938,30 +1607,27 @@
         <w:spacing w:before="25" w:line="181" w:lineRule="auto"/>
         <w:ind w:left="2" w:right="204" w:firstLine="16"/>
         <w:rPr>
-          <w:rFonts w:hint="eastAsia" w:ascii="微软雅黑" w:hAnsi="微软雅黑" w:eastAsia="微软雅黑" w:cs="微软雅黑"/>
+          <w:rFonts w:ascii="微软雅黑" w:eastAsia="微软雅黑" w:hAnsi="微软雅黑" w:cs="微软雅黑" w:hint="eastAsia"/>
           <w:spacing w:val="16"/>
           <w:sz w:val="20"/>
           <w:szCs w:val="20"/>
-          <w:lang w:val="en-US" w:eastAsia="zh-CN"/>
         </w:rPr>
       </w:pPr>
       <w:r>
         <w:rPr>
-          <w:rFonts w:hint="eastAsia" w:ascii="微软雅黑" w:hAnsi="微软雅黑" w:eastAsia="微软雅黑" w:cs="微软雅黑"/>
+          <w:rFonts w:ascii="微软雅黑" w:eastAsia="微软雅黑" w:hAnsi="微软雅黑" w:cs="微软雅黑" w:hint="eastAsia"/>
           <w:spacing w:val="16"/>
           <w:sz w:val="20"/>
           <w:szCs w:val="20"/>
-          <w:lang w:val="en-US" w:eastAsia="zh-CN"/>
         </w:rPr>
         <w:t>考试当天考点学校有几批人员考试，交通干道可能出现拥堵，考生车辆不允许进入考点，请提前熟悉考点地址，合理规划好交通路</w:t>
       </w:r>
       <w:r>
         <w:rPr>
-          <w:rFonts w:hint="default" w:ascii="微软雅黑" w:hAnsi="微软雅黑" w:eastAsia="微软雅黑" w:cs="微软雅黑"/>
+          <w:rFonts w:ascii="微软雅黑" w:eastAsia="微软雅黑" w:hAnsi="微软雅黑" w:cs="微软雅黑"/>
           <w:spacing w:val="16"/>
           <w:sz w:val="20"/>
           <w:szCs w:val="20"/>
-          <w:lang w:val="en-US" w:eastAsia="zh-CN"/>
         </w:rPr>
         <w:t>线和出行方式。</w:t>
       </w:r>
@@ -1969,93 +1635,58 @@
     <w:p>
       <w:pPr>
         <w:spacing w:line="270" w:lineRule="auto"/>
-        <w:rPr>
-          <w:rFonts w:ascii="Arial"/>
-          <w:sz w:val="21"/>
-        </w:rPr>
       </w:pPr>
     </w:p>
     <w:p>
       <w:pPr>
         <w:spacing w:line="270" w:lineRule="auto"/>
-        <w:rPr>
-          <w:rFonts w:ascii="Arial"/>
-          <w:sz w:val="21"/>
-        </w:rPr>
       </w:pPr>
     </w:p>
     <w:p>
       <w:pPr>
         <w:spacing w:line="270" w:lineRule="auto"/>
-        <w:rPr>
-          <w:rFonts w:ascii="Arial"/>
-          <w:sz w:val="21"/>
-        </w:rPr>
       </w:pPr>
     </w:p>
     <w:p>
       <w:pPr>
         <w:spacing w:line="270" w:lineRule="auto"/>
-        <w:rPr>
-          <w:rFonts w:hint="default" w:ascii="Arial"/>
-          <w:sz w:val="21"/>
-          <w:lang w:val="en-US"/>
-        </w:rPr>
       </w:pPr>
     </w:p>
     <w:p>
       <w:pPr>
         <w:spacing w:line="270" w:lineRule="auto"/>
-        <w:rPr>
-          <w:rFonts w:ascii="Arial"/>
-          <w:sz w:val="21"/>
-        </w:rPr>
       </w:pPr>
     </w:p>
     <w:p>
       <w:pPr>
         <w:spacing w:line="270" w:lineRule="auto"/>
-        <w:rPr>
-          <w:rFonts w:ascii="Arial"/>
-          <w:sz w:val="21"/>
-        </w:rPr>
       </w:pPr>
     </w:p>
     <w:p>
       <w:pPr>
         <w:spacing w:line="270" w:lineRule="auto"/>
-        <w:rPr>
-          <w:rFonts w:ascii="Arial"/>
-          <w:sz w:val="21"/>
-        </w:rPr>
       </w:pPr>
     </w:p>
     <w:sectPr>
       <w:pgSz w:w="11900" w:h="16840"/>
       <w:pgMar w:top="1112" w:right="1140" w:bottom="0" w:left="1464" w:header="0" w:footer="0" w:gutter="0"/>
-      <w:cols w:space="720" w:num="1"/>
+      <w:cols w:space="720"/>
     </w:sectPr>
   </w:body>
 </w:document>
 </file>
 
 <file path=word/endnotes.xml><?xml version="1.0" encoding="utf-8"?>
-<w:endnotes xmlns:wpc="http://schemas.microsoft.com/office/word/2010/wordprocessingCanvas" xmlns:mc="http://schemas.openxmlformats.org/markup-compatibility/2006" xmlns:o="urn:schemas-microsoft-com:office:office" xmlns:r="http://schemas.openxmlformats.org/officeDocument/2006/relationships" xmlns:m="http://schemas.openxmlformats.org/officeDocument/2006/math" xmlns:v="urn:schemas-microsoft-com:vml" xmlns:wp14="http://schemas.microsoft.com/office/word/2010/wordprocessingDrawing" xmlns:wp="http://schemas.openxmlformats.org/drawingml/2006/wordprocessingDrawing" xmlns:w="http://schemas.openxmlformats.org/wordprocessingml/2006/main" xmlns:w14="http://schemas.microsoft.com/office/word/2010/wordml" xmlns:w15="http://schemas.microsoft.com/office/word/2012/wordml" xmlns:w10="urn:schemas-microsoft-com:office:word" xmlns:wpg="http://schemas.microsoft.com/office/word/2010/wordprocessingGroup" xmlns:wpi="http://schemas.microsoft.com/office/word/2010/wordprocessingInk" xmlns:wne="http://schemas.microsoft.com/office/word/2006/wordml" xmlns:wps="http://schemas.microsoft.com/office/word/2010/wordprocessingShape" xmlns:wpsCustomData="http://www.wps.cn/officeDocument/2013/wpsCustomData" mc:Ignorable="w14 w15 wp14">
-  <w:endnote w:type="separator" w:id="0">
-    <w:p>
-      <w:pPr>
-        <w:spacing w:line="240" w:lineRule="auto"/>
-      </w:pPr>
+<w:endnotes xmlns:wpc="http://schemas.microsoft.com/office/word/2010/wordprocessingCanvas" xmlns:cx="http://schemas.microsoft.com/office/drawing/2014/chartex" xmlns:cx1="http://schemas.microsoft.com/office/drawing/2015/9/8/chartex" xmlns:cx2="http://schemas.microsoft.com/office/drawing/2015/10/21/chartex" xmlns:cx3="http://schemas.microsoft.com/office/drawing/2016/5/9/chartex" xmlns:cx4="http://schemas.microsoft.com/office/drawing/2016/5/10/chartex" xmlns:cx5="http://schemas.microsoft.com/office/drawing/2016/5/11/chartex" xmlns:cx6="http://schemas.microsoft.com/office/drawing/2016/5/12/chartex" xmlns:cx7="http://schemas.microsoft.com/office/drawing/2016/5/13/chartex" xmlns:cx8="http://schemas.microsoft.com/office/drawing/2016/5/14/chartex" xmlns:mc="http://schemas.openxmlformats.org/markup-compatibility/2006" xmlns:aink="http://schemas.microsoft.com/office/drawing/2016/ink" xmlns:am3d="http://schemas.microsoft.com/office/drawing/2017/model3d" xmlns:o="urn:schemas-microsoft-com:office:office" xmlns:oel="http://schemas.microsoft.com/office/2019/extlst" xmlns:r="http://schemas.openxmlformats.org/officeDocument/2006/relationships" xmlns:m="http://schemas.openxmlformats.org/officeDocument/2006/math" xmlns:v="urn:schemas-microsoft-com:vml" xmlns:wp14="http://schemas.microsoft.com/office/word/2010/wordprocessingDrawing" xmlns:wp="http://schemas.openxmlformats.org/drawingml/2006/wordprocessingDrawing" xmlns:w10="urn:schemas-microsoft-com:office:word" xmlns:w="http://schemas.openxmlformats.org/wordprocessingml/2006/main" xmlns:w14="http://schemas.microsoft.com/office/word/2010/wordml" xmlns:w15="http://schemas.microsoft.com/office/word/2012/wordml" xmlns:w16cex="http://schemas.microsoft.com/office/word/2018/wordml/cex" xmlns:w16cid="http://schemas.microsoft.com/office/word/2016/wordml/cid" xmlns:w16="http://schemas.microsoft.com/office/word/2018/wordml" xmlns:w16du="http://schemas.microsoft.com/office/word/2023/wordml/word16du" xmlns:w16sdtdh="http://schemas.microsoft.com/office/word/2020/wordml/sdtdatahash" xmlns:w16se="http://schemas.microsoft.com/office/word/2015/wordml/symex" xmlns:wpg="http://schemas.microsoft.com/office/word/2010/wordprocessingGroup" xmlns:wpi="http://schemas.microsoft.com/office/word/2010/wordprocessingInk" xmlns:wne="http://schemas.microsoft.com/office/word/2006/wordml" xmlns:wps="http://schemas.microsoft.com/office/word/2010/wordprocessingShape" mc:Ignorable="w14 w15 w16se w16cid w16 w16cex w16sdtdh w16du wp14">
+  <w:endnote w:type="separator" w:id="-1">
+    <w:p>
       <w:r>
         <w:separator/>
       </w:r>
     </w:p>
   </w:endnote>
-  <w:endnote w:type="continuationSeparator" w:id="1">
-    <w:p>
-      <w:pPr>
-        <w:spacing w:line="240" w:lineRule="auto"/>
-      </w:pPr>
+  <w:endnote w:type="continuationSeparator" w:id="0">
+    <w:p>
       <w:r>
         <w:continuationSeparator/>
       </w:r>
@@ -2065,22 +1696,16 @@
 </file>
 
 <file path=word/footnotes.xml><?xml version="1.0" encoding="utf-8"?>
-<w:footnotes xmlns:wpc="http://schemas.microsoft.com/office/word/2010/wordprocessingCanvas" xmlns:mc="http://schemas.openxmlformats.org/markup-compatibility/2006" xmlns:o="urn:schemas-microsoft-com:office:office" xmlns:r="http://schemas.openxmlformats.org/officeDocument/2006/relationships" xmlns:m="http://schemas.openxmlformats.org/officeDocument/2006/math" xmlns:v="urn:schemas-microsoft-com:vml" xmlns:wp14="http://schemas.microsoft.com/office/word/2010/wordprocessingDrawing" xmlns:wp="http://schemas.openxmlformats.org/drawingml/2006/wordprocessingDrawing" xmlns:w="http://schemas.openxmlformats.org/wordprocessingml/2006/main" xmlns:w14="http://schemas.microsoft.com/office/word/2010/wordml" xmlns:w15="http://schemas.microsoft.com/office/word/2012/wordml" xmlns:w10="urn:schemas-microsoft-com:office:word" xmlns:wpg="http://schemas.microsoft.com/office/word/2010/wordprocessingGroup" xmlns:wpi="http://schemas.microsoft.com/office/word/2010/wordprocessingInk" xmlns:wne="http://schemas.microsoft.com/office/word/2006/wordml" xmlns:wps="http://schemas.microsoft.com/office/word/2010/wordprocessingShape" xmlns:wpsCustomData="http://www.wps.cn/officeDocument/2013/wpsCustomData" mc:Ignorable="w14 w15 wp14">
-  <w:footnote w:type="separator" w:id="0">
-    <w:p>
-      <w:pPr>
-        <w:spacing w:line="240" w:lineRule="auto"/>
-      </w:pPr>
+<w:footnotes xmlns:wpc="http://schemas.microsoft.com/office/word/2010/wordprocessingCanvas" xmlns:cx="http://schemas.microsoft.com/office/drawing/2014/chartex" xmlns:cx1="http://schemas.microsoft.com/office/drawing/2015/9/8/chartex" xmlns:cx2="http://schemas.microsoft.com/office/drawing/2015/10/21/chartex" xmlns:cx3="http://schemas.microsoft.com/office/drawing/2016/5/9/chartex" xmlns:cx4="http://schemas.microsoft.com/office/drawing/2016/5/10/chartex" xmlns:cx5="http://schemas.microsoft.com/office/drawing/2016/5/11/chartex" xmlns:cx6="http://schemas.microsoft.com/office/drawing/2016/5/12/chartex" xmlns:cx7="http://schemas.microsoft.com/office/drawing/2016/5/13/chartex" xmlns:cx8="http://schemas.microsoft.com/office/drawing/2016/5/14/chartex" xmlns:mc="http://schemas.openxmlformats.org/markup-compatibility/2006" xmlns:aink="http://schemas.microsoft.com/office/drawing/2016/ink" xmlns:am3d="http://schemas.microsoft.com/office/drawing/2017/model3d" xmlns:o="urn:schemas-microsoft-com:office:office" xmlns:oel="http://schemas.microsoft.com/office/2019/extlst" xmlns:r="http://schemas.openxmlformats.org/officeDocument/2006/relationships" xmlns:m="http://schemas.openxmlformats.org/officeDocument/2006/math" xmlns:v="urn:schemas-microsoft-com:vml" xmlns:wp14="http://schemas.microsoft.com/office/word/2010/wordprocessingDrawing" xmlns:wp="http://schemas.openxmlformats.org/drawingml/2006/wordprocessingDrawing" xmlns:w10="urn:schemas-microsoft-com:office:word" xmlns:w="http://schemas.openxmlformats.org/wordprocessingml/2006/main" xmlns:w14="http://schemas.microsoft.com/office/word/2010/wordml" xmlns:w15="http://schemas.microsoft.com/office/word/2012/wordml" xmlns:w16cex="http://schemas.microsoft.com/office/word/2018/wordml/cex" xmlns:w16cid="http://schemas.microsoft.com/office/word/2016/wordml/cid" xmlns:w16="http://schemas.microsoft.com/office/word/2018/wordml" xmlns:w16du="http://schemas.microsoft.com/office/word/2023/wordml/word16du" xmlns:w16sdtdh="http://schemas.microsoft.com/office/word/2020/wordml/sdtdatahash" xmlns:w16se="http://schemas.microsoft.com/office/word/2015/wordml/symex" xmlns:wpg="http://schemas.microsoft.com/office/word/2010/wordprocessingGroup" xmlns:wpi="http://schemas.microsoft.com/office/word/2010/wordprocessingInk" xmlns:wne="http://schemas.microsoft.com/office/word/2006/wordml" xmlns:wps="http://schemas.microsoft.com/office/word/2010/wordprocessingShape" mc:Ignorable="w14 w15 w16se w16cid w16 w16cex w16sdtdh w16du wp14">
+  <w:footnote w:type="separator" w:id="-1">
+    <w:p>
       <w:r>
         <w:separator/>
       </w:r>
     </w:p>
   </w:footnote>
-  <w:footnote w:type="continuationSeparator" w:id="1">
-    <w:p>
-      <w:pPr>
-        <w:spacing w:line="240" w:lineRule="auto"/>
-      </w:pPr>
+  <w:footnote w:type="continuationSeparator" w:id="0">
+    <w:p>
       <w:r>
         <w:continuationSeparator/>
       </w:r>
@@ -2090,303 +1715,339 @@
 </file>
 
 <file path=word/styles.xml><?xml version="1.0" encoding="utf-8"?>
-<w:styles xmlns:mc="http://schemas.openxmlformats.org/markup-compatibility/2006" xmlns:o="urn:schemas-microsoft-com:office:office" xmlns:r="http://schemas.openxmlformats.org/officeDocument/2006/relationships" xmlns:m="http://schemas.openxmlformats.org/officeDocument/2006/math" xmlns:v="urn:schemas-microsoft-com:vml" xmlns:w="http://schemas.openxmlformats.org/wordprocessingml/2006/main" xmlns:w14="http://schemas.microsoft.com/office/word/2010/wordml" xmlns:w10="urn:schemas-microsoft-com:office:word" xmlns:sl="http://schemas.openxmlformats.org/schemaLibrary/2006/main" xmlns:wpsCustomData="http://www.wps.cn/officeDocument/2013/wpsCustomData" mc:Ignorable="w14">
+<w:styles xmlns:mc="http://schemas.openxmlformats.org/markup-compatibility/2006" xmlns:r="http://schemas.openxmlformats.org/officeDocument/2006/relationships" xmlns:w="http://schemas.openxmlformats.org/wordprocessingml/2006/main" xmlns:w14="http://schemas.microsoft.com/office/word/2010/wordml" xmlns:w15="http://schemas.microsoft.com/office/word/2012/wordml" xmlns:w16cex="http://schemas.microsoft.com/office/word/2018/wordml/cex" xmlns:w16cid="http://schemas.microsoft.com/office/word/2016/wordml/cid" xmlns:w16="http://schemas.microsoft.com/office/word/2018/wordml" xmlns:w16du="http://schemas.microsoft.com/office/word/2023/wordml/word16du" xmlns:w16sdtdh="http://schemas.microsoft.com/office/word/2020/wordml/sdtdatahash" xmlns:w16se="http://schemas.microsoft.com/office/word/2015/wordml/symex" mc:Ignorable="w14 w15 w16se w16cid w16 w16cex w16sdtdh w16du">
   <w:docDefaults>
     <w:rPrDefault>
       <w:rPr>
-        <w:rFonts w:ascii="Times New Roman" w:hAnsi="Times New Roman" w:eastAsia="宋体" w:cs="Times New Roman"/>
+        <w:rFonts w:ascii="Times New Roman" w:eastAsia="宋体" w:hAnsi="Times New Roman" w:cs="Times New Roman"/>
+        <w:lang w:val="en-US" w:eastAsia="zh-CN" w:bidi="ar-SA"/>
       </w:rPr>
     </w:rPrDefault>
     <w:pPrDefault/>
   </w:docDefaults>
-  <w:latentStyles w:count="260" w:defQFormat="0" w:defUnhideWhenUsed="1" w:defSemiHidden="1" w:defUIPriority="99" w:defLockedState="0">
-    <w:lsdException w:qFormat="1" w:unhideWhenUsed="0" w:uiPriority="0" w:name="Normal"/>
-    <w:lsdException w:qFormat="1" w:unhideWhenUsed="0" w:uiPriority="0" w:semiHidden="0" w:name="heading 1"/>
-    <w:lsdException w:qFormat="1" w:uiPriority="0" w:name="heading 2"/>
-    <w:lsdException w:qFormat="1" w:uiPriority="0" w:name="heading 3"/>
-    <w:lsdException w:qFormat="1" w:uiPriority="0" w:name="heading 4"/>
-    <w:lsdException w:qFormat="1" w:uiPriority="0" w:name="heading 5"/>
-    <w:lsdException w:qFormat="1" w:uiPriority="0" w:name="heading 6"/>
-    <w:lsdException w:qFormat="1" w:uiPriority="0" w:name="heading 7"/>
-    <w:lsdException w:qFormat="1" w:uiPriority="0" w:name="heading 8"/>
-    <w:lsdException w:qFormat="1" w:uiPriority="0" w:name="heading 9"/>
-    <w:lsdException w:unhideWhenUsed="0" w:uiPriority="0" w:semiHidden="0" w:name="index 1"/>
-    <w:lsdException w:unhideWhenUsed="0" w:uiPriority="0" w:semiHidden="0" w:name="index 2"/>
-    <w:lsdException w:unhideWhenUsed="0" w:uiPriority="0" w:semiHidden="0" w:name="index 3"/>
-    <w:lsdException w:unhideWhenUsed="0" w:uiPriority="0" w:semiHidden="0" w:name="index 4"/>
-    <w:lsdException w:unhideWhenUsed="0" w:uiPriority="0" w:semiHidden="0" w:name="index 5"/>
-    <w:lsdException w:unhideWhenUsed="0" w:uiPriority="0" w:semiHidden="0" w:name="index 6"/>
-    <w:lsdException w:unhideWhenUsed="0" w:uiPriority="0" w:semiHidden="0" w:name="index 7"/>
-    <w:lsdException w:unhideWhenUsed="0" w:uiPriority="0" w:semiHidden="0" w:name="index 8"/>
-    <w:lsdException w:unhideWhenUsed="0" w:uiPriority="0" w:semiHidden="0" w:name="index 9"/>
-    <w:lsdException w:unhideWhenUsed="0" w:uiPriority="0" w:semiHidden="0" w:name="toc 1"/>
-    <w:lsdException w:unhideWhenUsed="0" w:uiPriority="0" w:semiHidden="0" w:name="toc 2"/>
-    <w:lsdException w:unhideWhenUsed="0" w:uiPriority="0" w:semiHidden="0" w:name="toc 3"/>
-    <w:lsdException w:unhideWhenUsed="0" w:uiPriority="0" w:semiHidden="0" w:name="toc 4"/>
-    <w:lsdException w:unhideWhenUsed="0" w:uiPriority="0" w:semiHidden="0" w:name="toc 5"/>
-    <w:lsdException w:unhideWhenUsed="0" w:uiPriority="0" w:semiHidden="0" w:name="toc 6"/>
-    <w:lsdException w:unhideWhenUsed="0" w:uiPriority="0" w:semiHidden="0" w:name="toc 7"/>
-    <w:lsdException w:unhideWhenUsed="0" w:uiPriority="0" w:semiHidden="0" w:name="toc 8"/>
-    <w:lsdException w:unhideWhenUsed="0" w:uiPriority="0" w:semiHidden="0" w:name="toc 9"/>
-    <w:lsdException w:unhideWhenUsed="0" w:uiPriority="0" w:semiHidden="0" w:name="Normal Indent"/>
-    <w:lsdException w:unhideWhenUsed="0" w:uiPriority="0" w:semiHidden="0" w:name="footnote text"/>
-    <w:lsdException w:unhideWhenUsed="0" w:uiPriority="0" w:semiHidden="0" w:name="annotation text"/>
-    <w:lsdException w:unhideWhenUsed="0" w:uiPriority="0" w:semiHidden="0" w:name="header"/>
-    <w:lsdException w:unhideWhenUsed="0" w:uiPriority="0" w:semiHidden="0" w:name="footer"/>
-    <w:lsdException w:unhideWhenUsed="0" w:uiPriority="0" w:semiHidden="0" w:name="index heading"/>
-    <w:lsdException w:qFormat="1" w:uiPriority="0" w:name="caption"/>
-    <w:lsdException w:qFormat="1" w:uiPriority="99" w:semiHidden="0" w:name="table of figures"/>
-    <w:lsdException w:unhideWhenUsed="0" w:uiPriority="0" w:semiHidden="0" w:name="envelope address"/>
-    <w:lsdException w:unhideWhenUsed="0" w:uiPriority="0" w:semiHidden="0" w:name="envelope return"/>
-    <w:lsdException w:unhideWhenUsed="0" w:uiPriority="0" w:semiHidden="0" w:name="footnote reference"/>
-    <w:lsdException w:unhideWhenUsed="0" w:uiPriority="0" w:semiHidden="0" w:name="annotation reference"/>
-    <w:lsdException w:unhideWhenUsed="0" w:uiPriority="0" w:semiHidden="0" w:name="line number"/>
-    <w:lsdException w:unhideWhenUsed="0" w:uiPriority="0" w:semiHidden="0" w:name="page number"/>
-    <w:lsdException w:unhideWhenUsed="0" w:uiPriority="0" w:semiHidden="0" w:name="endnote reference"/>
-    <w:lsdException w:unhideWhenUsed="0" w:uiPriority="0" w:semiHidden="0" w:name="endnote text"/>
-    <w:lsdException w:unhideWhenUsed="0" w:uiPriority="0" w:semiHidden="0" w:name="table of authorities"/>
-    <w:lsdException w:unhideWhenUsed="0" w:uiPriority="0" w:semiHidden="0" w:name="macro"/>
-    <w:lsdException w:unhideWhenUsed="0" w:uiPriority="0" w:semiHidden="0" w:name="toa heading"/>
-    <w:lsdException w:unhideWhenUsed="0" w:uiPriority="0" w:semiHidden="0" w:name="List"/>
-    <w:lsdException w:unhideWhenUsed="0" w:uiPriority="0" w:semiHidden="0" w:name="List Bullet"/>
-    <w:lsdException w:unhideWhenUsed="0" w:uiPriority="0" w:semiHidden="0" w:name="List Number"/>
-    <w:lsdException w:unhideWhenUsed="0" w:uiPriority="0" w:semiHidden="0" w:name="List 2"/>
-    <w:lsdException w:unhideWhenUsed="0" w:uiPriority="0" w:semiHidden="0" w:name="List 3"/>
-    <w:lsdException w:unhideWhenUsed="0" w:uiPriority="0" w:semiHidden="0" w:name="List 4"/>
-    <w:lsdException w:unhideWhenUsed="0" w:uiPriority="0" w:semiHidden="0" w:name="List 5"/>
-    <w:lsdException w:unhideWhenUsed="0" w:uiPriority="0" w:semiHidden="0" w:name="List Bullet 2"/>
-    <w:lsdException w:unhideWhenUsed="0" w:uiPriority="0" w:semiHidden="0" w:name="List Bullet 3"/>
-    <w:lsdException w:unhideWhenUsed="0" w:uiPriority="0" w:semiHidden="0" w:name="List Bullet 4"/>
-    <w:lsdException w:unhideWhenUsed="0" w:uiPriority="0" w:semiHidden="0" w:name="List Bullet 5"/>
-    <w:lsdException w:unhideWhenUsed="0" w:uiPriority="0" w:semiHidden="0" w:name="List Number 2"/>
-    <w:lsdException w:unhideWhenUsed="0" w:uiPriority="0" w:semiHidden="0" w:name="List Number 3"/>
-    <w:lsdException w:unhideWhenUsed="0" w:uiPriority="0" w:semiHidden="0" w:name="List Number 4"/>
-    <w:lsdException w:unhideWhenUsed="0" w:uiPriority="0" w:semiHidden="0" w:name="List Number 5"/>
-    <w:lsdException w:qFormat="1" w:unhideWhenUsed="0" w:uiPriority="0" w:semiHidden="0" w:name="Title"/>
-    <w:lsdException w:unhideWhenUsed="0" w:uiPriority="0" w:semiHidden="0" w:name="Closing"/>
-    <w:lsdException w:unhideWhenUsed="0" w:uiPriority="0" w:semiHidden="0" w:name="Signature"/>
-    <w:lsdException w:qFormat="1" w:unhideWhenUsed="0" w:uiPriority="0" w:name="Default Paragraph Font"/>
-    <w:lsdException w:unhideWhenUsed="0" w:uiPriority="0" w:semiHidden="0" w:name="Body Text"/>
-    <w:lsdException w:unhideWhenUsed="0" w:uiPriority="0" w:semiHidden="0" w:name="Body Text Indent"/>
-    <w:lsdException w:unhideWhenUsed="0" w:uiPriority="0" w:semiHidden="0" w:name="List Continue"/>
-    <w:lsdException w:unhideWhenUsed="0" w:uiPriority="0" w:semiHidden="0" w:name="List Continue 2"/>
-    <w:lsdException w:unhideWhenUsed="0" w:uiPriority="0" w:semiHidden="0" w:name="List Continue 3"/>
-    <w:lsdException w:unhideWhenUsed="0" w:uiPriority="0" w:semiHidden="0" w:name="List Continue 4"/>
-    <w:lsdException w:unhideWhenUsed="0" w:uiPriority="0" w:semiHidden="0" w:name="List Continue 5"/>
-    <w:lsdException w:unhideWhenUsed="0" w:uiPriority="0" w:semiHidden="0" w:name="Message Header"/>
-    <w:lsdException w:qFormat="1" w:unhideWhenUsed="0" w:uiPriority="0" w:semiHidden="0" w:name="Subtitle"/>
-    <w:lsdException w:unhideWhenUsed="0" w:uiPriority="0" w:semiHidden="0" w:name="Salutation"/>
-    <w:lsdException w:unhideWhenUsed="0" w:uiPriority="0" w:semiHidden="0" w:name="Date"/>
-    <w:lsdException w:unhideWhenUsed="0" w:uiPriority="0" w:semiHidden="0" w:name="Body Text First Indent"/>
-    <w:lsdException w:unhideWhenUsed="0" w:uiPriority="0" w:semiHidden="0" w:name="Body Text First Indent 2"/>
-    <w:lsdException w:unhideWhenUsed="0" w:uiPriority="0" w:semiHidden="0" w:name="Note Heading"/>
-    <w:lsdException w:unhideWhenUsed="0" w:uiPriority="0" w:semiHidden="0" w:name="Body Text 2"/>
-    <w:lsdException w:unhideWhenUsed="0" w:uiPriority="0" w:semiHidden="0" w:name="Body Text 3"/>
-    <w:lsdException w:unhideWhenUsed="0" w:uiPriority="0" w:semiHidden="0" w:name="Body Text Indent 2"/>
-    <w:lsdException w:unhideWhenUsed="0" w:uiPriority="0" w:semiHidden="0" w:name="Body Text Indent 3"/>
-    <w:lsdException w:unhideWhenUsed="0" w:uiPriority="0" w:semiHidden="0" w:name="Block Text"/>
-    <w:lsdException w:unhideWhenUsed="0" w:uiPriority="0" w:semiHidden="0" w:name="Hyperlink"/>
-    <w:lsdException w:unhideWhenUsed="0" w:uiPriority="0" w:semiHidden="0" w:name="FollowedHyperlink"/>
-    <w:lsdException w:qFormat="1" w:unhideWhenUsed="0" w:uiPriority="0" w:semiHidden="0" w:name="Strong"/>
-    <w:lsdException w:qFormat="1" w:unhideWhenUsed="0" w:uiPriority="0" w:semiHidden="0" w:name="Emphasis"/>
-    <w:lsdException w:unhideWhenUsed="0" w:uiPriority="0" w:semiHidden="0" w:name="Document Map"/>
-    <w:lsdException w:unhideWhenUsed="0" w:uiPriority="0" w:semiHidden="0" w:name="Plain Text"/>
-    <w:lsdException w:unhideWhenUsed="0" w:uiPriority="0" w:semiHidden="0" w:name="E-mail Signature"/>
-    <w:lsdException w:unhideWhenUsed="0" w:uiPriority="0" w:semiHidden="0" w:name="Normal (Web)"/>
-    <w:lsdException w:unhideWhenUsed="0" w:uiPriority="0" w:semiHidden="0" w:name="HTML Acronym"/>
-    <w:lsdException w:unhideWhenUsed="0" w:uiPriority="0" w:semiHidden="0" w:name="HTML Address"/>
-    <w:lsdException w:unhideWhenUsed="0" w:uiPriority="0" w:semiHidden="0" w:name="HTML Cite"/>
-    <w:lsdException w:unhideWhenUsed="0" w:uiPriority="0" w:semiHidden="0" w:name="HTML Code"/>
-    <w:lsdException w:unhideWhenUsed="0" w:uiPriority="0" w:semiHidden="0" w:name="HTML Definition"/>
-    <w:lsdException w:unhideWhenUsed="0" w:uiPriority="0" w:semiHidden="0" w:name="HTML Keyboard"/>
-    <w:lsdException w:unhideWhenUsed="0" w:uiPriority="0" w:semiHidden="0" w:name="HTML Preformatted"/>
-    <w:lsdException w:unhideWhenUsed="0" w:uiPriority="0" w:semiHidden="0" w:name="HTML Sample"/>
-    <w:lsdException w:unhideWhenUsed="0" w:uiPriority="0" w:semiHidden="0" w:name="HTML Typewriter"/>
-    <w:lsdException w:unhideWhenUsed="0" w:uiPriority="0" w:semiHidden="0" w:name="HTML Variable"/>
-    <w:lsdException w:qFormat="1" w:unhideWhenUsed="0" w:uiPriority="0" w:name="Normal Table"/>
-    <w:lsdException w:unhideWhenUsed="0" w:uiPriority="0" w:semiHidden="0" w:name="annotation subject"/>
-    <w:lsdException w:unhideWhenUsed="0" w:uiPriority="0" w:semiHidden="0" w:name="Table Simple 1"/>
-    <w:lsdException w:unhideWhenUsed="0" w:uiPriority="0" w:semiHidden="0" w:name="Table Simple 2"/>
-    <w:lsdException w:unhideWhenUsed="0" w:uiPriority="0" w:semiHidden="0" w:name="Table Simple 3"/>
-    <w:lsdException w:unhideWhenUsed="0" w:uiPriority="0" w:semiHidden="0" w:name="Table Classic 1"/>
-    <w:lsdException w:unhideWhenUsed="0" w:uiPriority="0" w:semiHidden="0" w:name="Table Classic 2"/>
-    <w:lsdException w:unhideWhenUsed="0" w:uiPriority="0" w:semiHidden="0" w:name="Table Classic 3"/>
-    <w:lsdException w:unhideWhenUsed="0" w:uiPriority="0" w:semiHidden="0" w:name="Table Classic 4"/>
-    <w:lsdException w:unhideWhenUsed="0" w:uiPriority="0" w:semiHidden="0" w:name="Table Colorful 1"/>
-    <w:lsdException w:unhideWhenUsed="0" w:uiPriority="0" w:semiHidden="0" w:name="Table Colorful 2"/>
-    <w:lsdException w:unhideWhenUsed="0" w:uiPriority="0" w:semiHidden="0" w:name="Table Colorful 3"/>
-    <w:lsdException w:unhideWhenUsed="0" w:uiPriority="0" w:semiHidden="0" w:name="Table Columns 1"/>
-    <w:lsdException w:unhideWhenUsed="0" w:uiPriority="0" w:semiHidden="0" w:name="Table Columns 2"/>
-    <w:lsdException w:unhideWhenUsed="0" w:uiPriority="0" w:semiHidden="0" w:name="Table Columns 3"/>
-    <w:lsdException w:unhideWhenUsed="0" w:uiPriority="0" w:semiHidden="0" w:name="Table Columns 4"/>
-    <w:lsdException w:unhideWhenUsed="0" w:uiPriority="0" w:semiHidden="0" w:name="Table Columns 5"/>
-    <w:lsdException w:unhideWhenUsed="0" w:uiPriority="0" w:semiHidden="0" w:name="Table Grid 1"/>
-    <w:lsdException w:unhideWhenUsed="0" w:uiPriority="0" w:semiHidden="0" w:name="Table Grid 2"/>
-    <w:lsdException w:unhideWhenUsed="0" w:uiPriority="0" w:semiHidden="0" w:name="Table Grid 3"/>
-    <w:lsdException w:unhideWhenUsed="0" w:uiPriority="0" w:semiHidden="0" w:name="Table Grid 4"/>
-    <w:lsdException w:unhideWhenUsed="0" w:uiPriority="0" w:semiHidden="0" w:name="Table Grid 5"/>
-    <w:lsdException w:unhideWhenUsed="0" w:uiPriority="0" w:semiHidden="0" w:name="Table Grid 6"/>
-    <w:lsdException w:unhideWhenUsed="0" w:uiPriority="0" w:semiHidden="0" w:name="Table Grid 7"/>
-    <w:lsdException w:unhideWhenUsed="0" w:uiPriority="0" w:semiHidden="0" w:name="Table Grid 8"/>
-    <w:lsdException w:unhideWhenUsed="0" w:uiPriority="0" w:semiHidden="0" w:name="Table List 1"/>
-    <w:lsdException w:unhideWhenUsed="0" w:uiPriority="0" w:semiHidden="0" w:name="Table List 2"/>
-    <w:lsdException w:unhideWhenUsed="0" w:uiPriority="0" w:semiHidden="0" w:name="Table List 3"/>
-    <w:lsdException w:unhideWhenUsed="0" w:uiPriority="0" w:semiHidden="0" w:name="Table List 4"/>
-    <w:lsdException w:unhideWhenUsed="0" w:uiPriority="0" w:semiHidden="0" w:name="Table List 5"/>
-    <w:lsdException w:unhideWhenUsed="0" w:uiPriority="0" w:semiHidden="0" w:name="Table List 6"/>
-    <w:lsdException w:unhideWhenUsed="0" w:uiPriority="0" w:semiHidden="0" w:name="Table List 7"/>
-    <w:lsdException w:unhideWhenUsed="0" w:uiPriority="0" w:semiHidden="0" w:name="Table List 8"/>
-    <w:lsdException w:unhideWhenUsed="0" w:uiPriority="0" w:semiHidden="0" w:name="Table 3D effects 1"/>
-    <w:lsdException w:unhideWhenUsed="0" w:uiPriority="0" w:semiHidden="0" w:name="Table 3D effects 2"/>
-    <w:lsdException w:unhideWhenUsed="0" w:uiPriority="0" w:semiHidden="0" w:name="Table 3D effects 3"/>
-    <w:lsdException w:unhideWhenUsed="0" w:uiPriority="0" w:semiHidden="0" w:name="Table Contemporary"/>
-    <w:lsdException w:unhideWhenUsed="0" w:uiPriority="0" w:semiHidden="0" w:name="Table Elegant"/>
-    <w:lsdException w:unhideWhenUsed="0" w:uiPriority="0" w:semiHidden="0" w:name="Table Professional"/>
-    <w:lsdException w:unhideWhenUsed="0" w:uiPriority="0" w:semiHidden="0" w:name="Table Subtle 1"/>
-    <w:lsdException w:unhideWhenUsed="0" w:uiPriority="0" w:semiHidden="0" w:name="Table Subtle 2"/>
-    <w:lsdException w:unhideWhenUsed="0" w:uiPriority="0" w:semiHidden="0" w:name="Table Web 1"/>
-    <w:lsdException w:unhideWhenUsed="0" w:uiPriority="0" w:semiHidden="0" w:name="Table Web 2"/>
-    <w:lsdException w:unhideWhenUsed="0" w:uiPriority="0" w:semiHidden="0" w:name="Table Web 3"/>
-    <w:lsdException w:unhideWhenUsed="0" w:uiPriority="0" w:semiHidden="0" w:name="Balloon Text"/>
-    <w:lsdException w:unhideWhenUsed="0" w:uiPriority="0" w:semiHidden="0" w:name="Table Grid"/>
-    <w:lsdException w:unhideWhenUsed="0" w:uiPriority="0" w:semiHidden="0" w:name="Table Theme"/>
-    <w:lsdException w:unhideWhenUsed="0" w:uiPriority="60" w:semiHidden="0" w:name="Light Shading"/>
-    <w:lsdException w:unhideWhenUsed="0" w:uiPriority="61" w:semiHidden="0" w:name="Light List"/>
-    <w:lsdException w:unhideWhenUsed="0" w:uiPriority="62" w:semiHidden="0" w:name="Light Grid"/>
-    <w:lsdException w:unhideWhenUsed="0" w:uiPriority="63" w:semiHidden="0" w:name="Medium Shading 1"/>
-    <w:lsdException w:unhideWhenUsed="0" w:uiPriority="64" w:semiHidden="0" w:name="Medium Shading 2"/>
-    <w:lsdException w:unhideWhenUsed="0" w:uiPriority="65" w:semiHidden="0" w:name="Medium List 1"/>
-    <w:lsdException w:unhideWhenUsed="0" w:uiPriority="66" w:semiHidden="0" w:name="Medium List 2"/>
-    <w:lsdException w:unhideWhenUsed="0" w:uiPriority="67" w:semiHidden="0" w:name="Medium Grid 1"/>
-    <w:lsdException w:unhideWhenUsed="0" w:uiPriority="68" w:semiHidden="0" w:name="Medium Grid 2"/>
-    <w:lsdException w:unhideWhenUsed="0" w:uiPriority="69" w:semiHidden="0" w:name="Medium Grid 3"/>
-    <w:lsdException w:unhideWhenUsed="0" w:uiPriority="70" w:semiHidden="0" w:name="Dark List"/>
-    <w:lsdException w:unhideWhenUsed="0" w:uiPriority="71" w:semiHidden="0" w:name="Colorful Shading"/>
-    <w:lsdException w:unhideWhenUsed="0" w:uiPriority="72" w:semiHidden="0" w:name="Colorful List"/>
-    <w:lsdException w:unhideWhenUsed="0" w:uiPriority="73" w:semiHidden="0" w:name="Colorful Grid"/>
-    <w:lsdException w:unhideWhenUsed="0" w:uiPriority="60" w:semiHidden="0" w:name="Light Shading Accent 1"/>
-    <w:lsdException w:unhideWhenUsed="0" w:uiPriority="61" w:semiHidden="0" w:name="Light List Accent 1"/>
-    <w:lsdException w:unhideWhenUsed="0" w:uiPriority="62" w:semiHidden="0" w:name="Light Grid Accent 1"/>
-    <w:lsdException w:unhideWhenUsed="0" w:uiPriority="63" w:semiHidden="0" w:name="Medium Shading 1 Accent 1"/>
-    <w:lsdException w:unhideWhenUsed="0" w:uiPriority="64" w:semiHidden="0" w:name="Medium Shading 2 Accent 1"/>
-    <w:lsdException w:unhideWhenUsed="0" w:uiPriority="65" w:semiHidden="0" w:name="Medium List 1 Accent 1"/>
-    <w:lsdException w:unhideWhenUsed="0" w:uiPriority="66" w:semiHidden="0" w:name="Medium List 2 Accent 1"/>
-    <w:lsdException w:unhideWhenUsed="0" w:uiPriority="67" w:semiHidden="0" w:name="Medium Grid 1 Accent 1"/>
-    <w:lsdException w:unhideWhenUsed="0" w:uiPriority="68" w:semiHidden="0" w:name="Medium Grid 2 Accent 1"/>
-    <w:lsdException w:unhideWhenUsed="0" w:uiPriority="69" w:semiHidden="0" w:name="Medium Grid 3 Accent 1"/>
-    <w:lsdException w:unhideWhenUsed="0" w:uiPriority="70" w:semiHidden="0" w:name="Dark List Accent 1"/>
-    <w:lsdException w:unhideWhenUsed="0" w:uiPriority="71" w:semiHidden="0" w:name="Colorful Shading Accent 1"/>
-    <w:lsdException w:unhideWhenUsed="0" w:uiPriority="72" w:semiHidden="0" w:name="Colorful List Accent 1"/>
-    <w:lsdException w:unhideWhenUsed="0" w:uiPriority="73" w:semiHidden="0" w:name="Colorful Grid Accent 1"/>
-    <w:lsdException w:unhideWhenUsed="0" w:uiPriority="60" w:semiHidden="0" w:name="Light Shading Accent 2"/>
-    <w:lsdException w:unhideWhenUsed="0" w:uiPriority="61" w:semiHidden="0" w:name="Light List Accent 2"/>
-    <w:lsdException w:unhideWhenUsed="0" w:uiPriority="62" w:semiHidden="0" w:name="Light Grid Accent 2"/>
-    <w:lsdException w:unhideWhenUsed="0" w:uiPriority="63" w:semiHidden="0" w:name="Medium Shading 1 Accent 2"/>
-    <w:lsdException w:unhideWhenUsed="0" w:uiPriority="64" w:semiHidden="0" w:name="Medium Shading 2 Accent 2"/>
-    <w:lsdException w:unhideWhenUsed="0" w:uiPriority="65" w:semiHidden="0" w:name="Medium List 1 Accent 2"/>
-    <w:lsdException w:unhideWhenUsed="0" w:uiPriority="66" w:semiHidden="0" w:name="Medium List 2 Accent 2"/>
-    <w:lsdException w:unhideWhenUsed="0" w:uiPriority="67" w:semiHidden="0" w:name="Medium Grid 1 Accent 2"/>
-    <w:lsdException w:unhideWhenUsed="0" w:uiPriority="68" w:semiHidden="0" w:name="Medium Grid 2 Accent 2"/>
-    <w:lsdException w:unhideWhenUsed="0" w:uiPriority="69" w:semiHidden="0" w:name="Medium Grid 3 Accent 2"/>
-    <w:lsdException w:unhideWhenUsed="0" w:uiPriority="70" w:semiHidden="0" w:name="Dark List Accent 2"/>
-    <w:lsdException w:unhideWhenUsed="0" w:uiPriority="71" w:semiHidden="0" w:name="Colorful Shading Accent 2"/>
-    <w:lsdException w:unhideWhenUsed="0" w:uiPriority="72" w:semiHidden="0" w:name="Colorful List Accent 2"/>
-    <w:lsdException w:unhideWhenUsed="0" w:uiPriority="73" w:semiHidden="0" w:name="Colorful Grid Accent 2"/>
-    <w:lsdException w:unhideWhenUsed="0" w:uiPriority="60" w:semiHidden="0" w:name="Light Shading Accent 3"/>
-    <w:lsdException w:unhideWhenUsed="0" w:uiPriority="61" w:semiHidden="0" w:name="Light List Accent 3"/>
-    <w:lsdException w:unhideWhenUsed="0" w:uiPriority="62" w:semiHidden="0" w:name="Light Grid Accent 3"/>
-    <w:lsdException w:unhideWhenUsed="0" w:uiPriority="63" w:semiHidden="0" w:name="Medium Shading 1 Accent 3"/>
-    <w:lsdException w:unhideWhenUsed="0" w:uiPriority="64" w:semiHidden="0" w:name="Medium Shading 2 Accent 3"/>
-    <w:lsdException w:unhideWhenUsed="0" w:uiPriority="65" w:semiHidden="0" w:name="Medium List 1 Accent 3"/>
-    <w:lsdException w:unhideWhenUsed="0" w:uiPriority="66" w:semiHidden="0" w:name="Medium List 2 Accent 3"/>
-    <w:lsdException w:unhideWhenUsed="0" w:uiPriority="67" w:semiHidden="0" w:name="Medium Grid 1 Accent 3"/>
-    <w:lsdException w:unhideWhenUsed="0" w:uiPriority="68" w:semiHidden="0" w:name="Medium Grid 2 Accent 3"/>
-    <w:lsdException w:unhideWhenUsed="0" w:uiPriority="69" w:semiHidden="0" w:name="Medium Grid 3 Accent 3"/>
-    <w:lsdException w:unhideWhenUsed="0" w:uiPriority="70" w:semiHidden="0" w:name="Dark List Accent 3"/>
-    <w:lsdException w:unhideWhenUsed="0" w:uiPriority="71" w:semiHidden="0" w:name="Colorful Shading Accent 3"/>
-    <w:lsdException w:unhideWhenUsed="0" w:uiPriority="72" w:semiHidden="0" w:name="Colorful List Accent 3"/>
-    <w:lsdException w:unhideWhenUsed="0" w:uiPriority="73" w:semiHidden="0" w:name="Colorful Grid Accent 3"/>
-    <w:lsdException w:unhideWhenUsed="0" w:uiPriority="60" w:semiHidden="0" w:name="Light Shading Accent 4"/>
-    <w:lsdException w:unhideWhenUsed="0" w:uiPriority="61" w:semiHidden="0" w:name="Light List Accent 4"/>
-    <w:lsdException w:unhideWhenUsed="0" w:uiPriority="62" w:semiHidden="0" w:name="Light Grid Accent 4"/>
-    <w:lsdException w:unhideWhenUsed="0" w:uiPriority="63" w:semiHidden="0" w:name="Medium Shading 1 Accent 4"/>
-    <w:lsdException w:unhideWhenUsed="0" w:uiPriority="64" w:semiHidden="0" w:name="Medium Shading 2 Accent 4"/>
-    <w:lsdException w:unhideWhenUsed="0" w:uiPriority="65" w:semiHidden="0" w:name="Medium List 1 Accent 4"/>
-    <w:lsdException w:unhideWhenUsed="0" w:uiPriority="66" w:semiHidden="0" w:name="Medium List 2 Accent 4"/>
-    <w:lsdException w:unhideWhenUsed="0" w:uiPriority="67" w:semiHidden="0" w:name="Medium Grid 1 Accent 4"/>
-    <w:lsdException w:unhideWhenUsed="0" w:uiPriority="68" w:semiHidden="0" w:name="Medium Grid 2 Accent 4"/>
-    <w:lsdException w:unhideWhenUsed="0" w:uiPriority="69" w:semiHidden="0" w:name="Medium Grid 3 Accent 4"/>
-    <w:lsdException w:unhideWhenUsed="0" w:uiPriority="70" w:semiHidden="0" w:name="Dark List Accent 4"/>
-    <w:lsdException w:unhideWhenUsed="0" w:uiPriority="71" w:semiHidden="0" w:name="Colorful Shading Accent 4"/>
-    <w:lsdException w:unhideWhenUsed="0" w:uiPriority="72" w:semiHidden="0" w:name="Colorful List Accent 4"/>
-    <w:lsdException w:unhideWhenUsed="0" w:uiPriority="73" w:semiHidden="0" w:name="Colorful Grid Accent 4"/>
-    <w:lsdException w:unhideWhenUsed="0" w:uiPriority="60" w:semiHidden="0" w:name="Light Shading Accent 5"/>
-    <w:lsdException w:unhideWhenUsed="0" w:uiPriority="61" w:semiHidden="0" w:name="Light List Accent 5"/>
-    <w:lsdException w:unhideWhenUsed="0" w:uiPriority="62" w:semiHidden="0" w:name="Light Grid Accent 5"/>
-    <w:lsdException w:unhideWhenUsed="0" w:uiPriority="63" w:semiHidden="0" w:name="Medium Shading 1 Accent 5"/>
-    <w:lsdException w:unhideWhenUsed="0" w:uiPriority="64" w:semiHidden="0" w:name="Medium Shading 2 Accent 5"/>
-    <w:lsdException w:unhideWhenUsed="0" w:uiPriority="65" w:semiHidden="0" w:name="Medium List 1 Accent 5"/>
-    <w:lsdException w:unhideWhenUsed="0" w:uiPriority="66" w:semiHidden="0" w:name="Medium List 2 Accent 5"/>
-    <w:lsdException w:unhideWhenUsed="0" w:uiPriority="67" w:semiHidden="0" w:name="Medium Grid 1 Accent 5"/>
-    <w:lsdException w:unhideWhenUsed="0" w:uiPriority="68" w:semiHidden="0" w:name="Medium Grid 2 Accent 5"/>
-    <w:lsdException w:unhideWhenUsed="0" w:uiPriority="69" w:semiHidden="0" w:name="Medium Grid 3 Accent 5"/>
-    <w:lsdException w:unhideWhenUsed="0" w:uiPriority="70" w:semiHidden="0" w:name="Dark List Accent 5"/>
-    <w:lsdException w:unhideWhenUsed="0" w:uiPriority="71" w:semiHidden="0" w:name="Colorful Shading Accent 5"/>
-    <w:lsdException w:unhideWhenUsed="0" w:uiPriority="72" w:semiHidden="0" w:name="Colorful List Accent 5"/>
-    <w:lsdException w:unhideWhenUsed="0" w:uiPriority="73" w:semiHidden="0" w:name="Colorful Grid Accent 5"/>
-    <w:lsdException w:unhideWhenUsed="0" w:uiPriority="60" w:semiHidden="0" w:name="Light Shading Accent 6"/>
-    <w:lsdException w:unhideWhenUsed="0" w:uiPriority="61" w:semiHidden="0" w:name="Light List Accent 6"/>
-    <w:lsdException w:unhideWhenUsed="0" w:uiPriority="62" w:semiHidden="0" w:name="Light Grid Accent 6"/>
-    <w:lsdException w:unhideWhenUsed="0" w:uiPriority="63" w:semiHidden="0" w:name="Medium Shading 1 Accent 6"/>
-    <w:lsdException w:unhideWhenUsed="0" w:uiPriority="64" w:semiHidden="0" w:name="Medium Shading 2 Accent 6"/>
-    <w:lsdException w:unhideWhenUsed="0" w:uiPriority="65" w:semiHidden="0" w:name="Medium List 1 Accent 6"/>
-    <w:lsdException w:unhideWhenUsed="0" w:uiPriority="66" w:semiHidden="0" w:name="Medium List 2 Accent 6"/>
-    <w:lsdException w:unhideWhenUsed="0" w:uiPriority="67" w:semiHidden="0" w:name="Medium Grid 1 Accent 6"/>
-    <w:lsdException w:unhideWhenUsed="0" w:uiPriority="68" w:semiHidden="0" w:name="Medium Grid 2 Accent 6"/>
-    <w:lsdException w:unhideWhenUsed="0" w:uiPriority="69" w:semiHidden="0" w:name="Medium Grid 3 Accent 6"/>
-    <w:lsdException w:unhideWhenUsed="0" w:uiPriority="70" w:semiHidden="0" w:name="Dark List Accent 6"/>
-    <w:lsdException w:unhideWhenUsed="0" w:uiPriority="71" w:semiHidden="0" w:name="Colorful Shading Accent 6"/>
-    <w:lsdException w:unhideWhenUsed="0" w:uiPriority="72" w:semiHidden="0" w:name="Colorful List Accent 6"/>
-    <w:lsdException w:unhideWhenUsed="0" w:uiPriority="73" w:semiHidden="0" w:name="Colorful Grid Accent 6"/>
+  <w:latentStyles w:defLockedState="0" w:defUIPriority="0" w:defSemiHidden="0" w:defUnhideWhenUsed="0" w:defQFormat="0" w:count="376">
+    <w:lsdException w:name="Normal" w:semiHidden="1" w:qFormat="1"/>
+    <w:lsdException w:name="heading 1" w:qFormat="1"/>
+    <w:lsdException w:name="heading 2" w:semiHidden="1" w:unhideWhenUsed="1" w:qFormat="1"/>
+    <w:lsdException w:name="heading 3" w:semiHidden="1" w:unhideWhenUsed="1" w:qFormat="1"/>
+    <w:lsdException w:name="heading 4" w:semiHidden="1" w:unhideWhenUsed="1" w:qFormat="1"/>
+    <w:lsdException w:name="heading 5" w:semiHidden="1" w:unhideWhenUsed="1" w:qFormat="1"/>
+    <w:lsdException w:name="heading 6" w:semiHidden="1" w:unhideWhenUsed="1" w:qFormat="1"/>
+    <w:lsdException w:name="heading 7" w:semiHidden="1" w:unhideWhenUsed="1" w:qFormat="1"/>
+    <w:lsdException w:name="heading 8" w:semiHidden="1" w:unhideWhenUsed="1" w:qFormat="1"/>
+    <w:lsdException w:name="heading 9" w:semiHidden="1" w:unhideWhenUsed="1" w:qFormat="1"/>
+    <w:lsdException w:name="caption" w:semiHidden="1" w:unhideWhenUsed="1" w:qFormat="1"/>
+    <w:lsdException w:name="table of figures" w:uiPriority="99" w:unhideWhenUsed="1" w:qFormat="1"/>
+    <w:lsdException w:name="Title" w:qFormat="1"/>
+    <w:lsdException w:name="Default Paragraph Font" w:semiHidden="1" w:qFormat="1"/>
+    <w:lsdException w:name="Subtitle" w:qFormat="1"/>
+    <w:lsdException w:name="Strong" w:qFormat="1"/>
+    <w:lsdException w:name="Emphasis" w:qFormat="1"/>
+    <w:lsdException w:name="HTML Top of Form" w:semiHidden="1" w:uiPriority="99" w:unhideWhenUsed="1"/>
+    <w:lsdException w:name="HTML Bottom of Form" w:semiHidden="1" w:uiPriority="99" w:unhideWhenUsed="1"/>
+    <w:lsdException w:name="Normal Table" w:semiHidden="1" w:unhideWhenUsed="1" w:qFormat="1"/>
+    <w:lsdException w:name="No List" w:semiHidden="1" w:uiPriority="99" w:unhideWhenUsed="1"/>
+    <w:lsdException w:name="Outline List 1" w:semiHidden="1" w:uiPriority="99" w:unhideWhenUsed="1"/>
+    <w:lsdException w:name="Outline List 2" w:semiHidden="1" w:uiPriority="99" w:unhideWhenUsed="1"/>
+    <w:lsdException w:name="Outline List 3" w:semiHidden="1" w:uiPriority="99" w:unhideWhenUsed="1"/>
+    <w:lsdException w:name="Table Simple 1" w:semiHidden="1" w:unhideWhenUsed="1"/>
+    <w:lsdException w:name="Table Simple 2" w:semiHidden="1" w:unhideWhenUsed="1"/>
+    <w:lsdException w:name="Table Simple 3" w:semiHidden="1" w:unhideWhenUsed="1"/>
+    <w:lsdException w:name="Table Classic 1" w:semiHidden="1" w:unhideWhenUsed="1"/>
+    <w:lsdException w:name="Table Classic 2" w:semiHidden="1" w:unhideWhenUsed="1"/>
+    <w:lsdException w:name="Table Classic 3" w:semiHidden="1" w:unhideWhenUsed="1"/>
+    <w:lsdException w:name="Table Classic 4" w:semiHidden="1" w:unhideWhenUsed="1"/>
+    <w:lsdException w:name="Table Colorful 1" w:semiHidden="1" w:unhideWhenUsed="1"/>
+    <w:lsdException w:name="Table Colorful 2" w:semiHidden="1" w:unhideWhenUsed="1"/>
+    <w:lsdException w:name="Table Colorful 3" w:semiHidden="1" w:unhideWhenUsed="1"/>
+    <w:lsdException w:name="Table Columns 1" w:semiHidden="1" w:unhideWhenUsed="1"/>
+    <w:lsdException w:name="Table Columns 2" w:semiHidden="1" w:unhideWhenUsed="1"/>
+    <w:lsdException w:name="Table Columns 3" w:semiHidden="1" w:unhideWhenUsed="1"/>
+    <w:lsdException w:name="Table Columns 4" w:semiHidden="1" w:unhideWhenUsed="1"/>
+    <w:lsdException w:name="Table Columns 5" w:semiHidden="1" w:unhideWhenUsed="1"/>
+    <w:lsdException w:name="Table Grid 1" w:semiHidden="1" w:unhideWhenUsed="1"/>
+    <w:lsdException w:name="Table Grid 2" w:semiHidden="1" w:unhideWhenUsed="1"/>
+    <w:lsdException w:name="Table Grid 3" w:semiHidden="1" w:unhideWhenUsed="1"/>
+    <w:lsdException w:name="Table Grid 4" w:semiHidden="1" w:unhideWhenUsed="1"/>
+    <w:lsdException w:name="Table Grid 5" w:semiHidden="1" w:unhideWhenUsed="1"/>
+    <w:lsdException w:name="Table Grid 6" w:semiHidden="1" w:unhideWhenUsed="1"/>
+    <w:lsdException w:name="Table Grid 7" w:semiHidden="1" w:unhideWhenUsed="1"/>
+    <w:lsdException w:name="Table Grid 8" w:semiHidden="1" w:unhideWhenUsed="1"/>
+    <w:lsdException w:name="Table List 1" w:semiHidden="1" w:unhideWhenUsed="1"/>
+    <w:lsdException w:name="Table List 2" w:semiHidden="1" w:unhideWhenUsed="1"/>
+    <w:lsdException w:name="Table List 3" w:semiHidden="1" w:unhideWhenUsed="1"/>
+    <w:lsdException w:name="Table List 4" w:semiHidden="1" w:unhideWhenUsed="1"/>
+    <w:lsdException w:name="Table List 5" w:semiHidden="1" w:unhideWhenUsed="1"/>
+    <w:lsdException w:name="Table List 6" w:semiHidden="1" w:unhideWhenUsed="1"/>
+    <w:lsdException w:name="Table List 7" w:semiHidden="1" w:unhideWhenUsed="1"/>
+    <w:lsdException w:name="Table List 8" w:semiHidden="1" w:unhideWhenUsed="1"/>
+    <w:lsdException w:name="Table 3D effects 1" w:semiHidden="1" w:unhideWhenUsed="1"/>
+    <w:lsdException w:name="Table 3D effects 2" w:semiHidden="1" w:unhideWhenUsed="1"/>
+    <w:lsdException w:name="Table 3D effects 3" w:semiHidden="1" w:unhideWhenUsed="1"/>
+    <w:lsdException w:name="Table Contemporary" w:semiHidden="1" w:unhideWhenUsed="1"/>
+    <w:lsdException w:name="Table Elegant" w:semiHidden="1" w:unhideWhenUsed="1"/>
+    <w:lsdException w:name="Table Professional" w:semiHidden="1" w:unhideWhenUsed="1"/>
+    <w:lsdException w:name="Table Subtle 1" w:semiHidden="1" w:unhideWhenUsed="1"/>
+    <w:lsdException w:name="Table Subtle 2" w:semiHidden="1" w:unhideWhenUsed="1"/>
+    <w:lsdException w:name="Table Web 1" w:semiHidden="1" w:unhideWhenUsed="1"/>
+    <w:lsdException w:name="Table Web 2" w:semiHidden="1" w:unhideWhenUsed="1"/>
+    <w:lsdException w:name="Table Web 3" w:semiHidden="1" w:unhideWhenUsed="1"/>
+    <w:lsdException w:name="Table Theme" w:semiHidden="1" w:unhideWhenUsed="1"/>
+    <w:lsdException w:name="Placeholder Text" w:semiHidden="1" w:uiPriority="99" w:unhideWhenUsed="1"/>
+    <w:lsdException w:name="No Spacing" w:semiHidden="1" w:uiPriority="99" w:unhideWhenUsed="1"/>
+    <w:lsdException w:name="Light Shading" w:uiPriority="60"/>
+    <w:lsdException w:name="Light List" w:uiPriority="61"/>
+    <w:lsdException w:name="Light Grid" w:uiPriority="62"/>
+    <w:lsdException w:name="Medium Shading 1" w:uiPriority="63"/>
+    <w:lsdException w:name="Medium Shading 2" w:uiPriority="64"/>
+    <w:lsdException w:name="Medium List 1" w:uiPriority="65"/>
+    <w:lsdException w:name="Medium List 2" w:uiPriority="66"/>
+    <w:lsdException w:name="Medium Grid 1" w:uiPriority="67"/>
+    <w:lsdException w:name="Medium Grid 2" w:uiPriority="68"/>
+    <w:lsdException w:name="Medium Grid 3" w:uiPriority="69"/>
+    <w:lsdException w:name="Dark List" w:uiPriority="70"/>
+    <w:lsdException w:name="Colorful Shading" w:uiPriority="71"/>
+    <w:lsdException w:name="Colorful List" w:uiPriority="72"/>
+    <w:lsdException w:name="Colorful Grid" w:uiPriority="73"/>
+    <w:lsdException w:name="Light Shading Accent 1" w:uiPriority="60"/>
+    <w:lsdException w:name="Light List Accent 1" w:uiPriority="61"/>
+    <w:lsdException w:name="Light Grid Accent 1" w:uiPriority="62"/>
+    <w:lsdException w:name="Medium Shading 1 Accent 1" w:uiPriority="63"/>
+    <w:lsdException w:name="Medium Shading 2 Accent 1" w:uiPriority="64"/>
+    <w:lsdException w:name="Medium List 1 Accent 1" w:uiPriority="65"/>
+    <w:lsdException w:name="Revision" w:semiHidden="1" w:uiPriority="99" w:unhideWhenUsed="1"/>
+    <w:lsdException w:name="List Paragraph" w:semiHidden="1" w:uiPriority="99" w:unhideWhenUsed="1"/>
+    <w:lsdException w:name="Quote" w:semiHidden="1" w:uiPriority="99" w:unhideWhenUsed="1"/>
+    <w:lsdException w:name="Intense Quote" w:semiHidden="1" w:uiPriority="99" w:unhideWhenUsed="1"/>
+    <w:lsdException w:name="Medium List 2 Accent 1" w:uiPriority="66"/>
+    <w:lsdException w:name="Medium Grid 1 Accent 1" w:uiPriority="67"/>
+    <w:lsdException w:name="Medium Grid 2 Accent 1" w:uiPriority="68"/>
+    <w:lsdException w:name="Medium Grid 3 Accent 1" w:uiPriority="69"/>
+    <w:lsdException w:name="Dark List Accent 1" w:uiPriority="70"/>
+    <w:lsdException w:name="Colorful Shading Accent 1" w:uiPriority="71"/>
+    <w:lsdException w:name="Colorful List Accent 1" w:uiPriority="72"/>
+    <w:lsdException w:name="Colorful Grid Accent 1" w:uiPriority="73"/>
+    <w:lsdException w:name="Light Shading Accent 2" w:uiPriority="60"/>
+    <w:lsdException w:name="Light List Accent 2" w:uiPriority="61"/>
+    <w:lsdException w:name="Light Grid Accent 2" w:uiPriority="62"/>
+    <w:lsdException w:name="Medium Shading 1 Accent 2" w:uiPriority="63"/>
+    <w:lsdException w:name="Medium Shading 2 Accent 2" w:uiPriority="64"/>
+    <w:lsdException w:name="Medium List 1 Accent 2" w:uiPriority="65"/>
+    <w:lsdException w:name="Medium List 2 Accent 2" w:uiPriority="66"/>
+    <w:lsdException w:name="Medium Grid 1 Accent 2" w:uiPriority="67"/>
+    <w:lsdException w:name="Medium Grid 2 Accent 2" w:uiPriority="68"/>
+    <w:lsdException w:name="Medium Grid 3 Accent 2" w:uiPriority="69"/>
+    <w:lsdException w:name="Dark List Accent 2" w:uiPriority="70"/>
+    <w:lsdException w:name="Colorful Shading Accent 2" w:uiPriority="71"/>
+    <w:lsdException w:name="Colorful List Accent 2" w:uiPriority="72"/>
+    <w:lsdException w:name="Colorful Grid Accent 2" w:uiPriority="73"/>
+    <w:lsdException w:name="Light Shading Accent 3" w:uiPriority="60"/>
+    <w:lsdException w:name="Light List Accent 3" w:uiPriority="61"/>
+    <w:lsdException w:name="Light Grid Accent 3" w:uiPriority="62"/>
+    <w:lsdException w:name="Medium Shading 1 Accent 3" w:uiPriority="63"/>
+    <w:lsdException w:name="Medium Shading 2 Accent 3" w:uiPriority="64"/>
+    <w:lsdException w:name="Medium List 1 Accent 3" w:uiPriority="65"/>
+    <w:lsdException w:name="Medium List 2 Accent 3" w:uiPriority="66"/>
+    <w:lsdException w:name="Medium Grid 1 Accent 3" w:uiPriority="67"/>
+    <w:lsdException w:name="Medium Grid 2 Accent 3" w:uiPriority="68"/>
+    <w:lsdException w:name="Medium Grid 3 Accent 3" w:uiPriority="69"/>
+    <w:lsdException w:name="Dark List Accent 3" w:uiPriority="70"/>
+    <w:lsdException w:name="Colorful Shading Accent 3" w:uiPriority="71"/>
+    <w:lsdException w:name="Colorful List Accent 3" w:uiPriority="72"/>
+    <w:lsdException w:name="Colorful Grid Accent 3" w:uiPriority="73"/>
+    <w:lsdException w:name="Light Shading Accent 4" w:uiPriority="60"/>
+    <w:lsdException w:name="Light List Accent 4" w:uiPriority="61"/>
+    <w:lsdException w:name="Light Grid Accent 4" w:uiPriority="62"/>
+    <w:lsdException w:name="Medium Shading 1 Accent 4" w:uiPriority="63"/>
+    <w:lsdException w:name="Medium Shading 2 Accent 4" w:uiPriority="64"/>
+    <w:lsdException w:name="Medium List 1 Accent 4" w:uiPriority="65"/>
+    <w:lsdException w:name="Medium List 2 Accent 4" w:uiPriority="66"/>
+    <w:lsdException w:name="Medium Grid 1 Accent 4" w:uiPriority="67"/>
+    <w:lsdException w:name="Medium Grid 2 Accent 4" w:uiPriority="68"/>
+    <w:lsdException w:name="Medium Grid 3 Accent 4" w:uiPriority="69"/>
+    <w:lsdException w:name="Dark List Accent 4" w:uiPriority="70"/>
+    <w:lsdException w:name="Colorful Shading Accent 4" w:uiPriority="71"/>
+    <w:lsdException w:name="Colorful List Accent 4" w:uiPriority="72"/>
+    <w:lsdException w:name="Colorful Grid Accent 4" w:uiPriority="73"/>
+    <w:lsdException w:name="Light Shading Accent 5" w:uiPriority="60"/>
+    <w:lsdException w:name="Light List Accent 5" w:uiPriority="61"/>
+    <w:lsdException w:name="Light Grid Accent 5" w:uiPriority="62"/>
+    <w:lsdException w:name="Medium Shading 1 Accent 5" w:uiPriority="63"/>
+    <w:lsdException w:name="Medium Shading 2 Accent 5" w:uiPriority="64"/>
+    <w:lsdException w:name="Medium List 1 Accent 5" w:uiPriority="65"/>
+    <w:lsdException w:name="Medium List 2 Accent 5" w:uiPriority="66"/>
+    <w:lsdException w:name="Medium Grid 1 Accent 5" w:uiPriority="67"/>
+    <w:lsdException w:name="Medium Grid 2 Accent 5" w:uiPriority="68"/>
+    <w:lsdException w:name="Medium Grid 3 Accent 5" w:uiPriority="69"/>
+    <w:lsdException w:name="Dark List Accent 5" w:uiPriority="70"/>
+    <w:lsdException w:name="Colorful Shading Accent 5" w:uiPriority="71"/>
+    <w:lsdException w:name="Colorful List Accent 5" w:uiPriority="72"/>
+    <w:lsdException w:name="Colorful Grid Accent 5" w:uiPriority="73"/>
+    <w:lsdException w:name="Light Shading Accent 6" w:uiPriority="60"/>
+    <w:lsdException w:name="Light List Accent 6" w:uiPriority="61"/>
+    <w:lsdException w:name="Light Grid Accent 6" w:uiPriority="62"/>
+    <w:lsdException w:name="Medium Shading 1 Accent 6" w:uiPriority="63"/>
+    <w:lsdException w:name="Medium Shading 2 Accent 6" w:uiPriority="64"/>
+    <w:lsdException w:name="Medium List 1 Accent 6" w:uiPriority="65"/>
+    <w:lsdException w:name="Medium List 2 Accent 6" w:uiPriority="66"/>
+    <w:lsdException w:name="Medium Grid 1 Accent 6" w:uiPriority="67"/>
+    <w:lsdException w:name="Medium Grid 2 Accent 6" w:uiPriority="68"/>
+    <w:lsdException w:name="Medium Grid 3 Accent 6" w:uiPriority="69"/>
+    <w:lsdException w:name="Dark List Accent 6" w:uiPriority="70"/>
+    <w:lsdException w:name="Colorful Shading Accent 6" w:uiPriority="71"/>
+    <w:lsdException w:name="Colorful List Accent 6" w:uiPriority="72"/>
+    <w:lsdException w:name="Colorful Grid Accent 6" w:uiPriority="73"/>
+    <w:lsdException w:name="Subtle Emphasis" w:uiPriority="19" w:qFormat="1"/>
+    <w:lsdException w:name="Intense Emphasis" w:uiPriority="21" w:qFormat="1"/>
+    <w:lsdException w:name="Subtle Reference" w:uiPriority="31" w:qFormat="1"/>
+    <w:lsdException w:name="Intense Reference" w:uiPriority="32" w:qFormat="1"/>
+    <w:lsdException w:name="Book Title" w:uiPriority="33" w:qFormat="1"/>
+    <w:lsdException w:name="Bibliography" w:semiHidden="1" w:uiPriority="37" w:unhideWhenUsed="1"/>
+    <w:lsdException w:name="TOC Heading" w:semiHidden="1" w:uiPriority="39" w:unhideWhenUsed="1" w:qFormat="1"/>
+    <w:lsdException w:name="Plain Table 1" w:uiPriority="41"/>
+    <w:lsdException w:name="Plain Table 2" w:uiPriority="42"/>
+    <w:lsdException w:name="Plain Table 3" w:uiPriority="43"/>
+    <w:lsdException w:name="Plain Table 4" w:uiPriority="44"/>
+    <w:lsdException w:name="Plain Table 5" w:uiPriority="45"/>
+    <w:lsdException w:name="Grid Table Light" w:uiPriority="40"/>
+    <w:lsdException w:name="Grid Table 1 Light" w:uiPriority="46"/>
+    <w:lsdException w:name="Grid Table 2" w:uiPriority="47"/>
+    <w:lsdException w:name="Grid Table 3" w:uiPriority="48"/>
+    <w:lsdException w:name="Grid Table 4" w:uiPriority="49"/>
+    <w:lsdException w:name="Grid Table 5 Dark" w:uiPriority="50"/>
+    <w:lsdException w:name="Grid Table 6 Colorful" w:uiPriority="51"/>
+    <w:lsdException w:name="Grid Table 7 Colorful" w:uiPriority="52"/>
+    <w:lsdException w:name="Grid Table 1 Light Accent 1" w:uiPriority="46"/>
+    <w:lsdException w:name="Grid Table 2 Accent 1" w:uiPriority="47"/>
+    <w:lsdException w:name="Grid Table 3 Accent 1" w:uiPriority="48"/>
+    <w:lsdException w:name="Grid Table 4 Accent 1" w:uiPriority="49"/>
+    <w:lsdException w:name="Grid Table 5 Dark Accent 1" w:uiPriority="50"/>
+    <w:lsdException w:name="Grid Table 6 Colorful Accent 1" w:uiPriority="51"/>
+    <w:lsdException w:name="Grid Table 7 Colorful Accent 1" w:uiPriority="52"/>
+    <w:lsdException w:name="Grid Table 1 Light Accent 2" w:uiPriority="46"/>
+    <w:lsdException w:name="Grid Table 2 Accent 2" w:uiPriority="47"/>
+    <w:lsdException w:name="Grid Table 3 Accent 2" w:uiPriority="48"/>
+    <w:lsdException w:name="Grid Table 4 Accent 2" w:uiPriority="49"/>
+    <w:lsdException w:name="Grid Table 5 Dark Accent 2" w:uiPriority="50"/>
+    <w:lsdException w:name="Grid Table 6 Colorful Accent 2" w:uiPriority="51"/>
+    <w:lsdException w:name="Grid Table 7 Colorful Accent 2" w:uiPriority="52"/>
+    <w:lsdException w:name="Grid Table 1 Light Accent 3" w:uiPriority="46"/>
+    <w:lsdException w:name="Grid Table 2 Accent 3" w:uiPriority="47"/>
+    <w:lsdException w:name="Grid Table 3 Accent 3" w:uiPriority="48"/>
+    <w:lsdException w:name="Grid Table 4 Accent 3" w:uiPriority="49"/>
+    <w:lsdException w:name="Grid Table 5 Dark Accent 3" w:uiPriority="50"/>
+    <w:lsdException w:name="Grid Table 6 Colorful Accent 3" w:uiPriority="51"/>
+    <w:lsdException w:name="Grid Table 7 Colorful Accent 3" w:uiPriority="52"/>
+    <w:lsdException w:name="Grid Table 1 Light Accent 4" w:uiPriority="46"/>
+    <w:lsdException w:name="Grid Table 2 Accent 4" w:uiPriority="47"/>
+    <w:lsdException w:name="Grid Table 3 Accent 4" w:uiPriority="48"/>
+    <w:lsdException w:name="Grid Table 4 Accent 4" w:uiPriority="49"/>
+    <w:lsdException w:name="Grid Table 5 Dark Accent 4" w:uiPriority="50"/>
+    <w:lsdException w:name="Grid Table 6 Colorful Accent 4" w:uiPriority="51"/>
+    <w:lsdException w:name="Grid Table 7 Colorful Accent 4" w:uiPriority="52"/>
+    <w:lsdException w:name="Grid Table 1 Light Accent 5" w:uiPriority="46"/>
+    <w:lsdException w:name="Grid Table 2 Accent 5" w:uiPriority="47"/>
+    <w:lsdException w:name="Grid Table 3 Accent 5" w:uiPriority="48"/>
+    <w:lsdException w:name="Grid Table 4 Accent 5" w:uiPriority="49"/>
+    <w:lsdException w:name="Grid Table 5 Dark Accent 5" w:uiPriority="50"/>
+    <w:lsdException w:name="Grid Table 6 Colorful Accent 5" w:uiPriority="51"/>
+    <w:lsdException w:name="Grid Table 7 Colorful Accent 5" w:uiPriority="52"/>
+    <w:lsdException w:name="Grid Table 1 Light Accent 6" w:uiPriority="46"/>
+    <w:lsdException w:name="Grid Table 2 Accent 6" w:uiPriority="47"/>
+    <w:lsdException w:name="Grid Table 3 Accent 6" w:uiPriority="48"/>
+    <w:lsdException w:name="Grid Table 4 Accent 6" w:uiPriority="49"/>
+    <w:lsdException w:name="Grid Table 5 Dark Accent 6" w:uiPriority="50"/>
+    <w:lsdException w:name="Grid Table 6 Colorful Accent 6" w:uiPriority="51"/>
+    <w:lsdException w:name="Grid Table 7 Colorful Accent 6" w:uiPriority="52"/>
+    <w:lsdException w:name="List Table 1 Light" w:uiPriority="46"/>
+    <w:lsdException w:name="List Table 2" w:uiPriority="47"/>
+    <w:lsdException w:name="List Table 3" w:uiPriority="48"/>
+    <w:lsdException w:name="List Table 4" w:uiPriority="49"/>
+    <w:lsdException w:name="List Table 5 Dark" w:uiPriority="50"/>
+    <w:lsdException w:name="List Table 6 Colorful" w:uiPriority="51"/>
+    <w:lsdException w:name="List Table 7 Colorful" w:uiPriority="52"/>
+    <w:lsdException w:name="List Table 1 Light Accent 1" w:uiPriority="46"/>
+    <w:lsdException w:name="List Table 2 Accent 1" w:uiPriority="47"/>
+    <w:lsdException w:name="List Table 3 Accent 1" w:uiPriority="48"/>
+    <w:lsdException w:name="List Table 4 Accent 1" w:uiPriority="49"/>
+    <w:lsdException w:name="List Table 5 Dark Accent 1" w:uiPriority="50"/>
+    <w:lsdException w:name="List Table 6 Colorful Accent 1" w:uiPriority="51"/>
+    <w:lsdException w:name="List Table 7 Colorful Accent 1" w:uiPriority="52"/>
+    <w:lsdException w:name="List Table 1 Light Accent 2" w:uiPriority="46"/>
+    <w:lsdException w:name="List Table 2 Accent 2" w:uiPriority="47"/>
+    <w:lsdException w:name="List Table 3 Accent 2" w:uiPriority="48"/>
+    <w:lsdException w:name="List Table 4 Accent 2" w:uiPriority="49"/>
+    <w:lsdException w:name="List Table 5 Dark Accent 2" w:uiPriority="50"/>
+    <w:lsdException w:name="List Table 6 Colorful Accent 2" w:uiPriority="51"/>
+    <w:lsdException w:name="List Table 7 Colorful Accent 2" w:uiPriority="52"/>
+    <w:lsdException w:name="List Table 1 Light Accent 3" w:uiPriority="46"/>
+    <w:lsdException w:name="List Table 2 Accent 3" w:uiPriority="47"/>
+    <w:lsdException w:name="List Table 3 Accent 3" w:uiPriority="48"/>
+    <w:lsdException w:name="List Table 4 Accent 3" w:uiPriority="49"/>
+    <w:lsdException w:name="List Table 5 Dark Accent 3" w:uiPriority="50"/>
+    <w:lsdException w:name="List Table 6 Colorful Accent 3" w:uiPriority="51"/>
+    <w:lsdException w:name="List Table 7 Colorful Accent 3" w:uiPriority="52"/>
+    <w:lsdException w:name="List Table 1 Light Accent 4" w:uiPriority="46"/>
+    <w:lsdException w:name="List Table 2 Accent 4" w:uiPriority="47"/>
+    <w:lsdException w:name="List Table 3 Accent 4" w:uiPriority="48"/>
+    <w:lsdException w:name="List Table 4 Accent 4" w:uiPriority="49"/>
+    <w:lsdException w:name="List Table 5 Dark Accent 4" w:uiPriority="50"/>
+    <w:lsdException w:name="List Table 6 Colorful Accent 4" w:uiPriority="51"/>
+    <w:lsdException w:name="List Table 7 Colorful Accent 4" w:uiPriority="52"/>
+    <w:lsdException w:name="List Table 1 Light Accent 5" w:uiPriority="46"/>
+    <w:lsdException w:name="List Table 2 Accent 5" w:uiPriority="47"/>
+    <w:lsdException w:name="List Table 3 Accent 5" w:uiPriority="48"/>
+    <w:lsdException w:name="List Table 4 Accent 5" w:uiPriority="49"/>
+    <w:lsdException w:name="List Table 5 Dark Accent 5" w:uiPriority="50"/>
+    <w:lsdException w:name="List Table 6 Colorful Accent 5" w:uiPriority="51"/>
+    <w:lsdException w:name="List Table 7 Colorful Accent 5" w:uiPriority="52"/>
+    <w:lsdException w:name="List Table 1 Light Accent 6" w:uiPriority="46"/>
+    <w:lsdException w:name="List Table 2 Accent 6" w:uiPriority="47"/>
+    <w:lsdException w:name="List Table 3 Accent 6" w:uiPriority="48"/>
+    <w:lsdException w:name="List Table 4 Accent 6" w:uiPriority="49"/>
+    <w:lsdException w:name="List Table 5 Dark Accent 6" w:uiPriority="50"/>
+    <w:lsdException w:name="List Table 6 Colorful Accent 6" w:uiPriority="51"/>
+    <w:lsdException w:name="List Table 7 Colorful Accent 6" w:uiPriority="52"/>
+    <w:lsdException w:name="Mention" w:semiHidden="1" w:uiPriority="99" w:unhideWhenUsed="1"/>
+    <w:lsdException w:name="Smart Hyperlink" w:semiHidden="1" w:uiPriority="99" w:unhideWhenUsed="1"/>
+    <w:lsdException w:name="Hashtag" w:semiHidden="1" w:uiPriority="99" w:unhideWhenUsed="1"/>
+    <w:lsdException w:name="Unresolved Mention" w:semiHidden="1" w:uiPriority="99" w:unhideWhenUsed="1"/>
+    <w:lsdException w:name="Smart Link" w:semiHidden="1" w:uiPriority="99" w:unhideWhenUsed="1"/>
   </w:latentStyles>
-  <w:style w:type="paragraph" w:default="1" w:styleId="1">
+  <w:style w:type="paragraph" w:default="1" w:styleId="a">
     <w:name w:val="Normal"/>
-    <w:next w:val="2"/>
+    <w:next w:val="a0"/>
     <w:semiHidden/>
     <w:qFormat/>
-    <w:uiPriority w:val="0"/>
     <w:pPr>
       <w:kinsoku w:val="0"/>
       <w:autoSpaceDE w:val="0"/>
       <w:autoSpaceDN w:val="0"/>
       <w:adjustRightInd w:val="0"/>
       <w:snapToGrid w:val="0"/>
-      <w:spacing w:line="240" w:lineRule="auto"/>
-      <w:jc w:val="left"/>
       <w:textAlignment w:val="baseline"/>
     </w:pPr>
     <w:rPr>
-      <w:rFonts w:ascii="Arial" w:hAnsi="Arial" w:eastAsia="Arial" w:cs="Arial"/>
+      <w:rFonts w:ascii="Arial" w:eastAsia="Arial" w:hAnsi="Arial" w:cs="Arial"/>
       <w:snapToGrid w:val="0"/>
       <w:color w:val="000000"/>
-      <w:kern w:val="0"/>
       <w:sz w:val="21"/>
       <w:szCs w:val="21"/>
     </w:rPr>
   </w:style>
-  <w:style w:type="character" w:default="1" w:styleId="4">
+  <w:style w:type="character" w:default="1" w:styleId="a1">
     <w:name w:val="Default Paragraph Font"/>
+    <w:uiPriority w:val="1"/>
     <w:semiHidden/>
-    <w:qFormat/>
-    <w:uiPriority w:val="0"/>
+    <w:unhideWhenUsed/>
   </w:style>
-  <w:style w:type="table" w:default="1" w:styleId="3">
+  <w:style w:type="table" w:default="1" w:styleId="a2">
     <w:name w:val="Normal Table"/>
-    <w:autoRedefine/>
+    <w:uiPriority w:val="99"/>
     <w:semiHidden/>
-    <w:qFormat/>
-    <w:uiPriority w:val="0"/>
+    <w:unhideWhenUsed/>
     <w:tblPr>
+      <w:tblInd w:w="0" w:type="dxa"/>
       <w:tblCellMar>
         <w:top w:w="0" w:type="dxa"/>
         <w:left w:w="108" w:type="dxa"/>
@@ -2395,23 +2056,28 @@
       </w:tblCellMar>
     </w:tblPr>
   </w:style>
-  <w:style w:type="paragraph" w:styleId="2">
+  <w:style w:type="numbering" w:default="1" w:styleId="a3">
+    <w:name w:val="No List"/>
+    <w:uiPriority w:val="99"/>
+    <w:semiHidden/>
+    <w:unhideWhenUsed/>
+  </w:style>
+  <w:style w:type="paragraph" w:styleId="a0">
     <w:name w:val="table of figures"/>
-    <w:basedOn w:val="1"/>
-    <w:next w:val="1"/>
+    <w:basedOn w:val="a"/>
+    <w:next w:val="a"/>
+    <w:uiPriority w:val="99"/>
     <w:unhideWhenUsed/>
     <w:qFormat/>
-    <w:uiPriority w:val="99"/>
     <w:pPr>
-      <w:ind w:left="200" w:leftChars="200" w:hanging="200" w:hangingChars="200"/>
+      <w:ind w:leftChars="200" w:left="200" w:hangingChars="200" w:hanging="200"/>
     </w:pPr>
   </w:style>
-  <w:style w:type="table" w:customStyle="1" w:styleId="5">
+  <w:style w:type="table" w:customStyle="1" w:styleId="TableNormal">
     <w:name w:val="Table Normal"/>
     <w:semiHidden/>
     <w:unhideWhenUsed/>
     <w:qFormat/>
-    <w:uiPriority w:val="0"/>
     <w:tblPr>
       <w:tblCellMar>
         <w:top w:w="0" w:type="dxa"/>
@@ -2420,6 +2086,65 @@
         <w:right w:w="0" w:type="dxa"/>
       </w:tblCellMar>
     </w:tblPr>
+  </w:style>
+  <w:style w:type="paragraph" w:styleId="a4">
+    <w:name w:val="header"/>
+    <w:basedOn w:val="a"/>
+    <w:link w:val="a5"/>
+    <w:rsid w:val="002B2420"/>
+    <w:pPr>
+      <w:tabs>
+        <w:tab w:val="center" w:pos="4153"/>
+        <w:tab w:val="right" w:pos="8306"/>
+      </w:tabs>
+      <w:jc w:val="center"/>
+    </w:pPr>
+    <w:rPr>
+      <w:sz w:val="18"/>
+      <w:szCs w:val="18"/>
+    </w:rPr>
+  </w:style>
+  <w:style w:type="character" w:customStyle="1" w:styleId="a5">
+    <w:name w:val="页眉 字符"/>
+    <w:basedOn w:val="a1"/>
+    <w:link w:val="a4"/>
+    <w:rsid w:val="002B2420"/>
+    <w:rPr>
+      <w:rFonts w:ascii="Arial" w:eastAsia="Arial" w:hAnsi="Arial" w:cs="Arial"/>
+      <w:snapToGrid w:val="0"/>
+      <w:color w:val="000000"/>
+      <w:sz w:val="18"/>
+      <w:szCs w:val="18"/>
+    </w:rPr>
+  </w:style>
+  <w:style w:type="paragraph" w:styleId="a6">
+    <w:name w:val="footer"/>
+    <w:basedOn w:val="a"/>
+    <w:link w:val="a7"/>
+    <w:rsid w:val="002B2420"/>
+    <w:pPr>
+      <w:tabs>
+        <w:tab w:val="center" w:pos="4153"/>
+        <w:tab w:val="right" w:pos="8306"/>
+      </w:tabs>
+    </w:pPr>
+    <w:rPr>
+      <w:sz w:val="18"/>
+      <w:szCs w:val="18"/>
+    </w:rPr>
+  </w:style>
+  <w:style w:type="character" w:customStyle="1" w:styleId="a7">
+    <w:name w:val="页脚 字符"/>
+    <w:basedOn w:val="a1"/>
+    <w:link w:val="a6"/>
+    <w:rsid w:val="002B2420"/>
+    <w:rPr>
+      <w:rFonts w:ascii="Arial" w:eastAsia="Arial" w:hAnsi="Arial" w:cs="Arial"/>
+      <w:snapToGrid w:val="0"/>
+      <w:color w:val="000000"/>
+      <w:sz w:val="18"/>
+      <w:szCs w:val="18"/>
+    </w:rPr>
   </w:style>
 </w:styles>
 </file>
@@ -2705,6 +2430,7 @@
     </a:fmtScheme>
   </a:themeElements>
   <a:objectDefaults/>
+  <a:extraClrSchemeLst/>
 </a:theme>
 </file>
 

--- a/templates/2.docx
+++ b/templates/2.docx
@@ -1,35 +1,35 @@
 
 <file path=word/document.xml><?xml version="1.0" encoding="utf-8"?>
-<w:document xmlns:wpc="http://schemas.microsoft.com/office/word/2010/wordprocessingCanvas" xmlns:cx="http://schemas.microsoft.com/office/drawing/2014/chartex" xmlns:cx1="http://schemas.microsoft.com/office/drawing/2015/9/8/chartex" xmlns:cx2="http://schemas.microsoft.com/office/drawing/2015/10/21/chartex" xmlns:cx3="http://schemas.microsoft.com/office/drawing/2016/5/9/chartex" xmlns:cx4="http://schemas.microsoft.com/office/drawing/2016/5/10/chartex" xmlns:cx5="http://schemas.microsoft.com/office/drawing/2016/5/11/chartex" xmlns:cx6="http://schemas.microsoft.com/office/drawing/2016/5/12/chartex" xmlns:cx7="http://schemas.microsoft.com/office/drawing/2016/5/13/chartex" xmlns:cx8="http://schemas.microsoft.com/office/drawing/2016/5/14/chartex" xmlns:mc="http://schemas.openxmlformats.org/markup-compatibility/2006" xmlns:aink="http://schemas.microsoft.com/office/drawing/2016/ink" xmlns:am3d="http://schemas.microsoft.com/office/drawing/2017/model3d" xmlns:o="urn:schemas-microsoft-com:office:office" xmlns:oel="http://schemas.microsoft.com/office/2019/extlst" xmlns:r="http://schemas.openxmlformats.org/officeDocument/2006/relationships" xmlns:m="http://schemas.openxmlformats.org/officeDocument/2006/math" xmlns:v="urn:schemas-microsoft-com:vml" xmlns:wp14="http://schemas.microsoft.com/office/word/2010/wordprocessingDrawing" xmlns:wp="http://schemas.openxmlformats.org/drawingml/2006/wordprocessingDrawing" xmlns:w10="urn:schemas-microsoft-com:office:word" xmlns:w="http://schemas.openxmlformats.org/wordprocessingml/2006/main" xmlns:w14="http://schemas.microsoft.com/office/word/2010/wordml" xmlns:w15="http://schemas.microsoft.com/office/word/2012/wordml" xmlns:w16cex="http://schemas.microsoft.com/office/word/2018/wordml/cex" xmlns:w16cid="http://schemas.microsoft.com/office/word/2016/wordml/cid" xmlns:w16="http://schemas.microsoft.com/office/word/2018/wordml" xmlns:w16du="http://schemas.microsoft.com/office/word/2023/wordml/word16du" xmlns:w16sdtdh="http://schemas.microsoft.com/office/word/2020/wordml/sdtdatahash" xmlns:w16se="http://schemas.microsoft.com/office/word/2015/wordml/symex" xmlns:wpg="http://schemas.microsoft.com/office/word/2010/wordprocessingGroup" xmlns:wpi="http://schemas.microsoft.com/office/word/2010/wordprocessingInk" xmlns:wne="http://schemas.microsoft.com/office/word/2006/wordml" xmlns:wps="http://schemas.microsoft.com/office/word/2010/wordprocessingShape" mc:Ignorable="w14 w15 w16se w16cid w16 w16cex w16sdtdh w16du wp14">
+<w:document xmlns:wpc="http://schemas.microsoft.com/office/word/2010/wordprocessingCanvas" xmlns:mc="http://schemas.openxmlformats.org/markup-compatibility/2006" xmlns:o="urn:schemas-microsoft-com:office:office" xmlns:r="http://schemas.openxmlformats.org/officeDocument/2006/relationships" xmlns:m="http://schemas.openxmlformats.org/officeDocument/2006/math" xmlns:v="urn:schemas-microsoft-com:vml" xmlns:wp14="http://schemas.microsoft.com/office/word/2010/wordprocessingDrawing" xmlns:wp="http://schemas.openxmlformats.org/drawingml/2006/wordprocessingDrawing" xmlns:w="http://schemas.openxmlformats.org/wordprocessingml/2006/main" xmlns:w14="http://schemas.microsoft.com/office/word/2010/wordml" xmlns:w10="urn:schemas-microsoft-com:office:word" xmlns:w15="http://schemas.microsoft.com/office/word/2012/wordml" xmlns:wpg="http://schemas.microsoft.com/office/word/2010/wordprocessingGroup" xmlns:wpi="http://schemas.microsoft.com/office/word/2010/wordprocessingInk" xmlns:wne="http://schemas.microsoft.com/office/word/2006/wordml" xmlns:wps="http://schemas.microsoft.com/office/word/2010/wordprocessingShape" xmlns:wpsCustomData="http://www.wps.cn/officeDocument/2013/wpsCustomData" mc:Ignorable="w14 w15 wp14">
   <w:body>
     <w:p>
       <w:pPr>
         <w:spacing w:before="52" w:line="188" w:lineRule="auto"/>
         <w:jc w:val="center"/>
         <w:rPr>
-          <w:rFonts w:ascii="微软雅黑" w:eastAsia="微软雅黑" w:hAnsi="微软雅黑" w:cs="微软雅黑" w:hint="eastAsia"/>
+          <w:rFonts w:hint="eastAsia" w:ascii="微软雅黑" w:hAnsi="微软雅黑" w:eastAsia="微软雅黑" w:cs="微软雅黑"/>
           <w:spacing w:val="-2"/>
           <w:sz w:val="26"/>
           <w:szCs w:val="26"/>
-          <w14:textOutline w14:w="4203" w14:cap="sq" w14:cmpd="sng" w14:algn="ctr">
+          <w:lang w:val="en-US" w:eastAsia="zh-CN"/>
+          <w14:textOutline w14:w="4199" w14:cap="sq" w14:cmpd="sng">
             <w14:solidFill>
               <w14:srgbClr w14:val="000000"/>
             </w14:solidFill>
             <w14:prstDash w14:val="solid"/>
-            <w14:miter w14:lim="0"/>
+            <w14:miter w14:val="0"/>
           </w14:textOutline>
         </w:rPr>
       </w:pPr>
       <w:r>
         <w:rPr>
-          <w:noProof/>
           <w:sz w:val="36"/>
           <w:szCs w:val="36"/>
         </w:rPr>
         <mc:AlternateContent>
           <mc:Choice Requires="wps">
             <w:drawing>
-              <wp:anchor distT="0" distB="0" distL="114935" distR="114935" simplePos="0" relativeHeight="251659264" behindDoc="0" locked="0" layoutInCell="1" allowOverlap="1" wp14:anchorId="2E93EDC9" wp14:editId="7C15F409">
+              <wp:anchor distT="0" distB="0" distL="114935" distR="114935" simplePos="0" relativeHeight="251659264" behindDoc="0" locked="0" layoutInCell="1" allowOverlap="1">
                 <wp:simplePos x="0" y="0"/>
                 <wp:positionH relativeFrom="column">
                   <wp:posOffset>-88900</wp:posOffset>
@@ -80,16 +80,17 @@
                           <w:p>
                             <w:pPr>
                               <w:rPr>
-                                <w:rFonts w:eastAsia="宋体"/>
+                                <w:rFonts w:hint="eastAsia" w:eastAsia="宋体"/>
+                                <w:lang w:eastAsia="zh-CN"/>
                               </w:rPr>
                             </w:pPr>
                             <w:r>
                               <w:rPr>
-                                <w:rFonts w:eastAsia="宋体" w:hint="eastAsia"/>
-                                <w:noProof/>
+                                <w:rFonts w:hint="eastAsia" w:eastAsia="宋体"/>
+                                <w:lang w:eastAsia="zh-CN"/>
                               </w:rPr>
                               <w:drawing>
-                                <wp:inline distT="0" distB="0" distL="114300" distR="114300" wp14:anchorId="57AFC21E" wp14:editId="0CB6D37D">
+                                <wp:inline distT="0" distB="0" distL="114300" distR="114300">
                                   <wp:extent cx="638810" cy="777875"/>
                                   <wp:effectExtent l="0" t="0" r="8890" b="3175"/>
                                   <wp:docPr id="4" name="图片 4" descr="3fd5c7f80f141ae574bc6a241b03003"/>
@@ -106,7 +107,7 @@
                                           </pic:cNvPicPr>
                                         </pic:nvPicPr>
                                         <pic:blipFill>
-                                          <a:blip r:embed="rId7"/>
+                                          <a:blip r:embed="rId6"/>
                                           <a:stretch>
                                             <a:fillRect/>
                                           </a:stretch>
@@ -140,26 +141,27 @@
           </mc:Choice>
           <mc:Fallback>
             <w:pict>
-              <v:shapetype w14:anchorId="2E93EDC9" id="_x0000_t202" coordsize="21600,21600" o:spt="202" path="m,l,21600r21600,l21600,xe">
-                <v:stroke joinstyle="miter"/>
-                <v:path gradientshapeok="t" o:connecttype="rect"/>
-              </v:shapetype>
-              <v:shape id="文本框 3" o:spid="_x0000_s1026" type="#_x0000_t202" style="position:absolute;left:0;text-align:left;margin-left:-7pt;margin-top:-9.3pt;width:62.05pt;height:55.1pt;z-index:251659264;visibility:visible;mso-wrap-style:square;mso-wrap-distance-left:9.05pt;mso-wrap-distance-top:0;mso-wrap-distance-right:9.05pt;mso-wrap-distance-bottom:0;mso-position-horizontal:absolute;mso-position-horizontal-relative:text;mso-position-vertical:absolute;mso-position-vertical-relative:text;v-text-anchor:top" o:gfxdata="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" fillcolor="white [3201]" stroked="f" strokeweight=".5pt">
+              <v:shape id="_x0000_s1026" o:spid="_x0000_s1026" o:spt="202" type="#_x0000_t202" style="position:absolute;left:0pt;margin-left:-7pt;margin-top:-9.3pt;height:55.1pt;width:62.05pt;z-index:251659264;mso-width-relative:page;mso-height-relative:page;" fillcolor="#FFFFFF [3201]" filled="t" stroked="f" coordsize="21600,21600" o:gfxdata="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">
+                <v:fill on="t" focussize="0,0"/>
+                <v:stroke on="f" weight="0.5pt"/>
+                <v:imagedata o:title=""/>
+                <o:lock v:ext="edit" aspectratio="f"/>
                 <v:textbox>
                   <w:txbxContent>
                     <w:p>
                       <w:pPr>
                         <w:rPr>
-                          <w:rFonts w:eastAsia="宋体"/>
+                          <w:rFonts w:hint="eastAsia" w:eastAsia="宋体"/>
+                          <w:lang w:eastAsia="zh-CN"/>
                         </w:rPr>
                       </w:pPr>
                       <w:r>
                         <w:rPr>
-                          <w:rFonts w:eastAsia="宋体" w:hint="eastAsia"/>
-                          <w:noProof/>
+                          <w:rFonts w:hint="eastAsia" w:eastAsia="宋体"/>
+                          <w:lang w:eastAsia="zh-CN"/>
                         </w:rPr>
                         <w:drawing>
-                          <wp:inline distT="0" distB="0" distL="114300" distR="114300" wp14:anchorId="57AFC21E" wp14:editId="0CB6D37D">
+                          <wp:inline distT="0" distB="0" distL="114300" distR="114300">
                             <wp:extent cx="638810" cy="777875"/>
                             <wp:effectExtent l="0" t="0" r="8890" b="3175"/>
                             <wp:docPr id="4" name="图片 4" descr="3fd5c7f80f141ae574bc6a241b03003"/>
@@ -176,7 +178,7 @@
                                     </pic:cNvPicPr>
                                   </pic:nvPicPr>
                                   <pic:blipFill>
-                                    <a:blip r:embed="rId7"/>
+                                    <a:blip r:embed="rId6"/>
                                     <a:stretch>
                                       <a:fillRect/>
                                     </a:stretch>
@@ -206,16 +208,17 @@
       </w:r>
       <w:r>
         <w:rPr>
-          <w:rFonts w:ascii="微软雅黑" w:eastAsia="微软雅黑" w:hAnsi="微软雅黑" w:cs="微软雅黑" w:hint="eastAsia"/>
+          <w:rFonts w:hint="eastAsia" w:ascii="微软雅黑" w:hAnsi="微软雅黑" w:eastAsia="微软雅黑" w:cs="微软雅黑"/>
           <w:spacing w:val="-2"/>
           <w:sz w:val="36"/>
           <w:szCs w:val="36"/>
-          <w14:textOutline w14:w="4203" w14:cap="sq" w14:cmpd="sng" w14:algn="ctr">
+          <w:lang w:val="en-US" w:eastAsia="zh-CN"/>
+          <w14:textOutline w14:w="4199" w14:cap="sq" w14:cmpd="sng">
             <w14:solidFill>
               <w14:srgbClr w14:val="000000"/>
             </w14:solidFill>
             <w14:prstDash w14:val="solid"/>
-            <w14:miter w14:lim="0"/>
+            <w14:miter w14:val="0"/>
           </w14:textOutline>
         </w:rPr>
         <w:t>湖南建设投资集团有限责任公司</w:t>
@@ -226,31 +229,33 @@
         <w:spacing w:before="52" w:line="188" w:lineRule="auto"/>
         <w:jc w:val="center"/>
         <w:rPr>
-          <w:rFonts w:ascii="微软雅黑" w:eastAsia="微软雅黑" w:hAnsi="微软雅黑" w:cs="微软雅黑" w:hint="eastAsia"/>
+          <w:rFonts w:hint="eastAsia" w:ascii="微软雅黑" w:hAnsi="微软雅黑" w:eastAsia="微软雅黑" w:cs="微软雅黑"/>
           <w:spacing w:val="-2"/>
           <w:sz w:val="36"/>
           <w:szCs w:val="36"/>
-          <w14:textOutline w14:w="4203" w14:cap="sq" w14:cmpd="sng" w14:algn="ctr">
+          <w:lang w:val="en-US" w:eastAsia="zh-CN"/>
+          <w14:textOutline w14:w="4199" w14:cap="sq" w14:cmpd="sng">
             <w14:solidFill>
               <w14:srgbClr w14:val="000000"/>
             </w14:solidFill>
             <w14:prstDash w14:val="solid"/>
-            <w14:miter w14:lim="0"/>
+            <w14:miter w14:val="0"/>
           </w14:textOutline>
         </w:rPr>
       </w:pPr>
       <w:r>
         <w:rPr>
-          <w:rFonts w:ascii="微软雅黑" w:eastAsia="微软雅黑" w:hAnsi="微软雅黑" w:cs="微软雅黑" w:hint="eastAsia"/>
+          <w:rFonts w:hint="eastAsia" w:ascii="微软雅黑" w:hAnsi="微软雅黑" w:eastAsia="微软雅黑" w:cs="微软雅黑"/>
           <w:spacing w:val="-2"/>
           <w:sz w:val="36"/>
           <w:szCs w:val="36"/>
-          <w14:textOutline w14:w="4203" w14:cap="sq" w14:cmpd="sng" w14:algn="ctr">
+          <w:lang w:val="en-US" w:eastAsia="zh-CN"/>
+          <w14:textOutline w14:w="4199" w14:cap="sq" w14:cmpd="sng">
             <w14:solidFill>
               <w14:srgbClr w14:val="000000"/>
             </w14:solidFill>
             <w14:prstDash w14:val="solid"/>
-            <w14:miter w14:lim="0"/>
+            <w14:miter w14:val="0"/>
           </w14:textOutline>
         </w:rPr>
         <w:t>第二届商务成控综合技能竞赛参赛证</w:t>
@@ -261,70 +266,95 @@
         <w:spacing w:before="52" w:line="188" w:lineRule="auto"/>
         <w:ind w:left="2598"/>
         <w:rPr>
-          <w:rFonts w:ascii="微软雅黑" w:eastAsia="微软雅黑" w:hAnsi="微软雅黑" w:cs="微软雅黑" w:hint="eastAsia"/>
+          <w:rFonts w:ascii="微软雅黑" w:hAnsi="微软雅黑" w:eastAsia="微软雅黑" w:cs="微软雅黑"/>
           <w:spacing w:val="-2"/>
           <w:sz w:val="26"/>
           <w:szCs w:val="26"/>
-          <w14:textOutline w14:w="4203" w14:cap="sq" w14:cmpd="sng" w14:algn="ctr">
+          <w14:textOutline w14:w="4199" w14:cap="sq" w14:cmpd="sng">
             <w14:solidFill>
               <w14:srgbClr w14:val="000000"/>
             </w14:solidFill>
             <w14:prstDash w14:val="solid"/>
-            <w14:miter w14:lim="0"/>
+            <w14:miter w14:val="0"/>
           </w14:textOutline>
         </w:rPr>
       </w:pPr>
     </w:p>
     <w:tbl>
       <w:tblPr>
-        <w:tblStyle w:val="TableNormal"/>
+        <w:tblStyle w:val="5"/>
         <w:tblW w:w="9128" w:type="dxa"/>
         <w:tblInd w:w="5" w:type="dxa"/>
         <w:tblBorders>
-          <w:top w:val="single" w:sz="4" w:space="0" w:color="6996C4"/>
-          <w:left w:val="single" w:sz="4" w:space="0" w:color="6996C4"/>
-          <w:bottom w:val="single" w:sz="4" w:space="0" w:color="6996C4"/>
-          <w:right w:val="single" w:sz="4" w:space="0" w:color="6996C4"/>
-          <w:insideH w:val="single" w:sz="4" w:space="0" w:color="6996C4"/>
-          <w:insideV w:val="single" w:sz="4" w:space="0" w:color="6996C4"/>
+          <w:top w:val="single" w:color="6996C4" w:sz="4" w:space="0"/>
+          <w:left w:val="single" w:color="6996C4" w:sz="4" w:space="0"/>
+          <w:bottom w:val="single" w:color="6996C4" w:sz="4" w:space="0"/>
+          <w:right w:val="single" w:color="6996C4" w:sz="4" w:space="0"/>
+          <w:insideH w:val="single" w:color="6996C4" w:sz="4" w:space="0"/>
+          <w:insideV w:val="single" w:color="6996C4" w:sz="4" w:space="0"/>
         </w:tblBorders>
         <w:tblLayout w:type="fixed"/>
-        <w:tblLook w:val="04A0" w:firstRow="1" w:lastRow="0" w:firstColumn="1" w:lastColumn="0" w:noHBand="0" w:noVBand="1"/>
+        <w:tblCellMar>
+          <w:top w:w="0" w:type="dxa"/>
+          <w:left w:w="0" w:type="dxa"/>
+          <w:bottom w:w="0" w:type="dxa"/>
+          <w:right w:w="0" w:type="dxa"/>
+        </w:tblCellMar>
       </w:tblPr>
       <w:tblGrid>
         <w:gridCol w:w="1339"/>
         <w:gridCol w:w="1170"/>
         <w:gridCol w:w="1232"/>
-        <w:gridCol w:w="1079"/>
-        <w:gridCol w:w="876"/>
+        <w:gridCol w:w="1321"/>
+        <w:gridCol w:w="634"/>
         <w:gridCol w:w="1768"/>
         <w:gridCol w:w="1664"/>
       </w:tblGrid>
       <w:tr>
+        <w:tblPrEx>
+          <w:tblBorders>
+            <w:top w:val="single" w:color="6996C4" w:sz="4" w:space="0"/>
+            <w:left w:val="single" w:color="6996C4" w:sz="4" w:space="0"/>
+            <w:bottom w:val="single" w:color="6996C4" w:sz="4" w:space="0"/>
+            <w:right w:val="single" w:color="6996C4" w:sz="4" w:space="0"/>
+            <w:insideH w:val="single" w:color="6996C4" w:sz="4" w:space="0"/>
+            <w:insideV w:val="single" w:color="6996C4" w:sz="4" w:space="0"/>
+          </w:tblBorders>
+          <w:tblCellMar>
+            <w:top w:w="0" w:type="dxa"/>
+            <w:left w:w="0" w:type="dxa"/>
+            <w:bottom w:w="0" w:type="dxa"/>
+            <w:right w:w="0" w:type="dxa"/>
+          </w:tblCellMar>
+        </w:tblPrEx>
         <w:trPr>
-          <w:trHeight w:val="510"/>
+          <w:trHeight w:val="510" w:hRule="atLeast"/>
         </w:trPr>
         <w:tc>
           <w:tcPr>
             <w:tcW w:w="1339" w:type="dxa"/>
             <w:tcBorders>
-              <w:top w:val="single" w:sz="2" w:space="0" w:color="6996C4"/>
-              <w:bottom w:val="single" w:sz="2" w:space="0" w:color="6996C4"/>
+              <w:top w:val="single" w:color="6996C4" w:sz="2" w:space="0"/>
+              <w:bottom w:val="single" w:color="6996C4" w:sz="2" w:space="0"/>
             </w:tcBorders>
+            <w:vAlign w:val="top"/>
           </w:tcPr>
           <w:p>
             <w:pPr>
               <w:spacing w:before="151" w:line="193" w:lineRule="auto"/>
-              <w:ind w:left="320"/>
-              <w:rPr>
-                <w:rFonts w:ascii="微软雅黑" w:eastAsia="微软雅黑" w:hAnsi="微软雅黑" w:cs="微软雅黑" w:hint="eastAsia"/>
+              <w:ind w:left="320" w:leftChars="0"/>
+              <w:rPr>
+                <w:rFonts w:ascii="微软雅黑" w:hAnsi="微软雅黑" w:eastAsia="微软雅黑" w:cs="微软雅黑"/>
+                <w:snapToGrid w:val="0"/>
+                <w:color w:val="000000"/>
+                <w:kern w:val="0"/>
                 <w:sz w:val="20"/>
                 <w:szCs w:val="20"/>
               </w:rPr>
             </w:pPr>
             <w:r>
               <w:rPr>
-                <w:rFonts w:ascii="微软雅黑" w:eastAsia="微软雅黑" w:hAnsi="微软雅黑" w:cs="微软雅黑"/>
+                <w:rFonts w:ascii="微软雅黑" w:hAnsi="微软雅黑" w:eastAsia="微软雅黑" w:cs="微软雅黑"/>
                 <w:spacing w:val="8"/>
                 <w:sz w:val="20"/>
                 <w:szCs w:val="20"/>
@@ -333,7 +363,7 @@
             </w:r>
             <w:r>
               <w:rPr>
-                <w:rFonts w:ascii="微软雅黑" w:eastAsia="微软雅黑" w:hAnsi="微软雅黑" w:cs="微软雅黑"/>
+                <w:rFonts w:ascii="微软雅黑" w:hAnsi="微软雅黑" w:eastAsia="微软雅黑" w:cs="微软雅黑"/>
                 <w:spacing w:val="6"/>
                 <w:sz w:val="20"/>
                 <w:szCs w:val="20"/>
@@ -347,25 +377,28 @@
             <w:tcW w:w="6125" w:type="dxa"/>
             <w:gridSpan w:val="5"/>
             <w:tcBorders>
-              <w:top w:val="single" w:sz="2" w:space="0" w:color="6996C4"/>
-              <w:bottom w:val="single" w:sz="2" w:space="0" w:color="6996C4"/>
+              <w:top w:val="single" w:color="6996C4" w:sz="2" w:space="0"/>
+              <w:bottom w:val="single" w:color="6996C4" w:sz="2" w:space="0"/>
             </w:tcBorders>
+            <w:vAlign w:val="top"/>
           </w:tcPr>
           <w:p>
             <w:pPr>
               <w:spacing w:before="151" w:line="192" w:lineRule="auto"/>
               <w:ind w:left="176"/>
               <w:rPr>
-                <w:rFonts w:ascii="微软雅黑" w:eastAsia="微软雅黑" w:hAnsi="微软雅黑" w:cs="微软雅黑" w:hint="eastAsia"/>
-                <w:sz w:val="20"/>
-                <w:szCs w:val="20"/>
+                <w:rFonts w:hint="default" w:ascii="微软雅黑" w:hAnsi="微软雅黑" w:eastAsia="微软雅黑" w:cs="微软雅黑"/>
+                <w:sz w:val="20"/>
+                <w:szCs w:val="20"/>
+                <w:lang w:val="en-US"/>
               </w:rPr>
             </w:pPr>
             <w:r>
               <w:rPr>
-                <w:rFonts w:ascii="微软雅黑" w:eastAsia="微软雅黑" w:hAnsi="微软雅黑" w:cs="微软雅黑"/>
-                <w:sz w:val="20"/>
-                <w:szCs w:val="20"/>
+                <w:rFonts w:hint="default" w:ascii="微软雅黑" w:hAnsi="微软雅黑" w:eastAsia="微软雅黑" w:cs="微软雅黑"/>
+                <w:sz w:val="20"/>
+                <w:szCs w:val="20"/>
+                <w:lang w:val="en-US"/>
               </w:rPr>
               <w:t>{{name}}</w:t>
             </w:r>
@@ -376,9 +409,10 @@
             <w:tcW w:w="1664" w:type="dxa"/>
             <w:vMerge w:val="restart"/>
             <w:tcBorders>
-              <w:top w:val="single" w:sz="2" w:space="0" w:color="6996C4"/>
+              <w:top w:val="single" w:color="6996C4" w:sz="2" w:space="0"/>
               <w:bottom w:val="nil"/>
             </w:tcBorders>
+            <w:vAlign w:val="top"/>
           </w:tcPr>
           <w:p>
             <w:pPr>
@@ -387,51 +421,71 @@
               <w:jc w:val="center"/>
               <w:textAlignment w:val="center"/>
               <w:rPr>
-                <w:rFonts w:eastAsia="宋体"/>
+                <w:rFonts w:hint="default" w:eastAsia="宋体"/>
+                <w:lang w:val="en-US" w:eastAsia="zh-CN"/>
               </w:rPr>
             </w:pPr>
+            <w:bookmarkStart w:id="0" w:name="_GoBack"/>
+            <w:bookmarkEnd w:id="0"/>
           </w:p>
         </w:tc>
       </w:tr>
       <w:tr>
+        <w:tblPrEx>
+          <w:tblBorders>
+            <w:top w:val="single" w:color="6996C4" w:sz="4" w:space="0"/>
+            <w:left w:val="single" w:color="6996C4" w:sz="4" w:space="0"/>
+            <w:bottom w:val="single" w:color="6996C4" w:sz="4" w:space="0"/>
+            <w:right w:val="single" w:color="6996C4" w:sz="4" w:space="0"/>
+            <w:insideH w:val="single" w:color="6996C4" w:sz="4" w:space="0"/>
+            <w:insideV w:val="single" w:color="6996C4" w:sz="4" w:space="0"/>
+          </w:tblBorders>
+          <w:tblCellMar>
+            <w:top w:w="0" w:type="dxa"/>
+            <w:left w:w="0" w:type="dxa"/>
+            <w:bottom w:w="0" w:type="dxa"/>
+            <w:right w:w="0" w:type="dxa"/>
+          </w:tblCellMar>
+        </w:tblPrEx>
         <w:trPr>
-          <w:trHeight w:val="510"/>
+          <w:trHeight w:val="510" w:hRule="atLeast"/>
         </w:trPr>
         <w:tc>
           <w:tcPr>
             <w:tcW w:w="1339" w:type="dxa"/>
             <w:tcBorders>
-              <w:top w:val="single" w:sz="2" w:space="0" w:color="6996C4"/>
-              <w:bottom w:val="single" w:sz="2" w:space="0" w:color="6996C4"/>
+              <w:top w:val="single" w:color="6996C4" w:sz="2" w:space="0"/>
+              <w:bottom w:val="single" w:color="6996C4" w:sz="2" w:space="0"/>
             </w:tcBorders>
+            <w:vAlign w:val="top"/>
           </w:tcPr>
           <w:p>
             <w:pPr>
               <w:spacing w:before="133" w:line="192" w:lineRule="auto"/>
               <w:ind w:left="333"/>
               <w:rPr>
-                <w:rFonts w:ascii="微软雅黑" w:eastAsia="微软雅黑" w:hAnsi="微软雅黑" w:cs="微软雅黑" w:hint="eastAsia"/>
+                <w:rFonts w:ascii="微软雅黑" w:hAnsi="微软雅黑" w:eastAsia="微软雅黑" w:cs="微软雅黑"/>
                 <w:sz w:val="20"/>
                 <w:szCs w:val="20"/>
               </w:rPr>
             </w:pPr>
             <w:r>
               <w:rPr>
-                <w:rFonts w:ascii="微软雅黑" w:eastAsia="微软雅黑" w:hAnsi="微软雅黑" w:cs="微软雅黑" w:hint="eastAsia"/>
+                <w:rFonts w:ascii="微软雅黑" w:hAnsi="微软雅黑" w:eastAsia="微软雅黑" w:cs="微软雅黑"/>
+                <w:spacing w:val="8"/>
+                <w:sz w:val="20"/>
+                <w:szCs w:val="20"/>
+              </w:rPr>
+              <w:t>证</w:t>
+            </w:r>
+            <w:r>
+              <w:rPr>
+                <w:rFonts w:ascii="微软雅黑" w:hAnsi="微软雅黑" w:eastAsia="微软雅黑" w:cs="微软雅黑"/>
                 <w:spacing w:val="6"/>
                 <w:sz w:val="20"/>
                 <w:szCs w:val="20"/>
               </w:rPr>
-              <w:t>证件</w:t>
-            </w:r>
-            <w:r>
-              <w:rPr>
-                <w:rFonts w:ascii="微软雅黑" w:eastAsia="微软雅黑" w:hAnsi="微软雅黑" w:cs="微软雅黑"/>
-                <w:spacing w:val="6"/>
-                <w:sz w:val="20"/>
-                <w:szCs w:val="20"/>
-              </w:rPr>
-              <w:t>类型</w:t>
+              <w:t>件类型</w:t>
             </w:r>
           </w:p>
         </w:tc>
@@ -440,23 +494,24 @@
             <w:tcW w:w="2402" w:type="dxa"/>
             <w:gridSpan w:val="2"/>
             <w:tcBorders>
-              <w:top w:val="single" w:sz="2" w:space="0" w:color="6996C4"/>
-              <w:bottom w:val="single" w:sz="2" w:space="0" w:color="6996C4"/>
+              <w:top w:val="single" w:color="6996C4" w:sz="2" w:space="0"/>
+              <w:bottom w:val="single" w:color="6996C4" w:sz="2" w:space="0"/>
             </w:tcBorders>
+            <w:vAlign w:val="top"/>
           </w:tcPr>
           <w:p>
             <w:pPr>
               <w:spacing w:before="132" w:line="193" w:lineRule="auto"/>
               <w:ind w:left="174"/>
               <w:rPr>
-                <w:rFonts w:ascii="微软雅黑" w:eastAsia="微软雅黑" w:hAnsi="微软雅黑" w:cs="微软雅黑" w:hint="eastAsia"/>
+                <w:rFonts w:ascii="微软雅黑" w:hAnsi="微软雅黑" w:eastAsia="微软雅黑" w:cs="微软雅黑"/>
                 <w:sz w:val="20"/>
                 <w:szCs w:val="20"/>
               </w:rPr>
             </w:pPr>
             <w:r>
               <w:rPr>
-                <w:rFonts w:ascii="微软雅黑" w:eastAsia="微软雅黑" w:hAnsi="微软雅黑" w:cs="微软雅黑"/>
+                <w:rFonts w:ascii="微软雅黑" w:hAnsi="微软雅黑" w:eastAsia="微软雅黑" w:cs="微软雅黑"/>
                 <w:spacing w:val="9"/>
                 <w:sz w:val="20"/>
                 <w:szCs w:val="20"/>
@@ -465,7 +520,7 @@
             </w:r>
             <w:r>
               <w:rPr>
-                <w:rFonts w:ascii="微软雅黑" w:eastAsia="微软雅黑" w:hAnsi="微软雅黑" w:cs="微软雅黑"/>
+                <w:rFonts w:ascii="微软雅黑" w:hAnsi="微软雅黑" w:eastAsia="微软雅黑" w:cs="微软雅黑"/>
                 <w:spacing w:val="6"/>
                 <w:sz w:val="20"/>
                 <w:szCs w:val="20"/>
@@ -476,24 +531,26 @@
         </w:tc>
         <w:tc>
           <w:tcPr>
-            <w:tcW w:w="1079" w:type="dxa"/>
+            <w:tcW w:w="1321" w:type="dxa"/>
             <w:tcBorders>
-              <w:top w:val="single" w:sz="2" w:space="0" w:color="6996C4"/>
-              <w:bottom w:val="single" w:sz="2" w:space="0" w:color="6996C4"/>
+              <w:top w:val="single" w:color="6996C4" w:sz="2" w:space="0"/>
+              <w:bottom w:val="single" w:color="6996C4" w:sz="2" w:space="0"/>
             </w:tcBorders>
+            <w:vAlign w:val="top"/>
           </w:tcPr>
           <w:p>
             <w:pPr>
               <w:spacing w:before="132" w:line="194" w:lineRule="auto"/>
-              <w:rPr>
-                <w:rFonts w:ascii="微软雅黑" w:eastAsia="微软雅黑" w:hAnsi="微软雅黑" w:cs="微软雅黑" w:hint="eastAsia"/>
+              <w:ind w:left="320"/>
+              <w:rPr>
+                <w:rFonts w:ascii="微软雅黑" w:hAnsi="微软雅黑" w:eastAsia="微软雅黑" w:cs="微软雅黑"/>
                 <w:sz w:val="20"/>
                 <w:szCs w:val="20"/>
               </w:rPr>
             </w:pPr>
             <w:r>
               <w:rPr>
-                <w:rFonts w:ascii="微软雅黑" w:eastAsia="微软雅黑" w:hAnsi="微软雅黑" w:cs="微软雅黑"/>
+                <w:rFonts w:ascii="微软雅黑" w:hAnsi="微软雅黑" w:eastAsia="微软雅黑" w:cs="微软雅黑"/>
                 <w:spacing w:val="8"/>
                 <w:sz w:val="20"/>
                 <w:szCs w:val="20"/>
@@ -502,47 +559,42 @@
             </w:r>
             <w:r>
               <w:rPr>
-                <w:rFonts w:ascii="微软雅黑" w:eastAsia="微软雅黑" w:hAnsi="微软雅黑" w:cs="微软雅黑"/>
+                <w:rFonts w:ascii="微软雅黑" w:hAnsi="微软雅黑" w:eastAsia="微软雅黑" w:cs="微软雅黑"/>
                 <w:spacing w:val="6"/>
                 <w:sz w:val="20"/>
                 <w:szCs w:val="20"/>
               </w:rPr>
-              <w:t>件</w:t>
-            </w:r>
-            <w:r>
-              <w:rPr>
-                <w:rFonts w:ascii="微软雅黑" w:eastAsia="微软雅黑" w:hAnsi="微软雅黑" w:cs="微软雅黑" w:hint="eastAsia"/>
-                <w:spacing w:val="6"/>
-                <w:sz w:val="20"/>
-                <w:szCs w:val="20"/>
-              </w:rPr>
-              <w:t>号码</w:t>
+              <w:t>件号码</w:t>
             </w:r>
           </w:p>
         </w:tc>
         <w:tc>
           <w:tcPr>
-            <w:tcW w:w="2644" w:type="dxa"/>
+            <w:tcW w:w="2402" w:type="dxa"/>
             <w:gridSpan w:val="2"/>
             <w:tcBorders>
-              <w:top w:val="single" w:sz="2" w:space="0" w:color="6996C4"/>
-              <w:bottom w:val="single" w:sz="2" w:space="0" w:color="6996C4"/>
+              <w:top w:val="single" w:color="6996C4" w:sz="2" w:space="0"/>
+              <w:bottom w:val="single" w:color="6996C4" w:sz="2" w:space="0"/>
             </w:tcBorders>
+            <w:vAlign w:val="top"/>
           </w:tcPr>
           <w:p>
             <w:pPr>
               <w:spacing w:before="159" w:line="166" w:lineRule="auto"/>
-              <w:rPr>
-                <w:rFonts w:ascii="微软雅黑" w:eastAsia="微软雅黑" w:hAnsi="微软雅黑" w:cs="微软雅黑" w:hint="eastAsia"/>
-                <w:sz w:val="20"/>
-                <w:szCs w:val="20"/>
+              <w:ind w:left="176"/>
+              <w:rPr>
+                <w:rFonts w:hint="default" w:ascii="微软雅黑" w:hAnsi="微软雅黑" w:eastAsia="微软雅黑" w:cs="微软雅黑"/>
+                <w:sz w:val="20"/>
+                <w:szCs w:val="20"/>
+                <w:lang w:val="en-US"/>
               </w:rPr>
             </w:pPr>
             <w:r>
               <w:rPr>
-                <w:rFonts w:ascii="微软雅黑" w:eastAsia="微软雅黑" w:hAnsi="微软雅黑" w:cs="微软雅黑"/>
-                <w:sz w:val="18"/>
-                <w:szCs w:val="18"/>
+                <w:rFonts w:hint="default" w:ascii="微软雅黑" w:hAnsi="微软雅黑" w:eastAsia="微软雅黑" w:cs="微软雅黑"/>
+                <w:sz w:val="20"/>
+                <w:szCs w:val="20"/>
+                <w:lang w:val="en-US"/>
               </w:rPr>
               <w:t>{{card}}</w:t>
             </w:r>
@@ -551,40 +603,65 @@
         <w:tc>
           <w:tcPr>
             <w:tcW w:w="1664" w:type="dxa"/>
-            <w:vMerge/>
+            <w:vMerge w:val="continue"/>
             <w:tcBorders>
               <w:top w:val="nil"/>
               <w:bottom w:val="nil"/>
             </w:tcBorders>
+            <w:vAlign w:val="top"/>
           </w:tcPr>
-          <w:p/>
+          <w:p>
+            <w:pPr>
+              <w:rPr>
+                <w:rFonts w:ascii="Arial"/>
+                <w:sz w:val="21"/>
+              </w:rPr>
+            </w:pPr>
+          </w:p>
         </w:tc>
       </w:tr>
       <w:tr>
+        <w:tblPrEx>
+          <w:tblBorders>
+            <w:top w:val="single" w:color="6996C4" w:sz="4" w:space="0"/>
+            <w:left w:val="single" w:color="6996C4" w:sz="4" w:space="0"/>
+            <w:bottom w:val="single" w:color="6996C4" w:sz="4" w:space="0"/>
+            <w:right w:val="single" w:color="6996C4" w:sz="4" w:space="0"/>
+            <w:insideH w:val="single" w:color="6996C4" w:sz="4" w:space="0"/>
+            <w:insideV w:val="single" w:color="6996C4" w:sz="4" w:space="0"/>
+          </w:tblBorders>
+          <w:tblCellMar>
+            <w:top w:w="0" w:type="dxa"/>
+            <w:left w:w="0" w:type="dxa"/>
+            <w:bottom w:w="0" w:type="dxa"/>
+            <w:right w:w="0" w:type="dxa"/>
+          </w:tblCellMar>
+        </w:tblPrEx>
         <w:trPr>
-          <w:trHeight w:val="510"/>
+          <w:trHeight w:val="510" w:hRule="atLeast"/>
         </w:trPr>
         <w:tc>
           <w:tcPr>
             <w:tcW w:w="1339" w:type="dxa"/>
             <w:tcBorders>
-              <w:top w:val="single" w:sz="2" w:space="0" w:color="6996C4"/>
-              <w:bottom w:val="single" w:sz="2" w:space="0" w:color="6996C4"/>
+              <w:top w:val="single" w:color="6996C4" w:sz="2" w:space="0"/>
+              <w:bottom w:val="single" w:color="6996C4" w:sz="2" w:space="0"/>
             </w:tcBorders>
+            <w:vAlign w:val="top"/>
           </w:tcPr>
           <w:p>
             <w:pPr>
               <w:spacing w:before="134" w:line="193" w:lineRule="auto"/>
               <w:ind w:left="335"/>
               <w:rPr>
-                <w:rFonts w:ascii="微软雅黑" w:eastAsia="微软雅黑" w:hAnsi="微软雅黑" w:cs="微软雅黑" w:hint="eastAsia"/>
+                <w:rFonts w:ascii="微软雅黑" w:hAnsi="微软雅黑" w:eastAsia="微软雅黑" w:cs="微软雅黑"/>
                 <w:sz w:val="20"/>
                 <w:szCs w:val="20"/>
               </w:rPr>
             </w:pPr>
             <w:r>
               <w:rPr>
-                <w:rFonts w:ascii="微软雅黑" w:eastAsia="微软雅黑" w:hAnsi="微软雅黑" w:cs="微软雅黑"/>
+                <w:rFonts w:ascii="微软雅黑" w:hAnsi="微软雅黑" w:eastAsia="微软雅黑" w:cs="微软雅黑"/>
                 <w:spacing w:val="6"/>
                 <w:sz w:val="20"/>
                 <w:szCs w:val="20"/>
@@ -598,25 +675,28 @@
             <w:tcW w:w="6125" w:type="dxa"/>
             <w:gridSpan w:val="5"/>
             <w:tcBorders>
-              <w:top w:val="single" w:sz="2" w:space="0" w:color="6996C4"/>
-              <w:bottom w:val="single" w:sz="2" w:space="0" w:color="6996C4"/>
+              <w:top w:val="single" w:color="6996C4" w:sz="2" w:space="0"/>
+              <w:bottom w:val="single" w:color="6996C4" w:sz="2" w:space="0"/>
             </w:tcBorders>
+            <w:vAlign w:val="top"/>
           </w:tcPr>
           <w:p>
             <w:pPr>
               <w:spacing w:before="135" w:line="192" w:lineRule="auto"/>
               <w:ind w:left="172"/>
               <w:rPr>
-                <w:rFonts w:ascii="微软雅黑" w:eastAsia="微软雅黑" w:hAnsi="微软雅黑" w:cs="微软雅黑" w:hint="eastAsia"/>
-                <w:sz w:val="20"/>
-                <w:szCs w:val="20"/>
+                <w:rFonts w:hint="default" w:ascii="微软雅黑" w:hAnsi="微软雅黑" w:eastAsia="微软雅黑" w:cs="微软雅黑"/>
+                <w:sz w:val="20"/>
+                <w:szCs w:val="20"/>
+                <w:lang w:val="en-US"/>
               </w:rPr>
             </w:pPr>
             <w:r>
               <w:rPr>
-                <w:rFonts w:ascii="微软雅黑" w:eastAsia="微软雅黑" w:hAnsi="微软雅黑" w:cs="微软雅黑"/>
-                <w:sz w:val="20"/>
-                <w:szCs w:val="20"/>
+                <w:rFonts w:hint="default" w:ascii="微软雅黑" w:hAnsi="微软雅黑" w:eastAsia="微软雅黑" w:cs="微软雅黑"/>
+                <w:sz w:val="20"/>
+                <w:szCs w:val="20"/>
+                <w:lang w:val="en-US"/>
               </w:rPr>
               <w:t>{{dep}}</w:t>
             </w:r>
@@ -625,40 +705,65 @@
         <w:tc>
           <w:tcPr>
             <w:tcW w:w="1664" w:type="dxa"/>
-            <w:vMerge/>
+            <w:vMerge w:val="continue"/>
             <w:tcBorders>
               <w:top w:val="nil"/>
               <w:bottom w:val="nil"/>
             </w:tcBorders>
+            <w:vAlign w:val="top"/>
           </w:tcPr>
-          <w:p/>
+          <w:p>
+            <w:pPr>
+              <w:rPr>
+                <w:rFonts w:ascii="Arial"/>
+                <w:sz w:val="21"/>
+              </w:rPr>
+            </w:pPr>
+          </w:p>
         </w:tc>
       </w:tr>
       <w:tr>
+        <w:tblPrEx>
+          <w:tblBorders>
+            <w:top w:val="single" w:color="6996C4" w:sz="4" w:space="0"/>
+            <w:left w:val="single" w:color="6996C4" w:sz="4" w:space="0"/>
+            <w:bottom w:val="single" w:color="6996C4" w:sz="4" w:space="0"/>
+            <w:right w:val="single" w:color="6996C4" w:sz="4" w:space="0"/>
+            <w:insideH w:val="single" w:color="6996C4" w:sz="4" w:space="0"/>
+            <w:insideV w:val="single" w:color="6996C4" w:sz="4" w:space="0"/>
+          </w:tblBorders>
+          <w:tblCellMar>
+            <w:top w:w="0" w:type="dxa"/>
+            <w:left w:w="0" w:type="dxa"/>
+            <w:bottom w:w="0" w:type="dxa"/>
+            <w:right w:w="0" w:type="dxa"/>
+          </w:tblCellMar>
+        </w:tblPrEx>
         <w:trPr>
-          <w:trHeight w:val="510"/>
+          <w:trHeight w:val="510" w:hRule="atLeast"/>
         </w:trPr>
         <w:tc>
           <w:tcPr>
             <w:tcW w:w="1339" w:type="dxa"/>
             <w:tcBorders>
-              <w:top w:val="single" w:sz="2" w:space="0" w:color="6996C4"/>
-              <w:bottom w:val="single" w:sz="2" w:space="0" w:color="6996C4"/>
+              <w:top w:val="single" w:color="6996C4" w:sz="2" w:space="0"/>
+              <w:bottom w:val="single" w:color="6996C4" w:sz="2" w:space="0"/>
             </w:tcBorders>
+            <w:vAlign w:val="top"/>
           </w:tcPr>
           <w:p>
             <w:pPr>
               <w:spacing w:before="135" w:line="193" w:lineRule="auto"/>
               <w:ind w:left="333"/>
               <w:rPr>
-                <w:rFonts w:ascii="微软雅黑" w:eastAsia="微软雅黑" w:hAnsi="微软雅黑" w:cs="微软雅黑" w:hint="eastAsia"/>
+                <w:rFonts w:ascii="微软雅黑" w:hAnsi="微软雅黑" w:eastAsia="微软雅黑" w:cs="微软雅黑"/>
                 <w:sz w:val="20"/>
                 <w:szCs w:val="20"/>
               </w:rPr>
             </w:pPr>
             <w:r>
               <w:rPr>
-                <w:rFonts w:ascii="微软雅黑" w:eastAsia="微软雅黑" w:hAnsi="微软雅黑" w:cs="微软雅黑"/>
+                <w:rFonts w:ascii="微软雅黑" w:hAnsi="微软雅黑" w:eastAsia="微软雅黑" w:cs="微软雅黑"/>
                 <w:spacing w:val="8"/>
                 <w:sz w:val="20"/>
                 <w:szCs w:val="20"/>
@@ -667,7 +772,7 @@
             </w:r>
             <w:r>
               <w:rPr>
-                <w:rFonts w:ascii="微软雅黑" w:eastAsia="微软雅黑" w:hAnsi="微软雅黑" w:cs="微软雅黑"/>
+                <w:rFonts w:ascii="微软雅黑" w:hAnsi="微软雅黑" w:eastAsia="微软雅黑" w:cs="微软雅黑"/>
                 <w:spacing w:val="6"/>
                 <w:sz w:val="20"/>
                 <w:szCs w:val="20"/>
@@ -681,69 +786,107 @@
             <w:tcW w:w="6125" w:type="dxa"/>
             <w:gridSpan w:val="5"/>
             <w:tcBorders>
-              <w:top w:val="single" w:sz="2" w:space="0" w:color="6996C4"/>
-              <w:bottom w:val="single" w:sz="2" w:space="0" w:color="6996C4"/>
+              <w:top w:val="single" w:color="6996C4" w:sz="2" w:space="0"/>
+              <w:bottom w:val="single" w:color="6996C4" w:sz="2" w:space="0"/>
             </w:tcBorders>
+            <w:vAlign w:val="top"/>
           </w:tcPr>
           <w:p>
             <w:pPr>
               <w:spacing w:before="135" w:line="193" w:lineRule="auto"/>
               <w:ind w:left="172"/>
               <w:rPr>
-                <w:rFonts w:ascii="微软雅黑" w:eastAsia="微软雅黑" w:hAnsi="微软雅黑" w:cs="微软雅黑" w:hint="eastAsia"/>
-                <w:sz w:val="20"/>
-                <w:szCs w:val="20"/>
+                <w:rFonts w:hint="default" w:ascii="微软雅黑" w:hAnsi="微软雅黑" w:eastAsia="微软雅黑" w:cs="微软雅黑"/>
+                <w:sz w:val="20"/>
+                <w:szCs w:val="20"/>
+                <w:lang w:val="en-US" w:eastAsia="zh-CN"/>
               </w:rPr>
             </w:pPr>
             <w:r>
               <w:rPr>
-                <w:rFonts w:ascii="微软雅黑" w:eastAsia="微软雅黑" w:hAnsi="微软雅黑" w:cs="微软雅黑" w:hint="eastAsia"/>
+                <w:rFonts w:hint="eastAsia" w:ascii="微软雅黑" w:hAnsi="微软雅黑" w:eastAsia="微软雅黑" w:cs="微软雅黑"/>
                 <w:color w:val="FF0000"/>
                 <w:spacing w:val="8"/>
                 <w:sz w:val="20"/>
                 <w:szCs w:val="20"/>
               </w:rPr>
-              <w:t>湖南建筑高级技工学校崇技楼六楼（待定）</w:t>
+              <w:t>湖南建筑高级技工学校崇技楼</w:t>
+            </w:r>
+            <w:r>
+              <w:rPr>
+                <w:rFonts w:hint="eastAsia" w:ascii="微软雅黑" w:hAnsi="微软雅黑" w:eastAsia="微软雅黑" w:cs="微软雅黑"/>
+                <w:color w:val="FF0000"/>
+                <w:spacing w:val="8"/>
+                <w:sz w:val="20"/>
+                <w:szCs w:val="20"/>
+                <w:lang w:val="en-US" w:eastAsia="zh-CN"/>
+              </w:rPr>
+              <w:t>六楼（待定）</w:t>
             </w:r>
           </w:p>
         </w:tc>
         <w:tc>
           <w:tcPr>
             <w:tcW w:w="1664" w:type="dxa"/>
-            <w:vMerge/>
+            <w:vMerge w:val="continue"/>
             <w:tcBorders>
               <w:top w:val="nil"/>
-              <w:bottom w:val="single" w:sz="2" w:space="0" w:color="6996C4"/>
+              <w:bottom w:val="single" w:color="6996C4" w:sz="2" w:space="0"/>
             </w:tcBorders>
+            <w:vAlign w:val="top"/>
           </w:tcPr>
-          <w:p/>
+          <w:p>
+            <w:pPr>
+              <w:rPr>
+                <w:rFonts w:ascii="Arial"/>
+                <w:sz w:val="21"/>
+              </w:rPr>
+            </w:pPr>
+          </w:p>
         </w:tc>
       </w:tr>
       <w:tr>
+        <w:tblPrEx>
+          <w:tblBorders>
+            <w:top w:val="single" w:color="6996C4" w:sz="4" w:space="0"/>
+            <w:left w:val="single" w:color="6996C4" w:sz="4" w:space="0"/>
+            <w:bottom w:val="single" w:color="6996C4" w:sz="4" w:space="0"/>
+            <w:right w:val="single" w:color="6996C4" w:sz="4" w:space="0"/>
+            <w:insideH w:val="single" w:color="6996C4" w:sz="4" w:space="0"/>
+            <w:insideV w:val="single" w:color="6996C4" w:sz="4" w:space="0"/>
+          </w:tblBorders>
+          <w:tblCellMar>
+            <w:top w:w="0" w:type="dxa"/>
+            <w:left w:w="0" w:type="dxa"/>
+            <w:bottom w:w="0" w:type="dxa"/>
+            <w:right w:w="0" w:type="dxa"/>
+          </w:tblCellMar>
+        </w:tblPrEx>
         <w:trPr>
-          <w:trHeight w:val="510"/>
+          <w:trHeight w:val="510" w:hRule="atLeast"/>
         </w:trPr>
         <w:tc>
           <w:tcPr>
             <w:tcW w:w="1339" w:type="dxa"/>
             <w:tcBorders>
-              <w:top w:val="single" w:sz="2" w:space="0" w:color="6996C4"/>
-              <w:bottom w:val="single" w:sz="2" w:space="0" w:color="6996C4"/>
+              <w:top w:val="single" w:color="6996C4" w:sz="2" w:space="0"/>
+              <w:bottom w:val="single" w:color="6996C4" w:sz="2" w:space="0"/>
             </w:tcBorders>
+            <w:vAlign w:val="top"/>
           </w:tcPr>
           <w:p>
             <w:pPr>
               <w:spacing w:before="135" w:line="195" w:lineRule="auto"/>
               <w:ind w:left="333"/>
               <w:rPr>
-                <w:rFonts w:ascii="微软雅黑" w:eastAsia="微软雅黑" w:hAnsi="微软雅黑" w:cs="微软雅黑" w:hint="eastAsia"/>
+                <w:rFonts w:ascii="微软雅黑" w:hAnsi="微软雅黑" w:eastAsia="微软雅黑" w:cs="微软雅黑"/>
                 <w:sz w:val="20"/>
                 <w:szCs w:val="20"/>
               </w:rPr>
             </w:pPr>
             <w:r>
               <w:rPr>
-                <w:rFonts w:ascii="微软雅黑" w:eastAsia="微软雅黑" w:hAnsi="微软雅黑" w:cs="微软雅黑"/>
+                <w:rFonts w:ascii="微软雅黑" w:hAnsi="微软雅黑" w:eastAsia="微软雅黑" w:cs="微软雅黑"/>
                 <w:spacing w:val="8"/>
                 <w:sz w:val="20"/>
                 <w:szCs w:val="20"/>
@@ -752,7 +895,7 @@
             </w:r>
             <w:r>
               <w:rPr>
-                <w:rFonts w:ascii="微软雅黑" w:eastAsia="微软雅黑" w:hAnsi="微软雅黑" w:cs="微软雅黑"/>
+                <w:rFonts w:ascii="微软雅黑" w:hAnsi="微软雅黑" w:eastAsia="微软雅黑" w:cs="微软雅黑"/>
                 <w:spacing w:val="6"/>
                 <w:sz w:val="20"/>
                 <w:szCs w:val="20"/>
@@ -766,67 +909,100 @@
             <w:tcW w:w="7789" w:type="dxa"/>
             <w:gridSpan w:val="6"/>
             <w:tcBorders>
-              <w:top w:val="single" w:sz="2" w:space="0" w:color="6996C4"/>
-              <w:bottom w:val="single" w:sz="2" w:space="0" w:color="6996C4"/>
+              <w:top w:val="single" w:color="6996C4" w:sz="2" w:space="0"/>
+              <w:bottom w:val="single" w:color="6996C4" w:sz="2" w:space="0"/>
             </w:tcBorders>
+            <w:vAlign w:val="top"/>
           </w:tcPr>
           <w:p>
             <w:pPr>
               <w:spacing w:before="136" w:line="193" w:lineRule="auto"/>
               <w:ind w:left="173"/>
               <w:rPr>
-                <w:rFonts w:ascii="微软雅黑" w:eastAsia="微软雅黑" w:hAnsi="微软雅黑" w:cs="微软雅黑" w:hint="eastAsia"/>
-                <w:sz w:val="20"/>
-                <w:szCs w:val="20"/>
+                <w:rFonts w:hint="eastAsia" w:ascii="微软雅黑" w:hAnsi="微软雅黑" w:eastAsia="微软雅黑" w:cs="微软雅黑"/>
+                <w:sz w:val="20"/>
+                <w:szCs w:val="20"/>
+                <w:lang w:val="en-US" w:eastAsia="zh-CN"/>
               </w:rPr>
             </w:pPr>
             <w:r>
               <w:rPr>
-                <w:rFonts w:ascii="微软雅黑" w:eastAsia="微软雅黑" w:hAnsi="微软雅黑" w:cs="微软雅黑" w:hint="eastAsia"/>
+                <w:rFonts w:hint="eastAsia" w:ascii="微软雅黑" w:hAnsi="微软雅黑" w:eastAsia="微软雅黑" w:cs="微软雅黑"/>
                 <w:spacing w:val="6"/>
                 <w:sz w:val="20"/>
                 <w:szCs w:val="20"/>
               </w:rPr>
-              <w:t>长沙市天心区古堆山巷11号北门</w:t>
+              <w:t>长沙市天心区古堆山巷11号</w:t>
+            </w:r>
+            <w:r>
+              <w:rPr>
+                <w:rFonts w:hint="eastAsia" w:ascii="微软雅黑" w:hAnsi="微软雅黑" w:eastAsia="微软雅黑" w:cs="微软雅黑"/>
+                <w:spacing w:val="6"/>
+                <w:sz w:val="20"/>
+                <w:szCs w:val="20"/>
+                <w:lang w:val="en-US" w:eastAsia="zh-CN"/>
+              </w:rPr>
+              <w:t>北门</w:t>
             </w:r>
           </w:p>
         </w:tc>
       </w:tr>
       <w:tr>
+        <w:tblPrEx>
+          <w:tblBorders>
+            <w:top w:val="single" w:color="6996C4" w:sz="4" w:space="0"/>
+            <w:left w:val="single" w:color="6996C4" w:sz="4" w:space="0"/>
+            <w:bottom w:val="single" w:color="6996C4" w:sz="4" w:space="0"/>
+            <w:right w:val="single" w:color="6996C4" w:sz="4" w:space="0"/>
+            <w:insideH w:val="single" w:color="6996C4" w:sz="4" w:space="0"/>
+            <w:insideV w:val="single" w:color="6996C4" w:sz="4" w:space="0"/>
+          </w:tblBorders>
+          <w:tblCellMar>
+            <w:top w:w="0" w:type="dxa"/>
+            <w:left w:w="0" w:type="dxa"/>
+            <w:bottom w:w="0" w:type="dxa"/>
+            <w:right w:w="0" w:type="dxa"/>
+          </w:tblCellMar>
+        </w:tblPrEx>
         <w:trPr>
-          <w:trHeight w:val="510"/>
+          <w:trHeight w:val="510" w:hRule="atLeast"/>
         </w:trPr>
         <w:tc>
           <w:tcPr>
             <w:tcW w:w="2509" w:type="dxa"/>
             <w:gridSpan w:val="2"/>
             <w:tcBorders>
-              <w:top w:val="single" w:sz="2" w:space="0" w:color="6996C4"/>
-              <w:bottom w:val="single" w:sz="2" w:space="0" w:color="6996C4"/>
+              <w:top w:val="single" w:color="6996C4" w:sz="2" w:space="0"/>
+              <w:bottom w:val="single" w:color="6996C4" w:sz="2" w:space="0"/>
             </w:tcBorders>
+            <w:vAlign w:val="top"/>
           </w:tcPr>
           <w:p>
             <w:pPr>
               <w:spacing w:before="136" w:line="194" w:lineRule="auto"/>
               <w:jc w:val="center"/>
               <w:rPr>
-                <w:rFonts w:ascii="微软雅黑" w:eastAsia="微软雅黑" w:hAnsi="微软雅黑" w:cs="微软雅黑" w:hint="eastAsia"/>
+                <w:rFonts w:ascii="微软雅黑" w:hAnsi="微软雅黑" w:eastAsia="微软雅黑" w:cs="微软雅黑"/>
+                <w:snapToGrid w:val="0"/>
+                <w:color w:val="000000"/>
+                <w:kern w:val="0"/>
                 <w:sz w:val="20"/>
                 <w:szCs w:val="20"/>
               </w:rPr>
             </w:pPr>
             <w:r>
               <w:rPr>
-                <w:rFonts w:ascii="微软雅黑" w:eastAsia="微软雅黑" w:hAnsi="微软雅黑" w:cs="微软雅黑" w:hint="eastAsia"/>
+                <w:rFonts w:hint="eastAsia" w:ascii="微软雅黑" w:hAnsi="微软雅黑" w:eastAsia="微软雅黑" w:cs="微软雅黑"/>
                 <w:spacing w:val="7"/>
                 <w:sz w:val="20"/>
                 <w:szCs w:val="20"/>
+                <w:lang w:val="en-US" w:eastAsia="zh-CN"/>
               </w:rPr>
               <w:t>参赛证</w:t>
             </w:r>
             <w:r>
               <w:rPr>
-                <w:rFonts w:ascii="微软雅黑" w:eastAsia="微软雅黑" w:hAnsi="微软雅黑" w:cs="微软雅黑"/>
+                <w:rFonts w:ascii="微软雅黑" w:hAnsi="微软雅黑" w:eastAsia="微软雅黑" w:cs="微软雅黑"/>
                 <w:spacing w:val="6"/>
                 <w:sz w:val="20"/>
                 <w:szCs w:val="20"/>
@@ -840,23 +1016,27 @@
             <w:tcW w:w="3187" w:type="dxa"/>
             <w:gridSpan w:val="3"/>
             <w:tcBorders>
-              <w:top w:val="single" w:sz="2" w:space="0" w:color="6996C4"/>
-              <w:bottom w:val="single" w:sz="2" w:space="0" w:color="6996C4"/>
+              <w:top w:val="single" w:color="6996C4" w:sz="2" w:space="0"/>
+              <w:bottom w:val="single" w:color="6996C4" w:sz="2" w:space="0"/>
             </w:tcBorders>
+            <w:vAlign w:val="top"/>
           </w:tcPr>
           <w:p>
             <w:pPr>
               <w:spacing w:before="137" w:line="194" w:lineRule="auto"/>
               <w:jc w:val="center"/>
               <w:rPr>
-                <w:rFonts w:ascii="微软雅黑" w:eastAsia="微软雅黑" w:hAnsi="微软雅黑" w:cs="微软雅黑" w:hint="eastAsia"/>
+                <w:rFonts w:ascii="微软雅黑" w:hAnsi="微软雅黑" w:eastAsia="微软雅黑" w:cs="微软雅黑"/>
+                <w:snapToGrid w:val="0"/>
+                <w:color w:val="000000"/>
+                <w:kern w:val="0"/>
                 <w:sz w:val="20"/>
                 <w:szCs w:val="20"/>
               </w:rPr>
             </w:pPr>
             <w:r>
               <w:rPr>
-                <w:rFonts w:ascii="微软雅黑" w:eastAsia="微软雅黑" w:hAnsi="微软雅黑" w:cs="微软雅黑"/>
+                <w:rFonts w:ascii="微软雅黑" w:hAnsi="微软雅黑" w:eastAsia="微软雅黑" w:cs="微软雅黑"/>
                 <w:spacing w:val="8"/>
                 <w:sz w:val="20"/>
                 <w:szCs w:val="20"/>
@@ -865,7 +1045,7 @@
             </w:r>
             <w:r>
               <w:rPr>
-                <w:rFonts w:ascii="微软雅黑" w:eastAsia="微软雅黑" w:hAnsi="微软雅黑" w:cs="微软雅黑"/>
+                <w:rFonts w:ascii="微软雅黑" w:hAnsi="微软雅黑" w:eastAsia="微软雅黑" w:cs="微软雅黑"/>
                 <w:spacing w:val="6"/>
                 <w:sz w:val="20"/>
                 <w:szCs w:val="20"/>
@@ -878,24 +1058,28 @@
           <w:tcPr>
             <w:tcW w:w="1768" w:type="dxa"/>
             <w:tcBorders>
-              <w:top w:val="single" w:sz="2" w:space="0" w:color="6996C4"/>
-              <w:bottom w:val="single" w:sz="2" w:space="0" w:color="6996C4"/>
+              <w:top w:val="single" w:color="6996C4" w:sz="2" w:space="0"/>
+              <w:bottom w:val="single" w:color="6996C4" w:sz="2" w:space="0"/>
             </w:tcBorders>
+            <w:vAlign w:val="top"/>
           </w:tcPr>
           <w:p>
             <w:pPr>
               <w:spacing w:before="137" w:line="193" w:lineRule="auto"/>
-              <w:ind w:left="133"/>
+              <w:ind w:left="133" w:leftChars="0"/>
               <w:jc w:val="center"/>
               <w:rPr>
-                <w:rFonts w:ascii="微软雅黑" w:eastAsia="微软雅黑" w:hAnsi="微软雅黑" w:cs="微软雅黑" w:hint="eastAsia"/>
+                <w:rFonts w:ascii="微软雅黑" w:hAnsi="微软雅黑" w:eastAsia="微软雅黑" w:cs="微软雅黑"/>
+                <w:snapToGrid w:val="0"/>
+                <w:color w:val="000000"/>
+                <w:kern w:val="0"/>
                 <w:sz w:val="20"/>
                 <w:szCs w:val="20"/>
               </w:rPr>
             </w:pPr>
             <w:r>
               <w:rPr>
-                <w:rFonts w:ascii="微软雅黑" w:eastAsia="微软雅黑" w:hAnsi="微软雅黑" w:cs="微软雅黑"/>
+                <w:rFonts w:ascii="微软雅黑" w:hAnsi="微软雅黑" w:eastAsia="微软雅黑" w:cs="微软雅黑"/>
                 <w:spacing w:val="5"/>
                 <w:sz w:val="20"/>
                 <w:szCs w:val="20"/>
@@ -908,9 +1092,10 @@
           <w:tcPr>
             <w:tcW w:w="1664" w:type="dxa"/>
             <w:tcBorders>
-              <w:top w:val="single" w:sz="2" w:space="0" w:color="6996C4"/>
-              <w:bottom w:val="single" w:sz="2" w:space="0" w:color="6996C4"/>
+              <w:top w:val="single" w:color="6996C4" w:sz="2" w:space="0"/>
+              <w:bottom w:val="single" w:color="6996C4" w:sz="2" w:space="0"/>
             </w:tcBorders>
+            <w:vAlign w:val="top"/>
           </w:tcPr>
           <w:p>
             <w:pPr>
@@ -918,14 +1103,14 @@
               <w:ind w:left="86"/>
               <w:jc w:val="center"/>
               <w:rPr>
-                <w:rFonts w:ascii="微软雅黑" w:eastAsia="微软雅黑" w:hAnsi="微软雅黑" w:cs="微软雅黑" w:hint="eastAsia"/>
+                <w:rFonts w:ascii="微软雅黑" w:hAnsi="微软雅黑" w:eastAsia="微软雅黑" w:cs="微软雅黑"/>
                 <w:sz w:val="20"/>
                 <w:szCs w:val="20"/>
               </w:rPr>
             </w:pPr>
             <w:r>
               <w:rPr>
-                <w:rFonts w:ascii="微软雅黑" w:eastAsia="微软雅黑" w:hAnsi="微软雅黑" w:cs="微软雅黑"/>
+                <w:rFonts w:ascii="微软雅黑" w:hAnsi="微软雅黑" w:eastAsia="微软雅黑" w:cs="微软雅黑"/>
                 <w:spacing w:val="7"/>
                 <w:sz w:val="20"/>
                 <w:szCs w:val="20"/>
@@ -934,7 +1119,7 @@
             </w:r>
             <w:r>
               <w:rPr>
-                <w:rFonts w:ascii="微软雅黑" w:eastAsia="微软雅黑" w:hAnsi="微软雅黑" w:cs="微软雅黑"/>
+                <w:rFonts w:ascii="微软雅黑" w:hAnsi="微软雅黑" w:eastAsia="微软雅黑" w:cs="微软雅黑"/>
                 <w:spacing w:val="5"/>
                 <w:sz w:val="20"/>
                 <w:szCs w:val="20"/>
@@ -945,33 +1130,58 @@
         </w:tc>
       </w:tr>
       <w:tr>
+        <w:tblPrEx>
+          <w:tblBorders>
+            <w:top w:val="single" w:color="6996C4" w:sz="4" w:space="0"/>
+            <w:left w:val="single" w:color="6996C4" w:sz="4" w:space="0"/>
+            <w:bottom w:val="single" w:color="6996C4" w:sz="4" w:space="0"/>
+            <w:right w:val="single" w:color="6996C4" w:sz="4" w:space="0"/>
+            <w:insideH w:val="single" w:color="6996C4" w:sz="4" w:space="0"/>
+            <w:insideV w:val="single" w:color="6996C4" w:sz="4" w:space="0"/>
+          </w:tblBorders>
+          <w:tblCellMar>
+            <w:top w:w="0" w:type="dxa"/>
+            <w:left w:w="0" w:type="dxa"/>
+            <w:bottom w:w="0" w:type="dxa"/>
+            <w:right w:w="0" w:type="dxa"/>
+          </w:tblCellMar>
+        </w:tblPrEx>
         <w:trPr>
-          <w:trHeight w:val="510"/>
+          <w:trHeight w:val="510" w:hRule="atLeast"/>
         </w:trPr>
         <w:tc>
           <w:tcPr>
             <w:tcW w:w="2509" w:type="dxa"/>
             <w:gridSpan w:val="2"/>
             <w:tcBorders>
-              <w:top w:val="single" w:sz="2" w:space="0" w:color="6996C4"/>
-              <w:bottom w:val="single" w:sz="2" w:space="0" w:color="6996C4"/>
+              <w:top w:val="single" w:color="6996C4" w:sz="2" w:space="0"/>
+              <w:bottom w:val="single" w:color="6996C4" w:sz="2" w:space="0"/>
             </w:tcBorders>
+            <w:vAlign w:val="top"/>
           </w:tcPr>
           <w:p>
             <w:pPr>
               <w:spacing w:before="164" w:line="166" w:lineRule="auto"/>
               <w:jc w:val="center"/>
               <w:rPr>
-                <w:rFonts w:ascii="微软雅黑" w:eastAsia="微软雅黑" w:hAnsi="微软雅黑" w:cs="微软雅黑" w:hint="eastAsia"/>
-                <w:sz w:val="20"/>
-                <w:szCs w:val="20"/>
+                <w:rFonts w:hint="default" w:ascii="微软雅黑" w:hAnsi="微软雅黑" w:eastAsia="微软雅黑" w:cs="微软雅黑"/>
+                <w:snapToGrid w:val="0"/>
+                <w:color w:val="000000"/>
+                <w:kern w:val="0"/>
+                <w:sz w:val="20"/>
+                <w:szCs w:val="20"/>
+                <w:lang w:val="en-US" w:eastAsia="zh-CN"/>
               </w:rPr>
             </w:pPr>
             <w:r>
               <w:rPr>
-                <w:rFonts w:ascii="微软雅黑" w:eastAsia="微软雅黑" w:hAnsi="微软雅黑" w:cs="微软雅黑"/>
-                <w:sz w:val="20"/>
-                <w:szCs w:val="20"/>
+                <w:rFonts w:hint="default" w:ascii="微软雅黑" w:hAnsi="微软雅黑" w:eastAsia="微软雅黑" w:cs="微软雅黑"/>
+                <w:snapToGrid w:val="0"/>
+                <w:color w:val="000000"/>
+                <w:kern w:val="0"/>
+                <w:sz w:val="20"/>
+                <w:szCs w:val="20"/>
+                <w:lang w:val="en-US" w:eastAsia="zh-CN"/>
               </w:rPr>
               <w:t>{{no}}</w:t>
             </w:r>
@@ -982,24 +1192,29 @@
             <w:tcW w:w="3187" w:type="dxa"/>
             <w:gridSpan w:val="3"/>
             <w:tcBorders>
-              <w:top w:val="single" w:sz="2" w:space="0" w:color="6996C4"/>
-              <w:bottom w:val="single" w:sz="2" w:space="0" w:color="6996C4"/>
+              <w:top w:val="single" w:color="6996C4" w:sz="2" w:space="0"/>
+              <w:bottom w:val="single" w:color="6996C4" w:sz="2" w:space="0"/>
             </w:tcBorders>
+            <w:vAlign w:val="top"/>
           </w:tcPr>
           <w:p>
             <w:pPr>
               <w:spacing w:before="164" w:line="166" w:lineRule="auto"/>
-              <w:ind w:left="252"/>
+              <w:ind w:left="252" w:leftChars="0"/>
               <w:jc w:val="center"/>
               <w:rPr>
-                <w:rFonts w:ascii="微软雅黑" w:eastAsia="微软雅黑" w:hAnsi="微软雅黑" w:cs="微软雅黑" w:hint="eastAsia"/>
-                <w:sz w:val="20"/>
-                <w:szCs w:val="20"/>
+                <w:rFonts w:hint="default" w:ascii="微软雅黑" w:hAnsi="微软雅黑" w:eastAsia="微软雅黑" w:cs="微软雅黑"/>
+                <w:snapToGrid w:val="0"/>
+                <w:color w:val="000000"/>
+                <w:kern w:val="0"/>
+                <w:sz w:val="20"/>
+                <w:szCs w:val="20"/>
+                <w:lang w:val="en-US" w:eastAsia="zh-CN"/>
               </w:rPr>
             </w:pPr>
             <w:r>
               <w:rPr>
-                <w:rFonts w:ascii="微软雅黑" w:eastAsia="微软雅黑" w:hAnsi="微软雅黑" w:cs="微软雅黑"/>
+                <w:rFonts w:ascii="微软雅黑" w:hAnsi="微软雅黑" w:eastAsia="微软雅黑" w:cs="微软雅黑"/>
                 <w:spacing w:val="-8"/>
                 <w:sz w:val="20"/>
                 <w:szCs w:val="20"/>
@@ -1008,7 +1223,7 @@
             </w:r>
             <w:r>
               <w:rPr>
-                <w:rFonts w:ascii="微软雅黑" w:eastAsia="微软雅黑" w:hAnsi="微软雅黑" w:cs="微软雅黑"/>
+                <w:rFonts w:ascii="微软雅黑" w:hAnsi="微软雅黑" w:eastAsia="微软雅黑" w:cs="微软雅黑"/>
                 <w:spacing w:val="-7"/>
                 <w:sz w:val="20"/>
                 <w:szCs w:val="20"/>
@@ -1017,16 +1232,17 @@
             </w:r>
             <w:r>
               <w:rPr>
-                <w:rFonts w:ascii="微软雅黑" w:eastAsia="微软雅黑" w:hAnsi="微软雅黑" w:cs="微软雅黑" w:hint="eastAsia"/>
+                <w:rFonts w:hint="eastAsia" w:ascii="微软雅黑" w:hAnsi="微软雅黑" w:eastAsia="微软雅黑" w:cs="微软雅黑"/>
                 <w:spacing w:val="-4"/>
                 <w:sz w:val="20"/>
                 <w:szCs w:val="20"/>
+                <w:lang w:val="en-US" w:eastAsia="zh-CN"/>
               </w:rPr>
               <w:t>4</w:t>
             </w:r>
             <w:r>
               <w:rPr>
-                <w:rFonts w:ascii="微软雅黑" w:eastAsia="微软雅黑" w:hAnsi="微软雅黑" w:cs="微软雅黑"/>
+                <w:rFonts w:ascii="微软雅黑" w:hAnsi="微软雅黑" w:eastAsia="微软雅黑" w:cs="微软雅黑"/>
                 <w:spacing w:val="-4"/>
                 <w:sz w:val="20"/>
                 <w:szCs w:val="20"/>
@@ -1035,16 +1251,17 @@
             </w:r>
             <w:r>
               <w:rPr>
-                <w:rFonts w:ascii="微软雅黑" w:eastAsia="微软雅黑" w:hAnsi="微软雅黑" w:cs="微软雅黑" w:hint="eastAsia"/>
+                <w:rFonts w:hint="eastAsia" w:ascii="微软雅黑" w:hAnsi="微软雅黑" w:eastAsia="微软雅黑" w:cs="微软雅黑"/>
                 <w:spacing w:val="-4"/>
                 <w:sz w:val="20"/>
                 <w:szCs w:val="20"/>
+                <w:lang w:val="en-US" w:eastAsia="zh-CN"/>
               </w:rPr>
               <w:t xml:space="preserve">11-29 </w:t>
             </w:r>
             <w:r>
               <w:rPr>
-                <w:rFonts w:ascii="微软雅黑" w:eastAsia="微软雅黑" w:hAnsi="微软雅黑" w:cs="微软雅黑"/>
+                <w:rFonts w:ascii="微软雅黑" w:hAnsi="微软雅黑" w:eastAsia="微软雅黑" w:cs="微软雅黑"/>
                 <w:spacing w:val="-4"/>
                 <w:sz w:val="20"/>
                 <w:szCs w:val="20"/>
@@ -1053,16 +1270,17 @@
             </w:r>
             <w:r>
               <w:rPr>
-                <w:rFonts w:ascii="微软雅黑" w:eastAsia="微软雅黑" w:hAnsi="微软雅黑" w:cs="微软雅黑" w:hint="eastAsia"/>
+                <w:rFonts w:hint="eastAsia" w:ascii="微软雅黑" w:hAnsi="微软雅黑" w:eastAsia="微软雅黑" w:cs="微软雅黑"/>
                 <w:spacing w:val="-4"/>
                 <w:sz w:val="20"/>
                 <w:szCs w:val="20"/>
+                <w:lang w:val="en-US" w:eastAsia="zh-CN"/>
               </w:rPr>
               <w:t>3</w:t>
             </w:r>
             <w:r>
               <w:rPr>
-                <w:rFonts w:ascii="微软雅黑" w:eastAsia="微软雅黑" w:hAnsi="微软雅黑" w:cs="微软雅黑"/>
+                <w:rFonts w:ascii="微软雅黑" w:hAnsi="微软雅黑" w:eastAsia="微软雅黑" w:cs="微软雅黑"/>
                 <w:spacing w:val="-4"/>
                 <w:sz w:val="20"/>
                 <w:szCs w:val="20"/>
@@ -1071,16 +1289,17 @@
             </w:r>
             <w:r>
               <w:rPr>
-                <w:rFonts w:ascii="微软雅黑" w:eastAsia="微软雅黑" w:hAnsi="微软雅黑" w:cs="微软雅黑" w:hint="eastAsia"/>
+                <w:rFonts w:hint="eastAsia" w:ascii="微软雅黑" w:hAnsi="微软雅黑" w:eastAsia="微软雅黑" w:cs="微软雅黑"/>
                 <w:spacing w:val="-4"/>
                 <w:sz w:val="20"/>
                 <w:szCs w:val="20"/>
+                <w:lang w:val="en-US" w:eastAsia="zh-CN"/>
               </w:rPr>
               <w:t>7</w:t>
             </w:r>
             <w:r>
               <w:rPr>
-                <w:rFonts w:ascii="微软雅黑" w:eastAsia="微软雅黑" w:hAnsi="微软雅黑" w:cs="微软雅黑"/>
+                <w:rFonts w:ascii="微软雅黑" w:hAnsi="微软雅黑" w:eastAsia="微软雅黑" w:cs="微软雅黑"/>
                 <w:spacing w:val="-4"/>
                 <w:sz w:val="20"/>
                 <w:szCs w:val="20"/>
@@ -1089,16 +1308,17 @@
             </w:r>
             <w:r>
               <w:rPr>
-                <w:rFonts w:ascii="微软雅黑" w:eastAsia="微软雅黑" w:hAnsi="微软雅黑" w:cs="微软雅黑" w:hint="eastAsia"/>
+                <w:rFonts w:hint="eastAsia" w:ascii="微软雅黑" w:hAnsi="微软雅黑" w:eastAsia="微软雅黑" w:cs="微软雅黑"/>
                 <w:spacing w:val="-4"/>
                 <w:sz w:val="20"/>
                 <w:szCs w:val="20"/>
+                <w:lang w:val="en-US" w:eastAsia="zh-CN"/>
               </w:rPr>
               <w:t>3</w:t>
             </w:r>
             <w:r>
               <w:rPr>
-                <w:rFonts w:ascii="微软雅黑" w:eastAsia="微软雅黑" w:hAnsi="微软雅黑" w:cs="微软雅黑"/>
+                <w:rFonts w:ascii="微软雅黑" w:hAnsi="微软雅黑" w:eastAsia="微软雅黑" w:cs="微软雅黑"/>
                 <w:spacing w:val="-4"/>
                 <w:sz w:val="20"/>
                 <w:szCs w:val="20"/>
@@ -1111,28 +1331,37 @@
           <w:tcPr>
             <w:tcW w:w="1768" w:type="dxa"/>
             <w:tcBorders>
-              <w:top w:val="single" w:sz="2" w:space="0" w:color="6996C4"/>
-              <w:bottom w:val="single" w:sz="2" w:space="0" w:color="6996C4"/>
+              <w:top w:val="single" w:color="6996C4" w:sz="2" w:space="0"/>
+              <w:bottom w:val="single" w:color="6996C4" w:sz="2" w:space="0"/>
             </w:tcBorders>
+            <w:vAlign w:val="top"/>
           </w:tcPr>
           <w:p>
             <w:pPr>
               <w:spacing w:before="164" w:line="166" w:lineRule="auto"/>
-              <w:ind w:left="182"/>
+              <w:ind w:left="182" w:leftChars="0"/>
               <w:jc w:val="center"/>
               <w:rPr>
-                <w:rFonts w:ascii="微软雅黑" w:eastAsia="微软雅黑" w:hAnsi="微软雅黑" w:cs="微软雅黑" w:hint="eastAsia"/>
+                <w:rFonts w:hint="default" w:ascii="微软雅黑" w:hAnsi="微软雅黑" w:eastAsia="微软雅黑" w:cs="微软雅黑"/>
+                <w:snapToGrid w:val="0"/>
+                <w:color w:val="000000"/>
+                <w:kern w:val="0"/>
                 <w:sz w:val="20"/>
                 <w:szCs w:val="20"/>
                 <w:highlight w:val="yellow"/>
+                <w:lang w:val="en-US" w:eastAsia="zh-CN"/>
               </w:rPr>
             </w:pPr>
             <w:r>
               <w:rPr>
-                <w:rFonts w:ascii="微软雅黑" w:eastAsia="微软雅黑" w:hAnsi="微软雅黑" w:cs="微软雅黑"/>
+                <w:rFonts w:hint="default" w:ascii="微软雅黑" w:hAnsi="微软雅黑" w:eastAsia="微软雅黑" w:cs="微软雅黑"/>
+                <w:snapToGrid w:val="0"/>
+                <w:color w:val="000000"/>
+                <w:kern w:val="0"/>
                 <w:sz w:val="20"/>
                 <w:szCs w:val="20"/>
                 <w:highlight w:val="yellow"/>
+                <w:lang w:val="en-US" w:eastAsia="zh-CN"/>
               </w:rPr>
               <w:t>{{no1}}</w:t>
             </w:r>
@@ -1142,9 +1371,10 @@
           <w:tcPr>
             <w:tcW w:w="1664" w:type="dxa"/>
             <w:tcBorders>
-              <w:top w:val="single" w:sz="2" w:space="0" w:color="6996C4"/>
-              <w:bottom w:val="single" w:sz="2" w:space="0" w:color="6996C4"/>
+              <w:top w:val="single" w:color="6996C4" w:sz="2" w:space="0"/>
+              <w:bottom w:val="single" w:color="6996C4" w:sz="2" w:space="0"/>
             </w:tcBorders>
+            <w:vAlign w:val="top"/>
           </w:tcPr>
           <w:p>
             <w:pPr>
@@ -1152,18 +1382,20 @@
               <w:ind w:left="254"/>
               <w:jc w:val="center"/>
               <w:rPr>
-                <w:rFonts w:ascii="微软雅黑" w:eastAsia="微软雅黑" w:hAnsi="微软雅黑" w:cs="微软雅黑" w:hint="eastAsia"/>
+                <w:rFonts w:hint="default" w:ascii="微软雅黑" w:hAnsi="微软雅黑" w:eastAsia="微软雅黑" w:cs="微软雅黑"/>
                 <w:sz w:val="20"/>
                 <w:szCs w:val="20"/>
                 <w:highlight w:val="yellow"/>
+                <w:lang w:val="en-US" w:eastAsia="zh-CN"/>
               </w:rPr>
             </w:pPr>
             <w:r>
               <w:rPr>
-                <w:rFonts w:ascii="微软雅黑" w:eastAsia="微软雅黑" w:hAnsi="微软雅黑" w:cs="微软雅黑"/>
+                <w:rFonts w:hint="default" w:ascii="微软雅黑" w:hAnsi="微软雅黑" w:eastAsia="微软雅黑" w:cs="微软雅黑"/>
                 <w:sz w:val="20"/>
                 <w:szCs w:val="20"/>
                 <w:highlight w:val="yellow"/>
+                <w:lang w:val="en-US" w:eastAsia="zh-CN"/>
               </w:rPr>
               <w:t>{{no2}}</w:t>
             </w:r>
@@ -1176,16 +1408,16 @@
         <w:spacing w:before="92" w:line="190" w:lineRule="auto"/>
         <w:ind w:left="3868"/>
         <w:rPr>
-          <w:rFonts w:ascii="微软雅黑" w:eastAsia="微软雅黑" w:hAnsi="微软雅黑" w:cs="微软雅黑" w:hint="eastAsia"/>
+          <w:rFonts w:ascii="微软雅黑" w:hAnsi="微软雅黑" w:eastAsia="微软雅黑" w:cs="微软雅黑"/>
           <w:spacing w:val="7"/>
           <w:sz w:val="22"/>
           <w:szCs w:val="22"/>
-          <w14:textOutline w14:w="3632" w14:cap="sq" w14:cmpd="sng" w14:algn="ctr">
+          <w14:textOutline w14:w="3627" w14:cap="sq" w14:cmpd="sng">
             <w14:solidFill>
               <w14:srgbClr w14:val="000000"/>
             </w14:solidFill>
             <w14:prstDash w14:val="solid"/>
-            <w14:miter w14:lim="0"/>
+            <w14:miter w14:val="0"/>
           </w14:textOutline>
         </w:rPr>
       </w:pPr>
@@ -1195,63 +1427,64 @@
         <w:spacing w:before="92" w:line="190" w:lineRule="auto"/>
         <w:ind w:left="3868"/>
         <w:rPr>
-          <w:rFonts w:ascii="微软雅黑" w:eastAsia="微软雅黑" w:hAnsi="微软雅黑" w:cs="微软雅黑" w:hint="eastAsia"/>
+          <w:rFonts w:ascii="微软雅黑" w:hAnsi="微软雅黑" w:eastAsia="微软雅黑" w:cs="微软雅黑"/>
           <w:spacing w:val="6"/>
           <w:sz w:val="26"/>
           <w:szCs w:val="26"/>
-          <w14:textOutline w14:w="3632" w14:cap="sq" w14:cmpd="sng" w14:algn="ctr">
+          <w14:textOutline w14:w="3627" w14:cap="sq" w14:cmpd="sng">
             <w14:solidFill>
               <w14:srgbClr w14:val="000000"/>
             </w14:solidFill>
             <w14:prstDash w14:val="solid"/>
-            <w14:miter w14:lim="0"/>
+            <w14:miter w14:val="0"/>
           </w14:textOutline>
         </w:rPr>
       </w:pPr>
       <w:r>
         <w:rPr>
-          <w:rFonts w:ascii="微软雅黑" w:eastAsia="微软雅黑" w:hAnsi="微软雅黑" w:cs="微软雅黑" w:hint="eastAsia"/>
+          <w:rFonts w:hint="eastAsia" w:ascii="微软雅黑" w:hAnsi="微软雅黑" w:eastAsia="微软雅黑" w:cs="微软雅黑"/>
           <w:spacing w:val="7"/>
           <w:sz w:val="26"/>
           <w:szCs w:val="26"/>
-          <w14:textOutline w14:w="3632" w14:cap="sq" w14:cmpd="sng" w14:algn="ctr">
+          <w:lang w:val="en-US" w:eastAsia="zh-CN"/>
+          <w14:textOutline w14:w="3627" w14:cap="sq" w14:cmpd="sng">
             <w14:solidFill>
               <w14:srgbClr w14:val="000000"/>
             </w14:solidFill>
             <w14:prstDash w14:val="solid"/>
-            <w14:miter w14:lim="0"/>
+            <w14:miter w14:val="0"/>
           </w14:textOutline>
         </w:rPr>
         <w:t>参赛</w:t>
       </w:r>
       <w:r>
         <w:rPr>
-          <w:rFonts w:ascii="微软雅黑" w:eastAsia="微软雅黑" w:hAnsi="微软雅黑" w:cs="微软雅黑"/>
+          <w:rFonts w:ascii="微软雅黑" w:hAnsi="微软雅黑" w:eastAsia="微软雅黑" w:cs="微软雅黑"/>
           <w:spacing w:val="7"/>
           <w:sz w:val="26"/>
           <w:szCs w:val="26"/>
-          <w14:textOutline w14:w="3632" w14:cap="sq" w14:cmpd="sng" w14:algn="ctr">
+          <w14:textOutline w14:w="3627" w14:cap="sq" w14:cmpd="sng">
             <w14:solidFill>
               <w14:srgbClr w14:val="000000"/>
             </w14:solidFill>
             <w14:prstDash w14:val="solid"/>
-            <w14:miter w14:lim="0"/>
+            <w14:miter w14:val="0"/>
           </w14:textOutline>
         </w:rPr>
         <w:t>人员须</w:t>
       </w:r>
       <w:r>
         <w:rPr>
-          <w:rFonts w:ascii="微软雅黑" w:eastAsia="微软雅黑" w:hAnsi="微软雅黑" w:cs="微软雅黑"/>
+          <w:rFonts w:ascii="微软雅黑" w:hAnsi="微软雅黑" w:eastAsia="微软雅黑" w:cs="微软雅黑"/>
           <w:spacing w:val="6"/>
           <w:sz w:val="26"/>
           <w:szCs w:val="26"/>
-          <w14:textOutline w14:w="3632" w14:cap="sq" w14:cmpd="sng" w14:algn="ctr">
+          <w14:textOutline w14:w="3627" w14:cap="sq" w14:cmpd="sng">
             <w14:solidFill>
               <w14:srgbClr w14:val="000000"/>
             </w14:solidFill>
             <w14:prstDash w14:val="solid"/>
-            <w14:miter w14:lim="0"/>
+            <w14:miter w14:val="0"/>
           </w14:textOutline>
         </w:rPr>
         <w:t>知</w:t>
@@ -1259,8 +1492,7 @@
     </w:p>
     <w:p>
       <w:pPr>
-        <w:pStyle w:val="a0"/>
-        <w:ind w:left="840" w:hanging="420"/>
+        <w:pStyle w:val="2"/>
       </w:pPr>
     </w:p>
     <w:p>
@@ -1268,7 +1500,7 @@
         <w:spacing w:before="25" w:line="181" w:lineRule="auto"/>
         <w:ind w:left="2" w:right="204" w:firstLine="16"/>
         <w:rPr>
-          <w:rFonts w:ascii="微软雅黑" w:eastAsia="微软雅黑" w:hAnsi="微软雅黑" w:cs="微软雅黑" w:hint="eastAsia"/>
+          <w:rFonts w:hint="eastAsia" w:ascii="微软雅黑" w:hAnsi="微软雅黑" w:eastAsia="微软雅黑" w:cs="微软雅黑"/>
           <w:spacing w:val="7"/>
           <w:sz w:val="20"/>
           <w:szCs w:val="20"/>
@@ -1276,7 +1508,7 @@
       </w:pPr>
       <w:r>
         <w:rPr>
-          <w:rFonts w:ascii="微软雅黑" w:eastAsia="微软雅黑" w:hAnsi="微软雅黑" w:cs="微软雅黑" w:hint="eastAsia"/>
+          <w:rFonts w:hint="eastAsia" w:ascii="微软雅黑" w:hAnsi="微软雅黑" w:eastAsia="微软雅黑" w:cs="微软雅黑"/>
           <w:spacing w:val="22"/>
           <w:sz w:val="20"/>
           <w:szCs w:val="20"/>
@@ -1285,25 +1517,36 @@
       </w:r>
       <w:r>
         <w:rPr>
-          <w:rFonts w:ascii="微软雅黑" w:eastAsia="微软雅黑" w:hAnsi="微软雅黑" w:cs="微软雅黑" w:hint="eastAsia"/>
+          <w:rFonts w:hint="eastAsia" w:ascii="微软雅黑" w:hAnsi="微软雅黑" w:eastAsia="微软雅黑" w:cs="微软雅黑"/>
           <w:spacing w:val="21"/>
           <w:sz w:val="20"/>
           <w:szCs w:val="20"/>
+          <w:lang w:val="en-US" w:eastAsia="zh-CN"/>
         </w:rPr>
         <w:t>参赛</w:t>
       </w:r>
       <w:r>
         <w:rPr>
-          <w:rFonts w:ascii="微软雅黑" w:eastAsia="微软雅黑" w:hAnsi="微软雅黑" w:cs="微软雅黑" w:hint="eastAsia"/>
+          <w:rFonts w:hint="eastAsia" w:ascii="微软雅黑" w:hAnsi="微软雅黑" w:eastAsia="微软雅黑" w:cs="微软雅黑"/>
           <w:spacing w:val="11"/>
           <w:sz w:val="20"/>
           <w:szCs w:val="20"/>
         </w:rPr>
-        <w:t>证和身份证件原件进入考场，所持身份证件信息须与参赛</w:t>
-      </w:r>
-      <w:r>
-        <w:rPr>
-          <w:rFonts w:ascii="微软雅黑" w:eastAsia="微软雅黑" w:hAnsi="微软雅黑" w:cs="微软雅黑" w:hint="eastAsia"/>
+        <w:t>证和身份证件原件进入考场，所持身份证件信息须与</w:t>
+      </w:r>
+      <w:r>
+        <w:rPr>
+          <w:rFonts w:hint="eastAsia" w:ascii="微软雅黑" w:hAnsi="微软雅黑" w:eastAsia="微软雅黑" w:cs="微软雅黑"/>
+          <w:spacing w:val="11"/>
+          <w:sz w:val="20"/>
+          <w:szCs w:val="20"/>
+          <w:lang w:val="en-US" w:eastAsia="zh-CN"/>
+        </w:rPr>
+        <w:t>参赛</w:t>
+      </w:r>
+      <w:r>
+        <w:rPr>
+          <w:rFonts w:hint="eastAsia" w:ascii="微软雅黑" w:hAnsi="微软雅黑" w:eastAsia="微软雅黑" w:cs="微软雅黑"/>
           <w:spacing w:val="14"/>
           <w:sz w:val="20"/>
           <w:szCs w:val="20"/>
@@ -1312,7 +1555,7 @@
       </w:r>
       <w:r>
         <w:rPr>
-          <w:rFonts w:ascii="微软雅黑" w:eastAsia="微软雅黑" w:hAnsi="微软雅黑" w:cs="微软雅黑" w:hint="eastAsia"/>
+          <w:rFonts w:hint="eastAsia" w:ascii="微软雅黑" w:hAnsi="微软雅黑" w:eastAsia="微软雅黑" w:cs="微软雅黑"/>
           <w:spacing w:val="13"/>
           <w:sz w:val="20"/>
           <w:szCs w:val="20"/>
@@ -1321,7 +1564,7 @@
       </w:r>
       <w:r>
         <w:rPr>
-          <w:rFonts w:ascii="微软雅黑" w:eastAsia="微软雅黑" w:hAnsi="微软雅黑" w:cs="微软雅黑" w:hint="eastAsia"/>
+          <w:rFonts w:hint="eastAsia" w:ascii="微软雅黑" w:hAnsi="微软雅黑" w:eastAsia="微软雅黑" w:cs="微软雅黑"/>
           <w:spacing w:val="7"/>
           <w:sz w:val="20"/>
           <w:szCs w:val="20"/>
@@ -1334,7 +1577,7 @@
         <w:spacing w:before="25" w:line="181" w:lineRule="auto"/>
         <w:ind w:left="2" w:right="204" w:firstLine="16"/>
         <w:rPr>
-          <w:rFonts w:ascii="微软雅黑" w:eastAsia="微软雅黑" w:hAnsi="微软雅黑" w:cs="微软雅黑" w:hint="eastAsia"/>
+          <w:rFonts w:hint="eastAsia" w:ascii="微软雅黑" w:hAnsi="微软雅黑" w:eastAsia="微软雅黑" w:cs="微软雅黑"/>
           <w:spacing w:val="7"/>
           <w:sz w:val="20"/>
           <w:szCs w:val="20"/>
@@ -1342,7 +1585,7 @@
       </w:pPr>
       <w:r>
         <w:rPr>
-          <w:rFonts w:ascii="微软雅黑" w:eastAsia="微软雅黑" w:hAnsi="微软雅黑" w:cs="微软雅黑" w:hint="eastAsia"/>
+          <w:rFonts w:hint="eastAsia" w:ascii="微软雅黑" w:hAnsi="微软雅黑" w:eastAsia="微软雅黑" w:cs="微软雅黑"/>
           <w:spacing w:val="14"/>
           <w:sz w:val="20"/>
           <w:szCs w:val="20"/>
@@ -1351,7 +1594,7 @@
       </w:r>
       <w:r>
         <w:rPr>
-          <w:rFonts w:ascii="微软雅黑" w:eastAsia="微软雅黑" w:hAnsi="微软雅黑" w:cs="微软雅黑" w:hint="eastAsia"/>
+          <w:rFonts w:hint="eastAsia" w:ascii="微软雅黑" w:hAnsi="微软雅黑" w:eastAsia="微软雅黑" w:cs="微软雅黑"/>
           <w:spacing w:val="13"/>
           <w:sz w:val="20"/>
           <w:szCs w:val="20"/>
@@ -1360,16 +1603,54 @@
       </w:r>
       <w:r>
         <w:rPr>
-          <w:rFonts w:ascii="微软雅黑" w:eastAsia="微软雅黑" w:hAnsi="微软雅黑" w:cs="微软雅黑" w:hint="eastAsia"/>
+          <w:rFonts w:hint="eastAsia" w:ascii="微软雅黑" w:hAnsi="微软雅黑" w:eastAsia="微软雅黑" w:cs="微软雅黑"/>
           <w:spacing w:val="7"/>
           <w:sz w:val="20"/>
           <w:szCs w:val="20"/>
         </w:rPr>
-        <w:t>考试开始前15分钟可进入考场，考试开始15分钟后不得入场。入场后，须在“座次表”上签到，对号入座，保持安静，并</w:t>
-      </w:r>
-      <w:r>
-        <w:rPr>
-          <w:rFonts w:ascii="微软雅黑" w:eastAsia="微软雅黑" w:hAnsi="微软雅黑" w:cs="微软雅黑" w:hint="eastAsia"/>
+        <w:t>考试开始前</w:t>
+      </w:r>
+      <w:r>
+        <w:rPr>
+          <w:rFonts w:hint="eastAsia" w:ascii="微软雅黑" w:hAnsi="微软雅黑" w:eastAsia="微软雅黑" w:cs="微软雅黑"/>
+          <w:spacing w:val="7"/>
+          <w:sz w:val="20"/>
+          <w:szCs w:val="20"/>
+          <w:lang w:val="en-US" w:eastAsia="zh-CN"/>
+        </w:rPr>
+        <w:t>15</w:t>
+      </w:r>
+      <w:r>
+        <w:rPr>
+          <w:rFonts w:hint="eastAsia" w:ascii="微软雅黑" w:hAnsi="微软雅黑" w:eastAsia="微软雅黑" w:cs="微软雅黑"/>
+          <w:spacing w:val="7"/>
+          <w:sz w:val="20"/>
+          <w:szCs w:val="20"/>
+        </w:rPr>
+        <w:t>分钟可进入考场，考试开始</w:t>
+      </w:r>
+      <w:r>
+        <w:rPr>
+          <w:rFonts w:hint="eastAsia" w:ascii="微软雅黑" w:hAnsi="微软雅黑" w:eastAsia="微软雅黑" w:cs="微软雅黑"/>
+          <w:spacing w:val="7"/>
+          <w:sz w:val="20"/>
+          <w:szCs w:val="20"/>
+          <w:lang w:val="en-US" w:eastAsia="zh-CN"/>
+        </w:rPr>
+        <w:t>1</w:t>
+      </w:r>
+      <w:r>
+        <w:rPr>
+          <w:rFonts w:hint="eastAsia" w:ascii="微软雅黑" w:hAnsi="微软雅黑" w:eastAsia="微软雅黑" w:cs="微软雅黑"/>
+          <w:spacing w:val="7"/>
+          <w:sz w:val="20"/>
+          <w:szCs w:val="20"/>
+        </w:rPr>
+        <w:t>5分钟后不得入场。入场后，须在“座次表”上签到，对号入座，保持安静，并</w:t>
+      </w:r>
+      <w:r>
+        <w:rPr>
+          <w:rFonts w:hint="eastAsia" w:ascii="微软雅黑" w:hAnsi="微软雅黑" w:eastAsia="微软雅黑" w:cs="微软雅黑"/>
           <w:spacing w:val="13"/>
           <w:sz w:val="20"/>
           <w:szCs w:val="20"/>
@@ -1378,12 +1659,22 @@
       </w:r>
       <w:r>
         <w:rPr>
-          <w:rFonts w:ascii="微软雅黑" w:eastAsia="微软雅黑" w:hAnsi="微软雅黑" w:cs="微软雅黑" w:hint="eastAsia"/>
+          <w:rFonts w:hint="eastAsia" w:ascii="微软雅黑" w:hAnsi="微软雅黑" w:eastAsia="微软雅黑" w:cs="微软雅黑"/>
           <w:spacing w:val="7"/>
           <w:sz w:val="20"/>
           <w:szCs w:val="20"/>
-        </w:rPr>
-        <w:t>参赛证和身份证件放在考位桌面，接受监考人员核查。</w:t>
+          <w:lang w:val="en-US" w:eastAsia="zh-CN"/>
+        </w:rPr>
+        <w:t>参赛</w:t>
+      </w:r>
+      <w:r>
+        <w:rPr>
+          <w:rFonts w:hint="eastAsia" w:ascii="微软雅黑" w:hAnsi="微软雅黑" w:eastAsia="微软雅黑" w:cs="微软雅黑"/>
+          <w:spacing w:val="7"/>
+          <w:sz w:val="20"/>
+          <w:szCs w:val="20"/>
+        </w:rPr>
+        <w:t>证和身份证件放在考位桌面，接受监考人员核查。</w:t>
       </w:r>
     </w:p>
     <w:p>
@@ -1391,7 +1682,7 @@
         <w:spacing w:before="25" w:line="181" w:lineRule="auto"/>
         <w:ind w:left="2" w:right="204" w:firstLine="16"/>
         <w:rPr>
-          <w:rFonts w:ascii="微软雅黑" w:eastAsia="微软雅黑" w:hAnsi="微软雅黑" w:cs="微软雅黑" w:hint="eastAsia"/>
+          <w:rFonts w:hint="eastAsia" w:ascii="微软雅黑" w:hAnsi="微软雅黑" w:eastAsia="微软雅黑" w:cs="微软雅黑"/>
           <w:spacing w:val="12"/>
           <w:sz w:val="20"/>
           <w:szCs w:val="20"/>
@@ -1399,7 +1690,7 @@
       </w:pPr>
       <w:r>
         <w:rPr>
-          <w:rFonts w:ascii="微软雅黑" w:eastAsia="微软雅黑" w:hAnsi="微软雅黑" w:cs="微软雅黑" w:hint="eastAsia"/>
+          <w:rFonts w:hint="eastAsia" w:ascii="微软雅黑" w:hAnsi="微软雅黑" w:eastAsia="微软雅黑" w:cs="微软雅黑"/>
           <w:spacing w:val="16"/>
           <w:sz w:val="20"/>
           <w:szCs w:val="20"/>
@@ -1408,7 +1699,7 @@
       </w:r>
       <w:r>
         <w:rPr>
-          <w:rFonts w:ascii="微软雅黑" w:eastAsia="微软雅黑" w:hAnsi="微软雅黑" w:cs="微软雅黑" w:hint="eastAsia"/>
+          <w:rFonts w:hint="eastAsia" w:ascii="微软雅黑" w:hAnsi="微软雅黑" w:eastAsia="微软雅黑" w:cs="微软雅黑"/>
           <w:spacing w:val="12"/>
           <w:sz w:val="20"/>
           <w:szCs w:val="20"/>
@@ -1421,24 +1712,27 @@
         <w:spacing w:before="25" w:line="181" w:lineRule="auto"/>
         <w:ind w:left="2" w:right="204" w:firstLine="16"/>
         <w:rPr>
-          <w:rFonts w:eastAsia="微软雅黑"/>
+          <w:rFonts w:hint="default" w:eastAsia="微软雅黑"/>
+          <w:lang w:val="en-US" w:eastAsia="zh-CN"/>
         </w:rPr>
       </w:pPr>
       <w:r>
         <w:rPr>
-          <w:rFonts w:ascii="微软雅黑" w:eastAsia="微软雅黑" w:hAnsi="微软雅黑" w:cs="微软雅黑" w:hint="eastAsia"/>
+          <w:rFonts w:hint="eastAsia" w:ascii="微软雅黑" w:hAnsi="微软雅黑" w:eastAsia="微软雅黑" w:cs="微软雅黑"/>
           <w:spacing w:val="12"/>
           <w:sz w:val="20"/>
           <w:szCs w:val="20"/>
+          <w:lang w:val="en-US" w:eastAsia="zh-CN"/>
         </w:rPr>
         <w:t>4.服从考场封闭管理，开考150分钟之内不得离开考场。</w:t>
       </w:r>
       <w:r>
         <w:rPr>
-          <w:rFonts w:ascii="微软雅黑" w:eastAsia="微软雅黑" w:hAnsi="微软雅黑" w:cs="微软雅黑"/>
+          <w:rFonts w:hint="default" w:ascii="微软雅黑" w:hAnsi="微软雅黑" w:eastAsia="微软雅黑" w:cs="微软雅黑"/>
           <w:spacing w:val="12"/>
           <w:sz w:val="20"/>
           <w:szCs w:val="20"/>
+          <w:lang w:val="en-US" w:eastAsia="zh-CN"/>
         </w:rPr>
         <w:t>考试开始和结束时间以考点统一信号为准。</w:t>
       </w:r>
@@ -1448,23 +1742,33 @@
         <w:spacing w:before="25" w:line="181" w:lineRule="auto"/>
         <w:ind w:left="2" w:right="204" w:firstLine="16"/>
         <w:rPr>
-          <w:rFonts w:ascii="微软雅黑" w:eastAsia="微软雅黑" w:hAnsi="微软雅黑" w:cs="微软雅黑" w:hint="eastAsia"/>
+          <w:rFonts w:hint="eastAsia" w:ascii="微软雅黑" w:hAnsi="微软雅黑" w:eastAsia="微软雅黑" w:cs="微软雅黑"/>
           <w:sz w:val="20"/>
           <w:szCs w:val="20"/>
         </w:rPr>
       </w:pPr>
       <w:r>
         <w:rPr>
-          <w:rFonts w:ascii="微软雅黑" w:eastAsia="微软雅黑" w:hAnsi="微软雅黑" w:cs="微软雅黑" w:hint="eastAsia"/>
+          <w:rFonts w:hint="eastAsia" w:ascii="微软雅黑" w:hAnsi="微软雅黑" w:eastAsia="微软雅黑" w:cs="微软雅黑"/>
           <w:spacing w:val="22"/>
           <w:sz w:val="20"/>
           <w:szCs w:val="20"/>
-        </w:rPr>
-        <w:t>5.</w:t>
-      </w:r>
-      <w:r>
-        <w:rPr>
-          <w:rFonts w:ascii="微软雅黑" w:eastAsia="微软雅黑" w:hAnsi="微软雅黑" w:cs="微软雅黑" w:hint="eastAsia"/>
+          <w:lang w:val="en-US" w:eastAsia="zh-CN"/>
+        </w:rPr>
+        <w:t>5</w:t>
+      </w:r>
+      <w:r>
+        <w:rPr>
+          <w:rFonts w:hint="eastAsia" w:ascii="微软雅黑" w:hAnsi="微软雅黑" w:eastAsia="微软雅黑" w:cs="微软雅黑"/>
+          <w:spacing w:val="22"/>
+          <w:sz w:val="20"/>
+          <w:szCs w:val="20"/>
+        </w:rPr>
+        <w:t>.</w:t>
+      </w:r>
+      <w:r>
+        <w:rPr>
+          <w:rFonts w:hint="eastAsia" w:ascii="微软雅黑" w:hAnsi="微软雅黑" w:eastAsia="微软雅黑" w:cs="微软雅黑"/>
           <w:spacing w:val="14"/>
           <w:sz w:val="20"/>
           <w:szCs w:val="20"/>
@@ -1473,7 +1777,7 @@
       </w:r>
       <w:r>
         <w:rPr>
-          <w:rFonts w:ascii="微软雅黑" w:eastAsia="微软雅黑" w:hAnsi="微软雅黑" w:cs="微软雅黑" w:hint="eastAsia"/>
+          <w:rFonts w:hint="eastAsia" w:ascii="微软雅黑" w:hAnsi="微软雅黑" w:eastAsia="微软雅黑" w:cs="微软雅黑"/>
           <w:spacing w:val="11"/>
           <w:sz w:val="20"/>
           <w:szCs w:val="20"/>
@@ -1482,7 +1786,7 @@
       </w:r>
       <w:r>
         <w:rPr>
-          <w:rFonts w:ascii="微软雅黑" w:eastAsia="微软雅黑" w:hAnsi="微软雅黑" w:cs="微软雅黑" w:hint="eastAsia"/>
+          <w:rFonts w:hint="eastAsia" w:ascii="微软雅黑" w:hAnsi="微软雅黑" w:eastAsia="微软雅黑" w:cs="微软雅黑"/>
           <w:spacing w:val="14"/>
           <w:sz w:val="20"/>
           <w:szCs w:val="20"/>
@@ -1491,7 +1795,7 @@
       </w:r>
       <w:r>
         <w:rPr>
-          <w:rFonts w:ascii="微软雅黑" w:eastAsia="微软雅黑" w:hAnsi="微软雅黑" w:cs="微软雅黑" w:hint="eastAsia"/>
+          <w:rFonts w:hint="eastAsia" w:ascii="微软雅黑" w:hAnsi="微软雅黑" w:eastAsia="微软雅黑" w:cs="微软雅黑"/>
           <w:spacing w:val="13"/>
           <w:sz w:val="20"/>
           <w:szCs w:val="20"/>
@@ -1500,7 +1804,7 @@
       </w:r>
       <w:r>
         <w:rPr>
-          <w:rFonts w:ascii="微软雅黑" w:eastAsia="微软雅黑" w:hAnsi="微软雅黑" w:cs="微软雅黑" w:hint="eastAsia"/>
+          <w:rFonts w:hint="eastAsia" w:ascii="微软雅黑" w:hAnsi="微软雅黑" w:eastAsia="微软雅黑" w:cs="微软雅黑"/>
           <w:spacing w:val="7"/>
           <w:sz w:val="20"/>
           <w:szCs w:val="20"/>
@@ -1513,7 +1817,7 @@
         <w:spacing w:before="25" w:line="181" w:lineRule="auto"/>
         <w:ind w:left="2" w:right="204" w:firstLine="16"/>
         <w:rPr>
-          <w:rFonts w:ascii="微软雅黑" w:eastAsia="微软雅黑" w:hAnsi="微软雅黑" w:cs="微软雅黑" w:hint="eastAsia"/>
+          <w:rFonts w:hint="eastAsia" w:ascii="微软雅黑" w:hAnsi="微软雅黑" w:eastAsia="微软雅黑" w:cs="微软雅黑"/>
           <w:spacing w:val="18"/>
           <w:sz w:val="20"/>
           <w:szCs w:val="20"/>
@@ -1521,25 +1825,45 @@
       </w:pPr>
       <w:r>
         <w:rPr>
-          <w:rFonts w:ascii="微软雅黑" w:eastAsia="微软雅黑" w:hAnsi="微软雅黑" w:cs="微软雅黑" w:hint="eastAsia"/>
+          <w:rFonts w:hint="eastAsia" w:ascii="微软雅黑" w:hAnsi="微软雅黑" w:eastAsia="微软雅黑" w:cs="微软雅黑"/>
           <w:spacing w:val="16"/>
           <w:sz w:val="20"/>
           <w:szCs w:val="20"/>
+          <w:lang w:val="en-US" w:eastAsia="zh-CN"/>
         </w:rPr>
         <w:t>6</w:t>
       </w:r>
       <w:r>
         <w:rPr>
-          <w:rFonts w:ascii="微软雅黑" w:eastAsia="微软雅黑" w:hAnsi="微软雅黑" w:cs="微软雅黑" w:hint="eastAsia"/>
+          <w:rFonts w:hint="eastAsia" w:ascii="微软雅黑" w:hAnsi="微软雅黑" w:eastAsia="微软雅黑" w:cs="微软雅黑"/>
           <w:spacing w:val="12"/>
           <w:sz w:val="20"/>
           <w:szCs w:val="20"/>
         </w:rPr>
-        <w:t>.答题纸和试卷上面都要写个人信息，考试过程中应妥善保管好自己的试卷，防止他人抄袭，考试结束后被甄别为雷同答卷的，将给予成绩无效</w:t>
-      </w:r>
-      <w:r>
-        <w:rPr>
-          <w:rFonts w:ascii="微软雅黑" w:eastAsia="微软雅黑" w:hAnsi="微软雅黑" w:cs="微软雅黑" w:hint="eastAsia"/>
+        <w:t>.答题纸和试卷上面都要写个人信息</w:t>
+      </w:r>
+      <w:r>
+        <w:rPr>
+          <w:rFonts w:hint="eastAsia" w:ascii="微软雅黑" w:hAnsi="微软雅黑" w:eastAsia="微软雅黑" w:cs="微软雅黑"/>
+          <w:spacing w:val="12"/>
+          <w:sz w:val="20"/>
+          <w:szCs w:val="20"/>
+          <w:lang w:eastAsia="zh-CN"/>
+        </w:rPr>
+        <w:t>，</w:t>
+      </w:r>
+      <w:r>
+        <w:rPr>
+          <w:rFonts w:hint="eastAsia" w:ascii="微软雅黑" w:hAnsi="微软雅黑" w:eastAsia="微软雅黑" w:cs="微软雅黑"/>
+          <w:spacing w:val="12"/>
+          <w:sz w:val="20"/>
+          <w:szCs w:val="20"/>
+        </w:rPr>
+        <w:t>考试过程中应妥善保管好自己的试卷，防止他人抄袭，考试结束后被甄别为雷同答卷的，将给予成绩无效</w:t>
+      </w:r>
+      <w:r>
+        <w:rPr>
+          <w:rFonts w:hint="eastAsia" w:ascii="微软雅黑" w:hAnsi="微软雅黑" w:eastAsia="微软雅黑" w:cs="微软雅黑"/>
           <w:spacing w:val="22"/>
           <w:sz w:val="20"/>
           <w:szCs w:val="20"/>
@@ -1548,7 +1872,7 @@
       </w:r>
       <w:r>
         <w:rPr>
-          <w:rFonts w:ascii="微软雅黑" w:eastAsia="微软雅黑" w:hAnsi="微软雅黑" w:cs="微软雅黑" w:hint="eastAsia"/>
+          <w:rFonts w:hint="eastAsia" w:ascii="微软雅黑" w:hAnsi="微软雅黑" w:eastAsia="微软雅黑" w:cs="微软雅黑"/>
           <w:spacing w:val="18"/>
           <w:sz w:val="20"/>
           <w:szCs w:val="20"/>
@@ -1558,13 +1882,19 @@
     </w:p>
     <w:p>
       <w:pPr>
-        <w:pStyle w:val="a0"/>
-        <w:ind w:left="840" w:hanging="420"/>
+        <w:pStyle w:val="2"/>
+        <w:rPr>
+          <w:rFonts w:hint="eastAsia"/>
+        </w:rPr>
       </w:pPr>
     </w:p>
     <w:p>
       <w:pPr>
         <w:spacing w:line="269" w:lineRule="auto"/>
+        <w:rPr>
+          <w:rFonts w:ascii="Arial"/>
+          <w:sz w:val="21"/>
+        </w:rPr>
       </w:pPr>
     </w:p>
     <w:p>
@@ -1572,31 +1902,32 @@
         <w:spacing w:before="92" w:line="190" w:lineRule="auto"/>
         <w:jc w:val="both"/>
         <w:rPr>
-          <w:rFonts w:ascii="微软雅黑" w:eastAsia="微软雅黑" w:hAnsi="微软雅黑" w:cs="微软雅黑" w:hint="eastAsia"/>
+          <w:rFonts w:ascii="微软雅黑" w:hAnsi="微软雅黑" w:eastAsia="微软雅黑" w:cs="微软雅黑"/>
           <w:spacing w:val="7"/>
           <w:sz w:val="26"/>
           <w:szCs w:val="26"/>
-          <w14:textOutline w14:w="3632" w14:cap="sq" w14:cmpd="sng" w14:algn="ctr">
+          <w14:textOutline w14:w="3627" w14:cap="sq" w14:cmpd="sng">
             <w14:solidFill>
               <w14:srgbClr w14:val="000000"/>
             </w14:solidFill>
             <w14:prstDash w14:val="solid"/>
-            <w14:miter w14:lim="0"/>
+            <w14:miter w14:val="0"/>
           </w14:textOutline>
         </w:rPr>
       </w:pPr>
       <w:r>
         <w:rPr>
-          <w:rFonts w:ascii="微软雅黑" w:eastAsia="微软雅黑" w:hAnsi="微软雅黑" w:cs="微软雅黑"/>
+          <w:rFonts w:ascii="微软雅黑" w:hAnsi="微软雅黑" w:eastAsia="微软雅黑" w:cs="微软雅黑"/>
           <w:spacing w:val="7"/>
           <w:sz w:val="26"/>
           <w:szCs w:val="26"/>
-          <w14:textOutline w14:w="3632" w14:cap="sq" w14:cmpd="sng" w14:algn="ctr">
+          <w:lang w:val="en-US" w:eastAsia="zh-CN"/>
+          <w14:textOutline w14:w="3627" w14:cap="sq" w14:cmpd="sng">
             <w14:solidFill>
               <w14:srgbClr w14:val="000000"/>
             </w14:solidFill>
             <w14:prstDash w14:val="solid"/>
-            <w14:miter w14:lim="0"/>
+            <w14:miter w14:val="0"/>
           </w14:textOutline>
         </w:rPr>
         <w:t>特别提示：</w:t>
@@ -1607,27 +1938,30 @@
         <w:spacing w:before="25" w:line="181" w:lineRule="auto"/>
         <w:ind w:left="2" w:right="204" w:firstLine="16"/>
         <w:rPr>
-          <w:rFonts w:ascii="微软雅黑" w:eastAsia="微软雅黑" w:hAnsi="微软雅黑" w:cs="微软雅黑" w:hint="eastAsia"/>
+          <w:rFonts w:hint="eastAsia" w:ascii="微软雅黑" w:hAnsi="微软雅黑" w:eastAsia="微软雅黑" w:cs="微软雅黑"/>
           <w:spacing w:val="16"/>
           <w:sz w:val="20"/>
           <w:szCs w:val="20"/>
+          <w:lang w:val="en-US" w:eastAsia="zh-CN"/>
         </w:rPr>
       </w:pPr>
       <w:r>
         <w:rPr>
-          <w:rFonts w:ascii="微软雅黑" w:eastAsia="微软雅黑" w:hAnsi="微软雅黑" w:cs="微软雅黑" w:hint="eastAsia"/>
+          <w:rFonts w:hint="eastAsia" w:ascii="微软雅黑" w:hAnsi="微软雅黑" w:eastAsia="微软雅黑" w:cs="微软雅黑"/>
           <w:spacing w:val="16"/>
           <w:sz w:val="20"/>
           <w:szCs w:val="20"/>
+          <w:lang w:val="en-US" w:eastAsia="zh-CN"/>
         </w:rPr>
         <w:t>考试当天考点学校有几批人员考试，交通干道可能出现拥堵，考生车辆不允许进入考点，请提前熟悉考点地址，合理规划好交通路</w:t>
       </w:r>
       <w:r>
         <w:rPr>
-          <w:rFonts w:ascii="微软雅黑" w:eastAsia="微软雅黑" w:hAnsi="微软雅黑" w:cs="微软雅黑"/>
+          <w:rFonts w:hint="default" w:ascii="微软雅黑" w:hAnsi="微软雅黑" w:eastAsia="微软雅黑" w:cs="微软雅黑"/>
           <w:spacing w:val="16"/>
           <w:sz w:val="20"/>
           <w:szCs w:val="20"/>
+          <w:lang w:val="en-US" w:eastAsia="zh-CN"/>
         </w:rPr>
         <w:t>线和出行方式。</w:t>
       </w:r>
@@ -1635,58 +1969,93 @@
     <w:p>
       <w:pPr>
         <w:spacing w:line="270" w:lineRule="auto"/>
+        <w:rPr>
+          <w:rFonts w:ascii="Arial"/>
+          <w:sz w:val="21"/>
+        </w:rPr>
       </w:pPr>
     </w:p>
     <w:p>
       <w:pPr>
         <w:spacing w:line="270" w:lineRule="auto"/>
+        <w:rPr>
+          <w:rFonts w:ascii="Arial"/>
+          <w:sz w:val="21"/>
+        </w:rPr>
       </w:pPr>
     </w:p>
     <w:p>
       <w:pPr>
         <w:spacing w:line="270" w:lineRule="auto"/>
+        <w:rPr>
+          <w:rFonts w:ascii="Arial"/>
+          <w:sz w:val="21"/>
+        </w:rPr>
       </w:pPr>
     </w:p>
     <w:p>
       <w:pPr>
         <w:spacing w:line="270" w:lineRule="auto"/>
+        <w:rPr>
+          <w:rFonts w:hint="default" w:ascii="Arial"/>
+          <w:sz w:val="21"/>
+          <w:lang w:val="en-US"/>
+        </w:rPr>
       </w:pPr>
     </w:p>
     <w:p>
       <w:pPr>
         <w:spacing w:line="270" w:lineRule="auto"/>
+        <w:rPr>
+          <w:rFonts w:ascii="Arial"/>
+          <w:sz w:val="21"/>
+        </w:rPr>
       </w:pPr>
     </w:p>
     <w:p>
       <w:pPr>
         <w:spacing w:line="270" w:lineRule="auto"/>
+        <w:rPr>
+          <w:rFonts w:ascii="Arial"/>
+          <w:sz w:val="21"/>
+        </w:rPr>
       </w:pPr>
     </w:p>
     <w:p>
       <w:pPr>
         <w:spacing w:line="270" w:lineRule="auto"/>
+        <w:rPr>
+          <w:rFonts w:ascii="Arial"/>
+          <w:sz w:val="21"/>
+        </w:rPr>
       </w:pPr>
     </w:p>
     <w:sectPr>
       <w:pgSz w:w="11900" w:h="16840"/>
       <w:pgMar w:top="1112" w:right="1140" w:bottom="0" w:left="1464" w:header="0" w:footer="0" w:gutter="0"/>
-      <w:cols w:space="720"/>
+      <w:cols w:space="720" w:num="1"/>
     </w:sectPr>
   </w:body>
 </w:document>
 </file>
 
 <file path=word/endnotes.xml><?xml version="1.0" encoding="utf-8"?>
-<w:endnotes xmlns:wpc="http://schemas.microsoft.com/office/word/2010/wordprocessingCanvas" xmlns:cx="http://schemas.microsoft.com/office/drawing/2014/chartex" xmlns:cx1="http://schemas.microsoft.com/office/drawing/2015/9/8/chartex" xmlns:cx2="http://schemas.microsoft.com/office/drawing/2015/10/21/chartex" xmlns:cx3="http://schemas.microsoft.com/office/drawing/2016/5/9/chartex" xmlns:cx4="http://schemas.microsoft.com/office/drawing/2016/5/10/chartex" xmlns:cx5="http://schemas.microsoft.com/office/drawing/2016/5/11/chartex" xmlns:cx6="http://schemas.microsoft.com/office/drawing/2016/5/12/chartex" xmlns:cx7="http://schemas.microsoft.com/office/drawing/2016/5/13/chartex" xmlns:cx8="http://schemas.microsoft.com/office/drawing/2016/5/14/chartex" xmlns:mc="http://schemas.openxmlformats.org/markup-compatibility/2006" xmlns:aink="http://schemas.microsoft.com/office/drawing/2016/ink" xmlns:am3d="http://schemas.microsoft.com/office/drawing/2017/model3d" xmlns:o="urn:schemas-microsoft-com:office:office" xmlns:oel="http://schemas.microsoft.com/office/2019/extlst" xmlns:r="http://schemas.openxmlformats.org/officeDocument/2006/relationships" xmlns:m="http://schemas.openxmlformats.org/officeDocument/2006/math" xmlns:v="urn:schemas-microsoft-com:vml" xmlns:wp14="http://schemas.microsoft.com/office/word/2010/wordprocessingDrawing" xmlns:wp="http://schemas.openxmlformats.org/drawingml/2006/wordprocessingDrawing" xmlns:w10="urn:schemas-microsoft-com:office:word" xmlns:w="http://schemas.openxmlformats.org/wordprocessingml/2006/main" xmlns:w14="http://schemas.microsoft.com/office/word/2010/wordml" xmlns:w15="http://schemas.microsoft.com/office/word/2012/wordml" xmlns:w16cex="http://schemas.microsoft.com/office/word/2018/wordml/cex" xmlns:w16cid="http://schemas.microsoft.com/office/word/2016/wordml/cid" xmlns:w16="http://schemas.microsoft.com/office/word/2018/wordml" xmlns:w16du="http://schemas.microsoft.com/office/word/2023/wordml/word16du" xmlns:w16sdtdh="http://schemas.microsoft.com/office/word/2020/wordml/sdtdatahash" xmlns:w16se="http://schemas.microsoft.com/office/word/2015/wordml/symex" xmlns:wpg="http://schemas.microsoft.com/office/word/2010/wordprocessingGroup" xmlns:wpi="http://schemas.microsoft.com/office/word/2010/wordprocessingInk" xmlns:wne="http://schemas.microsoft.com/office/word/2006/wordml" xmlns:wps="http://schemas.microsoft.com/office/word/2010/wordprocessingShape" mc:Ignorable="w14 w15 w16se w16cid w16 w16cex w16sdtdh w16du wp14">
-  <w:endnote w:type="separator" w:id="-1">
+<w:endnotes xmlns:wpc="http://schemas.microsoft.com/office/word/2010/wordprocessingCanvas" xmlns:mc="http://schemas.openxmlformats.org/markup-compatibility/2006" xmlns:o="urn:schemas-microsoft-com:office:office" xmlns:r="http://schemas.openxmlformats.org/officeDocument/2006/relationships" xmlns:m="http://schemas.openxmlformats.org/officeDocument/2006/math" xmlns:v="urn:schemas-microsoft-com:vml" xmlns:wp14="http://schemas.microsoft.com/office/word/2010/wordprocessingDrawing" xmlns:wp="http://schemas.openxmlformats.org/drawingml/2006/wordprocessingDrawing" xmlns:w="http://schemas.openxmlformats.org/wordprocessingml/2006/main" xmlns:w14="http://schemas.microsoft.com/office/word/2010/wordml" xmlns:w15="http://schemas.microsoft.com/office/word/2012/wordml" xmlns:w10="urn:schemas-microsoft-com:office:word" xmlns:wpg="http://schemas.microsoft.com/office/word/2010/wordprocessingGroup" xmlns:wpi="http://schemas.microsoft.com/office/word/2010/wordprocessingInk" xmlns:wne="http://schemas.microsoft.com/office/word/2006/wordml" xmlns:wps="http://schemas.microsoft.com/office/word/2010/wordprocessingShape" xmlns:wpsCustomData="http://www.wps.cn/officeDocument/2013/wpsCustomData" mc:Ignorable="w14 w15 wp14">
+  <w:endnote w:type="separator" w:id="0">
     <w:p>
+      <w:pPr>
+        <w:spacing w:line="240" w:lineRule="auto"/>
+      </w:pPr>
       <w:r>
         <w:separator/>
       </w:r>
     </w:p>
   </w:endnote>
-  <w:endnote w:type="continuationSeparator" w:id="0">
+  <w:endnote w:type="continuationSeparator" w:id="1">
     <w:p>
+      <w:pPr>
+        <w:spacing w:line="240" w:lineRule="auto"/>
+      </w:pPr>
       <w:r>
         <w:continuationSeparator/>
       </w:r>
@@ -1696,16 +2065,22 @@
 </file>
 
 <file path=word/footnotes.xml><?xml version="1.0" encoding="utf-8"?>
-<w:footnotes xmlns:wpc="http://schemas.microsoft.com/office/word/2010/wordprocessingCanvas" xmlns:cx="http://schemas.microsoft.com/office/drawing/2014/chartex" xmlns:cx1="http://schemas.microsoft.com/office/drawing/2015/9/8/chartex" xmlns:cx2="http://schemas.microsoft.com/office/drawing/2015/10/21/chartex" xmlns:cx3="http://schemas.microsoft.com/office/drawing/2016/5/9/chartex" xmlns:cx4="http://schemas.microsoft.com/office/drawing/2016/5/10/chartex" xmlns:cx5="http://schemas.microsoft.com/office/drawing/2016/5/11/chartex" xmlns:cx6="http://schemas.microsoft.com/office/drawing/2016/5/12/chartex" xmlns:cx7="http://schemas.microsoft.com/office/drawing/2016/5/13/chartex" xmlns:cx8="http://schemas.microsoft.com/office/drawing/2016/5/14/chartex" xmlns:mc="http://schemas.openxmlformats.org/markup-compatibility/2006" xmlns:aink="http://schemas.microsoft.com/office/drawing/2016/ink" xmlns:am3d="http://schemas.microsoft.com/office/drawing/2017/model3d" xmlns:o="urn:schemas-microsoft-com:office:office" xmlns:oel="http://schemas.microsoft.com/office/2019/extlst" xmlns:r="http://schemas.openxmlformats.org/officeDocument/2006/relationships" xmlns:m="http://schemas.openxmlformats.org/officeDocument/2006/math" xmlns:v="urn:schemas-microsoft-com:vml" xmlns:wp14="http://schemas.microsoft.com/office/word/2010/wordprocessingDrawing" xmlns:wp="http://schemas.openxmlformats.org/drawingml/2006/wordprocessingDrawing" xmlns:w10="urn:schemas-microsoft-com:office:word" xmlns:w="http://schemas.openxmlformats.org/wordprocessingml/2006/main" xmlns:w14="http://schemas.microsoft.com/office/word/2010/wordml" xmlns:w15="http://schemas.microsoft.com/office/word/2012/wordml" xmlns:w16cex="http://schemas.microsoft.com/office/word/2018/wordml/cex" xmlns:w16cid="http://schemas.microsoft.com/office/word/2016/wordml/cid" xmlns:w16="http://schemas.microsoft.com/office/word/2018/wordml" xmlns:w16du="http://schemas.microsoft.com/office/word/2023/wordml/word16du" xmlns:w16sdtdh="http://schemas.microsoft.com/office/word/2020/wordml/sdtdatahash" xmlns:w16se="http://schemas.microsoft.com/office/word/2015/wordml/symex" xmlns:wpg="http://schemas.microsoft.com/office/word/2010/wordprocessingGroup" xmlns:wpi="http://schemas.microsoft.com/office/word/2010/wordprocessingInk" xmlns:wne="http://schemas.microsoft.com/office/word/2006/wordml" xmlns:wps="http://schemas.microsoft.com/office/word/2010/wordprocessingShape" mc:Ignorable="w14 w15 w16se w16cid w16 w16cex w16sdtdh w16du wp14">
-  <w:footnote w:type="separator" w:id="-1">
+<w:footnotes xmlns:wpc="http://schemas.microsoft.com/office/word/2010/wordprocessingCanvas" xmlns:mc="http://schemas.openxmlformats.org/markup-compatibility/2006" xmlns:o="urn:schemas-microsoft-com:office:office" xmlns:r="http://schemas.openxmlformats.org/officeDocument/2006/relationships" xmlns:m="http://schemas.openxmlformats.org/officeDocument/2006/math" xmlns:v="urn:schemas-microsoft-com:vml" xmlns:wp14="http://schemas.microsoft.com/office/word/2010/wordprocessingDrawing" xmlns:wp="http://schemas.openxmlformats.org/drawingml/2006/wordprocessingDrawing" xmlns:w="http://schemas.openxmlformats.org/wordprocessingml/2006/main" xmlns:w14="http://schemas.microsoft.com/office/word/2010/wordml" xmlns:w15="http://schemas.microsoft.com/office/word/2012/wordml" xmlns:w10="urn:schemas-microsoft-com:office:word" xmlns:wpg="http://schemas.microsoft.com/office/word/2010/wordprocessingGroup" xmlns:wpi="http://schemas.microsoft.com/office/word/2010/wordprocessingInk" xmlns:wne="http://schemas.microsoft.com/office/word/2006/wordml" xmlns:wps="http://schemas.microsoft.com/office/word/2010/wordprocessingShape" xmlns:wpsCustomData="http://www.wps.cn/officeDocument/2013/wpsCustomData" mc:Ignorable="w14 w15 wp14">
+  <w:footnote w:type="separator" w:id="0">
     <w:p>
+      <w:pPr>
+        <w:spacing w:line="240" w:lineRule="auto"/>
+      </w:pPr>
       <w:r>
         <w:separator/>
       </w:r>
     </w:p>
   </w:footnote>
-  <w:footnote w:type="continuationSeparator" w:id="0">
+  <w:footnote w:type="continuationSeparator" w:id="1">
     <w:p>
+      <w:pPr>
+        <w:spacing w:line="240" w:lineRule="auto"/>
+      </w:pPr>
       <w:r>
         <w:continuationSeparator/>
       </w:r>
@@ -1715,339 +2090,303 @@
 </file>
 
 <file path=word/styles.xml><?xml version="1.0" encoding="utf-8"?>
-<w:styles xmlns:mc="http://schemas.openxmlformats.org/markup-compatibility/2006" xmlns:r="http://schemas.openxmlformats.org/officeDocument/2006/relationships" xmlns:w="http://schemas.openxmlformats.org/wordprocessingml/2006/main" xmlns:w14="http://schemas.microsoft.com/office/word/2010/wordml" xmlns:w15="http://schemas.microsoft.com/office/word/2012/wordml" xmlns:w16cex="http://schemas.microsoft.com/office/word/2018/wordml/cex" xmlns:w16cid="http://schemas.microsoft.com/office/word/2016/wordml/cid" xmlns:w16="http://schemas.microsoft.com/office/word/2018/wordml" xmlns:w16du="http://schemas.microsoft.com/office/word/2023/wordml/word16du" xmlns:w16sdtdh="http://schemas.microsoft.com/office/word/2020/wordml/sdtdatahash" xmlns:w16se="http://schemas.microsoft.com/office/word/2015/wordml/symex" mc:Ignorable="w14 w15 w16se w16cid w16 w16cex w16sdtdh w16du">
+<w:styles xmlns:mc="http://schemas.openxmlformats.org/markup-compatibility/2006" xmlns:o="urn:schemas-microsoft-com:office:office" xmlns:r="http://schemas.openxmlformats.org/officeDocument/2006/relationships" xmlns:m="http://schemas.openxmlformats.org/officeDocument/2006/math" xmlns:v="urn:schemas-microsoft-com:vml" xmlns:w="http://schemas.openxmlformats.org/wordprocessingml/2006/main" xmlns:w14="http://schemas.microsoft.com/office/word/2010/wordml" xmlns:w10="urn:schemas-microsoft-com:office:word" xmlns:sl="http://schemas.openxmlformats.org/schemaLibrary/2006/main" xmlns:wpsCustomData="http://www.wps.cn/officeDocument/2013/wpsCustomData" mc:Ignorable="w14">
   <w:docDefaults>
     <w:rPrDefault>
       <w:rPr>
-        <w:rFonts w:ascii="Times New Roman" w:eastAsia="宋体" w:hAnsi="Times New Roman" w:cs="Times New Roman"/>
-        <w:lang w:val="en-US" w:eastAsia="zh-CN" w:bidi="ar-SA"/>
+        <w:rFonts w:ascii="Times New Roman" w:hAnsi="Times New Roman" w:eastAsia="宋体" w:cs="Times New Roman"/>
       </w:rPr>
     </w:rPrDefault>
     <w:pPrDefault/>
   </w:docDefaults>
-  <w:latentStyles w:defLockedState="0" w:defUIPriority="0" w:defSemiHidden="0" w:defUnhideWhenUsed="0" w:defQFormat="0" w:count="376">
-    <w:lsdException w:name="Normal" w:semiHidden="1" w:qFormat="1"/>
-    <w:lsdException w:name="heading 1" w:qFormat="1"/>
-    <w:lsdException w:name="heading 2" w:semiHidden="1" w:unhideWhenUsed="1" w:qFormat="1"/>
-    <w:lsdException w:name="heading 3" w:semiHidden="1" w:unhideWhenUsed="1" w:qFormat="1"/>
-    <w:lsdException w:name="heading 4" w:semiHidden="1" w:unhideWhenUsed="1" w:qFormat="1"/>
-    <w:lsdException w:name="heading 5" w:semiHidden="1" w:unhideWhenUsed="1" w:qFormat="1"/>
-    <w:lsdException w:name="heading 6" w:semiHidden="1" w:unhideWhenUsed="1" w:qFormat="1"/>
-    <w:lsdException w:name="heading 7" w:semiHidden="1" w:unhideWhenUsed="1" w:qFormat="1"/>
-    <w:lsdException w:name="heading 8" w:semiHidden="1" w:unhideWhenUsed="1" w:qFormat="1"/>
-    <w:lsdException w:name="heading 9" w:semiHidden="1" w:unhideWhenUsed="1" w:qFormat="1"/>
-    <w:lsdException w:name="caption" w:semiHidden="1" w:unhideWhenUsed="1" w:qFormat="1"/>
-    <w:lsdException w:name="table of figures" w:uiPriority="99" w:unhideWhenUsed="1" w:qFormat="1"/>
-    <w:lsdException w:name="Title" w:qFormat="1"/>
-    <w:lsdException w:name="Default Paragraph Font" w:semiHidden="1" w:qFormat="1"/>
-    <w:lsdException w:name="Subtitle" w:qFormat="1"/>
-    <w:lsdException w:name="Strong" w:qFormat="1"/>
-    <w:lsdException w:name="Emphasis" w:qFormat="1"/>
-    <w:lsdException w:name="HTML Top of Form" w:semiHidden="1" w:uiPriority="99" w:unhideWhenUsed="1"/>
-    <w:lsdException w:name="HTML Bottom of Form" w:semiHidden="1" w:uiPriority="99" w:unhideWhenUsed="1"/>
-    <w:lsdException w:name="Normal Table" w:semiHidden="1" w:unhideWhenUsed="1" w:qFormat="1"/>
-    <w:lsdException w:name="No List" w:semiHidden="1" w:uiPriority="99" w:unhideWhenUsed="1"/>
-    <w:lsdException w:name="Outline List 1" w:semiHidden="1" w:uiPriority="99" w:unhideWhenUsed="1"/>
-    <w:lsdException w:name="Outline List 2" w:semiHidden="1" w:uiPriority="99" w:unhideWhenUsed="1"/>
-    <w:lsdException w:name="Outline List 3" w:semiHidden="1" w:uiPriority="99" w:unhideWhenUsed="1"/>
-    <w:lsdException w:name="Table Simple 1" w:semiHidden="1" w:unhideWhenUsed="1"/>
-    <w:lsdException w:name="Table Simple 2" w:semiHidden="1" w:unhideWhenUsed="1"/>
-    <w:lsdException w:name="Table Simple 3" w:semiHidden="1" w:unhideWhenUsed="1"/>
-    <w:lsdException w:name="Table Classic 1" w:semiHidden="1" w:unhideWhenUsed="1"/>
-    <w:lsdException w:name="Table Classic 2" w:semiHidden="1" w:unhideWhenUsed="1"/>
-    <w:lsdException w:name="Table Classic 3" w:semiHidden="1" w:unhideWhenUsed="1"/>
-    <w:lsdException w:name="Table Classic 4" w:semiHidden="1" w:unhideWhenUsed="1"/>
-    <w:lsdException w:name="Table Colorful 1" w:semiHidden="1" w:unhideWhenUsed="1"/>
-    <w:lsdException w:name="Table Colorful 2" w:semiHidden="1" w:unhideWhenUsed="1"/>
-    <w:lsdException w:name="Table Colorful 3" w:semiHidden="1" w:unhideWhenUsed="1"/>
-    <w:lsdException w:name="Table Columns 1" w:semiHidden="1" w:unhideWhenUsed="1"/>
-    <w:lsdException w:name="Table Columns 2" w:semiHidden="1" w:unhideWhenUsed="1"/>
-    <w:lsdException w:name="Table Columns 3" w:semiHidden="1" w:unhideWhenUsed="1"/>
-    <w:lsdException w:name="Table Columns 4" w:semiHidden="1" w:unhideWhenUsed="1"/>
-    <w:lsdException w:name="Table Columns 5" w:semiHidden="1" w:unhideWhenUsed="1"/>
-    <w:lsdException w:name="Table Grid 1" w:semiHidden="1" w:unhideWhenUsed="1"/>
-    <w:lsdException w:name="Table Grid 2" w:semiHidden="1" w:unhideWhenUsed="1"/>
-    <w:lsdException w:name="Table Grid 3" w:semiHidden="1" w:unhideWhenUsed="1"/>
-    <w:lsdException w:name="Table Grid 4" w:semiHidden="1" w:unhideWhenUsed="1"/>
-    <w:lsdException w:name="Table Grid 5" w:semiHidden="1" w:unhideWhenUsed="1"/>
-    <w:lsdException w:name="Table Grid 6" w:semiHidden="1" w:unhideWhenUsed="1"/>
-    <w:lsdException w:name="Table Grid 7" w:semiHidden="1" w:unhideWhenUsed="1"/>
-    <w:lsdException w:name="Table Grid 8" w:semiHidden="1" w:unhideWhenUsed="1"/>
-    <w:lsdException w:name="Table List 1" w:semiHidden="1" w:unhideWhenUsed="1"/>
-    <w:lsdException w:name="Table List 2" w:semiHidden="1" w:unhideWhenUsed="1"/>
-    <w:lsdException w:name="Table List 3" w:semiHidden="1" w:unhideWhenUsed="1"/>
-    <w:lsdException w:name="Table List 4" w:semiHidden="1" w:unhideWhenUsed="1"/>
-    <w:lsdException w:name="Table List 5" w:semiHidden="1" w:unhideWhenUsed="1"/>
-    <w:lsdException w:name="Table List 6" w:semiHidden="1" w:unhideWhenUsed="1"/>
-    <w:lsdException w:name="Table List 7" w:semiHidden="1" w:unhideWhenUsed="1"/>
-    <w:lsdException w:name="Table List 8" w:semiHidden="1" w:unhideWhenUsed="1"/>
-    <w:lsdException w:name="Table 3D effects 1" w:semiHidden="1" w:unhideWhenUsed="1"/>
-    <w:lsdException w:name="Table 3D effects 2" w:semiHidden="1" w:unhideWhenUsed="1"/>
-    <w:lsdException w:name="Table 3D effects 3" w:semiHidden="1" w:unhideWhenUsed="1"/>
-    <w:lsdException w:name="Table Contemporary" w:semiHidden="1" w:unhideWhenUsed="1"/>
-    <w:lsdException w:name="Table Elegant" w:semiHidden="1" w:unhideWhenUsed="1"/>
-    <w:lsdException w:name="Table Professional" w:semiHidden="1" w:unhideWhenUsed="1"/>
-    <w:lsdException w:name="Table Subtle 1" w:semiHidden="1" w:unhideWhenUsed="1"/>
-    <w:lsdException w:name="Table Subtle 2" w:semiHidden="1" w:unhideWhenUsed="1"/>
-    <w:lsdException w:name="Table Web 1" w:semiHidden="1" w:unhideWhenUsed="1"/>
-    <w:lsdException w:name="Table Web 2" w:semiHidden="1" w:unhideWhenUsed="1"/>
-    <w:lsdException w:name="Table Web 3" w:semiHidden="1" w:unhideWhenUsed="1"/>
-    <w:lsdException w:name="Table Theme" w:semiHidden="1" w:unhideWhenUsed="1"/>
-    <w:lsdException w:name="Placeholder Text" w:semiHidden="1" w:uiPriority="99" w:unhideWhenUsed="1"/>
-    <w:lsdException w:name="No Spacing" w:semiHidden="1" w:uiPriority="99" w:unhideWhenUsed="1"/>
-    <w:lsdException w:name="Light Shading" w:uiPriority="60"/>
-    <w:lsdException w:name="Light List" w:uiPriority="61"/>
-    <w:lsdException w:name="Light Grid" w:uiPriority="62"/>
-    <w:lsdException w:name="Medium Shading 1" w:uiPriority="63"/>
-    <w:lsdException w:name="Medium Shading 2" w:uiPriority="64"/>
-    <w:lsdException w:name="Medium List 1" w:uiPriority="65"/>
-    <w:lsdException w:name="Medium List 2" w:uiPriority="66"/>
-    <w:lsdException w:name="Medium Grid 1" w:uiPriority="67"/>
-    <w:lsdException w:name="Medium Grid 2" w:uiPriority="68"/>
-    <w:lsdException w:name="Medium Grid 3" w:uiPriority="69"/>
-    <w:lsdException w:name="Dark List" w:uiPriority="70"/>
-    <w:lsdException w:name="Colorful Shading" w:uiPriority="71"/>
-    <w:lsdException w:name="Colorful List" w:uiPriority="72"/>
-    <w:lsdException w:name="Colorful Grid" w:uiPriority="73"/>
-    <w:lsdException w:name="Light Shading Accent 1" w:uiPriority="60"/>
-    <w:lsdException w:name="Light List Accent 1" w:uiPriority="61"/>
-    <w:lsdException w:name="Light Grid Accent 1" w:uiPriority="62"/>
-    <w:lsdException w:name="Medium Shading 1 Accent 1" w:uiPriority="63"/>
-    <w:lsdException w:name="Medium Shading 2 Accent 1" w:uiPriority="64"/>
-    <w:lsdException w:name="Medium List 1 Accent 1" w:uiPriority="65"/>
-    <w:lsdException w:name="Revision" w:semiHidden="1" w:uiPriority="99" w:unhideWhenUsed="1"/>
-    <w:lsdException w:name="List Paragraph" w:semiHidden="1" w:uiPriority="99" w:unhideWhenUsed="1"/>
-    <w:lsdException w:name="Quote" w:semiHidden="1" w:uiPriority="99" w:unhideWhenUsed="1"/>
-    <w:lsdException w:name="Intense Quote" w:semiHidden="1" w:uiPriority="99" w:unhideWhenUsed="1"/>
-    <w:lsdException w:name="Medium List 2 Accent 1" w:uiPriority="66"/>
-    <w:lsdException w:name="Medium Grid 1 Accent 1" w:uiPriority="67"/>
-    <w:lsdException w:name="Medium Grid 2 Accent 1" w:uiPriority="68"/>
-    <w:lsdException w:name="Medium Grid 3 Accent 1" w:uiPriority="69"/>
-    <w:lsdException w:name="Dark List Accent 1" w:uiPriority="70"/>
-    <w:lsdException w:name="Colorful Shading Accent 1" w:uiPriority="71"/>
-    <w:lsdException w:name="Colorful List Accent 1" w:uiPriority="72"/>
-    <w:lsdException w:name="Colorful Grid Accent 1" w:uiPriority="73"/>
-    <w:lsdException w:name="Light Shading Accent 2" w:uiPriority="60"/>
-    <w:lsdException w:name="Light List Accent 2" w:uiPriority="61"/>
-    <w:lsdException w:name="Light Grid Accent 2" w:uiPriority="62"/>
-    <w:lsdException w:name="Medium Shading 1 Accent 2" w:uiPriority="63"/>
-    <w:lsdException w:name="Medium Shading 2 Accent 2" w:uiPriority="64"/>
-    <w:lsdException w:name="Medium List 1 Accent 2" w:uiPriority="65"/>
-    <w:lsdException w:name="Medium List 2 Accent 2" w:uiPriority="66"/>
-    <w:lsdException w:name="Medium Grid 1 Accent 2" w:uiPriority="67"/>
-    <w:lsdException w:name="Medium Grid 2 Accent 2" w:uiPriority="68"/>
-    <w:lsdException w:name="Medium Grid 3 Accent 2" w:uiPriority="69"/>
-    <w:lsdException w:name="Dark List Accent 2" w:uiPriority="70"/>
-    <w:lsdException w:name="Colorful Shading Accent 2" w:uiPriority="71"/>
-    <w:lsdException w:name="Colorful List Accent 2" w:uiPriority="72"/>
-    <w:lsdException w:name="Colorful Grid Accent 2" w:uiPriority="73"/>
-    <w:lsdException w:name="Light Shading Accent 3" w:uiPriority="60"/>
-    <w:lsdException w:name="Light List Accent 3" w:uiPriority="61"/>
-    <w:lsdException w:name="Light Grid Accent 3" w:uiPriority="62"/>
-    <w:lsdException w:name="Medium Shading 1 Accent 3" w:uiPriority="63"/>
-    <w:lsdException w:name="Medium Shading 2 Accent 3" w:uiPriority="64"/>
-    <w:lsdException w:name="Medium List 1 Accent 3" w:uiPriority="65"/>
-    <w:lsdException w:name="Medium List 2 Accent 3" w:uiPriority="66"/>
-    <w:lsdException w:name="Medium Grid 1 Accent 3" w:uiPriority="67"/>
-    <w:lsdException w:name="Medium Grid 2 Accent 3" w:uiPriority="68"/>
-    <w:lsdException w:name="Medium Grid 3 Accent 3" w:uiPriority="69"/>
-    <w:lsdException w:name="Dark List Accent 3" w:uiPriority="70"/>
-    <w:lsdException w:name="Colorful Shading Accent 3" w:uiPriority="71"/>
-    <w:lsdException w:name="Colorful List Accent 3" w:uiPriority="72"/>
-    <w:lsdException w:name="Colorful Grid Accent 3" w:uiPriority="73"/>
-    <w:lsdException w:name="Light Shading Accent 4" w:uiPriority="60"/>
-    <w:lsdException w:name="Light List Accent 4" w:uiPriority="61"/>
-    <w:lsdException w:name="Light Grid Accent 4" w:uiPriority="62"/>
-    <w:lsdException w:name="Medium Shading 1 Accent 4" w:uiPriority="63"/>
-    <w:lsdException w:name="Medium Shading 2 Accent 4" w:uiPriority="64"/>
-    <w:lsdException w:name="Medium List 1 Accent 4" w:uiPriority="65"/>
-    <w:lsdException w:name="Medium List 2 Accent 4" w:uiPriority="66"/>
-    <w:lsdException w:name="Medium Grid 1 Accent 4" w:uiPriority="67"/>
-    <w:lsdException w:name="Medium Grid 2 Accent 4" w:uiPriority="68"/>
-    <w:lsdException w:name="Medium Grid 3 Accent 4" w:uiPriority="69"/>
-    <w:lsdException w:name="Dark List Accent 4" w:uiPriority="70"/>
-    <w:lsdException w:name="Colorful Shading Accent 4" w:uiPriority="71"/>
-    <w:lsdException w:name="Colorful List Accent 4" w:uiPriority="72"/>
-    <w:lsdException w:name="Colorful Grid Accent 4" w:uiPriority="73"/>
-    <w:lsdException w:name="Light Shading Accent 5" w:uiPriority="60"/>
-    <w:lsdException w:name="Light List Accent 5" w:uiPriority="61"/>
-    <w:lsdException w:name="Light Grid Accent 5" w:uiPriority="62"/>
-    <w:lsdException w:name="Medium Shading 1 Accent 5" w:uiPriority="63"/>
-    <w:lsdException w:name="Medium Shading 2 Accent 5" w:uiPriority="64"/>
-    <w:lsdException w:name="Medium List 1 Accent 5" w:uiPriority="65"/>
-    <w:lsdException w:name="Medium List 2 Accent 5" w:uiPriority="66"/>
-    <w:lsdException w:name="Medium Grid 1 Accent 5" w:uiPriority="67"/>
-    <w:lsdException w:name="Medium Grid 2 Accent 5" w:uiPriority="68"/>
-    <w:lsdException w:name="Medium Grid 3 Accent 5" w:uiPriority="69"/>
-    <w:lsdException w:name="Dark List Accent 5" w:uiPriority="70"/>
-    <w:lsdException w:name="Colorful Shading Accent 5" w:uiPriority="71"/>
-    <w:lsdException w:name="Colorful List Accent 5" w:uiPriority="72"/>
-    <w:lsdException w:name="Colorful Grid Accent 5" w:uiPriority="73"/>
-    <w:lsdException w:name="Light Shading Accent 6" w:uiPriority="60"/>
-    <w:lsdException w:name="Light List Accent 6" w:uiPriority="61"/>
-    <w:lsdException w:name="Light Grid Accent 6" w:uiPriority="62"/>
-    <w:lsdException w:name="Medium Shading 1 Accent 6" w:uiPriority="63"/>
-    <w:lsdException w:name="Medium Shading 2 Accent 6" w:uiPriority="64"/>
-    <w:lsdException w:name="Medium List 1 Accent 6" w:uiPriority="65"/>
-    <w:lsdException w:name="Medium List 2 Accent 6" w:uiPriority="66"/>
-    <w:lsdException w:name="Medium Grid 1 Accent 6" w:uiPriority="67"/>
-    <w:lsdException w:name="Medium Grid 2 Accent 6" w:uiPriority="68"/>
-    <w:lsdException w:name="Medium Grid 3 Accent 6" w:uiPriority="69"/>
-    <w:lsdException w:name="Dark List Accent 6" w:uiPriority="70"/>
-    <w:lsdException w:name="Colorful Shading Accent 6" w:uiPriority="71"/>
-    <w:lsdException w:name="Colorful List Accent 6" w:uiPriority="72"/>
-    <w:lsdException w:name="Colorful Grid Accent 6" w:uiPriority="73"/>
-    <w:lsdException w:name="Subtle Emphasis" w:uiPriority="19" w:qFormat="1"/>
-    <w:lsdException w:name="Intense Emphasis" w:uiPriority="21" w:qFormat="1"/>
-    <w:lsdException w:name="Subtle Reference" w:uiPriority="31" w:qFormat="1"/>
-    <w:lsdException w:name="Intense Reference" w:uiPriority="32" w:qFormat="1"/>
-    <w:lsdException w:name="Book Title" w:uiPriority="33" w:qFormat="1"/>
-    <w:lsdException w:name="Bibliography" w:semiHidden="1" w:uiPriority="37" w:unhideWhenUsed="1"/>
-    <w:lsdException w:name="TOC Heading" w:semiHidden="1" w:uiPriority="39" w:unhideWhenUsed="1" w:qFormat="1"/>
-    <w:lsdException w:name="Plain Table 1" w:uiPriority="41"/>
-    <w:lsdException w:name="Plain Table 2" w:uiPriority="42"/>
-    <w:lsdException w:name="Plain Table 3" w:uiPriority="43"/>
-    <w:lsdException w:name="Plain Table 4" w:uiPriority="44"/>
-    <w:lsdException w:name="Plain Table 5" w:uiPriority="45"/>
-    <w:lsdException w:name="Grid Table Light" w:uiPriority="40"/>
-    <w:lsdException w:name="Grid Table 1 Light" w:uiPriority="46"/>
-    <w:lsdException w:name="Grid Table 2" w:uiPriority="47"/>
-    <w:lsdException w:name="Grid Table 3" w:uiPriority="48"/>
-    <w:lsdException w:name="Grid Table 4" w:uiPriority="49"/>
-    <w:lsdException w:name="Grid Table 5 Dark" w:uiPriority="50"/>
-    <w:lsdException w:name="Grid Table 6 Colorful" w:uiPriority="51"/>
-    <w:lsdException w:name="Grid Table 7 Colorful" w:uiPriority="52"/>
-    <w:lsdException w:name="Grid Table 1 Light Accent 1" w:uiPriority="46"/>
-    <w:lsdException w:name="Grid Table 2 Accent 1" w:uiPriority="47"/>
-    <w:lsdException w:name="Grid Table 3 Accent 1" w:uiPriority="48"/>
-    <w:lsdException w:name="Grid Table 4 Accent 1" w:uiPriority="49"/>
-    <w:lsdException w:name="Grid Table 5 Dark Accent 1" w:uiPriority="50"/>
-    <w:lsdException w:name="Grid Table 6 Colorful Accent 1" w:uiPriority="51"/>
-    <w:lsdException w:name="Grid Table 7 Colorful Accent 1" w:uiPriority="52"/>
-    <w:lsdException w:name="Grid Table 1 Light Accent 2" w:uiPriority="46"/>
-    <w:lsdException w:name="Grid Table 2 Accent 2" w:uiPriority="47"/>
-    <w:lsdException w:name="Grid Table 3 Accent 2" w:uiPriority="48"/>
-    <w:lsdException w:name="Grid Table 4 Accent 2" w:uiPriority="49"/>
-    <w:lsdException w:name="Grid Table 5 Dark Accent 2" w:uiPriority="50"/>
-    <w:lsdException w:name="Grid Table 6 Colorful Accent 2" w:uiPriority="51"/>
-    <w:lsdException w:name="Grid Table 7 Colorful Accent 2" w:uiPriority="52"/>
-    <w:lsdException w:name="Grid Table 1 Light Accent 3" w:uiPriority="46"/>
-    <w:lsdException w:name="Grid Table 2 Accent 3" w:uiPriority="47"/>
-    <w:lsdException w:name="Grid Table 3 Accent 3" w:uiPriority="48"/>
-    <w:lsdException w:name="Grid Table 4 Accent 3" w:uiPriority="49"/>
-    <w:lsdException w:name="Grid Table 5 Dark Accent 3" w:uiPriority="50"/>
-    <w:lsdException w:name="Grid Table 6 Colorful Accent 3" w:uiPriority="51"/>
-    <w:lsdException w:name="Grid Table 7 Colorful Accent 3" w:uiPriority="52"/>
-    <w:lsdException w:name="Grid Table 1 Light Accent 4" w:uiPriority="46"/>
-    <w:lsdException w:name="Grid Table 2 Accent 4" w:uiPriority="47"/>
-    <w:lsdException w:name="Grid Table 3 Accent 4" w:uiPriority="48"/>
-    <w:lsdException w:name="Grid Table 4 Accent 4" w:uiPriority="49"/>
-    <w:lsdException w:name="Grid Table 5 Dark Accent 4" w:uiPriority="50"/>
-    <w:lsdException w:name="Grid Table 6 Colorful Accent 4" w:uiPriority="51"/>
-    <w:lsdException w:name="Grid Table 7 Colorful Accent 4" w:uiPriority="52"/>
-    <w:lsdException w:name="Grid Table 1 Light Accent 5" w:uiPriority="46"/>
-    <w:lsdException w:name="Grid Table 2 Accent 5" w:uiPriority="47"/>
-    <w:lsdException w:name="Grid Table 3 Accent 5" w:uiPriority="48"/>
-    <w:lsdException w:name="Grid Table 4 Accent 5" w:uiPriority="49"/>
-    <w:lsdException w:name="Grid Table 5 Dark Accent 5" w:uiPriority="50"/>
-    <w:lsdException w:name="Grid Table 6 Colorful Accent 5" w:uiPriority="51"/>
-    <w:lsdException w:name="Grid Table 7 Colorful Accent 5" w:uiPriority="52"/>
-    <w:lsdException w:name="Grid Table 1 Light Accent 6" w:uiPriority="46"/>
-    <w:lsdException w:name="Grid Table 2 Accent 6" w:uiPriority="47"/>
-    <w:lsdException w:name="Grid Table 3 Accent 6" w:uiPriority="48"/>
-    <w:lsdException w:name="Grid Table 4 Accent 6" w:uiPriority="49"/>
-    <w:lsdException w:name="Grid Table 5 Dark Accent 6" w:uiPriority="50"/>
-    <w:lsdException w:name="Grid Table 6 Colorful Accent 6" w:uiPriority="51"/>
-    <w:lsdException w:name="Grid Table 7 Colorful Accent 6" w:uiPriority="52"/>
-    <w:lsdException w:name="List Table 1 Light" w:uiPriority="46"/>
-    <w:lsdException w:name="List Table 2" w:uiPriority="47"/>
-    <w:lsdException w:name="List Table 3" w:uiPriority="48"/>
-    <w:lsdException w:name="List Table 4" w:uiPriority="49"/>
-    <w:lsdException w:name="List Table 5 Dark" w:uiPriority="50"/>
-    <w:lsdException w:name="List Table 6 Colorful" w:uiPriority="51"/>
-    <w:lsdException w:name="List Table 7 Colorful" w:uiPriority="52"/>
-    <w:lsdException w:name="List Table 1 Light Accent 1" w:uiPriority="46"/>
-    <w:lsdException w:name="List Table 2 Accent 1" w:uiPriority="47"/>
-    <w:lsdException w:name="List Table 3 Accent 1" w:uiPriority="48"/>
-    <w:lsdException w:name="List Table 4 Accent 1" w:uiPriority="49"/>
-    <w:lsdException w:name="List Table 5 Dark Accent 1" w:uiPriority="50"/>
-    <w:lsdException w:name="List Table 6 Colorful Accent 1" w:uiPriority="51"/>
-    <w:lsdException w:name="List Table 7 Colorful Accent 1" w:uiPriority="52"/>
-    <w:lsdException w:name="List Table 1 Light Accent 2" w:uiPriority="46"/>
-    <w:lsdException w:name="List Table 2 Accent 2" w:uiPriority="47"/>
-    <w:lsdException w:name="List Table 3 Accent 2" w:uiPriority="48"/>
-    <w:lsdException w:name="List Table 4 Accent 2" w:uiPriority="49"/>
-    <w:lsdException w:name="List Table 5 Dark Accent 2" w:uiPriority="50"/>
-    <w:lsdException w:name="List Table 6 Colorful Accent 2" w:uiPriority="51"/>
-    <w:lsdException w:name="List Table 7 Colorful Accent 2" w:uiPriority="52"/>
-    <w:lsdException w:name="List Table 1 Light Accent 3" w:uiPriority="46"/>
-    <w:lsdException w:name="List Table 2 Accent 3" w:uiPriority="47"/>
-    <w:lsdException w:name="List Table 3 Accent 3" w:uiPriority="48"/>
-    <w:lsdException w:name="List Table 4 Accent 3" w:uiPriority="49"/>
-    <w:lsdException w:name="List Table 5 Dark Accent 3" w:uiPriority="50"/>
-    <w:lsdException w:name="List Table 6 Colorful Accent 3" w:uiPriority="51"/>
-    <w:lsdException w:name="List Table 7 Colorful Accent 3" w:uiPriority="52"/>
-    <w:lsdException w:name="List Table 1 Light Accent 4" w:uiPriority="46"/>
-    <w:lsdException w:name="List Table 2 Accent 4" w:uiPriority="47"/>
-    <w:lsdException w:name="List Table 3 Accent 4" w:uiPriority="48"/>
-    <w:lsdException w:name="List Table 4 Accent 4" w:uiPriority="49"/>
-    <w:lsdException w:name="List Table 5 Dark Accent 4" w:uiPriority="50"/>
-    <w:lsdException w:name="List Table 6 Colorful Accent 4" w:uiPriority="51"/>
-    <w:lsdException w:name="List Table 7 Colorful Accent 4" w:uiPriority="52"/>
-    <w:lsdException w:name="List Table 1 Light Accent 5" w:uiPriority="46"/>
-    <w:lsdException w:name="List Table 2 Accent 5" w:uiPriority="47"/>
-    <w:lsdException w:name="List Table 3 Accent 5" w:uiPriority="48"/>
-    <w:lsdException w:name="List Table 4 Accent 5" w:uiPriority="49"/>
-    <w:lsdException w:name="List Table 5 Dark Accent 5" w:uiPriority="50"/>
-    <w:lsdException w:name="List Table 6 Colorful Accent 5" w:uiPriority="51"/>
-    <w:lsdException w:name="List Table 7 Colorful Accent 5" w:uiPriority="52"/>
-    <w:lsdException w:name="List Table 1 Light Accent 6" w:uiPriority="46"/>
-    <w:lsdException w:name="List Table 2 Accent 6" w:uiPriority="47"/>
-    <w:lsdException w:name="List Table 3 Accent 6" w:uiPriority="48"/>
-    <w:lsdException w:name="List Table 4 Accent 6" w:uiPriority="49"/>
-    <w:lsdException w:name="List Table 5 Dark Accent 6" w:uiPriority="50"/>
-    <w:lsdException w:name="List Table 6 Colorful Accent 6" w:uiPriority="51"/>
-    <w:lsdException w:name="List Table 7 Colorful Accent 6" w:uiPriority="52"/>
-    <w:lsdException w:name="Mention" w:semiHidden="1" w:uiPriority="99" w:unhideWhenUsed="1"/>
-    <w:lsdException w:name="Smart Hyperlink" w:semiHidden="1" w:uiPriority="99" w:unhideWhenUsed="1"/>
-    <w:lsdException w:name="Hashtag" w:semiHidden="1" w:uiPriority="99" w:unhideWhenUsed="1"/>
-    <w:lsdException w:name="Unresolved Mention" w:semiHidden="1" w:uiPriority="99" w:unhideWhenUsed="1"/>
-    <w:lsdException w:name="Smart Link" w:semiHidden="1" w:uiPriority="99" w:unhideWhenUsed="1"/>
+  <w:latentStyles w:count="260" w:defQFormat="0" w:defUnhideWhenUsed="1" w:defSemiHidden="1" w:defUIPriority="99" w:defLockedState="0">
+    <w:lsdException w:qFormat="1" w:unhideWhenUsed="0" w:uiPriority="0" w:name="Normal"/>
+    <w:lsdException w:qFormat="1" w:unhideWhenUsed="0" w:uiPriority="0" w:semiHidden="0" w:name="heading 1"/>
+    <w:lsdException w:qFormat="1" w:uiPriority="0" w:name="heading 2"/>
+    <w:lsdException w:qFormat="1" w:uiPriority="0" w:name="heading 3"/>
+    <w:lsdException w:qFormat="1" w:uiPriority="0" w:name="heading 4"/>
+    <w:lsdException w:qFormat="1" w:uiPriority="0" w:name="heading 5"/>
+    <w:lsdException w:qFormat="1" w:uiPriority="0" w:name="heading 6"/>
+    <w:lsdException w:qFormat="1" w:uiPriority="0" w:name="heading 7"/>
+    <w:lsdException w:qFormat="1" w:uiPriority="0" w:name="heading 8"/>
+    <w:lsdException w:qFormat="1" w:uiPriority="0" w:name="heading 9"/>
+    <w:lsdException w:unhideWhenUsed="0" w:uiPriority="0" w:semiHidden="0" w:name="index 1"/>
+    <w:lsdException w:unhideWhenUsed="0" w:uiPriority="0" w:semiHidden="0" w:name="index 2"/>
+    <w:lsdException w:unhideWhenUsed="0" w:uiPriority="0" w:semiHidden="0" w:name="index 3"/>
+    <w:lsdException w:unhideWhenUsed="0" w:uiPriority="0" w:semiHidden="0" w:name="index 4"/>
+    <w:lsdException w:unhideWhenUsed="0" w:uiPriority="0" w:semiHidden="0" w:name="index 5"/>
+    <w:lsdException w:unhideWhenUsed="0" w:uiPriority="0" w:semiHidden="0" w:name="index 6"/>
+    <w:lsdException w:unhideWhenUsed="0" w:uiPriority="0" w:semiHidden="0" w:name="index 7"/>
+    <w:lsdException w:unhideWhenUsed="0" w:uiPriority="0" w:semiHidden="0" w:name="index 8"/>
+    <w:lsdException w:unhideWhenUsed="0" w:uiPriority="0" w:semiHidden="0" w:name="index 9"/>
+    <w:lsdException w:unhideWhenUsed="0" w:uiPriority="0" w:semiHidden="0" w:name="toc 1"/>
+    <w:lsdException w:unhideWhenUsed="0" w:uiPriority="0" w:semiHidden="0" w:name="toc 2"/>
+    <w:lsdException w:unhideWhenUsed="0" w:uiPriority="0" w:semiHidden="0" w:name="toc 3"/>
+    <w:lsdException w:unhideWhenUsed="0" w:uiPriority="0" w:semiHidden="0" w:name="toc 4"/>
+    <w:lsdException w:unhideWhenUsed="0" w:uiPriority="0" w:semiHidden="0" w:name="toc 5"/>
+    <w:lsdException w:unhideWhenUsed="0" w:uiPriority="0" w:semiHidden="0" w:name="toc 6"/>
+    <w:lsdException w:unhideWhenUsed="0" w:uiPriority="0" w:semiHidden="0" w:name="toc 7"/>
+    <w:lsdException w:unhideWhenUsed="0" w:uiPriority="0" w:semiHidden="0" w:name="toc 8"/>
+    <w:lsdException w:unhideWhenUsed="0" w:uiPriority="0" w:semiHidden="0" w:name="toc 9"/>
+    <w:lsdException w:unhideWhenUsed="0" w:uiPriority="0" w:semiHidden="0" w:name="Normal Indent"/>
+    <w:lsdException w:unhideWhenUsed="0" w:uiPriority="0" w:semiHidden="0" w:name="footnote text"/>
+    <w:lsdException w:unhideWhenUsed="0" w:uiPriority="0" w:semiHidden="0" w:name="annotation text"/>
+    <w:lsdException w:unhideWhenUsed="0" w:uiPriority="0" w:semiHidden="0" w:name="header"/>
+    <w:lsdException w:unhideWhenUsed="0" w:uiPriority="0" w:semiHidden="0" w:name="footer"/>
+    <w:lsdException w:unhideWhenUsed="0" w:uiPriority="0" w:semiHidden="0" w:name="index heading"/>
+    <w:lsdException w:qFormat="1" w:uiPriority="0" w:name="caption"/>
+    <w:lsdException w:qFormat="1" w:uiPriority="99" w:semiHidden="0" w:name="table of figures"/>
+    <w:lsdException w:unhideWhenUsed="0" w:uiPriority="0" w:semiHidden="0" w:name="envelope address"/>
+    <w:lsdException w:unhideWhenUsed="0" w:uiPriority="0" w:semiHidden="0" w:name="envelope return"/>
+    <w:lsdException w:unhideWhenUsed="0" w:uiPriority="0" w:semiHidden="0" w:name="footnote reference"/>
+    <w:lsdException w:unhideWhenUsed="0" w:uiPriority="0" w:semiHidden="0" w:name="annotation reference"/>
+    <w:lsdException w:unhideWhenUsed="0" w:uiPriority="0" w:semiHidden="0" w:name="line number"/>
+    <w:lsdException w:unhideWhenUsed="0" w:uiPriority="0" w:semiHidden="0" w:name="page number"/>
+    <w:lsdException w:unhideWhenUsed="0" w:uiPriority="0" w:semiHidden="0" w:name="endnote reference"/>
+    <w:lsdException w:unhideWhenUsed="0" w:uiPriority="0" w:semiHidden="0" w:name="endnote text"/>
+    <w:lsdException w:unhideWhenUsed="0" w:uiPriority="0" w:semiHidden="0" w:name="table of authorities"/>
+    <w:lsdException w:unhideWhenUsed="0" w:uiPriority="0" w:semiHidden="0" w:name="macro"/>
+    <w:lsdException w:unhideWhenUsed="0" w:uiPriority="0" w:semiHidden="0" w:name="toa heading"/>
+    <w:lsdException w:unhideWhenUsed="0" w:uiPriority="0" w:semiHidden="0" w:name="List"/>
+    <w:lsdException w:unhideWhenUsed="0" w:uiPriority="0" w:semiHidden="0" w:name="List Bullet"/>
+    <w:lsdException w:unhideWhenUsed="0" w:uiPriority="0" w:semiHidden="0" w:name="List Number"/>
+    <w:lsdException w:unhideWhenUsed="0" w:uiPriority="0" w:semiHidden="0" w:name="List 2"/>
+    <w:lsdException w:unhideWhenUsed="0" w:uiPriority="0" w:semiHidden="0" w:name="List 3"/>
+    <w:lsdException w:unhideWhenUsed="0" w:uiPriority="0" w:semiHidden="0" w:name="List 4"/>
+    <w:lsdException w:unhideWhenUsed="0" w:uiPriority="0" w:semiHidden="0" w:name="List 5"/>
+    <w:lsdException w:unhideWhenUsed="0" w:uiPriority="0" w:semiHidden="0" w:name="List Bullet 2"/>
+    <w:lsdException w:unhideWhenUsed="0" w:uiPriority="0" w:semiHidden="0" w:name="List Bullet 3"/>
+    <w:lsdException w:unhideWhenUsed="0" w:uiPriority="0" w:semiHidden="0" w:name="List Bullet 4"/>
+    <w:lsdException w:unhideWhenUsed="0" w:uiPriority="0" w:semiHidden="0" w:name="List Bullet 5"/>
+    <w:lsdException w:unhideWhenUsed="0" w:uiPriority="0" w:semiHidden="0" w:name="List Number 2"/>
+    <w:lsdException w:unhideWhenUsed="0" w:uiPriority="0" w:semiHidden="0" w:name="List Number 3"/>
+    <w:lsdException w:unhideWhenUsed="0" w:uiPriority="0" w:semiHidden="0" w:name="List Number 4"/>
+    <w:lsdException w:unhideWhenUsed="0" w:uiPriority="0" w:semiHidden="0" w:name="List Number 5"/>
+    <w:lsdException w:qFormat="1" w:unhideWhenUsed="0" w:uiPriority="0" w:semiHidden="0" w:name="Title"/>
+    <w:lsdException w:unhideWhenUsed="0" w:uiPriority="0" w:semiHidden="0" w:name="Closing"/>
+    <w:lsdException w:unhideWhenUsed="0" w:uiPriority="0" w:semiHidden="0" w:name="Signature"/>
+    <w:lsdException w:qFormat="1" w:unhideWhenUsed="0" w:uiPriority="0" w:name="Default Paragraph Font"/>
+    <w:lsdException w:unhideWhenUsed="0" w:uiPriority="0" w:semiHidden="0" w:name="Body Text"/>
+    <w:lsdException w:unhideWhenUsed="0" w:uiPriority="0" w:semiHidden="0" w:name="Body Text Indent"/>
+    <w:lsdException w:unhideWhenUsed="0" w:uiPriority="0" w:semiHidden="0" w:name="List Continue"/>
+    <w:lsdException w:unhideWhenUsed="0" w:uiPriority="0" w:semiHidden="0" w:name="List Continue 2"/>
+    <w:lsdException w:unhideWhenUsed="0" w:uiPriority="0" w:semiHidden="0" w:name="List Continue 3"/>
+    <w:lsdException w:unhideWhenUsed="0" w:uiPriority="0" w:semiHidden="0" w:name="List Continue 4"/>
+    <w:lsdException w:unhideWhenUsed="0" w:uiPriority="0" w:semiHidden="0" w:name="List Continue 5"/>
+    <w:lsdException w:unhideWhenUsed="0" w:uiPriority="0" w:semiHidden="0" w:name="Message Header"/>
+    <w:lsdException w:qFormat="1" w:unhideWhenUsed="0" w:uiPriority="0" w:semiHidden="0" w:name="Subtitle"/>
+    <w:lsdException w:unhideWhenUsed="0" w:uiPriority="0" w:semiHidden="0" w:name="Salutation"/>
+    <w:lsdException w:unhideWhenUsed="0" w:uiPriority="0" w:semiHidden="0" w:name="Date"/>
+    <w:lsdException w:unhideWhenUsed="0" w:uiPriority="0" w:semiHidden="0" w:name="Body Text First Indent"/>
+    <w:lsdException w:unhideWhenUsed="0" w:uiPriority="0" w:semiHidden="0" w:name="Body Text First Indent 2"/>
+    <w:lsdException w:unhideWhenUsed="0" w:uiPriority="0" w:semiHidden="0" w:name="Note Heading"/>
+    <w:lsdException w:unhideWhenUsed="0" w:uiPriority="0" w:semiHidden="0" w:name="Body Text 2"/>
+    <w:lsdException w:unhideWhenUsed="0" w:uiPriority="0" w:semiHidden="0" w:name="Body Text 3"/>
+    <w:lsdException w:unhideWhenUsed="0" w:uiPriority="0" w:semiHidden="0" w:name="Body Text Indent 2"/>
+    <w:lsdException w:unhideWhenUsed="0" w:uiPriority="0" w:semiHidden="0" w:name="Body Text Indent 3"/>
+    <w:lsdException w:unhideWhenUsed="0" w:uiPriority="0" w:semiHidden="0" w:name="Block Text"/>
+    <w:lsdException w:unhideWhenUsed="0" w:uiPriority="0" w:semiHidden="0" w:name="Hyperlink"/>
+    <w:lsdException w:unhideWhenUsed="0" w:uiPriority="0" w:semiHidden="0" w:name="FollowedHyperlink"/>
+    <w:lsdException w:qFormat="1" w:unhideWhenUsed="0" w:uiPriority="0" w:semiHidden="0" w:name="Strong"/>
+    <w:lsdException w:qFormat="1" w:unhideWhenUsed="0" w:uiPriority="0" w:semiHidden="0" w:name="Emphasis"/>
+    <w:lsdException w:unhideWhenUsed="0" w:uiPriority="0" w:semiHidden="0" w:name="Document Map"/>
+    <w:lsdException w:unhideWhenUsed="0" w:uiPriority="0" w:semiHidden="0" w:name="Plain Text"/>
+    <w:lsdException w:unhideWhenUsed="0" w:uiPriority="0" w:semiHidden="0" w:name="E-mail Signature"/>
+    <w:lsdException w:unhideWhenUsed="0" w:uiPriority="0" w:semiHidden="0" w:name="Normal (Web)"/>
+    <w:lsdException w:unhideWhenUsed="0" w:uiPriority="0" w:semiHidden="0" w:name="HTML Acronym"/>
+    <w:lsdException w:unhideWhenUsed="0" w:uiPriority="0" w:semiHidden="0" w:name="HTML Address"/>
+    <w:lsdException w:unhideWhenUsed="0" w:uiPriority="0" w:semiHidden="0" w:name="HTML Cite"/>
+    <w:lsdException w:unhideWhenUsed="0" w:uiPriority="0" w:semiHidden="0" w:name="HTML Code"/>
+    <w:lsdException w:unhideWhenUsed="0" w:uiPriority="0" w:semiHidden="0" w:name="HTML Definition"/>
+    <w:lsdException w:unhideWhenUsed="0" w:uiPriority="0" w:semiHidden="0" w:name="HTML Keyboard"/>
+    <w:lsdException w:unhideWhenUsed="0" w:uiPriority="0" w:semiHidden="0" w:name="HTML Preformatted"/>
+    <w:lsdException w:unhideWhenUsed="0" w:uiPriority="0" w:semiHidden="0" w:name="HTML Sample"/>
+    <w:lsdException w:unhideWhenUsed="0" w:uiPriority="0" w:semiHidden="0" w:name="HTML Typewriter"/>
+    <w:lsdException w:unhideWhenUsed="0" w:uiPriority="0" w:semiHidden="0" w:name="HTML Variable"/>
+    <w:lsdException w:qFormat="1" w:unhideWhenUsed="0" w:uiPriority="0" w:name="Normal Table"/>
+    <w:lsdException w:unhideWhenUsed="0" w:uiPriority="0" w:semiHidden="0" w:name="annotation subject"/>
+    <w:lsdException w:unhideWhenUsed="0" w:uiPriority="0" w:semiHidden="0" w:name="Table Simple 1"/>
+    <w:lsdException w:unhideWhenUsed="0" w:uiPriority="0" w:semiHidden="0" w:name="Table Simple 2"/>
+    <w:lsdException w:unhideWhenUsed="0" w:uiPriority="0" w:semiHidden="0" w:name="Table Simple 3"/>
+    <w:lsdException w:unhideWhenUsed="0" w:uiPriority="0" w:semiHidden="0" w:name="Table Classic 1"/>
+    <w:lsdException w:unhideWhenUsed="0" w:uiPriority="0" w:semiHidden="0" w:name="Table Classic 2"/>
+    <w:lsdException w:unhideWhenUsed="0" w:uiPriority="0" w:semiHidden="0" w:name="Table Classic 3"/>
+    <w:lsdException w:unhideWhenUsed="0" w:uiPriority="0" w:semiHidden="0" w:name="Table Classic 4"/>
+    <w:lsdException w:unhideWhenUsed="0" w:uiPriority="0" w:semiHidden="0" w:name="Table Colorful 1"/>
+    <w:lsdException w:unhideWhenUsed="0" w:uiPriority="0" w:semiHidden="0" w:name="Table Colorful 2"/>
+    <w:lsdException w:unhideWhenUsed="0" w:uiPriority="0" w:semiHidden="0" w:name="Table Colorful 3"/>
+    <w:lsdException w:unhideWhenUsed="0" w:uiPriority="0" w:semiHidden="0" w:name="Table Columns 1"/>
+    <w:lsdException w:unhideWhenUsed="0" w:uiPriority="0" w:semiHidden="0" w:name="Table Columns 2"/>
+    <w:lsdException w:unhideWhenUsed="0" w:uiPriority="0" w:semiHidden="0" w:name="Table Columns 3"/>
+    <w:lsdException w:unhideWhenUsed="0" w:uiPriority="0" w:semiHidden="0" w:name="Table Columns 4"/>
+    <w:lsdException w:unhideWhenUsed="0" w:uiPriority="0" w:semiHidden="0" w:name="Table Columns 5"/>
+    <w:lsdException w:unhideWhenUsed="0" w:uiPriority="0" w:semiHidden="0" w:name="Table Grid 1"/>
+    <w:lsdException w:unhideWhenUsed="0" w:uiPriority="0" w:semiHidden="0" w:name="Table Grid 2"/>
+    <w:lsdException w:unhideWhenUsed="0" w:uiPriority="0" w:semiHidden="0" w:name="Table Grid 3"/>
+    <w:lsdException w:unhideWhenUsed="0" w:uiPriority="0" w:semiHidden="0" w:name="Table Grid 4"/>
+    <w:lsdException w:unhideWhenUsed="0" w:uiPriority="0" w:semiHidden="0" w:name="Table Grid 5"/>
+    <w:lsdException w:unhideWhenUsed="0" w:uiPriority="0" w:semiHidden="0" w:name="Table Grid 6"/>
+    <w:lsdException w:unhideWhenUsed="0" w:uiPriority="0" w:semiHidden="0" w:name="Table Grid 7"/>
+    <w:lsdException w:unhideWhenUsed="0" w:uiPriority="0" w:semiHidden="0" w:name="Table Grid 8"/>
+    <w:lsdException w:unhideWhenUsed="0" w:uiPriority="0" w:semiHidden="0" w:name="Table List 1"/>
+    <w:lsdException w:unhideWhenUsed="0" w:uiPriority="0" w:semiHidden="0" w:name="Table List 2"/>
+    <w:lsdException w:unhideWhenUsed="0" w:uiPriority="0" w:semiHidden="0" w:name="Table List 3"/>
+    <w:lsdException w:unhideWhenUsed="0" w:uiPriority="0" w:semiHidden="0" w:name="Table List 4"/>
+    <w:lsdException w:unhideWhenUsed="0" w:uiPriority="0" w:semiHidden="0" w:name="Table List 5"/>
+    <w:lsdException w:unhideWhenUsed="0" w:uiPriority="0" w:semiHidden="0" w:name="Table List 6"/>
+    <w:lsdException w:unhideWhenUsed="0" w:uiPriority="0" w:semiHidden="0" w:name="Table List 7"/>
+    <w:lsdException w:unhideWhenUsed="0" w:uiPriority="0" w:semiHidden="0" w:name="Table List 8"/>
+    <w:lsdException w:unhideWhenUsed="0" w:uiPriority="0" w:semiHidden="0" w:name="Table 3D effects 1"/>
+    <w:lsdException w:unhideWhenUsed="0" w:uiPriority="0" w:semiHidden="0" w:name="Table 3D effects 2"/>
+    <w:lsdException w:unhideWhenUsed="0" w:uiPriority="0" w:semiHidden="0" w:name="Table 3D effects 3"/>
+    <w:lsdException w:unhideWhenUsed="0" w:uiPriority="0" w:semiHidden="0" w:name="Table Contemporary"/>
+    <w:lsdException w:unhideWhenUsed="0" w:uiPriority="0" w:semiHidden="0" w:name="Table Elegant"/>
+    <w:lsdException w:unhideWhenUsed="0" w:uiPriority="0" w:semiHidden="0" w:name="Table Professional"/>
+    <w:lsdException w:unhideWhenUsed="0" w:uiPriority="0" w:semiHidden="0" w:name="Table Subtle 1"/>
+    <w:lsdException w:unhideWhenUsed="0" w:uiPriority="0" w:semiHidden="0" w:name="Table Subtle 2"/>
+    <w:lsdException w:unhideWhenUsed="0" w:uiPriority="0" w:semiHidden="0" w:name="Table Web 1"/>
+    <w:lsdException w:unhideWhenUsed="0" w:uiPriority="0" w:semiHidden="0" w:name="Table Web 2"/>
+    <w:lsdException w:unhideWhenUsed="0" w:uiPriority="0" w:semiHidden="0" w:name="Table Web 3"/>
+    <w:lsdException w:unhideWhenUsed="0" w:uiPriority="0" w:semiHidden="0" w:name="Balloon Text"/>
+    <w:lsdException w:unhideWhenUsed="0" w:uiPriority="0" w:semiHidden="0" w:name="Table Grid"/>
+    <w:lsdException w:unhideWhenUsed="0" w:uiPriority="0" w:semiHidden="0" w:name="Table Theme"/>
+    <w:lsdException w:unhideWhenUsed="0" w:uiPriority="60" w:semiHidden="0" w:name="Light Shading"/>
+    <w:lsdException w:unhideWhenUsed="0" w:uiPriority="61" w:semiHidden="0" w:name="Light List"/>
+    <w:lsdException w:unhideWhenUsed="0" w:uiPriority="62" w:semiHidden="0" w:name="Light Grid"/>
+    <w:lsdException w:unhideWhenUsed="0" w:uiPriority="63" w:semiHidden="0" w:name="Medium Shading 1"/>
+    <w:lsdException w:unhideWhenUsed="0" w:uiPriority="64" w:semiHidden="0" w:name="Medium Shading 2"/>
+    <w:lsdException w:unhideWhenUsed="0" w:uiPriority="65" w:semiHidden="0" w:name="Medium List 1"/>
+    <w:lsdException w:unhideWhenUsed="0" w:uiPriority="66" w:semiHidden="0" w:name="Medium List 2"/>
+    <w:lsdException w:unhideWhenUsed="0" w:uiPriority="67" w:semiHidden="0" w:name="Medium Grid 1"/>
+    <w:lsdException w:unhideWhenUsed="0" w:uiPriority="68" w:semiHidden="0" w:name="Medium Grid 2"/>
+    <w:lsdException w:unhideWhenUsed="0" w:uiPriority="69" w:semiHidden="0" w:name="Medium Grid 3"/>
+    <w:lsdException w:unhideWhenUsed="0" w:uiPriority="70" w:semiHidden="0" w:name="Dark List"/>
+    <w:lsdException w:unhideWhenUsed="0" w:uiPriority="71" w:semiHidden="0" w:name="Colorful Shading"/>
+    <w:lsdException w:unhideWhenUsed="0" w:uiPriority="72" w:semiHidden="0" w:name="Colorful List"/>
+    <w:lsdException w:unhideWhenUsed="0" w:uiPriority="73" w:semiHidden="0" w:name="Colorful Grid"/>
+    <w:lsdException w:unhideWhenUsed="0" w:uiPriority="60" w:semiHidden="0" w:name="Light Shading Accent 1"/>
+    <w:lsdException w:unhideWhenUsed="0" w:uiPriority="61" w:semiHidden="0" w:name="Light List Accent 1"/>
+    <w:lsdException w:unhideWhenUsed="0" w:uiPriority="62" w:semiHidden="0" w:name="Light Grid Accent 1"/>
+    <w:lsdException w:unhideWhenUsed="0" w:uiPriority="63" w:semiHidden="0" w:name="Medium Shading 1 Accent 1"/>
+    <w:lsdException w:unhideWhenUsed="0" w:uiPriority="64" w:semiHidden="0" w:name="Medium Shading 2 Accent 1"/>
+    <w:lsdException w:unhideWhenUsed="0" w:uiPriority="65" w:semiHidden="0" w:name="Medium List 1 Accent 1"/>
+    <w:lsdException w:unhideWhenUsed="0" w:uiPriority="66" w:semiHidden="0" w:name="Medium List 2 Accent 1"/>
+    <w:lsdException w:unhideWhenUsed="0" w:uiPriority="67" w:semiHidden="0" w:name="Medium Grid 1 Accent 1"/>
+    <w:lsdException w:unhideWhenUsed="0" w:uiPriority="68" w:semiHidden="0" w:name="Medium Grid 2 Accent 1"/>
+    <w:lsdException w:unhideWhenUsed="0" w:uiPriority="69" w:semiHidden="0" w:name="Medium Grid 3 Accent 1"/>
+    <w:lsdException w:unhideWhenUsed="0" w:uiPriority="70" w:semiHidden="0" w:name="Dark List Accent 1"/>
+    <w:lsdException w:unhideWhenUsed="0" w:uiPriority="71" w:semiHidden="0" w:name="Colorful Shading Accent 1"/>
+    <w:lsdException w:unhideWhenUsed="0" w:uiPriority="72" w:semiHidden="0" w:name="Colorful List Accent 1"/>
+    <w:lsdException w:unhideWhenUsed="0" w:uiPriority="73" w:semiHidden="0" w:name="Colorful Grid Accent 1"/>
+    <w:lsdException w:unhideWhenUsed="0" w:uiPriority="60" w:semiHidden="0" w:name="Light Shading Accent 2"/>
+    <w:lsdException w:unhideWhenUsed="0" w:uiPriority="61" w:semiHidden="0" w:name="Light List Accent 2"/>
+    <w:lsdException w:unhideWhenUsed="0" w:uiPriority="62" w:semiHidden="0" w:name="Light Grid Accent 2"/>
+    <w:lsdException w:unhideWhenUsed="0" w:uiPriority="63" w:semiHidden="0" w:name="Medium Shading 1 Accent 2"/>
+    <w:lsdException w:unhideWhenUsed="0" w:uiPriority="64" w:semiHidden="0" w:name="Medium Shading 2 Accent 2"/>
+    <w:lsdException w:unhideWhenUsed="0" w:uiPriority="65" w:semiHidden="0" w:name="Medium List 1 Accent 2"/>
+    <w:lsdException w:unhideWhenUsed="0" w:uiPriority="66" w:semiHidden="0" w:name="Medium List 2 Accent 2"/>
+    <w:lsdException w:unhideWhenUsed="0" w:uiPriority="67" w:semiHidden="0" w:name="Medium Grid 1 Accent 2"/>
+    <w:lsdException w:unhideWhenUsed="0" w:uiPriority="68" w:semiHidden="0" w:name="Medium Grid 2 Accent 2"/>
+    <w:lsdException w:unhideWhenUsed="0" w:uiPriority="69" w:semiHidden="0" w:name="Medium Grid 3 Accent 2"/>
+    <w:lsdException w:unhideWhenUsed="0" w:uiPriority="70" w:semiHidden="0" w:name="Dark List Accent 2"/>
+    <w:lsdException w:unhideWhenUsed="0" w:uiPriority="71" w:semiHidden="0" w:name="Colorful Shading Accent 2"/>
+    <w:lsdException w:unhideWhenUsed="0" w:uiPriority="72" w:semiHidden="0" w:name="Colorful List Accent 2"/>
+    <w:lsdException w:unhideWhenUsed="0" w:uiPriority="73" w:semiHidden="0" w:name="Colorful Grid Accent 2"/>
+    <w:lsdException w:unhideWhenUsed="0" w:uiPriority="60" w:semiHidden="0" w:name="Light Shading Accent 3"/>
+    <w:lsdException w:unhideWhenUsed="0" w:uiPriority="61" w:semiHidden="0" w:name="Light List Accent 3"/>
+    <w:lsdException w:unhideWhenUsed="0" w:uiPriority="62" w:semiHidden="0" w:name="Light Grid Accent 3"/>
+    <w:lsdException w:unhideWhenUsed="0" w:uiPriority="63" w:semiHidden="0" w:name="Medium Shading 1 Accent 3"/>
+    <w:lsdException w:unhideWhenUsed="0" w:uiPriority="64" w:semiHidden="0" w:name="Medium Shading 2 Accent 3"/>
+    <w:lsdException w:unhideWhenUsed="0" w:uiPriority="65" w:semiHidden="0" w:name="Medium List 1 Accent 3"/>
+    <w:lsdException w:unhideWhenUsed="0" w:uiPriority="66" w:semiHidden="0" w:name="Medium List 2 Accent 3"/>
+    <w:lsdException w:unhideWhenUsed="0" w:uiPriority="67" w:semiHidden="0" w:name="Medium Grid 1 Accent 3"/>
+    <w:lsdException w:unhideWhenUsed="0" w:uiPriority="68" w:semiHidden="0" w:name="Medium Grid 2 Accent 3"/>
+    <w:lsdException w:unhideWhenUsed="0" w:uiPriority="69" w:semiHidden="0" w:name="Medium Grid 3 Accent 3"/>
+    <w:lsdException w:unhideWhenUsed="0" w:uiPriority="70" w:semiHidden="0" w:name="Dark List Accent 3"/>
+    <w:lsdException w:unhideWhenUsed="0" w:uiPriority="71" w:semiHidden="0" w:name="Colorful Shading Accent 3"/>
+    <w:lsdException w:unhideWhenUsed="0" w:uiPriority="72" w:semiHidden="0" w:name="Colorful List Accent 3"/>
+    <w:lsdException w:unhideWhenUsed="0" w:uiPriority="73" w:semiHidden="0" w:name="Colorful Grid Accent 3"/>
+    <w:lsdException w:unhideWhenUsed="0" w:uiPriority="60" w:semiHidden="0" w:name="Light Shading Accent 4"/>
+    <w:lsdException w:unhideWhenUsed="0" w:uiPriority="61" w:semiHidden="0" w:name="Light List Accent 4"/>
+    <w:lsdException w:unhideWhenUsed="0" w:uiPriority="62" w:semiHidden="0" w:name="Light Grid Accent 4"/>
+    <w:lsdException w:unhideWhenUsed="0" w:uiPriority="63" w:semiHidden="0" w:name="Medium Shading 1 Accent 4"/>
+    <w:lsdException w:unhideWhenUsed="0" w:uiPriority="64" w:semiHidden="0" w:name="Medium Shading 2 Accent 4"/>
+    <w:lsdException w:unhideWhenUsed="0" w:uiPriority="65" w:semiHidden="0" w:name="Medium List 1 Accent 4"/>
+    <w:lsdException w:unhideWhenUsed="0" w:uiPriority="66" w:semiHidden="0" w:name="Medium List 2 Accent 4"/>
+    <w:lsdException w:unhideWhenUsed="0" w:uiPriority="67" w:semiHidden="0" w:name="Medium Grid 1 Accent 4"/>
+    <w:lsdException w:unhideWhenUsed="0" w:uiPriority="68" w:semiHidden="0" w:name="Medium Grid 2 Accent 4"/>
+    <w:lsdException w:unhideWhenUsed="0" w:uiPriority="69" w:semiHidden="0" w:name="Medium Grid 3 Accent 4"/>
+    <w:lsdException w:unhideWhenUsed="0" w:uiPriority="70" w:semiHidden="0" w:name="Dark List Accent 4"/>
+    <w:lsdException w:unhideWhenUsed="0" w:uiPriority="71" w:semiHidden="0" w:name="Colorful Shading Accent 4"/>
+    <w:lsdException w:unhideWhenUsed="0" w:uiPriority="72" w:semiHidden="0" w:name="Colorful List Accent 4"/>
+    <w:lsdException w:unhideWhenUsed="0" w:uiPriority="73" w:semiHidden="0" w:name="Colorful Grid Accent 4"/>
+    <w:lsdException w:unhideWhenUsed="0" w:uiPriority="60" w:semiHidden="0" w:name="Light Shading Accent 5"/>
+    <w:lsdException w:unhideWhenUsed="0" w:uiPriority="61" w:semiHidden="0" w:name="Light List Accent 5"/>
+    <w:lsdException w:unhideWhenUsed="0" w:uiPriority="62" w:semiHidden="0" w:name="Light Grid Accent 5"/>
+    <w:lsdException w:unhideWhenUsed="0" w:uiPriority="63" w:semiHidden="0" w:name="Medium Shading 1 Accent 5"/>
+    <w:lsdException w:unhideWhenUsed="0" w:uiPriority="64" w:semiHidden="0" w:name="Medium Shading 2 Accent 5"/>
+    <w:lsdException w:unhideWhenUsed="0" w:uiPriority="65" w:semiHidden="0" w:name="Medium List 1 Accent 5"/>
+    <w:lsdException w:unhideWhenUsed="0" w:uiPriority="66" w:semiHidden="0" w:name="Medium List 2 Accent 5"/>
+    <w:lsdException w:unhideWhenUsed="0" w:uiPriority="67" w:semiHidden="0" w:name="Medium Grid 1 Accent 5"/>
+    <w:lsdException w:unhideWhenUsed="0" w:uiPriority="68" w:semiHidden="0" w:name="Medium Grid 2 Accent 5"/>
+    <w:lsdException w:unhideWhenUsed="0" w:uiPriority="69" w:semiHidden="0" w:name="Medium Grid 3 Accent 5"/>
+    <w:lsdException w:unhideWhenUsed="0" w:uiPriority="70" w:semiHidden="0" w:name="Dark List Accent 5"/>
+    <w:lsdException w:unhideWhenUsed="0" w:uiPriority="71" w:semiHidden="0" w:name="Colorful Shading Accent 5"/>
+    <w:lsdException w:unhideWhenUsed="0" w:uiPriority="72" w:semiHidden="0" w:name="Colorful List Accent 5"/>
+    <w:lsdException w:unhideWhenUsed="0" w:uiPriority="73" w:semiHidden="0" w:name="Colorful Grid Accent 5"/>
+    <w:lsdException w:unhideWhenUsed="0" w:uiPriority="60" w:semiHidden="0" w:name="Light Shading Accent 6"/>
+    <w:lsdException w:unhideWhenUsed="0" w:uiPriority="61" w:semiHidden="0" w:name="Light List Accent 6"/>
+    <w:lsdException w:unhideWhenUsed="0" w:uiPriority="62" w:semiHidden="0" w:name="Light Grid Accent 6"/>
+    <w:lsdException w:unhideWhenUsed="0" w:uiPriority="63" w:semiHidden="0" w:name="Medium Shading 1 Accent 6"/>
+    <w:lsdException w:unhideWhenUsed="0" w:uiPriority="64" w:semiHidden="0" w:name="Medium Shading 2 Accent 6"/>
+    <w:lsdException w:unhideWhenUsed="0" w:uiPriority="65" w:semiHidden="0" w:name="Medium List 1 Accent 6"/>
+    <w:lsdException w:unhideWhenUsed="0" w:uiPriority="66" w:semiHidden="0" w:name="Medium List 2 Accent 6"/>
+    <w:lsdException w:unhideWhenUsed="0" w:uiPriority="67" w:semiHidden="0" w:name="Medium Grid 1 Accent 6"/>
+    <w:lsdException w:unhideWhenUsed="0" w:uiPriority="68" w:semiHidden="0" w:name="Medium Grid 2 Accent 6"/>
+    <w:lsdException w:unhideWhenUsed="0" w:uiPriority="69" w:semiHidden="0" w:name="Medium Grid 3 Accent 6"/>
+    <w:lsdException w:unhideWhenUsed="0" w:uiPriority="70" w:semiHidden="0" w:name="Dark List Accent 6"/>
+    <w:lsdException w:unhideWhenUsed="0" w:uiPriority="71" w:semiHidden="0" w:name="Colorful Shading Accent 6"/>
+    <w:lsdException w:unhideWhenUsed="0" w:uiPriority="72" w:semiHidden="0" w:name="Colorful List Accent 6"/>
+    <w:lsdException w:unhideWhenUsed="0" w:uiPriority="73" w:semiHidden="0" w:name="Colorful Grid Accent 6"/>
   </w:latentStyles>
-  <w:style w:type="paragraph" w:default="1" w:styleId="a">
+  <w:style w:type="paragraph" w:default="1" w:styleId="1">
     <w:name w:val="Normal"/>
-    <w:next w:val="a0"/>
+    <w:next w:val="2"/>
     <w:semiHidden/>
     <w:qFormat/>
+    <w:uiPriority w:val="0"/>
     <w:pPr>
       <w:kinsoku w:val="0"/>
       <w:autoSpaceDE w:val="0"/>
       <w:autoSpaceDN w:val="0"/>
       <w:adjustRightInd w:val="0"/>
       <w:snapToGrid w:val="0"/>
+      <w:spacing w:line="240" w:lineRule="auto"/>
+      <w:jc w:val="left"/>
       <w:textAlignment w:val="baseline"/>
     </w:pPr>
     <w:rPr>
-      <w:rFonts w:ascii="Arial" w:eastAsia="Arial" w:hAnsi="Arial" w:cs="Arial"/>
+      <w:rFonts w:ascii="Arial" w:hAnsi="Arial" w:eastAsia="Arial" w:cs="Arial"/>
       <w:snapToGrid w:val="0"/>
       <w:color w:val="000000"/>
+      <w:kern w:val="0"/>
       <w:sz w:val="21"/>
       <w:szCs w:val="21"/>
     </w:rPr>
   </w:style>
-  <w:style w:type="character" w:default="1" w:styleId="a1">
+  <w:style w:type="character" w:default="1" w:styleId="4">
     <w:name w:val="Default Paragraph Font"/>
-    <w:uiPriority w:val="1"/>
     <w:semiHidden/>
-    <w:unhideWhenUsed/>
+    <w:qFormat/>
+    <w:uiPriority w:val="0"/>
   </w:style>
-  <w:style w:type="table" w:default="1" w:styleId="a2">
+  <w:style w:type="table" w:default="1" w:styleId="3">
     <w:name w:val="Normal Table"/>
-    <w:uiPriority w:val="99"/>
+    <w:autoRedefine/>
     <w:semiHidden/>
-    <w:unhideWhenUsed/>
+    <w:qFormat/>
+    <w:uiPriority w:val="0"/>
     <w:tblPr>
-      <w:tblInd w:w="0" w:type="dxa"/>
       <w:tblCellMar>
         <w:top w:w="0" w:type="dxa"/>
         <w:left w:w="108" w:type="dxa"/>
@@ -2056,28 +2395,23 @@
       </w:tblCellMar>
     </w:tblPr>
   </w:style>
-  <w:style w:type="numbering" w:default="1" w:styleId="a3">
-    <w:name w:val="No List"/>
-    <w:uiPriority w:val="99"/>
-    <w:semiHidden/>
-    <w:unhideWhenUsed/>
-  </w:style>
-  <w:style w:type="paragraph" w:styleId="a0">
+  <w:style w:type="paragraph" w:styleId="2">
     <w:name w:val="table of figures"/>
-    <w:basedOn w:val="a"/>
-    <w:next w:val="a"/>
-    <w:uiPriority w:val="99"/>
+    <w:basedOn w:val="1"/>
+    <w:next w:val="1"/>
     <w:unhideWhenUsed/>
     <w:qFormat/>
+    <w:uiPriority w:val="99"/>
     <w:pPr>
-      <w:ind w:leftChars="200" w:left="200" w:hangingChars="200" w:hanging="200"/>
+      <w:ind w:left="200" w:leftChars="200" w:hanging="200" w:hangingChars="200"/>
     </w:pPr>
   </w:style>
-  <w:style w:type="table" w:customStyle="1" w:styleId="TableNormal">
+  <w:style w:type="table" w:customStyle="1" w:styleId="5">
     <w:name w:val="Table Normal"/>
     <w:semiHidden/>
     <w:unhideWhenUsed/>
     <w:qFormat/>
+    <w:uiPriority w:val="0"/>
     <w:tblPr>
       <w:tblCellMar>
         <w:top w:w="0" w:type="dxa"/>
@@ -2086,65 +2420,6 @@
         <w:right w:w="0" w:type="dxa"/>
       </w:tblCellMar>
     </w:tblPr>
-  </w:style>
-  <w:style w:type="paragraph" w:styleId="a4">
-    <w:name w:val="header"/>
-    <w:basedOn w:val="a"/>
-    <w:link w:val="a5"/>
-    <w:rsid w:val="002B2420"/>
-    <w:pPr>
-      <w:tabs>
-        <w:tab w:val="center" w:pos="4153"/>
-        <w:tab w:val="right" w:pos="8306"/>
-      </w:tabs>
-      <w:jc w:val="center"/>
-    </w:pPr>
-    <w:rPr>
-      <w:sz w:val="18"/>
-      <w:szCs w:val="18"/>
-    </w:rPr>
-  </w:style>
-  <w:style w:type="character" w:customStyle="1" w:styleId="a5">
-    <w:name w:val="页眉 字符"/>
-    <w:basedOn w:val="a1"/>
-    <w:link w:val="a4"/>
-    <w:rsid w:val="002B2420"/>
-    <w:rPr>
-      <w:rFonts w:ascii="Arial" w:eastAsia="Arial" w:hAnsi="Arial" w:cs="Arial"/>
-      <w:snapToGrid w:val="0"/>
-      <w:color w:val="000000"/>
-      <w:sz w:val="18"/>
-      <w:szCs w:val="18"/>
-    </w:rPr>
-  </w:style>
-  <w:style w:type="paragraph" w:styleId="a6">
-    <w:name w:val="footer"/>
-    <w:basedOn w:val="a"/>
-    <w:link w:val="a7"/>
-    <w:rsid w:val="002B2420"/>
-    <w:pPr>
-      <w:tabs>
-        <w:tab w:val="center" w:pos="4153"/>
-        <w:tab w:val="right" w:pos="8306"/>
-      </w:tabs>
-    </w:pPr>
-    <w:rPr>
-      <w:sz w:val="18"/>
-      <w:szCs w:val="18"/>
-    </w:rPr>
-  </w:style>
-  <w:style w:type="character" w:customStyle="1" w:styleId="a7">
-    <w:name w:val="页脚 字符"/>
-    <w:basedOn w:val="a1"/>
-    <w:link w:val="a6"/>
-    <w:rsid w:val="002B2420"/>
-    <w:rPr>
-      <w:rFonts w:ascii="Arial" w:eastAsia="Arial" w:hAnsi="Arial" w:cs="Arial"/>
-      <w:snapToGrid w:val="0"/>
-      <w:color w:val="000000"/>
-      <w:sz w:val="18"/>
-      <w:szCs w:val="18"/>
-    </w:rPr>
   </w:style>
 </w:styles>
 </file>
@@ -2430,7 +2705,6 @@
     </a:fmtScheme>
   </a:themeElements>
   <a:objectDefaults/>
-  <a:extraClrSchemeLst/>
 </a:theme>
 </file>
 

--- a/templates/2.docx
+++ b/templates/2.docx
@@ -1,35 +1,35 @@
 
 <file path=word/document.xml><?xml version="1.0" encoding="utf-8"?>
-<w:document xmlns:wpc="http://schemas.microsoft.com/office/word/2010/wordprocessingCanvas" xmlns:cx="http://schemas.microsoft.com/office/drawing/2014/chartex" xmlns:cx1="http://schemas.microsoft.com/office/drawing/2015/9/8/chartex" xmlns:cx2="http://schemas.microsoft.com/office/drawing/2015/10/21/chartex" xmlns:cx3="http://schemas.microsoft.com/office/drawing/2016/5/9/chartex" xmlns:cx4="http://schemas.microsoft.com/office/drawing/2016/5/10/chartex" xmlns:cx5="http://schemas.microsoft.com/office/drawing/2016/5/11/chartex" xmlns:cx6="http://schemas.microsoft.com/office/drawing/2016/5/12/chartex" xmlns:cx7="http://schemas.microsoft.com/office/drawing/2016/5/13/chartex" xmlns:cx8="http://schemas.microsoft.com/office/drawing/2016/5/14/chartex" xmlns:mc="http://schemas.openxmlformats.org/markup-compatibility/2006" xmlns:aink="http://schemas.microsoft.com/office/drawing/2016/ink" xmlns:am3d="http://schemas.microsoft.com/office/drawing/2017/model3d" xmlns:o="urn:schemas-microsoft-com:office:office" xmlns:oel="http://schemas.microsoft.com/office/2019/extlst" xmlns:r="http://schemas.openxmlformats.org/officeDocument/2006/relationships" xmlns:m="http://schemas.openxmlformats.org/officeDocument/2006/math" xmlns:v="urn:schemas-microsoft-com:vml" xmlns:wp14="http://schemas.microsoft.com/office/word/2010/wordprocessingDrawing" xmlns:wp="http://schemas.openxmlformats.org/drawingml/2006/wordprocessingDrawing" xmlns:w10="urn:schemas-microsoft-com:office:word" xmlns:w="http://schemas.openxmlformats.org/wordprocessingml/2006/main" xmlns:w14="http://schemas.microsoft.com/office/word/2010/wordml" xmlns:w15="http://schemas.microsoft.com/office/word/2012/wordml" xmlns:w16cex="http://schemas.microsoft.com/office/word/2018/wordml/cex" xmlns:w16cid="http://schemas.microsoft.com/office/word/2016/wordml/cid" xmlns:w16="http://schemas.microsoft.com/office/word/2018/wordml" xmlns:w16du="http://schemas.microsoft.com/office/word/2023/wordml/word16du" xmlns:w16sdtdh="http://schemas.microsoft.com/office/word/2020/wordml/sdtdatahash" xmlns:w16se="http://schemas.microsoft.com/office/word/2015/wordml/symex" xmlns:wpg="http://schemas.microsoft.com/office/word/2010/wordprocessingGroup" xmlns:wpi="http://schemas.microsoft.com/office/word/2010/wordprocessingInk" xmlns:wne="http://schemas.microsoft.com/office/word/2006/wordml" xmlns:wps="http://schemas.microsoft.com/office/word/2010/wordprocessingShape" mc:Ignorable="w14 w15 w16se w16cid w16 w16cex w16sdtdh w16du wp14">
+<w:document xmlns:wpc="http://schemas.microsoft.com/office/word/2010/wordprocessingCanvas" xmlns:mc="http://schemas.openxmlformats.org/markup-compatibility/2006" xmlns:o="urn:schemas-microsoft-com:office:office" xmlns:r="http://schemas.openxmlformats.org/officeDocument/2006/relationships" xmlns:m="http://schemas.openxmlformats.org/officeDocument/2006/math" xmlns:v="urn:schemas-microsoft-com:vml" xmlns:wp14="http://schemas.microsoft.com/office/word/2010/wordprocessingDrawing" xmlns:wp="http://schemas.openxmlformats.org/drawingml/2006/wordprocessingDrawing" xmlns:w="http://schemas.openxmlformats.org/wordprocessingml/2006/main" xmlns:w14="http://schemas.microsoft.com/office/word/2010/wordml" xmlns:w10="urn:schemas-microsoft-com:office:word" xmlns:w15="http://schemas.microsoft.com/office/word/2012/wordml" xmlns:wpg="http://schemas.microsoft.com/office/word/2010/wordprocessingGroup" xmlns:wpi="http://schemas.microsoft.com/office/word/2010/wordprocessingInk" xmlns:wne="http://schemas.microsoft.com/office/word/2006/wordml" xmlns:wps="http://schemas.microsoft.com/office/word/2010/wordprocessingShape" xmlns:wpsCustomData="http://www.wps.cn/officeDocument/2013/wpsCustomData" mc:Ignorable="w14 w15 wp14">
   <w:body>
     <w:p>
       <w:pPr>
         <w:spacing w:before="52" w:line="188" w:lineRule="auto"/>
         <w:jc w:val="center"/>
         <w:rPr>
-          <w:rFonts w:ascii="微软雅黑" w:eastAsia="微软雅黑" w:hAnsi="微软雅黑" w:cs="微软雅黑" w:hint="eastAsia"/>
+          <w:rFonts w:hint="eastAsia" w:ascii="微软雅黑" w:hAnsi="微软雅黑" w:eastAsia="微软雅黑" w:cs="微软雅黑"/>
           <w:spacing w:val="-2"/>
           <w:sz w:val="26"/>
           <w:szCs w:val="26"/>
-          <w14:textOutline w14:w="4203" w14:cap="sq" w14:cmpd="sng" w14:algn="ctr">
+          <w:lang w:val="en-US" w:eastAsia="zh-CN"/>
+          <w14:textOutline w14:w="4199" w14:cap="sq" w14:cmpd="sng">
             <w14:solidFill>
               <w14:srgbClr w14:val="000000"/>
             </w14:solidFill>
             <w14:prstDash w14:val="solid"/>
-            <w14:miter w14:lim="0"/>
+            <w14:miter w14:val="0"/>
           </w14:textOutline>
         </w:rPr>
       </w:pPr>
       <w:r>
         <w:rPr>
-          <w:noProof/>
           <w:sz w:val="36"/>
           <w:szCs w:val="36"/>
         </w:rPr>
         <mc:AlternateContent>
           <mc:Choice Requires="wps">
             <w:drawing>
-              <wp:anchor distT="0" distB="0" distL="114935" distR="114935" simplePos="0" relativeHeight="251659264" behindDoc="0" locked="0" layoutInCell="1" allowOverlap="1" wp14:anchorId="2E93EDC9" wp14:editId="7C15F409">
+              <wp:anchor distT="0" distB="0" distL="114935" distR="114935" simplePos="0" relativeHeight="251659264" behindDoc="0" locked="0" layoutInCell="1" allowOverlap="1">
                 <wp:simplePos x="0" y="0"/>
                 <wp:positionH relativeFrom="column">
                   <wp:posOffset>-88900</wp:posOffset>
@@ -80,16 +80,17 @@
                           <w:p>
                             <w:pPr>
                               <w:rPr>
-                                <w:rFonts w:eastAsia="宋体"/>
+                                <w:rFonts w:hint="eastAsia" w:eastAsia="宋体"/>
+                                <w:lang w:eastAsia="zh-CN"/>
                               </w:rPr>
                             </w:pPr>
                             <w:r>
                               <w:rPr>
-                                <w:rFonts w:eastAsia="宋体" w:hint="eastAsia"/>
-                                <w:noProof/>
+                                <w:rFonts w:hint="eastAsia" w:eastAsia="宋体"/>
+                                <w:lang w:eastAsia="zh-CN"/>
                               </w:rPr>
                               <w:drawing>
-                                <wp:inline distT="0" distB="0" distL="114300" distR="114300" wp14:anchorId="57AFC21E" wp14:editId="0CB6D37D">
+                                <wp:inline distT="0" distB="0" distL="114300" distR="114300">
                                   <wp:extent cx="638810" cy="777875"/>
                                   <wp:effectExtent l="0" t="0" r="8890" b="3175"/>
                                   <wp:docPr id="4" name="图片 4" descr="3fd5c7f80f141ae574bc6a241b03003"/>
@@ -106,7 +107,7 @@
                                           </pic:cNvPicPr>
                                         </pic:nvPicPr>
                                         <pic:blipFill>
-                                          <a:blip r:embed="rId7"/>
+                                          <a:blip r:embed="rId6"/>
                                           <a:stretch>
                                             <a:fillRect/>
                                           </a:stretch>
@@ -140,26 +141,27 @@
           </mc:Choice>
           <mc:Fallback>
             <w:pict>
-              <v:shapetype w14:anchorId="2E93EDC9" id="_x0000_t202" coordsize="21600,21600" o:spt="202" path="m,l,21600r21600,l21600,xe">
-                <v:stroke joinstyle="miter"/>
-                <v:path gradientshapeok="t" o:connecttype="rect"/>
-              </v:shapetype>
-              <v:shape id="文本框 3" o:spid="_x0000_s1026" type="#_x0000_t202" style="position:absolute;left:0;text-align:left;margin-left:-7pt;margin-top:-9.3pt;width:62.05pt;height:55.1pt;z-index:251659264;visibility:visible;mso-wrap-style:square;mso-wrap-distance-left:9.05pt;mso-wrap-distance-top:0;mso-wrap-distance-right:9.05pt;mso-wrap-distance-bottom:0;mso-position-horizontal:absolute;mso-position-horizontal-relative:text;mso-position-vertical:absolute;mso-position-vertical-relative:text;v-text-anchor:top" o:gfxdata="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" fillcolor="white [3201]" stroked="f" strokeweight=".5pt">
+              <v:shape id="_x0000_s1026" o:spid="_x0000_s1026" o:spt="202" type="#_x0000_t202" style="position:absolute;left:0pt;margin-left:-7pt;margin-top:-9.3pt;height:55.1pt;width:62.05pt;z-index:251659264;mso-width-relative:page;mso-height-relative:page;" fillcolor="#FFFFFF [3201]" filled="t" stroked="f" coordsize="21600,21600" o:gfxdata="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">
+                <v:fill on="t" focussize="0,0"/>
+                <v:stroke on="f" weight="0.5pt"/>
+                <v:imagedata o:title=""/>
+                <o:lock v:ext="edit" aspectratio="f"/>
                 <v:textbox>
                   <w:txbxContent>
                     <w:p>
                       <w:pPr>
                         <w:rPr>
-                          <w:rFonts w:eastAsia="宋体"/>
+                          <w:rFonts w:hint="eastAsia" w:eastAsia="宋体"/>
+                          <w:lang w:eastAsia="zh-CN"/>
                         </w:rPr>
                       </w:pPr>
                       <w:r>
                         <w:rPr>
-                          <w:rFonts w:eastAsia="宋体" w:hint="eastAsia"/>
-                          <w:noProof/>
+                          <w:rFonts w:hint="eastAsia" w:eastAsia="宋体"/>
+                          <w:lang w:eastAsia="zh-CN"/>
                         </w:rPr>
                         <w:drawing>
-                          <wp:inline distT="0" distB="0" distL="114300" distR="114300" wp14:anchorId="57AFC21E" wp14:editId="0CB6D37D">
+                          <wp:inline distT="0" distB="0" distL="114300" distR="114300">
                             <wp:extent cx="638810" cy="777875"/>
                             <wp:effectExtent l="0" t="0" r="8890" b="3175"/>
                             <wp:docPr id="4" name="图片 4" descr="3fd5c7f80f141ae574bc6a241b03003"/>
@@ -176,7 +178,7 @@
                                     </pic:cNvPicPr>
                                   </pic:nvPicPr>
                                   <pic:blipFill>
-                                    <a:blip r:embed="rId7"/>
+                                    <a:blip r:embed="rId6"/>
                                     <a:stretch>
                                       <a:fillRect/>
                                     </a:stretch>
@@ -206,16 +208,17 @@
       </w:r>
       <w:r>
         <w:rPr>
-          <w:rFonts w:ascii="微软雅黑" w:eastAsia="微软雅黑" w:hAnsi="微软雅黑" w:cs="微软雅黑" w:hint="eastAsia"/>
+          <w:rFonts w:hint="eastAsia" w:ascii="微软雅黑" w:hAnsi="微软雅黑" w:eastAsia="微软雅黑" w:cs="微软雅黑"/>
           <w:spacing w:val="-2"/>
           <w:sz w:val="36"/>
           <w:szCs w:val="36"/>
-          <w14:textOutline w14:w="4203" w14:cap="sq" w14:cmpd="sng" w14:algn="ctr">
+          <w:lang w:val="en-US" w:eastAsia="zh-CN"/>
+          <w14:textOutline w14:w="4199" w14:cap="sq" w14:cmpd="sng">
             <w14:solidFill>
               <w14:srgbClr w14:val="000000"/>
             </w14:solidFill>
             <w14:prstDash w14:val="solid"/>
-            <w14:miter w14:lim="0"/>
+            <w14:miter w14:val="0"/>
           </w14:textOutline>
         </w:rPr>
         <w:t>湖南建设投资集团有限责任公司</w:t>
@@ -226,31 +229,33 @@
         <w:spacing w:before="52" w:line="188" w:lineRule="auto"/>
         <w:jc w:val="center"/>
         <w:rPr>
-          <w:rFonts w:ascii="微软雅黑" w:eastAsia="微软雅黑" w:hAnsi="微软雅黑" w:cs="微软雅黑" w:hint="eastAsia"/>
+          <w:rFonts w:hint="eastAsia" w:ascii="微软雅黑" w:hAnsi="微软雅黑" w:eastAsia="微软雅黑" w:cs="微软雅黑"/>
           <w:spacing w:val="-2"/>
           <w:sz w:val="36"/>
           <w:szCs w:val="36"/>
-          <w14:textOutline w14:w="4203" w14:cap="sq" w14:cmpd="sng" w14:algn="ctr">
+          <w:lang w:val="en-US" w:eastAsia="zh-CN"/>
+          <w14:textOutline w14:w="4199" w14:cap="sq" w14:cmpd="sng">
             <w14:solidFill>
               <w14:srgbClr w14:val="000000"/>
             </w14:solidFill>
             <w14:prstDash w14:val="solid"/>
-            <w14:miter w14:lim="0"/>
+            <w14:miter w14:val="0"/>
           </w14:textOutline>
         </w:rPr>
       </w:pPr>
       <w:r>
         <w:rPr>
-          <w:rFonts w:ascii="微软雅黑" w:eastAsia="微软雅黑" w:hAnsi="微软雅黑" w:cs="微软雅黑" w:hint="eastAsia"/>
+          <w:rFonts w:hint="eastAsia" w:ascii="微软雅黑" w:hAnsi="微软雅黑" w:eastAsia="微软雅黑" w:cs="微软雅黑"/>
           <w:spacing w:val="-2"/>
           <w:sz w:val="36"/>
           <w:szCs w:val="36"/>
-          <w14:textOutline w14:w="4203" w14:cap="sq" w14:cmpd="sng" w14:algn="ctr">
+          <w:lang w:val="en-US" w:eastAsia="zh-CN"/>
+          <w14:textOutline w14:w="4199" w14:cap="sq" w14:cmpd="sng">
             <w14:solidFill>
               <w14:srgbClr w14:val="000000"/>
             </w14:solidFill>
             <w14:prstDash w14:val="solid"/>
-            <w14:miter w14:lim="0"/>
+            <w14:miter w14:val="0"/>
           </w14:textOutline>
         </w:rPr>
         <w:t>第二届商务成控综合技能竞赛参赛证</w:t>
@@ -261,70 +266,95 @@
         <w:spacing w:before="52" w:line="188" w:lineRule="auto"/>
         <w:ind w:left="2598"/>
         <w:rPr>
-          <w:rFonts w:ascii="微软雅黑" w:eastAsia="微软雅黑" w:hAnsi="微软雅黑" w:cs="微软雅黑" w:hint="eastAsia"/>
+          <w:rFonts w:ascii="微软雅黑" w:hAnsi="微软雅黑" w:eastAsia="微软雅黑" w:cs="微软雅黑"/>
           <w:spacing w:val="-2"/>
           <w:sz w:val="26"/>
           <w:szCs w:val="26"/>
-          <w14:textOutline w14:w="4203" w14:cap="sq" w14:cmpd="sng" w14:algn="ctr">
+          <w14:textOutline w14:w="4199" w14:cap="sq" w14:cmpd="sng">
             <w14:solidFill>
               <w14:srgbClr w14:val="000000"/>
             </w14:solidFill>
             <w14:prstDash w14:val="solid"/>
-            <w14:miter w14:lim="0"/>
+            <w14:miter w14:val="0"/>
           </w14:textOutline>
         </w:rPr>
       </w:pPr>
     </w:p>
     <w:tbl>
       <w:tblPr>
-        <w:tblStyle w:val="TableNormal"/>
+        <w:tblStyle w:val="5"/>
         <w:tblW w:w="9128" w:type="dxa"/>
         <w:tblInd w:w="5" w:type="dxa"/>
         <w:tblBorders>
-          <w:top w:val="single" w:sz="4" w:space="0" w:color="6996C4"/>
-          <w:left w:val="single" w:sz="4" w:space="0" w:color="6996C4"/>
-          <w:bottom w:val="single" w:sz="4" w:space="0" w:color="6996C4"/>
-          <w:right w:val="single" w:sz="4" w:space="0" w:color="6996C4"/>
-          <w:insideH w:val="single" w:sz="4" w:space="0" w:color="6996C4"/>
-          <w:insideV w:val="single" w:sz="4" w:space="0" w:color="6996C4"/>
+          <w:top w:val="single" w:color="6996C4" w:sz="4" w:space="0"/>
+          <w:left w:val="single" w:color="6996C4" w:sz="4" w:space="0"/>
+          <w:bottom w:val="single" w:color="6996C4" w:sz="4" w:space="0"/>
+          <w:right w:val="single" w:color="6996C4" w:sz="4" w:space="0"/>
+          <w:insideH w:val="single" w:color="6996C4" w:sz="4" w:space="0"/>
+          <w:insideV w:val="single" w:color="6996C4" w:sz="4" w:space="0"/>
         </w:tblBorders>
         <w:tblLayout w:type="fixed"/>
-        <w:tblLook w:val="04A0" w:firstRow="1" w:lastRow="0" w:firstColumn="1" w:lastColumn="0" w:noHBand="0" w:noVBand="1"/>
+        <w:tblCellMar>
+          <w:top w:w="0" w:type="dxa"/>
+          <w:left w:w="0" w:type="dxa"/>
+          <w:bottom w:w="0" w:type="dxa"/>
+          <w:right w:w="0" w:type="dxa"/>
+        </w:tblCellMar>
       </w:tblPr>
       <w:tblGrid>
         <w:gridCol w:w="1339"/>
         <w:gridCol w:w="1170"/>
         <w:gridCol w:w="1232"/>
-        <w:gridCol w:w="1079"/>
-        <w:gridCol w:w="876"/>
+        <w:gridCol w:w="1321"/>
+        <w:gridCol w:w="634"/>
         <w:gridCol w:w="1768"/>
         <w:gridCol w:w="1664"/>
       </w:tblGrid>
       <w:tr>
+        <w:tblPrEx>
+          <w:tblBorders>
+            <w:top w:val="single" w:color="6996C4" w:sz="4" w:space="0"/>
+            <w:left w:val="single" w:color="6996C4" w:sz="4" w:space="0"/>
+            <w:bottom w:val="single" w:color="6996C4" w:sz="4" w:space="0"/>
+            <w:right w:val="single" w:color="6996C4" w:sz="4" w:space="0"/>
+            <w:insideH w:val="single" w:color="6996C4" w:sz="4" w:space="0"/>
+            <w:insideV w:val="single" w:color="6996C4" w:sz="4" w:space="0"/>
+          </w:tblBorders>
+          <w:tblCellMar>
+            <w:top w:w="0" w:type="dxa"/>
+            <w:left w:w="0" w:type="dxa"/>
+            <w:bottom w:w="0" w:type="dxa"/>
+            <w:right w:w="0" w:type="dxa"/>
+          </w:tblCellMar>
+        </w:tblPrEx>
         <w:trPr>
-          <w:trHeight w:val="510"/>
+          <w:trHeight w:val="510" w:hRule="atLeast"/>
         </w:trPr>
         <w:tc>
           <w:tcPr>
             <w:tcW w:w="1339" w:type="dxa"/>
             <w:tcBorders>
-              <w:top w:val="single" w:sz="2" w:space="0" w:color="6996C4"/>
-              <w:bottom w:val="single" w:sz="2" w:space="0" w:color="6996C4"/>
+              <w:top w:val="single" w:color="6996C4" w:sz="2" w:space="0"/>
+              <w:bottom w:val="single" w:color="6996C4" w:sz="2" w:space="0"/>
             </w:tcBorders>
+            <w:vAlign w:val="top"/>
           </w:tcPr>
           <w:p>
             <w:pPr>
               <w:spacing w:before="151" w:line="193" w:lineRule="auto"/>
-              <w:ind w:left="320"/>
-              <w:rPr>
-                <w:rFonts w:ascii="微软雅黑" w:eastAsia="微软雅黑" w:hAnsi="微软雅黑" w:cs="微软雅黑" w:hint="eastAsia"/>
+              <w:ind w:left="320" w:leftChars="0"/>
+              <w:rPr>
+                <w:rFonts w:ascii="微软雅黑" w:hAnsi="微软雅黑" w:eastAsia="微软雅黑" w:cs="微软雅黑"/>
+                <w:snapToGrid w:val="0"/>
+                <w:color w:val="000000"/>
+                <w:kern w:val="0"/>
                 <w:sz w:val="20"/>
                 <w:szCs w:val="20"/>
               </w:rPr>
             </w:pPr>
             <w:r>
               <w:rPr>
-                <w:rFonts w:ascii="微软雅黑" w:eastAsia="微软雅黑" w:hAnsi="微软雅黑" w:cs="微软雅黑"/>
+                <w:rFonts w:ascii="微软雅黑" w:hAnsi="微软雅黑" w:eastAsia="微软雅黑" w:cs="微软雅黑"/>
                 <w:spacing w:val="8"/>
                 <w:sz w:val="20"/>
                 <w:szCs w:val="20"/>
@@ -333,7 +363,7 @@
             </w:r>
             <w:r>
               <w:rPr>
-                <w:rFonts w:ascii="微软雅黑" w:eastAsia="微软雅黑" w:hAnsi="微软雅黑" w:cs="微软雅黑"/>
+                <w:rFonts w:ascii="微软雅黑" w:hAnsi="微软雅黑" w:eastAsia="微软雅黑" w:cs="微软雅黑"/>
                 <w:spacing w:val="6"/>
                 <w:sz w:val="20"/>
                 <w:szCs w:val="20"/>
@@ -347,25 +377,28 @@
             <w:tcW w:w="6125" w:type="dxa"/>
             <w:gridSpan w:val="5"/>
             <w:tcBorders>
-              <w:top w:val="single" w:sz="2" w:space="0" w:color="6996C4"/>
-              <w:bottom w:val="single" w:sz="2" w:space="0" w:color="6996C4"/>
+              <w:top w:val="single" w:color="6996C4" w:sz="2" w:space="0"/>
+              <w:bottom w:val="single" w:color="6996C4" w:sz="2" w:space="0"/>
             </w:tcBorders>
+            <w:vAlign w:val="top"/>
           </w:tcPr>
           <w:p>
             <w:pPr>
               <w:spacing w:before="151" w:line="192" w:lineRule="auto"/>
               <w:ind w:left="176"/>
               <w:rPr>
-                <w:rFonts w:ascii="微软雅黑" w:eastAsia="微软雅黑" w:hAnsi="微软雅黑" w:cs="微软雅黑" w:hint="eastAsia"/>
-                <w:sz w:val="20"/>
-                <w:szCs w:val="20"/>
+                <w:rFonts w:hint="default" w:ascii="微软雅黑" w:hAnsi="微软雅黑" w:eastAsia="微软雅黑" w:cs="微软雅黑"/>
+                <w:sz w:val="20"/>
+                <w:szCs w:val="20"/>
+                <w:lang w:val="en-US"/>
               </w:rPr>
             </w:pPr>
             <w:r>
               <w:rPr>
-                <w:rFonts w:ascii="微软雅黑" w:eastAsia="微软雅黑" w:hAnsi="微软雅黑" w:cs="微软雅黑"/>
-                <w:sz w:val="20"/>
-                <w:szCs w:val="20"/>
+                <w:rFonts w:hint="default" w:ascii="微软雅黑" w:hAnsi="微软雅黑" w:eastAsia="微软雅黑" w:cs="微软雅黑"/>
+                <w:sz w:val="20"/>
+                <w:szCs w:val="20"/>
+                <w:lang w:val="en-US"/>
               </w:rPr>
               <w:t>{{name}}</w:t>
             </w:r>
@@ -376,9 +409,10 @@
             <w:tcW w:w="1664" w:type="dxa"/>
             <w:vMerge w:val="restart"/>
             <w:tcBorders>
-              <w:top w:val="single" w:sz="2" w:space="0" w:color="6996C4"/>
+              <w:top w:val="single" w:color="6996C4" w:sz="2" w:space="0"/>
               <w:bottom w:val="nil"/>
             </w:tcBorders>
+            <w:vAlign w:val="top"/>
           </w:tcPr>
           <w:p>
             <w:pPr>
@@ -387,51 +421,69 @@
               <w:jc w:val="center"/>
               <w:textAlignment w:val="center"/>
               <w:rPr>
-                <w:rFonts w:eastAsia="宋体"/>
+                <w:rFonts w:hint="default" w:eastAsia="宋体"/>
+                <w:lang w:val="en-US" w:eastAsia="zh-CN"/>
               </w:rPr>
             </w:pPr>
           </w:p>
         </w:tc>
       </w:tr>
       <w:tr>
+        <w:tblPrEx>
+          <w:tblBorders>
+            <w:top w:val="single" w:color="6996C4" w:sz="4" w:space="0"/>
+            <w:left w:val="single" w:color="6996C4" w:sz="4" w:space="0"/>
+            <w:bottom w:val="single" w:color="6996C4" w:sz="4" w:space="0"/>
+            <w:right w:val="single" w:color="6996C4" w:sz="4" w:space="0"/>
+            <w:insideH w:val="single" w:color="6996C4" w:sz="4" w:space="0"/>
+            <w:insideV w:val="single" w:color="6996C4" w:sz="4" w:space="0"/>
+          </w:tblBorders>
+          <w:tblCellMar>
+            <w:top w:w="0" w:type="dxa"/>
+            <w:left w:w="0" w:type="dxa"/>
+            <w:bottom w:w="0" w:type="dxa"/>
+            <w:right w:w="0" w:type="dxa"/>
+          </w:tblCellMar>
+        </w:tblPrEx>
         <w:trPr>
-          <w:trHeight w:val="510"/>
+          <w:trHeight w:val="510" w:hRule="atLeast"/>
         </w:trPr>
         <w:tc>
           <w:tcPr>
             <w:tcW w:w="1339" w:type="dxa"/>
             <w:tcBorders>
-              <w:top w:val="single" w:sz="2" w:space="0" w:color="6996C4"/>
-              <w:bottom w:val="single" w:sz="2" w:space="0" w:color="6996C4"/>
+              <w:top w:val="single" w:color="6996C4" w:sz="2" w:space="0"/>
+              <w:bottom w:val="single" w:color="6996C4" w:sz="2" w:space="0"/>
             </w:tcBorders>
+            <w:vAlign w:val="top"/>
           </w:tcPr>
           <w:p>
             <w:pPr>
               <w:spacing w:before="133" w:line="192" w:lineRule="auto"/>
               <w:ind w:left="333"/>
               <w:rPr>
-                <w:rFonts w:ascii="微软雅黑" w:eastAsia="微软雅黑" w:hAnsi="微软雅黑" w:cs="微软雅黑" w:hint="eastAsia"/>
+                <w:rFonts w:ascii="微软雅黑" w:hAnsi="微软雅黑" w:eastAsia="微软雅黑" w:cs="微软雅黑"/>
                 <w:sz w:val="20"/>
                 <w:szCs w:val="20"/>
               </w:rPr>
             </w:pPr>
             <w:r>
               <w:rPr>
-                <w:rFonts w:ascii="微软雅黑" w:eastAsia="微软雅黑" w:hAnsi="微软雅黑" w:cs="微软雅黑" w:hint="eastAsia"/>
+                <w:rFonts w:ascii="微软雅黑" w:hAnsi="微软雅黑" w:eastAsia="微软雅黑" w:cs="微软雅黑"/>
+                <w:spacing w:val="8"/>
+                <w:sz w:val="20"/>
+                <w:szCs w:val="20"/>
+              </w:rPr>
+              <w:t>证</w:t>
+            </w:r>
+            <w:r>
+              <w:rPr>
+                <w:rFonts w:ascii="微软雅黑" w:hAnsi="微软雅黑" w:eastAsia="微软雅黑" w:cs="微软雅黑"/>
                 <w:spacing w:val="6"/>
                 <w:sz w:val="20"/>
                 <w:szCs w:val="20"/>
               </w:rPr>
-              <w:t>证件</w:t>
-            </w:r>
-            <w:r>
-              <w:rPr>
-                <w:rFonts w:ascii="微软雅黑" w:eastAsia="微软雅黑" w:hAnsi="微软雅黑" w:cs="微软雅黑"/>
-                <w:spacing w:val="6"/>
-                <w:sz w:val="20"/>
-                <w:szCs w:val="20"/>
-              </w:rPr>
-              <w:t>类型</w:t>
+              <w:t>件类型</w:t>
             </w:r>
           </w:p>
         </w:tc>
@@ -440,23 +492,24 @@
             <w:tcW w:w="2402" w:type="dxa"/>
             <w:gridSpan w:val="2"/>
             <w:tcBorders>
-              <w:top w:val="single" w:sz="2" w:space="0" w:color="6996C4"/>
-              <w:bottom w:val="single" w:sz="2" w:space="0" w:color="6996C4"/>
+              <w:top w:val="single" w:color="6996C4" w:sz="2" w:space="0"/>
+              <w:bottom w:val="single" w:color="6996C4" w:sz="2" w:space="0"/>
             </w:tcBorders>
+            <w:vAlign w:val="top"/>
           </w:tcPr>
           <w:p>
             <w:pPr>
               <w:spacing w:before="132" w:line="193" w:lineRule="auto"/>
               <w:ind w:left="174"/>
               <w:rPr>
-                <w:rFonts w:ascii="微软雅黑" w:eastAsia="微软雅黑" w:hAnsi="微软雅黑" w:cs="微软雅黑" w:hint="eastAsia"/>
+                <w:rFonts w:ascii="微软雅黑" w:hAnsi="微软雅黑" w:eastAsia="微软雅黑" w:cs="微软雅黑"/>
                 <w:sz w:val="20"/>
                 <w:szCs w:val="20"/>
               </w:rPr>
             </w:pPr>
             <w:r>
               <w:rPr>
-                <w:rFonts w:ascii="微软雅黑" w:eastAsia="微软雅黑" w:hAnsi="微软雅黑" w:cs="微软雅黑"/>
+                <w:rFonts w:ascii="微软雅黑" w:hAnsi="微软雅黑" w:eastAsia="微软雅黑" w:cs="微软雅黑"/>
                 <w:spacing w:val="9"/>
                 <w:sz w:val="20"/>
                 <w:szCs w:val="20"/>
@@ -465,7 +518,7 @@
             </w:r>
             <w:r>
               <w:rPr>
-                <w:rFonts w:ascii="微软雅黑" w:eastAsia="微软雅黑" w:hAnsi="微软雅黑" w:cs="微软雅黑"/>
+                <w:rFonts w:ascii="微软雅黑" w:hAnsi="微软雅黑" w:eastAsia="微软雅黑" w:cs="微软雅黑"/>
                 <w:spacing w:val="6"/>
                 <w:sz w:val="20"/>
                 <w:szCs w:val="20"/>
@@ -476,73 +529,72 @@
         </w:tc>
         <w:tc>
           <w:tcPr>
-            <w:tcW w:w="1079" w:type="dxa"/>
+            <w:tcW w:w="1321" w:type="dxa"/>
             <w:tcBorders>
-              <w:top w:val="single" w:sz="2" w:space="0" w:color="6996C4"/>
-              <w:bottom w:val="single" w:sz="2" w:space="0" w:color="6996C4"/>
+              <w:top w:val="single" w:color="6996C4" w:sz="2" w:space="0"/>
+              <w:bottom w:val="single" w:color="6996C4" w:sz="2" w:space="0"/>
             </w:tcBorders>
+            <w:vAlign w:val="top"/>
           </w:tcPr>
           <w:p>
             <w:pPr>
               <w:spacing w:before="132" w:line="194" w:lineRule="auto"/>
-              <w:rPr>
-                <w:rFonts w:ascii="微软雅黑" w:eastAsia="微软雅黑" w:hAnsi="微软雅黑" w:cs="微软雅黑" w:hint="eastAsia"/>
+              <w:ind w:left="320"/>
+              <w:rPr>
+                <w:rFonts w:ascii="微软雅黑" w:hAnsi="微软雅黑" w:eastAsia="微软雅黑" w:cs="微软雅黑"/>
                 <w:sz w:val="20"/>
                 <w:szCs w:val="20"/>
               </w:rPr>
             </w:pPr>
             <w:r>
               <w:rPr>
-                <w:rFonts w:ascii="微软雅黑" w:eastAsia="微软雅黑" w:hAnsi="微软雅黑" w:cs="微软雅黑"/>
-                <w:spacing w:val="8"/>
-                <w:sz w:val="20"/>
-                <w:szCs w:val="20"/>
+                <w:rFonts w:hint="eastAsia" w:ascii="微软雅黑" w:hAnsi="微软雅黑" w:eastAsia="微软雅黑" w:cs="微软雅黑"/>
+                <w:spacing w:val="6"/>
+                <w:sz w:val="20"/>
+                <w:szCs w:val="20"/>
+                <w:lang w:val="en-US" w:eastAsia="zh-CN"/>
               </w:rPr>
               <w:t>证</w:t>
             </w:r>
-            <w:r>
-              <w:rPr>
-                <w:rFonts w:ascii="微软雅黑" w:eastAsia="微软雅黑" w:hAnsi="微软雅黑" w:cs="微软雅黑"/>
+            <w:bookmarkStart w:id="0" w:name="_GoBack"/>
+            <w:bookmarkEnd w:id="0"/>
+            <w:r>
+              <w:rPr>
+                <w:rFonts w:ascii="微软雅黑" w:hAnsi="微软雅黑" w:eastAsia="微软雅黑" w:cs="微软雅黑"/>
                 <w:spacing w:val="6"/>
                 <w:sz w:val="20"/>
                 <w:szCs w:val="20"/>
               </w:rPr>
-              <w:t>件</w:t>
-            </w:r>
-            <w:r>
-              <w:rPr>
-                <w:rFonts w:ascii="微软雅黑" w:eastAsia="微软雅黑" w:hAnsi="微软雅黑" w:cs="微软雅黑" w:hint="eastAsia"/>
-                <w:spacing w:val="6"/>
-                <w:sz w:val="20"/>
-                <w:szCs w:val="20"/>
-              </w:rPr>
-              <w:t>号码</w:t>
+              <w:t>件号码</w:t>
             </w:r>
           </w:p>
         </w:tc>
         <w:tc>
           <w:tcPr>
-            <w:tcW w:w="2644" w:type="dxa"/>
+            <w:tcW w:w="2402" w:type="dxa"/>
             <w:gridSpan w:val="2"/>
             <w:tcBorders>
-              <w:top w:val="single" w:sz="2" w:space="0" w:color="6996C4"/>
-              <w:bottom w:val="single" w:sz="2" w:space="0" w:color="6996C4"/>
+              <w:top w:val="single" w:color="6996C4" w:sz="2" w:space="0"/>
+              <w:bottom w:val="single" w:color="6996C4" w:sz="2" w:space="0"/>
             </w:tcBorders>
+            <w:vAlign w:val="top"/>
           </w:tcPr>
           <w:p>
             <w:pPr>
               <w:spacing w:before="159" w:line="166" w:lineRule="auto"/>
               <w:rPr>
-                <w:rFonts w:ascii="微软雅黑" w:eastAsia="微软雅黑" w:hAnsi="微软雅黑" w:cs="微软雅黑" w:hint="eastAsia"/>
-                <w:sz w:val="20"/>
-                <w:szCs w:val="20"/>
+                <w:rFonts w:hint="default" w:ascii="微软雅黑" w:hAnsi="微软雅黑" w:eastAsia="微软雅黑" w:cs="微软雅黑"/>
+                <w:sz w:val="20"/>
+                <w:szCs w:val="20"/>
+                <w:lang w:val="en-US"/>
               </w:rPr>
             </w:pPr>
             <w:r>
               <w:rPr>
-                <w:rFonts w:ascii="微软雅黑" w:eastAsia="微软雅黑" w:hAnsi="微软雅黑" w:cs="微软雅黑"/>
-                <w:sz w:val="18"/>
-                <w:szCs w:val="18"/>
+                <w:rFonts w:hint="default" w:ascii="微软雅黑" w:hAnsi="微软雅黑" w:eastAsia="微软雅黑" w:cs="微软雅黑"/>
+                <w:sz w:val="20"/>
+                <w:szCs w:val="20"/>
+                <w:lang w:val="en-US"/>
               </w:rPr>
               <w:t>{{card}}</w:t>
             </w:r>
@@ -551,40 +603,65 @@
         <w:tc>
           <w:tcPr>
             <w:tcW w:w="1664" w:type="dxa"/>
-            <w:vMerge/>
+            <w:vMerge w:val="continue"/>
             <w:tcBorders>
               <w:top w:val="nil"/>
               <w:bottom w:val="nil"/>
             </w:tcBorders>
+            <w:vAlign w:val="top"/>
           </w:tcPr>
-          <w:p/>
+          <w:p>
+            <w:pPr>
+              <w:rPr>
+                <w:rFonts w:ascii="Arial"/>
+                <w:sz w:val="21"/>
+              </w:rPr>
+            </w:pPr>
+          </w:p>
         </w:tc>
       </w:tr>
       <w:tr>
+        <w:tblPrEx>
+          <w:tblBorders>
+            <w:top w:val="single" w:color="6996C4" w:sz="4" w:space="0"/>
+            <w:left w:val="single" w:color="6996C4" w:sz="4" w:space="0"/>
+            <w:bottom w:val="single" w:color="6996C4" w:sz="4" w:space="0"/>
+            <w:right w:val="single" w:color="6996C4" w:sz="4" w:space="0"/>
+            <w:insideH w:val="single" w:color="6996C4" w:sz="4" w:space="0"/>
+            <w:insideV w:val="single" w:color="6996C4" w:sz="4" w:space="0"/>
+          </w:tblBorders>
+          <w:tblCellMar>
+            <w:top w:w="0" w:type="dxa"/>
+            <w:left w:w="0" w:type="dxa"/>
+            <w:bottom w:w="0" w:type="dxa"/>
+            <w:right w:w="0" w:type="dxa"/>
+          </w:tblCellMar>
+        </w:tblPrEx>
         <w:trPr>
-          <w:trHeight w:val="510"/>
+          <w:trHeight w:val="510" w:hRule="atLeast"/>
         </w:trPr>
         <w:tc>
           <w:tcPr>
             <w:tcW w:w="1339" w:type="dxa"/>
             <w:tcBorders>
-              <w:top w:val="single" w:sz="2" w:space="0" w:color="6996C4"/>
-              <w:bottom w:val="single" w:sz="2" w:space="0" w:color="6996C4"/>
+              <w:top w:val="single" w:color="6996C4" w:sz="2" w:space="0"/>
+              <w:bottom w:val="single" w:color="6996C4" w:sz="2" w:space="0"/>
             </w:tcBorders>
+            <w:vAlign w:val="top"/>
           </w:tcPr>
           <w:p>
             <w:pPr>
               <w:spacing w:before="134" w:line="193" w:lineRule="auto"/>
               <w:ind w:left="335"/>
               <w:rPr>
-                <w:rFonts w:ascii="微软雅黑" w:eastAsia="微软雅黑" w:hAnsi="微软雅黑" w:cs="微软雅黑" w:hint="eastAsia"/>
+                <w:rFonts w:ascii="微软雅黑" w:hAnsi="微软雅黑" w:eastAsia="微软雅黑" w:cs="微软雅黑"/>
                 <w:sz w:val="20"/>
                 <w:szCs w:val="20"/>
               </w:rPr>
             </w:pPr>
             <w:r>
               <w:rPr>
-                <w:rFonts w:ascii="微软雅黑" w:eastAsia="微软雅黑" w:hAnsi="微软雅黑" w:cs="微软雅黑"/>
+                <w:rFonts w:ascii="微软雅黑" w:hAnsi="微软雅黑" w:eastAsia="微软雅黑" w:cs="微软雅黑"/>
                 <w:spacing w:val="6"/>
                 <w:sz w:val="20"/>
                 <w:szCs w:val="20"/>
@@ -598,25 +675,28 @@
             <w:tcW w:w="6125" w:type="dxa"/>
             <w:gridSpan w:val="5"/>
             <w:tcBorders>
-              <w:top w:val="single" w:sz="2" w:space="0" w:color="6996C4"/>
-              <w:bottom w:val="single" w:sz="2" w:space="0" w:color="6996C4"/>
+              <w:top w:val="single" w:color="6996C4" w:sz="2" w:space="0"/>
+              <w:bottom w:val="single" w:color="6996C4" w:sz="2" w:space="0"/>
             </w:tcBorders>
+            <w:vAlign w:val="top"/>
           </w:tcPr>
           <w:p>
             <w:pPr>
               <w:spacing w:before="135" w:line="192" w:lineRule="auto"/>
               <w:ind w:left="172"/>
               <w:rPr>
-                <w:rFonts w:ascii="微软雅黑" w:eastAsia="微软雅黑" w:hAnsi="微软雅黑" w:cs="微软雅黑" w:hint="eastAsia"/>
-                <w:sz w:val="20"/>
-                <w:szCs w:val="20"/>
+                <w:rFonts w:hint="default" w:ascii="微软雅黑" w:hAnsi="微软雅黑" w:eastAsia="微软雅黑" w:cs="微软雅黑"/>
+                <w:sz w:val="20"/>
+                <w:szCs w:val="20"/>
+                <w:lang w:val="en-US"/>
               </w:rPr>
             </w:pPr>
             <w:r>
               <w:rPr>
-                <w:rFonts w:ascii="微软雅黑" w:eastAsia="微软雅黑" w:hAnsi="微软雅黑" w:cs="微软雅黑"/>
-                <w:sz w:val="20"/>
-                <w:szCs w:val="20"/>
+                <w:rFonts w:hint="default" w:ascii="微软雅黑" w:hAnsi="微软雅黑" w:eastAsia="微软雅黑" w:cs="微软雅黑"/>
+                <w:sz w:val="20"/>
+                <w:szCs w:val="20"/>
+                <w:lang w:val="en-US"/>
               </w:rPr>
               <w:t>{{dep}}</w:t>
             </w:r>
@@ -625,40 +705,65 @@
         <w:tc>
           <w:tcPr>
             <w:tcW w:w="1664" w:type="dxa"/>
-            <w:vMerge/>
+            <w:vMerge w:val="continue"/>
             <w:tcBorders>
               <w:top w:val="nil"/>
               <w:bottom w:val="nil"/>
             </w:tcBorders>
+            <w:vAlign w:val="top"/>
           </w:tcPr>
-          <w:p/>
+          <w:p>
+            <w:pPr>
+              <w:rPr>
+                <w:rFonts w:ascii="Arial"/>
+                <w:sz w:val="21"/>
+              </w:rPr>
+            </w:pPr>
+          </w:p>
         </w:tc>
       </w:tr>
       <w:tr>
+        <w:tblPrEx>
+          <w:tblBorders>
+            <w:top w:val="single" w:color="6996C4" w:sz="4" w:space="0"/>
+            <w:left w:val="single" w:color="6996C4" w:sz="4" w:space="0"/>
+            <w:bottom w:val="single" w:color="6996C4" w:sz="4" w:space="0"/>
+            <w:right w:val="single" w:color="6996C4" w:sz="4" w:space="0"/>
+            <w:insideH w:val="single" w:color="6996C4" w:sz="4" w:space="0"/>
+            <w:insideV w:val="single" w:color="6996C4" w:sz="4" w:space="0"/>
+          </w:tblBorders>
+          <w:tblCellMar>
+            <w:top w:w="0" w:type="dxa"/>
+            <w:left w:w="0" w:type="dxa"/>
+            <w:bottom w:w="0" w:type="dxa"/>
+            <w:right w:w="0" w:type="dxa"/>
+          </w:tblCellMar>
+        </w:tblPrEx>
         <w:trPr>
-          <w:trHeight w:val="510"/>
+          <w:trHeight w:val="510" w:hRule="atLeast"/>
         </w:trPr>
         <w:tc>
           <w:tcPr>
             <w:tcW w:w="1339" w:type="dxa"/>
             <w:tcBorders>
-              <w:top w:val="single" w:sz="2" w:space="0" w:color="6996C4"/>
-              <w:bottom w:val="single" w:sz="2" w:space="0" w:color="6996C4"/>
+              <w:top w:val="single" w:color="6996C4" w:sz="2" w:space="0"/>
+              <w:bottom w:val="single" w:color="6996C4" w:sz="2" w:space="0"/>
             </w:tcBorders>
+            <w:vAlign w:val="top"/>
           </w:tcPr>
           <w:p>
             <w:pPr>
               <w:spacing w:before="135" w:line="193" w:lineRule="auto"/>
               <w:ind w:left="333"/>
               <w:rPr>
-                <w:rFonts w:ascii="微软雅黑" w:eastAsia="微软雅黑" w:hAnsi="微软雅黑" w:cs="微软雅黑" w:hint="eastAsia"/>
+                <w:rFonts w:ascii="微软雅黑" w:hAnsi="微软雅黑" w:eastAsia="微软雅黑" w:cs="微软雅黑"/>
                 <w:sz w:val="20"/>
                 <w:szCs w:val="20"/>
               </w:rPr>
             </w:pPr>
             <w:r>
               <w:rPr>
-                <w:rFonts w:ascii="微软雅黑" w:eastAsia="微软雅黑" w:hAnsi="微软雅黑" w:cs="微软雅黑"/>
+                <w:rFonts w:ascii="微软雅黑" w:hAnsi="微软雅黑" w:eastAsia="微软雅黑" w:cs="微软雅黑"/>
                 <w:spacing w:val="8"/>
                 <w:sz w:val="20"/>
                 <w:szCs w:val="20"/>
@@ -667,7 +772,7 @@
             </w:r>
             <w:r>
               <w:rPr>
-                <w:rFonts w:ascii="微软雅黑" w:eastAsia="微软雅黑" w:hAnsi="微软雅黑" w:cs="微软雅黑"/>
+                <w:rFonts w:ascii="微软雅黑" w:hAnsi="微软雅黑" w:eastAsia="微软雅黑" w:cs="微软雅黑"/>
                 <w:spacing w:val="6"/>
                 <w:sz w:val="20"/>
                 <w:szCs w:val="20"/>
@@ -681,69 +786,107 @@
             <w:tcW w:w="6125" w:type="dxa"/>
             <w:gridSpan w:val="5"/>
             <w:tcBorders>
-              <w:top w:val="single" w:sz="2" w:space="0" w:color="6996C4"/>
-              <w:bottom w:val="single" w:sz="2" w:space="0" w:color="6996C4"/>
+              <w:top w:val="single" w:color="6996C4" w:sz="2" w:space="0"/>
+              <w:bottom w:val="single" w:color="6996C4" w:sz="2" w:space="0"/>
             </w:tcBorders>
+            <w:vAlign w:val="top"/>
           </w:tcPr>
           <w:p>
             <w:pPr>
               <w:spacing w:before="135" w:line="193" w:lineRule="auto"/>
               <w:ind w:left="172"/>
               <w:rPr>
-                <w:rFonts w:ascii="微软雅黑" w:eastAsia="微软雅黑" w:hAnsi="微软雅黑" w:cs="微软雅黑" w:hint="eastAsia"/>
-                <w:sz w:val="20"/>
-                <w:szCs w:val="20"/>
+                <w:rFonts w:hint="default" w:ascii="微软雅黑" w:hAnsi="微软雅黑" w:eastAsia="微软雅黑" w:cs="微软雅黑"/>
+                <w:sz w:val="20"/>
+                <w:szCs w:val="20"/>
+                <w:lang w:val="en-US" w:eastAsia="zh-CN"/>
               </w:rPr>
             </w:pPr>
             <w:r>
               <w:rPr>
-                <w:rFonts w:ascii="微软雅黑" w:eastAsia="微软雅黑" w:hAnsi="微软雅黑" w:cs="微软雅黑" w:hint="eastAsia"/>
+                <w:rFonts w:hint="eastAsia" w:ascii="微软雅黑" w:hAnsi="微软雅黑" w:eastAsia="微软雅黑" w:cs="微软雅黑"/>
                 <w:color w:val="FF0000"/>
                 <w:spacing w:val="8"/>
                 <w:sz w:val="20"/>
                 <w:szCs w:val="20"/>
               </w:rPr>
-              <w:t>湖南建筑高级技工学校崇技楼六楼（待定）</w:t>
+              <w:t>湖南建筑高级技工学校崇技楼</w:t>
+            </w:r>
+            <w:r>
+              <w:rPr>
+                <w:rFonts w:hint="eastAsia" w:ascii="微软雅黑" w:hAnsi="微软雅黑" w:eastAsia="微软雅黑" w:cs="微软雅黑"/>
+                <w:color w:val="FF0000"/>
+                <w:spacing w:val="8"/>
+                <w:sz w:val="20"/>
+                <w:szCs w:val="20"/>
+                <w:lang w:val="en-US" w:eastAsia="zh-CN"/>
+              </w:rPr>
+              <w:t>六楼（待定）</w:t>
             </w:r>
           </w:p>
         </w:tc>
         <w:tc>
           <w:tcPr>
             <w:tcW w:w="1664" w:type="dxa"/>
-            <w:vMerge/>
+            <w:vMerge w:val="continue"/>
             <w:tcBorders>
               <w:top w:val="nil"/>
-              <w:bottom w:val="single" w:sz="2" w:space="0" w:color="6996C4"/>
+              <w:bottom w:val="single" w:color="6996C4" w:sz="2" w:space="0"/>
             </w:tcBorders>
+            <w:vAlign w:val="top"/>
           </w:tcPr>
-          <w:p/>
+          <w:p>
+            <w:pPr>
+              <w:rPr>
+                <w:rFonts w:ascii="Arial"/>
+                <w:sz w:val="21"/>
+              </w:rPr>
+            </w:pPr>
+          </w:p>
         </w:tc>
       </w:tr>
       <w:tr>
+        <w:tblPrEx>
+          <w:tblBorders>
+            <w:top w:val="single" w:color="6996C4" w:sz="4" w:space="0"/>
+            <w:left w:val="single" w:color="6996C4" w:sz="4" w:space="0"/>
+            <w:bottom w:val="single" w:color="6996C4" w:sz="4" w:space="0"/>
+            <w:right w:val="single" w:color="6996C4" w:sz="4" w:space="0"/>
+            <w:insideH w:val="single" w:color="6996C4" w:sz="4" w:space="0"/>
+            <w:insideV w:val="single" w:color="6996C4" w:sz="4" w:space="0"/>
+          </w:tblBorders>
+          <w:tblCellMar>
+            <w:top w:w="0" w:type="dxa"/>
+            <w:left w:w="0" w:type="dxa"/>
+            <w:bottom w:w="0" w:type="dxa"/>
+            <w:right w:w="0" w:type="dxa"/>
+          </w:tblCellMar>
+        </w:tblPrEx>
         <w:trPr>
-          <w:trHeight w:val="510"/>
+          <w:trHeight w:val="510" w:hRule="atLeast"/>
         </w:trPr>
         <w:tc>
           <w:tcPr>
             <w:tcW w:w="1339" w:type="dxa"/>
             <w:tcBorders>
-              <w:top w:val="single" w:sz="2" w:space="0" w:color="6996C4"/>
-              <w:bottom w:val="single" w:sz="2" w:space="0" w:color="6996C4"/>
+              <w:top w:val="single" w:color="6996C4" w:sz="2" w:space="0"/>
+              <w:bottom w:val="single" w:color="6996C4" w:sz="2" w:space="0"/>
             </w:tcBorders>
+            <w:vAlign w:val="top"/>
           </w:tcPr>
           <w:p>
             <w:pPr>
               <w:spacing w:before="135" w:line="195" w:lineRule="auto"/>
               <w:ind w:left="333"/>
               <w:rPr>
-                <w:rFonts w:ascii="微软雅黑" w:eastAsia="微软雅黑" w:hAnsi="微软雅黑" w:cs="微软雅黑" w:hint="eastAsia"/>
+                <w:rFonts w:ascii="微软雅黑" w:hAnsi="微软雅黑" w:eastAsia="微软雅黑" w:cs="微软雅黑"/>
                 <w:sz w:val="20"/>
                 <w:szCs w:val="20"/>
               </w:rPr>
             </w:pPr>
             <w:r>
               <w:rPr>
-                <w:rFonts w:ascii="微软雅黑" w:eastAsia="微软雅黑" w:hAnsi="微软雅黑" w:cs="微软雅黑"/>
+                <w:rFonts w:ascii="微软雅黑" w:hAnsi="微软雅黑" w:eastAsia="微软雅黑" w:cs="微软雅黑"/>
                 <w:spacing w:val="8"/>
                 <w:sz w:val="20"/>
                 <w:szCs w:val="20"/>
@@ -752,7 +895,7 @@
             </w:r>
             <w:r>
               <w:rPr>
-                <w:rFonts w:ascii="微软雅黑" w:eastAsia="微软雅黑" w:hAnsi="微软雅黑" w:cs="微软雅黑"/>
+                <w:rFonts w:ascii="微软雅黑" w:hAnsi="微软雅黑" w:eastAsia="微软雅黑" w:cs="微软雅黑"/>
                 <w:spacing w:val="6"/>
                 <w:sz w:val="20"/>
                 <w:szCs w:val="20"/>
@@ -766,67 +909,100 @@
             <w:tcW w:w="7789" w:type="dxa"/>
             <w:gridSpan w:val="6"/>
             <w:tcBorders>
-              <w:top w:val="single" w:sz="2" w:space="0" w:color="6996C4"/>
-              <w:bottom w:val="single" w:sz="2" w:space="0" w:color="6996C4"/>
+              <w:top w:val="single" w:color="6996C4" w:sz="2" w:space="0"/>
+              <w:bottom w:val="single" w:color="6996C4" w:sz="2" w:space="0"/>
             </w:tcBorders>
+            <w:vAlign w:val="top"/>
           </w:tcPr>
           <w:p>
             <w:pPr>
               <w:spacing w:before="136" w:line="193" w:lineRule="auto"/>
               <w:ind w:left="173"/>
               <w:rPr>
-                <w:rFonts w:ascii="微软雅黑" w:eastAsia="微软雅黑" w:hAnsi="微软雅黑" w:cs="微软雅黑" w:hint="eastAsia"/>
-                <w:sz w:val="20"/>
-                <w:szCs w:val="20"/>
+                <w:rFonts w:hint="eastAsia" w:ascii="微软雅黑" w:hAnsi="微软雅黑" w:eastAsia="微软雅黑" w:cs="微软雅黑"/>
+                <w:sz w:val="20"/>
+                <w:szCs w:val="20"/>
+                <w:lang w:val="en-US" w:eastAsia="zh-CN"/>
               </w:rPr>
             </w:pPr>
             <w:r>
               <w:rPr>
-                <w:rFonts w:ascii="微软雅黑" w:eastAsia="微软雅黑" w:hAnsi="微软雅黑" w:cs="微软雅黑" w:hint="eastAsia"/>
+                <w:rFonts w:hint="eastAsia" w:ascii="微软雅黑" w:hAnsi="微软雅黑" w:eastAsia="微软雅黑" w:cs="微软雅黑"/>
                 <w:spacing w:val="6"/>
                 <w:sz w:val="20"/>
                 <w:szCs w:val="20"/>
               </w:rPr>
-              <w:t>长沙市天心区古堆山巷11号北门</w:t>
+              <w:t>长沙市天心区古堆山巷11号</w:t>
+            </w:r>
+            <w:r>
+              <w:rPr>
+                <w:rFonts w:hint="eastAsia" w:ascii="微软雅黑" w:hAnsi="微软雅黑" w:eastAsia="微软雅黑" w:cs="微软雅黑"/>
+                <w:spacing w:val="6"/>
+                <w:sz w:val="20"/>
+                <w:szCs w:val="20"/>
+                <w:lang w:val="en-US" w:eastAsia="zh-CN"/>
+              </w:rPr>
+              <w:t>北门</w:t>
             </w:r>
           </w:p>
         </w:tc>
       </w:tr>
       <w:tr>
+        <w:tblPrEx>
+          <w:tblBorders>
+            <w:top w:val="single" w:color="6996C4" w:sz="4" w:space="0"/>
+            <w:left w:val="single" w:color="6996C4" w:sz="4" w:space="0"/>
+            <w:bottom w:val="single" w:color="6996C4" w:sz="4" w:space="0"/>
+            <w:right w:val="single" w:color="6996C4" w:sz="4" w:space="0"/>
+            <w:insideH w:val="single" w:color="6996C4" w:sz="4" w:space="0"/>
+            <w:insideV w:val="single" w:color="6996C4" w:sz="4" w:space="0"/>
+          </w:tblBorders>
+          <w:tblCellMar>
+            <w:top w:w="0" w:type="dxa"/>
+            <w:left w:w="0" w:type="dxa"/>
+            <w:bottom w:w="0" w:type="dxa"/>
+            <w:right w:w="0" w:type="dxa"/>
+          </w:tblCellMar>
+        </w:tblPrEx>
         <w:trPr>
-          <w:trHeight w:val="510"/>
+          <w:trHeight w:val="510" w:hRule="atLeast"/>
         </w:trPr>
         <w:tc>
           <w:tcPr>
             <w:tcW w:w="2509" w:type="dxa"/>
             <w:gridSpan w:val="2"/>
             <w:tcBorders>
-              <w:top w:val="single" w:sz="2" w:space="0" w:color="6996C4"/>
-              <w:bottom w:val="single" w:sz="2" w:space="0" w:color="6996C4"/>
+              <w:top w:val="single" w:color="6996C4" w:sz="2" w:space="0"/>
+              <w:bottom w:val="single" w:color="6996C4" w:sz="2" w:space="0"/>
             </w:tcBorders>
+            <w:vAlign w:val="top"/>
           </w:tcPr>
           <w:p>
             <w:pPr>
               <w:spacing w:before="136" w:line="194" w:lineRule="auto"/>
               <w:jc w:val="center"/>
               <w:rPr>
-                <w:rFonts w:ascii="微软雅黑" w:eastAsia="微软雅黑" w:hAnsi="微软雅黑" w:cs="微软雅黑" w:hint="eastAsia"/>
+                <w:rFonts w:ascii="微软雅黑" w:hAnsi="微软雅黑" w:eastAsia="微软雅黑" w:cs="微软雅黑"/>
+                <w:snapToGrid w:val="0"/>
+                <w:color w:val="000000"/>
+                <w:kern w:val="0"/>
                 <w:sz w:val="20"/>
                 <w:szCs w:val="20"/>
               </w:rPr>
             </w:pPr>
             <w:r>
               <w:rPr>
-                <w:rFonts w:ascii="微软雅黑" w:eastAsia="微软雅黑" w:hAnsi="微软雅黑" w:cs="微软雅黑" w:hint="eastAsia"/>
+                <w:rFonts w:hint="eastAsia" w:ascii="微软雅黑" w:hAnsi="微软雅黑" w:eastAsia="微软雅黑" w:cs="微软雅黑"/>
                 <w:spacing w:val="7"/>
                 <w:sz w:val="20"/>
                 <w:szCs w:val="20"/>
+                <w:lang w:val="en-US" w:eastAsia="zh-CN"/>
               </w:rPr>
               <w:t>参赛证</w:t>
             </w:r>
             <w:r>
               <w:rPr>
-                <w:rFonts w:ascii="微软雅黑" w:eastAsia="微软雅黑" w:hAnsi="微软雅黑" w:cs="微软雅黑"/>
+                <w:rFonts w:ascii="微软雅黑" w:hAnsi="微软雅黑" w:eastAsia="微软雅黑" w:cs="微软雅黑"/>
                 <w:spacing w:val="6"/>
                 <w:sz w:val="20"/>
                 <w:szCs w:val="20"/>
@@ -840,23 +1016,27 @@
             <w:tcW w:w="3187" w:type="dxa"/>
             <w:gridSpan w:val="3"/>
             <w:tcBorders>
-              <w:top w:val="single" w:sz="2" w:space="0" w:color="6996C4"/>
-              <w:bottom w:val="single" w:sz="2" w:space="0" w:color="6996C4"/>
+              <w:top w:val="single" w:color="6996C4" w:sz="2" w:space="0"/>
+              <w:bottom w:val="single" w:color="6996C4" w:sz="2" w:space="0"/>
             </w:tcBorders>
+            <w:vAlign w:val="top"/>
           </w:tcPr>
           <w:p>
             <w:pPr>
               <w:spacing w:before="137" w:line="194" w:lineRule="auto"/>
               <w:jc w:val="center"/>
               <w:rPr>
-                <w:rFonts w:ascii="微软雅黑" w:eastAsia="微软雅黑" w:hAnsi="微软雅黑" w:cs="微软雅黑" w:hint="eastAsia"/>
+                <w:rFonts w:ascii="微软雅黑" w:hAnsi="微软雅黑" w:eastAsia="微软雅黑" w:cs="微软雅黑"/>
+                <w:snapToGrid w:val="0"/>
+                <w:color w:val="000000"/>
+                <w:kern w:val="0"/>
                 <w:sz w:val="20"/>
                 <w:szCs w:val="20"/>
               </w:rPr>
             </w:pPr>
             <w:r>
               <w:rPr>
-                <w:rFonts w:ascii="微软雅黑" w:eastAsia="微软雅黑" w:hAnsi="微软雅黑" w:cs="微软雅黑"/>
+                <w:rFonts w:ascii="微软雅黑" w:hAnsi="微软雅黑" w:eastAsia="微软雅黑" w:cs="微软雅黑"/>
                 <w:spacing w:val="8"/>
                 <w:sz w:val="20"/>
                 <w:szCs w:val="20"/>
@@ -865,7 +1045,7 @@
             </w:r>
             <w:r>
               <w:rPr>
-                <w:rFonts w:ascii="微软雅黑" w:eastAsia="微软雅黑" w:hAnsi="微软雅黑" w:cs="微软雅黑"/>
+                <w:rFonts w:ascii="微软雅黑" w:hAnsi="微软雅黑" w:eastAsia="微软雅黑" w:cs="微软雅黑"/>
                 <w:spacing w:val="6"/>
                 <w:sz w:val="20"/>
                 <w:szCs w:val="20"/>
@@ -878,24 +1058,28 @@
           <w:tcPr>
             <w:tcW w:w="1768" w:type="dxa"/>
             <w:tcBorders>
-              <w:top w:val="single" w:sz="2" w:space="0" w:color="6996C4"/>
-              <w:bottom w:val="single" w:sz="2" w:space="0" w:color="6996C4"/>
+              <w:top w:val="single" w:color="6996C4" w:sz="2" w:space="0"/>
+              <w:bottom w:val="single" w:color="6996C4" w:sz="2" w:space="0"/>
             </w:tcBorders>
+            <w:vAlign w:val="top"/>
           </w:tcPr>
           <w:p>
             <w:pPr>
               <w:spacing w:before="137" w:line="193" w:lineRule="auto"/>
-              <w:ind w:left="133"/>
+              <w:ind w:left="133" w:leftChars="0"/>
               <w:jc w:val="center"/>
               <w:rPr>
-                <w:rFonts w:ascii="微软雅黑" w:eastAsia="微软雅黑" w:hAnsi="微软雅黑" w:cs="微软雅黑" w:hint="eastAsia"/>
+                <w:rFonts w:ascii="微软雅黑" w:hAnsi="微软雅黑" w:eastAsia="微软雅黑" w:cs="微软雅黑"/>
+                <w:snapToGrid w:val="0"/>
+                <w:color w:val="000000"/>
+                <w:kern w:val="0"/>
                 <w:sz w:val="20"/>
                 <w:szCs w:val="20"/>
               </w:rPr>
             </w:pPr>
             <w:r>
               <w:rPr>
-                <w:rFonts w:ascii="微软雅黑" w:eastAsia="微软雅黑" w:hAnsi="微软雅黑" w:cs="微软雅黑"/>
+                <w:rFonts w:ascii="微软雅黑" w:hAnsi="微软雅黑" w:eastAsia="微软雅黑" w:cs="微软雅黑"/>
                 <w:spacing w:val="5"/>
                 <w:sz w:val="20"/>
                 <w:szCs w:val="20"/>
@@ -908,9 +1092,10 @@
           <w:tcPr>
             <w:tcW w:w="1664" w:type="dxa"/>
             <w:tcBorders>
-              <w:top w:val="single" w:sz="2" w:space="0" w:color="6996C4"/>
-              <w:bottom w:val="single" w:sz="2" w:space="0" w:color="6996C4"/>
+              <w:top w:val="single" w:color="6996C4" w:sz="2" w:space="0"/>
+              <w:bottom w:val="single" w:color="6996C4" w:sz="2" w:space="0"/>
             </w:tcBorders>
+            <w:vAlign w:val="top"/>
           </w:tcPr>
           <w:p>
             <w:pPr>
@@ -918,14 +1103,14 @@
               <w:ind w:left="86"/>
               <w:jc w:val="center"/>
               <w:rPr>
-                <w:rFonts w:ascii="微软雅黑" w:eastAsia="微软雅黑" w:hAnsi="微软雅黑" w:cs="微软雅黑" w:hint="eastAsia"/>
+                <w:rFonts w:ascii="微软雅黑" w:hAnsi="微软雅黑" w:eastAsia="微软雅黑" w:cs="微软雅黑"/>
                 <w:sz w:val="20"/>
                 <w:szCs w:val="20"/>
               </w:rPr>
             </w:pPr>
             <w:r>
               <w:rPr>
-                <w:rFonts w:ascii="微软雅黑" w:eastAsia="微软雅黑" w:hAnsi="微软雅黑" w:cs="微软雅黑"/>
+                <w:rFonts w:ascii="微软雅黑" w:hAnsi="微软雅黑" w:eastAsia="微软雅黑" w:cs="微软雅黑"/>
                 <w:spacing w:val="7"/>
                 <w:sz w:val="20"/>
                 <w:szCs w:val="20"/>
@@ -934,7 +1119,7 @@
             </w:r>
             <w:r>
               <w:rPr>
-                <w:rFonts w:ascii="微软雅黑" w:eastAsia="微软雅黑" w:hAnsi="微软雅黑" w:cs="微软雅黑"/>
+                <w:rFonts w:ascii="微软雅黑" w:hAnsi="微软雅黑" w:eastAsia="微软雅黑" w:cs="微软雅黑"/>
                 <w:spacing w:val="5"/>
                 <w:sz w:val="20"/>
                 <w:szCs w:val="20"/>
@@ -945,33 +1130,58 @@
         </w:tc>
       </w:tr>
       <w:tr>
+        <w:tblPrEx>
+          <w:tblBorders>
+            <w:top w:val="single" w:color="6996C4" w:sz="4" w:space="0"/>
+            <w:left w:val="single" w:color="6996C4" w:sz="4" w:space="0"/>
+            <w:bottom w:val="single" w:color="6996C4" w:sz="4" w:space="0"/>
+            <w:right w:val="single" w:color="6996C4" w:sz="4" w:space="0"/>
+            <w:insideH w:val="single" w:color="6996C4" w:sz="4" w:space="0"/>
+            <w:insideV w:val="single" w:color="6996C4" w:sz="4" w:space="0"/>
+          </w:tblBorders>
+          <w:tblCellMar>
+            <w:top w:w="0" w:type="dxa"/>
+            <w:left w:w="0" w:type="dxa"/>
+            <w:bottom w:w="0" w:type="dxa"/>
+            <w:right w:w="0" w:type="dxa"/>
+          </w:tblCellMar>
+        </w:tblPrEx>
         <w:trPr>
-          <w:trHeight w:val="510"/>
+          <w:trHeight w:val="510" w:hRule="atLeast"/>
         </w:trPr>
         <w:tc>
           <w:tcPr>
             <w:tcW w:w="2509" w:type="dxa"/>
             <w:gridSpan w:val="2"/>
             <w:tcBorders>
-              <w:top w:val="single" w:sz="2" w:space="0" w:color="6996C4"/>
-              <w:bottom w:val="single" w:sz="2" w:space="0" w:color="6996C4"/>
+              <w:top w:val="single" w:color="6996C4" w:sz="2" w:space="0"/>
+              <w:bottom w:val="single" w:color="6996C4" w:sz="2" w:space="0"/>
             </w:tcBorders>
+            <w:vAlign w:val="top"/>
           </w:tcPr>
           <w:p>
             <w:pPr>
               <w:spacing w:before="164" w:line="166" w:lineRule="auto"/>
               <w:jc w:val="center"/>
               <w:rPr>
-                <w:rFonts w:ascii="微软雅黑" w:eastAsia="微软雅黑" w:hAnsi="微软雅黑" w:cs="微软雅黑" w:hint="eastAsia"/>
-                <w:sz w:val="20"/>
-                <w:szCs w:val="20"/>
+                <w:rFonts w:hint="default" w:ascii="微软雅黑" w:hAnsi="微软雅黑" w:eastAsia="微软雅黑" w:cs="微软雅黑"/>
+                <w:snapToGrid w:val="0"/>
+                <w:color w:val="000000"/>
+                <w:kern w:val="0"/>
+                <w:sz w:val="20"/>
+                <w:szCs w:val="20"/>
+                <w:lang w:val="en-US" w:eastAsia="zh-CN"/>
               </w:rPr>
             </w:pPr>
             <w:r>
               <w:rPr>
-                <w:rFonts w:ascii="微软雅黑" w:eastAsia="微软雅黑" w:hAnsi="微软雅黑" w:cs="微软雅黑"/>
-                <w:sz w:val="20"/>
-                <w:szCs w:val="20"/>
+                <w:rFonts w:hint="default" w:ascii="微软雅黑" w:hAnsi="微软雅黑" w:eastAsia="微软雅黑" w:cs="微软雅黑"/>
+                <w:snapToGrid w:val="0"/>
+                <w:color w:val="000000"/>
+                <w:kern w:val="0"/>
+                <w:sz w:val="20"/>
+                <w:szCs w:val="20"/>
+                <w:lang w:val="en-US" w:eastAsia="zh-CN"/>
               </w:rPr>
               <w:t>{{no}}</w:t>
             </w:r>
@@ -982,24 +1192,29 @@
             <w:tcW w:w="3187" w:type="dxa"/>
             <w:gridSpan w:val="3"/>
             <w:tcBorders>
-              <w:top w:val="single" w:sz="2" w:space="0" w:color="6996C4"/>
-              <w:bottom w:val="single" w:sz="2" w:space="0" w:color="6996C4"/>
+              <w:top w:val="single" w:color="6996C4" w:sz="2" w:space="0"/>
+              <w:bottom w:val="single" w:color="6996C4" w:sz="2" w:space="0"/>
             </w:tcBorders>
+            <w:vAlign w:val="top"/>
           </w:tcPr>
           <w:p>
             <w:pPr>
               <w:spacing w:before="164" w:line="166" w:lineRule="auto"/>
-              <w:ind w:left="252"/>
+              <w:ind w:left="252" w:leftChars="0"/>
               <w:jc w:val="center"/>
               <w:rPr>
-                <w:rFonts w:ascii="微软雅黑" w:eastAsia="微软雅黑" w:hAnsi="微软雅黑" w:cs="微软雅黑" w:hint="eastAsia"/>
-                <w:sz w:val="20"/>
-                <w:szCs w:val="20"/>
+                <w:rFonts w:hint="default" w:ascii="微软雅黑" w:hAnsi="微软雅黑" w:eastAsia="微软雅黑" w:cs="微软雅黑"/>
+                <w:snapToGrid w:val="0"/>
+                <w:color w:val="000000"/>
+                <w:kern w:val="0"/>
+                <w:sz w:val="20"/>
+                <w:szCs w:val="20"/>
+                <w:lang w:val="en-US" w:eastAsia="zh-CN"/>
               </w:rPr>
             </w:pPr>
             <w:r>
               <w:rPr>
-                <w:rFonts w:ascii="微软雅黑" w:eastAsia="微软雅黑" w:hAnsi="微软雅黑" w:cs="微软雅黑"/>
+                <w:rFonts w:ascii="微软雅黑" w:hAnsi="微软雅黑" w:eastAsia="微软雅黑" w:cs="微软雅黑"/>
                 <w:spacing w:val="-8"/>
                 <w:sz w:val="20"/>
                 <w:szCs w:val="20"/>
@@ -1008,7 +1223,7 @@
             </w:r>
             <w:r>
               <w:rPr>
-                <w:rFonts w:ascii="微软雅黑" w:eastAsia="微软雅黑" w:hAnsi="微软雅黑" w:cs="微软雅黑"/>
+                <w:rFonts w:ascii="微软雅黑" w:hAnsi="微软雅黑" w:eastAsia="微软雅黑" w:cs="微软雅黑"/>
                 <w:spacing w:val="-7"/>
                 <w:sz w:val="20"/>
                 <w:szCs w:val="20"/>
@@ -1017,16 +1232,17 @@
             </w:r>
             <w:r>
               <w:rPr>
-                <w:rFonts w:ascii="微软雅黑" w:eastAsia="微软雅黑" w:hAnsi="微软雅黑" w:cs="微软雅黑" w:hint="eastAsia"/>
+                <w:rFonts w:hint="eastAsia" w:ascii="微软雅黑" w:hAnsi="微软雅黑" w:eastAsia="微软雅黑" w:cs="微软雅黑"/>
                 <w:spacing w:val="-4"/>
                 <w:sz w:val="20"/>
                 <w:szCs w:val="20"/>
+                <w:lang w:val="en-US" w:eastAsia="zh-CN"/>
               </w:rPr>
               <w:t>4</w:t>
             </w:r>
             <w:r>
               <w:rPr>
-                <w:rFonts w:ascii="微软雅黑" w:eastAsia="微软雅黑" w:hAnsi="微软雅黑" w:cs="微软雅黑"/>
+                <w:rFonts w:ascii="微软雅黑" w:hAnsi="微软雅黑" w:eastAsia="微软雅黑" w:cs="微软雅黑"/>
                 <w:spacing w:val="-4"/>
                 <w:sz w:val="20"/>
                 <w:szCs w:val="20"/>
@@ -1035,16 +1251,17 @@
             </w:r>
             <w:r>
               <w:rPr>
-                <w:rFonts w:ascii="微软雅黑" w:eastAsia="微软雅黑" w:hAnsi="微软雅黑" w:cs="微软雅黑" w:hint="eastAsia"/>
+                <w:rFonts w:hint="eastAsia" w:ascii="微软雅黑" w:hAnsi="微软雅黑" w:eastAsia="微软雅黑" w:cs="微软雅黑"/>
                 <w:spacing w:val="-4"/>
                 <w:sz w:val="20"/>
                 <w:szCs w:val="20"/>
+                <w:lang w:val="en-US" w:eastAsia="zh-CN"/>
               </w:rPr>
               <w:t xml:space="preserve">11-29 </w:t>
             </w:r>
             <w:r>
               <w:rPr>
-                <w:rFonts w:ascii="微软雅黑" w:eastAsia="微软雅黑" w:hAnsi="微软雅黑" w:cs="微软雅黑"/>
+                <w:rFonts w:ascii="微软雅黑" w:hAnsi="微软雅黑" w:eastAsia="微软雅黑" w:cs="微软雅黑"/>
                 <w:spacing w:val="-4"/>
                 <w:sz w:val="20"/>
                 <w:szCs w:val="20"/>
@@ -1053,16 +1270,17 @@
             </w:r>
             <w:r>
               <w:rPr>
-                <w:rFonts w:ascii="微软雅黑" w:eastAsia="微软雅黑" w:hAnsi="微软雅黑" w:cs="微软雅黑" w:hint="eastAsia"/>
+                <w:rFonts w:hint="eastAsia" w:ascii="微软雅黑" w:hAnsi="微软雅黑" w:eastAsia="微软雅黑" w:cs="微软雅黑"/>
                 <w:spacing w:val="-4"/>
                 <w:sz w:val="20"/>
                 <w:szCs w:val="20"/>
+                <w:lang w:val="en-US" w:eastAsia="zh-CN"/>
               </w:rPr>
               <w:t>3</w:t>
             </w:r>
             <w:r>
               <w:rPr>
-                <w:rFonts w:ascii="微软雅黑" w:eastAsia="微软雅黑" w:hAnsi="微软雅黑" w:cs="微软雅黑"/>
+                <w:rFonts w:ascii="微软雅黑" w:hAnsi="微软雅黑" w:eastAsia="微软雅黑" w:cs="微软雅黑"/>
                 <w:spacing w:val="-4"/>
                 <w:sz w:val="20"/>
                 <w:szCs w:val="20"/>
@@ -1071,16 +1289,17 @@
             </w:r>
             <w:r>
               <w:rPr>
-                <w:rFonts w:ascii="微软雅黑" w:eastAsia="微软雅黑" w:hAnsi="微软雅黑" w:cs="微软雅黑" w:hint="eastAsia"/>
+                <w:rFonts w:hint="eastAsia" w:ascii="微软雅黑" w:hAnsi="微软雅黑" w:eastAsia="微软雅黑" w:cs="微软雅黑"/>
                 <w:spacing w:val="-4"/>
                 <w:sz w:val="20"/>
                 <w:szCs w:val="20"/>
+                <w:lang w:val="en-US" w:eastAsia="zh-CN"/>
               </w:rPr>
               <w:t>7</w:t>
             </w:r>
             <w:r>
               <w:rPr>
-                <w:rFonts w:ascii="微软雅黑" w:eastAsia="微软雅黑" w:hAnsi="微软雅黑" w:cs="微软雅黑"/>
+                <w:rFonts w:ascii="微软雅黑" w:hAnsi="微软雅黑" w:eastAsia="微软雅黑" w:cs="微软雅黑"/>
                 <w:spacing w:val="-4"/>
                 <w:sz w:val="20"/>
                 <w:szCs w:val="20"/>
@@ -1089,16 +1308,17 @@
             </w:r>
             <w:r>
               <w:rPr>
-                <w:rFonts w:ascii="微软雅黑" w:eastAsia="微软雅黑" w:hAnsi="微软雅黑" w:cs="微软雅黑" w:hint="eastAsia"/>
+                <w:rFonts w:hint="eastAsia" w:ascii="微软雅黑" w:hAnsi="微软雅黑" w:eastAsia="微软雅黑" w:cs="微软雅黑"/>
                 <w:spacing w:val="-4"/>
                 <w:sz w:val="20"/>
                 <w:szCs w:val="20"/>
+                <w:lang w:val="en-US" w:eastAsia="zh-CN"/>
               </w:rPr>
               <w:t>3</w:t>
             </w:r>
             <w:r>
               <w:rPr>
-                <w:rFonts w:ascii="微软雅黑" w:eastAsia="微软雅黑" w:hAnsi="微软雅黑" w:cs="微软雅黑"/>
+                <w:rFonts w:ascii="微软雅黑" w:hAnsi="微软雅黑" w:eastAsia="微软雅黑" w:cs="微软雅黑"/>
                 <w:spacing w:val="-4"/>
                 <w:sz w:val="20"/>
                 <w:szCs w:val="20"/>
@@ -1111,28 +1331,37 @@
           <w:tcPr>
             <w:tcW w:w="1768" w:type="dxa"/>
             <w:tcBorders>
-              <w:top w:val="single" w:sz="2" w:space="0" w:color="6996C4"/>
-              <w:bottom w:val="single" w:sz="2" w:space="0" w:color="6996C4"/>
+              <w:top w:val="single" w:color="6996C4" w:sz="2" w:space="0"/>
+              <w:bottom w:val="single" w:color="6996C4" w:sz="2" w:space="0"/>
             </w:tcBorders>
+            <w:vAlign w:val="top"/>
           </w:tcPr>
           <w:p>
             <w:pPr>
               <w:spacing w:before="164" w:line="166" w:lineRule="auto"/>
-              <w:ind w:left="182"/>
+              <w:ind w:left="182" w:leftChars="0"/>
               <w:jc w:val="center"/>
               <w:rPr>
-                <w:rFonts w:ascii="微软雅黑" w:eastAsia="微软雅黑" w:hAnsi="微软雅黑" w:cs="微软雅黑" w:hint="eastAsia"/>
+                <w:rFonts w:hint="default" w:ascii="微软雅黑" w:hAnsi="微软雅黑" w:eastAsia="微软雅黑" w:cs="微软雅黑"/>
+                <w:snapToGrid w:val="0"/>
+                <w:color w:val="000000"/>
+                <w:kern w:val="0"/>
                 <w:sz w:val="20"/>
                 <w:szCs w:val="20"/>
                 <w:highlight w:val="yellow"/>
+                <w:lang w:val="en-US" w:eastAsia="zh-CN"/>
               </w:rPr>
             </w:pPr>
             <w:r>
               <w:rPr>
-                <w:rFonts w:ascii="微软雅黑" w:eastAsia="微软雅黑" w:hAnsi="微软雅黑" w:cs="微软雅黑"/>
+                <w:rFonts w:hint="default" w:ascii="微软雅黑" w:hAnsi="微软雅黑" w:eastAsia="微软雅黑" w:cs="微软雅黑"/>
+                <w:snapToGrid w:val="0"/>
+                <w:color w:val="000000"/>
+                <w:kern w:val="0"/>
                 <w:sz w:val="20"/>
                 <w:szCs w:val="20"/>
                 <w:highlight w:val="yellow"/>
+                <w:lang w:val="en-US" w:eastAsia="zh-CN"/>
               </w:rPr>
               <w:t>{{no1}}</w:t>
             </w:r>
@@ -1142,9 +1371,10 @@
           <w:tcPr>
             <w:tcW w:w="1664" w:type="dxa"/>
             <w:tcBorders>
-              <w:top w:val="single" w:sz="2" w:space="0" w:color="6996C4"/>
-              <w:bottom w:val="single" w:sz="2" w:space="0" w:color="6996C4"/>
+              <w:top w:val="single" w:color="6996C4" w:sz="2" w:space="0"/>
+              <w:bottom w:val="single" w:color="6996C4" w:sz="2" w:space="0"/>
             </w:tcBorders>
+            <w:vAlign w:val="top"/>
           </w:tcPr>
           <w:p>
             <w:pPr>
@@ -1152,18 +1382,20 @@
               <w:ind w:left="254"/>
               <w:jc w:val="center"/>
               <w:rPr>
-                <w:rFonts w:ascii="微软雅黑" w:eastAsia="微软雅黑" w:hAnsi="微软雅黑" w:cs="微软雅黑" w:hint="eastAsia"/>
+                <w:rFonts w:hint="default" w:ascii="微软雅黑" w:hAnsi="微软雅黑" w:eastAsia="微软雅黑" w:cs="微软雅黑"/>
                 <w:sz w:val="20"/>
                 <w:szCs w:val="20"/>
                 <w:highlight w:val="yellow"/>
+                <w:lang w:val="en-US" w:eastAsia="zh-CN"/>
               </w:rPr>
             </w:pPr>
             <w:r>
               <w:rPr>
-                <w:rFonts w:ascii="微软雅黑" w:eastAsia="微软雅黑" w:hAnsi="微软雅黑" w:cs="微软雅黑"/>
+                <w:rFonts w:hint="default" w:ascii="微软雅黑" w:hAnsi="微软雅黑" w:eastAsia="微软雅黑" w:cs="微软雅黑"/>
                 <w:sz w:val="20"/>
                 <w:szCs w:val="20"/>
                 <w:highlight w:val="yellow"/>
+                <w:lang w:val="en-US" w:eastAsia="zh-CN"/>
               </w:rPr>
               <w:t>{{no2}}</w:t>
             </w:r>
@@ -1176,16 +1408,16 @@
         <w:spacing w:before="92" w:line="190" w:lineRule="auto"/>
         <w:ind w:left="3868"/>
         <w:rPr>
-          <w:rFonts w:ascii="微软雅黑" w:eastAsia="微软雅黑" w:hAnsi="微软雅黑" w:cs="微软雅黑" w:hint="eastAsia"/>
+          <w:rFonts w:ascii="微软雅黑" w:hAnsi="微软雅黑" w:eastAsia="微软雅黑" w:cs="微软雅黑"/>
           <w:spacing w:val="7"/>
           <w:sz w:val="22"/>
           <w:szCs w:val="22"/>
-          <w14:textOutline w14:w="3632" w14:cap="sq" w14:cmpd="sng" w14:algn="ctr">
+          <w14:textOutline w14:w="3627" w14:cap="sq" w14:cmpd="sng">
             <w14:solidFill>
               <w14:srgbClr w14:val="000000"/>
             </w14:solidFill>
             <w14:prstDash w14:val="solid"/>
-            <w14:miter w14:lim="0"/>
+            <w14:miter w14:val="0"/>
           </w14:textOutline>
         </w:rPr>
       </w:pPr>
@@ -1195,63 +1427,64 @@
         <w:spacing w:before="92" w:line="190" w:lineRule="auto"/>
         <w:ind w:left="3868"/>
         <w:rPr>
-          <w:rFonts w:ascii="微软雅黑" w:eastAsia="微软雅黑" w:hAnsi="微软雅黑" w:cs="微软雅黑" w:hint="eastAsia"/>
+          <w:rFonts w:ascii="微软雅黑" w:hAnsi="微软雅黑" w:eastAsia="微软雅黑" w:cs="微软雅黑"/>
           <w:spacing w:val="6"/>
           <w:sz w:val="26"/>
           <w:szCs w:val="26"/>
-          <w14:textOutline w14:w="3632" w14:cap="sq" w14:cmpd="sng" w14:algn="ctr">
+          <w14:textOutline w14:w="3627" w14:cap="sq" w14:cmpd="sng">
             <w14:solidFill>
               <w14:srgbClr w14:val="000000"/>
             </w14:solidFill>
             <w14:prstDash w14:val="solid"/>
-            <w14:miter w14:lim="0"/>
+            <w14:miter w14:val="0"/>
           </w14:textOutline>
         </w:rPr>
       </w:pPr>
       <w:r>
         <w:rPr>
-          <w:rFonts w:ascii="微软雅黑" w:eastAsia="微软雅黑" w:hAnsi="微软雅黑" w:cs="微软雅黑" w:hint="eastAsia"/>
+          <w:rFonts w:hint="eastAsia" w:ascii="微软雅黑" w:hAnsi="微软雅黑" w:eastAsia="微软雅黑" w:cs="微软雅黑"/>
           <w:spacing w:val="7"/>
           <w:sz w:val="26"/>
           <w:szCs w:val="26"/>
-          <w14:textOutline w14:w="3632" w14:cap="sq" w14:cmpd="sng" w14:algn="ctr">
+          <w:lang w:val="en-US" w:eastAsia="zh-CN"/>
+          <w14:textOutline w14:w="3627" w14:cap="sq" w14:cmpd="sng">
             <w14:solidFill>
               <w14:srgbClr w14:val="000000"/>
             </w14:solidFill>
             <w14:prstDash w14:val="solid"/>
-            <w14:miter w14:lim="0"/>
+            <w14:miter w14:val="0"/>
           </w14:textOutline>
         </w:rPr>
         <w:t>参赛</w:t>
       </w:r>
       <w:r>
         <w:rPr>
-          <w:rFonts w:ascii="微软雅黑" w:eastAsia="微软雅黑" w:hAnsi="微软雅黑" w:cs="微软雅黑"/>
+          <w:rFonts w:ascii="微软雅黑" w:hAnsi="微软雅黑" w:eastAsia="微软雅黑" w:cs="微软雅黑"/>
           <w:spacing w:val="7"/>
           <w:sz w:val="26"/>
           <w:szCs w:val="26"/>
-          <w14:textOutline w14:w="3632" w14:cap="sq" w14:cmpd="sng" w14:algn="ctr">
+          <w14:textOutline w14:w="3627" w14:cap="sq" w14:cmpd="sng">
             <w14:solidFill>
               <w14:srgbClr w14:val="000000"/>
             </w14:solidFill>
             <w14:prstDash w14:val="solid"/>
-            <w14:miter w14:lim="0"/>
+            <w14:miter w14:val="0"/>
           </w14:textOutline>
         </w:rPr>
         <w:t>人员须</w:t>
       </w:r>
       <w:r>
         <w:rPr>
-          <w:rFonts w:ascii="微软雅黑" w:eastAsia="微软雅黑" w:hAnsi="微软雅黑" w:cs="微软雅黑"/>
+          <w:rFonts w:ascii="微软雅黑" w:hAnsi="微软雅黑" w:eastAsia="微软雅黑" w:cs="微软雅黑"/>
           <w:spacing w:val="6"/>
           <w:sz w:val="26"/>
           <w:szCs w:val="26"/>
-          <w14:textOutline w14:w="3632" w14:cap="sq" w14:cmpd="sng" w14:algn="ctr">
+          <w14:textOutline w14:w="3627" w14:cap="sq" w14:cmpd="sng">
             <w14:solidFill>
               <w14:srgbClr w14:val="000000"/>
             </w14:solidFill>
             <w14:prstDash w14:val="solid"/>
-            <w14:miter w14:lim="0"/>
+            <w14:miter w14:val="0"/>
           </w14:textOutline>
         </w:rPr>
         <w:t>知</w:t>
@@ -1259,8 +1492,7 @@
     </w:p>
     <w:p>
       <w:pPr>
-        <w:pStyle w:val="a0"/>
-        <w:ind w:left="840" w:hanging="420"/>
+        <w:pStyle w:val="2"/>
       </w:pPr>
     </w:p>
     <w:p>
@@ -1268,7 +1500,7 @@
         <w:spacing w:before="25" w:line="181" w:lineRule="auto"/>
         <w:ind w:left="2" w:right="204" w:firstLine="16"/>
         <w:rPr>
-          <w:rFonts w:ascii="微软雅黑" w:eastAsia="微软雅黑" w:hAnsi="微软雅黑" w:cs="微软雅黑" w:hint="eastAsia"/>
+          <w:rFonts w:hint="eastAsia" w:ascii="微软雅黑" w:hAnsi="微软雅黑" w:eastAsia="微软雅黑" w:cs="微软雅黑"/>
           <w:spacing w:val="7"/>
           <w:sz w:val="20"/>
           <w:szCs w:val="20"/>
@@ -1276,7 +1508,7 @@
       </w:pPr>
       <w:r>
         <w:rPr>
-          <w:rFonts w:ascii="微软雅黑" w:eastAsia="微软雅黑" w:hAnsi="微软雅黑" w:cs="微软雅黑" w:hint="eastAsia"/>
+          <w:rFonts w:hint="eastAsia" w:ascii="微软雅黑" w:hAnsi="微软雅黑" w:eastAsia="微软雅黑" w:cs="微软雅黑"/>
           <w:spacing w:val="22"/>
           <w:sz w:val="20"/>
           <w:szCs w:val="20"/>
@@ -1285,25 +1517,36 @@
       </w:r>
       <w:r>
         <w:rPr>
-          <w:rFonts w:ascii="微软雅黑" w:eastAsia="微软雅黑" w:hAnsi="微软雅黑" w:cs="微软雅黑" w:hint="eastAsia"/>
+          <w:rFonts w:hint="eastAsia" w:ascii="微软雅黑" w:hAnsi="微软雅黑" w:eastAsia="微软雅黑" w:cs="微软雅黑"/>
           <w:spacing w:val="21"/>
           <w:sz w:val="20"/>
           <w:szCs w:val="20"/>
+          <w:lang w:val="en-US" w:eastAsia="zh-CN"/>
         </w:rPr>
         <w:t>参赛</w:t>
       </w:r>
       <w:r>
         <w:rPr>
-          <w:rFonts w:ascii="微软雅黑" w:eastAsia="微软雅黑" w:hAnsi="微软雅黑" w:cs="微软雅黑" w:hint="eastAsia"/>
+          <w:rFonts w:hint="eastAsia" w:ascii="微软雅黑" w:hAnsi="微软雅黑" w:eastAsia="微软雅黑" w:cs="微软雅黑"/>
           <w:spacing w:val="11"/>
           <w:sz w:val="20"/>
           <w:szCs w:val="20"/>
         </w:rPr>
-        <w:t>证和身份证件原件进入考场，所持身份证件信息须与参赛</w:t>
-      </w:r>
-      <w:r>
-        <w:rPr>
-          <w:rFonts w:ascii="微软雅黑" w:eastAsia="微软雅黑" w:hAnsi="微软雅黑" w:cs="微软雅黑" w:hint="eastAsia"/>
+        <w:t>证和身份证件原件进入考场，所持身份证件信息须与</w:t>
+      </w:r>
+      <w:r>
+        <w:rPr>
+          <w:rFonts w:hint="eastAsia" w:ascii="微软雅黑" w:hAnsi="微软雅黑" w:eastAsia="微软雅黑" w:cs="微软雅黑"/>
+          <w:spacing w:val="11"/>
+          <w:sz w:val="20"/>
+          <w:szCs w:val="20"/>
+          <w:lang w:val="en-US" w:eastAsia="zh-CN"/>
+        </w:rPr>
+        <w:t>参赛</w:t>
+      </w:r>
+      <w:r>
+        <w:rPr>
+          <w:rFonts w:hint="eastAsia" w:ascii="微软雅黑" w:hAnsi="微软雅黑" w:eastAsia="微软雅黑" w:cs="微软雅黑"/>
           <w:spacing w:val="14"/>
           <w:sz w:val="20"/>
           <w:szCs w:val="20"/>
@@ -1312,7 +1555,7 @@
       </w:r>
       <w:r>
         <w:rPr>
-          <w:rFonts w:ascii="微软雅黑" w:eastAsia="微软雅黑" w:hAnsi="微软雅黑" w:cs="微软雅黑" w:hint="eastAsia"/>
+          <w:rFonts w:hint="eastAsia" w:ascii="微软雅黑" w:hAnsi="微软雅黑" w:eastAsia="微软雅黑" w:cs="微软雅黑"/>
           <w:spacing w:val="13"/>
           <w:sz w:val="20"/>
           <w:szCs w:val="20"/>
@@ -1321,7 +1564,7 @@
       </w:r>
       <w:r>
         <w:rPr>
-          <w:rFonts w:ascii="微软雅黑" w:eastAsia="微软雅黑" w:hAnsi="微软雅黑" w:cs="微软雅黑" w:hint="eastAsia"/>
+          <w:rFonts w:hint="eastAsia" w:ascii="微软雅黑" w:hAnsi="微软雅黑" w:eastAsia="微软雅黑" w:cs="微软雅黑"/>
           <w:spacing w:val="7"/>
           <w:sz w:val="20"/>
           <w:szCs w:val="20"/>
@@ -1334,7 +1577,7 @@
         <w:spacing w:before="25" w:line="181" w:lineRule="auto"/>
         <w:ind w:left="2" w:right="204" w:firstLine="16"/>
         <w:rPr>
-          <w:rFonts w:ascii="微软雅黑" w:eastAsia="微软雅黑" w:hAnsi="微软雅黑" w:cs="微软雅黑" w:hint="eastAsia"/>
+          <w:rFonts w:hint="eastAsia" w:ascii="微软雅黑" w:hAnsi="微软雅黑" w:eastAsia="微软雅黑" w:cs="微软雅黑"/>
           <w:spacing w:val="7"/>
           <w:sz w:val="20"/>
           <w:szCs w:val="20"/>
@@ -1342,7 +1585,7 @@
       </w:pPr>
       <w:r>
         <w:rPr>
-          <w:rFonts w:ascii="微软雅黑" w:eastAsia="微软雅黑" w:hAnsi="微软雅黑" w:cs="微软雅黑" w:hint="eastAsia"/>
+          <w:rFonts w:hint="eastAsia" w:ascii="微软雅黑" w:hAnsi="微软雅黑" w:eastAsia="微软雅黑" w:cs="微软雅黑"/>
           <w:spacing w:val="14"/>
           <w:sz w:val="20"/>
           <w:szCs w:val="20"/>
@@ -1351,7 +1594,7 @@
       </w:r>
       <w:r>
         <w:rPr>
-          <w:rFonts w:ascii="微软雅黑" w:eastAsia="微软雅黑" w:hAnsi="微软雅黑" w:cs="微软雅黑" w:hint="eastAsia"/>
+          <w:rFonts w:hint="eastAsia" w:ascii="微软雅黑" w:hAnsi="微软雅黑" w:eastAsia="微软雅黑" w:cs="微软雅黑"/>
           <w:spacing w:val="13"/>
           <w:sz w:val="20"/>
           <w:szCs w:val="20"/>
@@ -1360,16 +1603,54 @@
       </w:r>
       <w:r>
         <w:rPr>
-          <w:rFonts w:ascii="微软雅黑" w:eastAsia="微软雅黑" w:hAnsi="微软雅黑" w:cs="微软雅黑" w:hint="eastAsia"/>
+          <w:rFonts w:hint="eastAsia" w:ascii="微软雅黑" w:hAnsi="微软雅黑" w:eastAsia="微软雅黑" w:cs="微软雅黑"/>
           <w:spacing w:val="7"/>
           <w:sz w:val="20"/>
           <w:szCs w:val="20"/>
         </w:rPr>
-        <w:t>考试开始前15分钟可进入考场，考试开始15分钟后不得入场。入场后，须在“座次表”上签到，对号入座，保持安静，并</w:t>
-      </w:r>
-      <w:r>
-        <w:rPr>
-          <w:rFonts w:ascii="微软雅黑" w:eastAsia="微软雅黑" w:hAnsi="微软雅黑" w:cs="微软雅黑" w:hint="eastAsia"/>
+        <w:t>考试开始前</w:t>
+      </w:r>
+      <w:r>
+        <w:rPr>
+          <w:rFonts w:hint="eastAsia" w:ascii="微软雅黑" w:hAnsi="微软雅黑" w:eastAsia="微软雅黑" w:cs="微软雅黑"/>
+          <w:spacing w:val="7"/>
+          <w:sz w:val="20"/>
+          <w:szCs w:val="20"/>
+          <w:lang w:val="en-US" w:eastAsia="zh-CN"/>
+        </w:rPr>
+        <w:t>15</w:t>
+      </w:r>
+      <w:r>
+        <w:rPr>
+          <w:rFonts w:hint="eastAsia" w:ascii="微软雅黑" w:hAnsi="微软雅黑" w:eastAsia="微软雅黑" w:cs="微软雅黑"/>
+          <w:spacing w:val="7"/>
+          <w:sz w:val="20"/>
+          <w:szCs w:val="20"/>
+        </w:rPr>
+        <w:t>分钟可进入考场，考试开始</w:t>
+      </w:r>
+      <w:r>
+        <w:rPr>
+          <w:rFonts w:hint="eastAsia" w:ascii="微软雅黑" w:hAnsi="微软雅黑" w:eastAsia="微软雅黑" w:cs="微软雅黑"/>
+          <w:spacing w:val="7"/>
+          <w:sz w:val="20"/>
+          <w:szCs w:val="20"/>
+          <w:lang w:val="en-US" w:eastAsia="zh-CN"/>
+        </w:rPr>
+        <w:t>1</w:t>
+      </w:r>
+      <w:r>
+        <w:rPr>
+          <w:rFonts w:hint="eastAsia" w:ascii="微软雅黑" w:hAnsi="微软雅黑" w:eastAsia="微软雅黑" w:cs="微软雅黑"/>
+          <w:spacing w:val="7"/>
+          <w:sz w:val="20"/>
+          <w:szCs w:val="20"/>
+        </w:rPr>
+        <w:t>5分钟后不得入场。入场后，须在“座次表”上签到，对号入座，保持安静，并</w:t>
+      </w:r>
+      <w:r>
+        <w:rPr>
+          <w:rFonts w:hint="eastAsia" w:ascii="微软雅黑" w:hAnsi="微软雅黑" w:eastAsia="微软雅黑" w:cs="微软雅黑"/>
           <w:spacing w:val="13"/>
           <w:sz w:val="20"/>
           <w:szCs w:val="20"/>
@@ -1378,12 +1659,22 @@
       </w:r>
       <w:r>
         <w:rPr>
-          <w:rFonts w:ascii="微软雅黑" w:eastAsia="微软雅黑" w:hAnsi="微软雅黑" w:cs="微软雅黑" w:hint="eastAsia"/>
+          <w:rFonts w:hint="eastAsia" w:ascii="微软雅黑" w:hAnsi="微软雅黑" w:eastAsia="微软雅黑" w:cs="微软雅黑"/>
           <w:spacing w:val="7"/>
           <w:sz w:val="20"/>
           <w:szCs w:val="20"/>
-        </w:rPr>
-        <w:t>参赛证和身份证件放在考位桌面，接受监考人员核查。</w:t>
+          <w:lang w:val="en-US" w:eastAsia="zh-CN"/>
+        </w:rPr>
+        <w:t>参赛</w:t>
+      </w:r>
+      <w:r>
+        <w:rPr>
+          <w:rFonts w:hint="eastAsia" w:ascii="微软雅黑" w:hAnsi="微软雅黑" w:eastAsia="微软雅黑" w:cs="微软雅黑"/>
+          <w:spacing w:val="7"/>
+          <w:sz w:val="20"/>
+          <w:szCs w:val="20"/>
+        </w:rPr>
+        <w:t>证和身份证件放在考位桌面，接受监考人员核查。</w:t>
       </w:r>
     </w:p>
     <w:p>
@@ -1391,7 +1682,7 @@
         <w:spacing w:before="25" w:line="181" w:lineRule="auto"/>
         <w:ind w:left="2" w:right="204" w:firstLine="16"/>
         <w:rPr>
-          <w:rFonts w:ascii="微软雅黑" w:eastAsia="微软雅黑" w:hAnsi="微软雅黑" w:cs="微软雅黑" w:hint="eastAsia"/>
+          <w:rFonts w:hint="eastAsia" w:ascii="微软雅黑" w:hAnsi="微软雅黑" w:eastAsia="微软雅黑" w:cs="微软雅黑"/>
           <w:spacing w:val="12"/>
           <w:sz w:val="20"/>
           <w:szCs w:val="20"/>
@@ -1399,7 +1690,7 @@
       </w:pPr>
       <w:r>
         <w:rPr>
-          <w:rFonts w:ascii="微软雅黑" w:eastAsia="微软雅黑" w:hAnsi="微软雅黑" w:cs="微软雅黑" w:hint="eastAsia"/>
+          <w:rFonts w:hint="eastAsia" w:ascii="微软雅黑" w:hAnsi="微软雅黑" w:eastAsia="微软雅黑" w:cs="微软雅黑"/>
           <w:spacing w:val="16"/>
           <w:sz w:val="20"/>
           <w:szCs w:val="20"/>
@@ -1408,7 +1699,7 @@
       </w:r>
       <w:r>
         <w:rPr>
-          <w:rFonts w:ascii="微软雅黑" w:eastAsia="微软雅黑" w:hAnsi="微软雅黑" w:cs="微软雅黑" w:hint="eastAsia"/>
+          <w:rFonts w:hint="eastAsia" w:ascii="微软雅黑" w:hAnsi="微软雅黑" w:eastAsia="微软雅黑" w:cs="微软雅黑"/>
           <w:spacing w:val="12"/>
           <w:sz w:val="20"/>
           <w:szCs w:val="20"/>
@@ -1421,24 +1712,27 @@
         <w:spacing w:before="25" w:line="181" w:lineRule="auto"/>
         <w:ind w:left="2" w:right="204" w:firstLine="16"/>
         <w:rPr>
-          <w:rFonts w:eastAsia="微软雅黑"/>
+          <w:rFonts w:hint="default" w:eastAsia="微软雅黑"/>
+          <w:lang w:val="en-US" w:eastAsia="zh-CN"/>
         </w:rPr>
       </w:pPr>
       <w:r>
         <w:rPr>
-          <w:rFonts w:ascii="微软雅黑" w:eastAsia="微软雅黑" w:hAnsi="微软雅黑" w:cs="微软雅黑" w:hint="eastAsia"/>
+          <w:rFonts w:hint="eastAsia" w:ascii="微软雅黑" w:hAnsi="微软雅黑" w:eastAsia="微软雅黑" w:cs="微软雅黑"/>
           <w:spacing w:val="12"/>
           <w:sz w:val="20"/>
           <w:szCs w:val="20"/>
+          <w:lang w:val="en-US" w:eastAsia="zh-CN"/>
         </w:rPr>
         <w:t>4.服从考场封闭管理，开考150分钟之内不得离开考场。</w:t>
       </w:r>
       <w:r>
         <w:rPr>
-          <w:rFonts w:ascii="微软雅黑" w:eastAsia="微软雅黑" w:hAnsi="微软雅黑" w:cs="微软雅黑"/>
+          <w:rFonts w:hint="default" w:ascii="微软雅黑" w:hAnsi="微软雅黑" w:eastAsia="微软雅黑" w:cs="微软雅黑"/>
           <w:spacing w:val="12"/>
           <w:sz w:val="20"/>
           <w:szCs w:val="20"/>
+          <w:lang w:val="en-US" w:eastAsia="zh-CN"/>
         </w:rPr>
         <w:t>考试开始和结束时间以考点统一信号为准。</w:t>
       </w:r>
@@ -1448,23 +1742,33 @@
         <w:spacing w:before="25" w:line="181" w:lineRule="auto"/>
         <w:ind w:left="2" w:right="204" w:firstLine="16"/>
         <w:rPr>
-          <w:rFonts w:ascii="微软雅黑" w:eastAsia="微软雅黑" w:hAnsi="微软雅黑" w:cs="微软雅黑" w:hint="eastAsia"/>
+          <w:rFonts w:hint="eastAsia" w:ascii="微软雅黑" w:hAnsi="微软雅黑" w:eastAsia="微软雅黑" w:cs="微软雅黑"/>
           <w:sz w:val="20"/>
           <w:szCs w:val="20"/>
         </w:rPr>
       </w:pPr>
       <w:r>
         <w:rPr>
-          <w:rFonts w:ascii="微软雅黑" w:eastAsia="微软雅黑" w:hAnsi="微软雅黑" w:cs="微软雅黑" w:hint="eastAsia"/>
+          <w:rFonts w:hint="eastAsia" w:ascii="微软雅黑" w:hAnsi="微软雅黑" w:eastAsia="微软雅黑" w:cs="微软雅黑"/>
           <w:spacing w:val="22"/>
           <w:sz w:val="20"/>
           <w:szCs w:val="20"/>
-        </w:rPr>
-        <w:t>5.</w:t>
-      </w:r>
-      <w:r>
-        <w:rPr>
-          <w:rFonts w:ascii="微软雅黑" w:eastAsia="微软雅黑" w:hAnsi="微软雅黑" w:cs="微软雅黑" w:hint="eastAsia"/>
+          <w:lang w:val="en-US" w:eastAsia="zh-CN"/>
+        </w:rPr>
+        <w:t>5</w:t>
+      </w:r>
+      <w:r>
+        <w:rPr>
+          <w:rFonts w:hint="eastAsia" w:ascii="微软雅黑" w:hAnsi="微软雅黑" w:eastAsia="微软雅黑" w:cs="微软雅黑"/>
+          <w:spacing w:val="22"/>
+          <w:sz w:val="20"/>
+          <w:szCs w:val="20"/>
+        </w:rPr>
+        <w:t>.</w:t>
+      </w:r>
+      <w:r>
+        <w:rPr>
+          <w:rFonts w:hint="eastAsia" w:ascii="微软雅黑" w:hAnsi="微软雅黑" w:eastAsia="微软雅黑" w:cs="微软雅黑"/>
           <w:spacing w:val="14"/>
           <w:sz w:val="20"/>
           <w:szCs w:val="20"/>
@@ -1473,7 +1777,7 @@
       </w:r>
       <w:r>
         <w:rPr>
-          <w:rFonts w:ascii="微软雅黑" w:eastAsia="微软雅黑" w:hAnsi="微软雅黑" w:cs="微软雅黑" w:hint="eastAsia"/>
+          <w:rFonts w:hint="eastAsia" w:ascii="微软雅黑" w:hAnsi="微软雅黑" w:eastAsia="微软雅黑" w:cs="微软雅黑"/>
           <w:spacing w:val="11"/>
           <w:sz w:val="20"/>
           <w:szCs w:val="20"/>
@@ -1482,7 +1786,7 @@
       </w:r>
       <w:r>
         <w:rPr>
-          <w:rFonts w:ascii="微软雅黑" w:eastAsia="微软雅黑" w:hAnsi="微软雅黑" w:cs="微软雅黑" w:hint="eastAsia"/>
+          <w:rFonts w:hint="eastAsia" w:ascii="微软雅黑" w:hAnsi="微软雅黑" w:eastAsia="微软雅黑" w:cs="微软雅黑"/>
           <w:spacing w:val="14"/>
           <w:sz w:val="20"/>
           <w:szCs w:val="20"/>
@@ -1491,7 +1795,7 @@
       </w:r>
       <w:r>
         <w:rPr>
-          <w:rFonts w:ascii="微软雅黑" w:eastAsia="微软雅黑" w:hAnsi="微软雅黑" w:cs="微软雅黑" w:hint="eastAsia"/>
+          <w:rFonts w:hint="eastAsia" w:ascii="微软雅黑" w:hAnsi="微软雅黑" w:eastAsia="微软雅黑" w:cs="微软雅黑"/>
           <w:spacing w:val="13"/>
           <w:sz w:val="20"/>
           <w:szCs w:val="20"/>
@@ -1500,7 +1804,7 @@
       </w:r>
       <w:r>
         <w:rPr>
-          <w:rFonts w:ascii="微软雅黑" w:eastAsia="微软雅黑" w:hAnsi="微软雅黑" w:cs="微软雅黑" w:hint="eastAsia"/>
+          <w:rFonts w:hint="eastAsia" w:ascii="微软雅黑" w:hAnsi="微软雅黑" w:eastAsia="微软雅黑" w:cs="微软雅黑"/>
           <w:spacing w:val="7"/>
           <w:sz w:val="20"/>
           <w:szCs w:val="20"/>
@@ -1513,7 +1817,7 @@
         <w:spacing w:before="25" w:line="181" w:lineRule="auto"/>
         <w:ind w:left="2" w:right="204" w:firstLine="16"/>
         <w:rPr>
-          <w:rFonts w:ascii="微软雅黑" w:eastAsia="微软雅黑" w:hAnsi="微软雅黑" w:cs="微软雅黑" w:hint="eastAsia"/>
+          <w:rFonts w:hint="eastAsia" w:ascii="微软雅黑" w:hAnsi="微软雅黑" w:eastAsia="微软雅黑" w:cs="微软雅黑"/>
           <w:spacing w:val="18"/>
           <w:sz w:val="20"/>
           <w:szCs w:val="20"/>
@@ -1521,25 +1825,45 @@
       </w:pPr>
       <w:r>
         <w:rPr>
-          <w:rFonts w:ascii="微软雅黑" w:eastAsia="微软雅黑" w:hAnsi="微软雅黑" w:cs="微软雅黑" w:hint="eastAsia"/>
+          <w:rFonts w:hint="eastAsia" w:ascii="微软雅黑" w:hAnsi="微软雅黑" w:eastAsia="微软雅黑" w:cs="微软雅黑"/>
           <w:spacing w:val="16"/>
           <w:sz w:val="20"/>
           <w:szCs w:val="20"/>
+          <w:lang w:val="en-US" w:eastAsia="zh-CN"/>
         </w:rPr>
         <w:t>6</w:t>
       </w:r>
       <w:r>
         <w:rPr>
-          <w:rFonts w:ascii="微软雅黑" w:eastAsia="微软雅黑" w:hAnsi="微软雅黑" w:cs="微软雅黑" w:hint="eastAsia"/>
+          <w:rFonts w:hint="eastAsia" w:ascii="微软雅黑" w:hAnsi="微软雅黑" w:eastAsia="微软雅黑" w:cs="微软雅黑"/>
           <w:spacing w:val="12"/>
           <w:sz w:val="20"/>
           <w:szCs w:val="20"/>
         </w:rPr>
-        <w:t>.答题纸和试卷上面都要写个人信息，考试过程中应妥善保管好自己的试卷，防止他人抄袭，考试结束后被甄别为雷同答卷的，将给予成绩无效</w:t>
-      </w:r>
-      <w:r>
-        <w:rPr>
-          <w:rFonts w:ascii="微软雅黑" w:eastAsia="微软雅黑" w:hAnsi="微软雅黑" w:cs="微软雅黑" w:hint="eastAsia"/>
+        <w:t>.答题纸和试卷上面都要写个人信息</w:t>
+      </w:r>
+      <w:r>
+        <w:rPr>
+          <w:rFonts w:hint="eastAsia" w:ascii="微软雅黑" w:hAnsi="微软雅黑" w:eastAsia="微软雅黑" w:cs="微软雅黑"/>
+          <w:spacing w:val="12"/>
+          <w:sz w:val="20"/>
+          <w:szCs w:val="20"/>
+          <w:lang w:eastAsia="zh-CN"/>
+        </w:rPr>
+        <w:t>，</w:t>
+      </w:r>
+      <w:r>
+        <w:rPr>
+          <w:rFonts w:hint="eastAsia" w:ascii="微软雅黑" w:hAnsi="微软雅黑" w:eastAsia="微软雅黑" w:cs="微软雅黑"/>
+          <w:spacing w:val="12"/>
+          <w:sz w:val="20"/>
+          <w:szCs w:val="20"/>
+        </w:rPr>
+        <w:t>考试过程中应妥善保管好自己的试卷，防止他人抄袭，考试结束后被甄别为雷同答卷的，将给予成绩无效</w:t>
+      </w:r>
+      <w:r>
+        <w:rPr>
+          <w:rFonts w:hint="eastAsia" w:ascii="微软雅黑" w:hAnsi="微软雅黑" w:eastAsia="微软雅黑" w:cs="微软雅黑"/>
           <w:spacing w:val="22"/>
           <w:sz w:val="20"/>
           <w:szCs w:val="20"/>
@@ -1548,7 +1872,7 @@
       </w:r>
       <w:r>
         <w:rPr>
-          <w:rFonts w:ascii="微软雅黑" w:eastAsia="微软雅黑" w:hAnsi="微软雅黑" w:cs="微软雅黑" w:hint="eastAsia"/>
+          <w:rFonts w:hint="eastAsia" w:ascii="微软雅黑" w:hAnsi="微软雅黑" w:eastAsia="微软雅黑" w:cs="微软雅黑"/>
           <w:spacing w:val="18"/>
           <w:sz w:val="20"/>
           <w:szCs w:val="20"/>
@@ -1558,13 +1882,19 @@
     </w:p>
     <w:p>
       <w:pPr>
-        <w:pStyle w:val="a0"/>
-        <w:ind w:left="840" w:hanging="420"/>
+        <w:pStyle w:val="2"/>
+        <w:rPr>
+          <w:rFonts w:hint="eastAsia"/>
+        </w:rPr>
       </w:pPr>
     </w:p>
     <w:p>
       <w:pPr>
         <w:spacing w:line="269" w:lineRule="auto"/>
+        <w:rPr>
+          <w:rFonts w:ascii="Arial"/>
+          <w:sz w:val="21"/>
+        </w:rPr>
       </w:pPr>
     </w:p>
     <w:p>
@@ -1572,31 +1902,32 @@
         <w:spacing w:before="92" w:line="190" w:lineRule="auto"/>
         <w:jc w:val="both"/>
         <w:rPr>
-          <w:rFonts w:ascii="微软雅黑" w:eastAsia="微软雅黑" w:hAnsi="微软雅黑" w:cs="微软雅黑" w:hint="eastAsia"/>
+          <w:rFonts w:ascii="微软雅黑" w:hAnsi="微软雅黑" w:eastAsia="微软雅黑" w:cs="微软雅黑"/>
           <w:spacing w:val="7"/>
           <w:sz w:val="26"/>
           <w:szCs w:val="26"/>
-          <w14:textOutline w14:w="3632" w14:cap="sq" w14:cmpd="sng" w14:algn="ctr">
+          <w14:textOutline w14:w="3627" w14:cap="sq" w14:cmpd="sng">
             <w14:solidFill>
               <w14:srgbClr w14:val="000000"/>
             </w14:solidFill>
             <w14:prstDash w14:val="solid"/>
-            <w14:miter w14:lim="0"/>
+            <w14:miter w14:val="0"/>
           </w14:textOutline>
         </w:rPr>
       </w:pPr>
       <w:r>
         <w:rPr>
-          <w:rFonts w:ascii="微软雅黑" w:eastAsia="微软雅黑" w:hAnsi="微软雅黑" w:cs="微软雅黑"/>
+          <w:rFonts w:ascii="微软雅黑" w:hAnsi="微软雅黑" w:eastAsia="微软雅黑" w:cs="微软雅黑"/>
           <w:spacing w:val="7"/>
           <w:sz w:val="26"/>
           <w:szCs w:val="26"/>
-          <w14:textOutline w14:w="3632" w14:cap="sq" w14:cmpd="sng" w14:algn="ctr">
+          <w:lang w:val="en-US" w:eastAsia="zh-CN"/>
+          <w14:textOutline w14:w="3627" w14:cap="sq" w14:cmpd="sng">
             <w14:solidFill>
               <w14:srgbClr w14:val="000000"/>
             </w14:solidFill>
             <w14:prstDash w14:val="solid"/>
-            <w14:miter w14:lim="0"/>
+            <w14:miter w14:val="0"/>
           </w14:textOutline>
         </w:rPr>
         <w:t>特别提示：</w:t>
@@ -1607,27 +1938,30 @@
         <w:spacing w:before="25" w:line="181" w:lineRule="auto"/>
         <w:ind w:left="2" w:right="204" w:firstLine="16"/>
         <w:rPr>
-          <w:rFonts w:ascii="微软雅黑" w:eastAsia="微软雅黑" w:hAnsi="微软雅黑" w:cs="微软雅黑" w:hint="eastAsia"/>
+          <w:rFonts w:hint="eastAsia" w:ascii="微软雅黑" w:hAnsi="微软雅黑" w:eastAsia="微软雅黑" w:cs="微软雅黑"/>
           <w:spacing w:val="16"/>
           <w:sz w:val="20"/>
           <w:szCs w:val="20"/>
+          <w:lang w:val="en-US" w:eastAsia="zh-CN"/>
         </w:rPr>
       </w:pPr>
       <w:r>
         <w:rPr>
-          <w:rFonts w:ascii="微软雅黑" w:eastAsia="微软雅黑" w:hAnsi="微软雅黑" w:cs="微软雅黑" w:hint="eastAsia"/>
+          <w:rFonts w:hint="eastAsia" w:ascii="微软雅黑" w:hAnsi="微软雅黑" w:eastAsia="微软雅黑" w:cs="微软雅黑"/>
           <w:spacing w:val="16"/>
           <w:sz w:val="20"/>
           <w:szCs w:val="20"/>
+          <w:lang w:val="en-US" w:eastAsia="zh-CN"/>
         </w:rPr>
         <w:t>考试当天考点学校有几批人员考试，交通干道可能出现拥堵，考生车辆不允许进入考点，请提前熟悉考点地址，合理规划好交通路</w:t>
       </w:r>
       <w:r>
         <w:rPr>
-          <w:rFonts w:ascii="微软雅黑" w:eastAsia="微软雅黑" w:hAnsi="微软雅黑" w:cs="微软雅黑"/>
+          <w:rFonts w:hint="default" w:ascii="微软雅黑" w:hAnsi="微软雅黑" w:eastAsia="微软雅黑" w:cs="微软雅黑"/>
           <w:spacing w:val="16"/>
           <w:sz w:val="20"/>
           <w:szCs w:val="20"/>
+          <w:lang w:val="en-US" w:eastAsia="zh-CN"/>
         </w:rPr>
         <w:t>线和出行方式。</w:t>
       </w:r>
@@ -1635,58 +1969,93 @@
     <w:p>
       <w:pPr>
         <w:spacing w:line="270" w:lineRule="auto"/>
+        <w:rPr>
+          <w:rFonts w:ascii="Arial"/>
+          <w:sz w:val="21"/>
+        </w:rPr>
       </w:pPr>
     </w:p>
     <w:p>
       <w:pPr>
         <w:spacing w:line="270" w:lineRule="auto"/>
+        <w:rPr>
+          <w:rFonts w:ascii="Arial"/>
+          <w:sz w:val="21"/>
+        </w:rPr>
       </w:pPr>
     </w:p>
     <w:p>
       <w:pPr>
         <w:spacing w:line="270" w:lineRule="auto"/>
+        <w:rPr>
+          <w:rFonts w:ascii="Arial"/>
+          <w:sz w:val="21"/>
+        </w:rPr>
       </w:pPr>
     </w:p>
     <w:p>
       <w:pPr>
         <w:spacing w:line="270" w:lineRule="auto"/>
+        <w:rPr>
+          <w:rFonts w:hint="default" w:ascii="Arial"/>
+          <w:sz w:val="21"/>
+          <w:lang w:val="en-US"/>
+        </w:rPr>
       </w:pPr>
     </w:p>
     <w:p>
       <w:pPr>
         <w:spacing w:line="270" w:lineRule="auto"/>
+        <w:rPr>
+          <w:rFonts w:ascii="Arial"/>
+          <w:sz w:val="21"/>
+        </w:rPr>
       </w:pPr>
     </w:p>
     <w:p>
       <w:pPr>
         <w:spacing w:line="270" w:lineRule="auto"/>
+        <w:rPr>
+          <w:rFonts w:ascii="Arial"/>
+          <w:sz w:val="21"/>
+        </w:rPr>
       </w:pPr>
     </w:p>
     <w:p>
       <w:pPr>
         <w:spacing w:line="270" w:lineRule="auto"/>
+        <w:rPr>
+          <w:rFonts w:ascii="Arial"/>
+          <w:sz w:val="21"/>
+        </w:rPr>
       </w:pPr>
     </w:p>
     <w:sectPr>
       <w:pgSz w:w="11900" w:h="16840"/>
       <w:pgMar w:top="1112" w:right="1140" w:bottom="0" w:left="1464" w:header="0" w:footer="0" w:gutter="0"/>
-      <w:cols w:space="720"/>
+      <w:cols w:space="720" w:num="1"/>
     </w:sectPr>
   </w:body>
 </w:document>
 </file>
 
 <file path=word/endnotes.xml><?xml version="1.0" encoding="utf-8"?>
-<w:endnotes xmlns:wpc="http://schemas.microsoft.com/office/word/2010/wordprocessingCanvas" xmlns:cx="http://schemas.microsoft.com/office/drawing/2014/chartex" xmlns:cx1="http://schemas.microsoft.com/office/drawing/2015/9/8/chartex" xmlns:cx2="http://schemas.microsoft.com/office/drawing/2015/10/21/chartex" xmlns:cx3="http://schemas.microsoft.com/office/drawing/2016/5/9/chartex" xmlns:cx4="http://schemas.microsoft.com/office/drawing/2016/5/10/chartex" xmlns:cx5="http://schemas.microsoft.com/office/drawing/2016/5/11/chartex" xmlns:cx6="http://schemas.microsoft.com/office/drawing/2016/5/12/chartex" xmlns:cx7="http://schemas.microsoft.com/office/drawing/2016/5/13/chartex" xmlns:cx8="http://schemas.microsoft.com/office/drawing/2016/5/14/chartex" xmlns:mc="http://schemas.openxmlformats.org/markup-compatibility/2006" xmlns:aink="http://schemas.microsoft.com/office/drawing/2016/ink" xmlns:am3d="http://schemas.microsoft.com/office/drawing/2017/model3d" xmlns:o="urn:schemas-microsoft-com:office:office" xmlns:oel="http://schemas.microsoft.com/office/2019/extlst" xmlns:r="http://schemas.openxmlformats.org/officeDocument/2006/relationships" xmlns:m="http://schemas.openxmlformats.org/officeDocument/2006/math" xmlns:v="urn:schemas-microsoft-com:vml" xmlns:wp14="http://schemas.microsoft.com/office/word/2010/wordprocessingDrawing" xmlns:wp="http://schemas.openxmlformats.org/drawingml/2006/wordprocessingDrawing" xmlns:w10="urn:schemas-microsoft-com:office:word" xmlns:w="http://schemas.openxmlformats.org/wordprocessingml/2006/main" xmlns:w14="http://schemas.microsoft.com/office/word/2010/wordml" xmlns:w15="http://schemas.microsoft.com/office/word/2012/wordml" xmlns:w16cex="http://schemas.microsoft.com/office/word/2018/wordml/cex" xmlns:w16cid="http://schemas.microsoft.com/office/word/2016/wordml/cid" xmlns:w16="http://schemas.microsoft.com/office/word/2018/wordml" xmlns:w16du="http://schemas.microsoft.com/office/word/2023/wordml/word16du" xmlns:w16sdtdh="http://schemas.microsoft.com/office/word/2020/wordml/sdtdatahash" xmlns:w16se="http://schemas.microsoft.com/office/word/2015/wordml/symex" xmlns:wpg="http://schemas.microsoft.com/office/word/2010/wordprocessingGroup" xmlns:wpi="http://schemas.microsoft.com/office/word/2010/wordprocessingInk" xmlns:wne="http://schemas.microsoft.com/office/word/2006/wordml" xmlns:wps="http://schemas.microsoft.com/office/word/2010/wordprocessingShape" mc:Ignorable="w14 w15 w16se w16cid w16 w16cex w16sdtdh w16du wp14">
-  <w:endnote w:type="separator" w:id="-1">
+<w:endnotes xmlns:wpc="http://schemas.microsoft.com/office/word/2010/wordprocessingCanvas" xmlns:mc="http://schemas.openxmlformats.org/markup-compatibility/2006" xmlns:o="urn:schemas-microsoft-com:office:office" xmlns:r="http://schemas.openxmlformats.org/officeDocument/2006/relationships" xmlns:m="http://schemas.openxmlformats.org/officeDocument/2006/math" xmlns:v="urn:schemas-microsoft-com:vml" xmlns:wp14="http://schemas.microsoft.com/office/word/2010/wordprocessingDrawing" xmlns:wp="http://schemas.openxmlformats.org/drawingml/2006/wordprocessingDrawing" xmlns:w="http://schemas.openxmlformats.org/wordprocessingml/2006/main" xmlns:w14="http://schemas.microsoft.com/office/word/2010/wordml" xmlns:w15="http://schemas.microsoft.com/office/word/2012/wordml" xmlns:w10="urn:schemas-microsoft-com:office:word" xmlns:wpg="http://schemas.microsoft.com/office/word/2010/wordprocessingGroup" xmlns:wpi="http://schemas.microsoft.com/office/word/2010/wordprocessingInk" xmlns:wne="http://schemas.microsoft.com/office/word/2006/wordml" xmlns:wps="http://schemas.microsoft.com/office/word/2010/wordprocessingShape" xmlns:wpsCustomData="http://www.wps.cn/officeDocument/2013/wpsCustomData" mc:Ignorable="w14 w15 wp14">
+  <w:endnote w:type="separator" w:id="0">
     <w:p>
+      <w:pPr>
+        <w:spacing w:line="240" w:lineRule="auto"/>
+      </w:pPr>
       <w:r>
         <w:separator/>
       </w:r>
     </w:p>
   </w:endnote>
-  <w:endnote w:type="continuationSeparator" w:id="0">
+  <w:endnote w:type="continuationSeparator" w:id="1">
     <w:p>
+      <w:pPr>
+        <w:spacing w:line="240" w:lineRule="auto"/>
+      </w:pPr>
       <w:r>
         <w:continuationSeparator/>
       </w:r>
@@ -1696,16 +2065,22 @@
 </file>
 
 <file path=word/footnotes.xml><?xml version="1.0" encoding="utf-8"?>
-<w:footnotes xmlns:wpc="http://schemas.microsoft.com/office/word/2010/wordprocessingCanvas" xmlns:cx="http://schemas.microsoft.com/office/drawing/2014/chartex" xmlns:cx1="http://schemas.microsoft.com/office/drawing/2015/9/8/chartex" xmlns:cx2="http://schemas.microsoft.com/office/drawing/2015/10/21/chartex" xmlns:cx3="http://schemas.microsoft.com/office/drawing/2016/5/9/chartex" xmlns:cx4="http://schemas.microsoft.com/office/drawing/2016/5/10/chartex" xmlns:cx5="http://schemas.microsoft.com/office/drawing/2016/5/11/chartex" xmlns:cx6="http://schemas.microsoft.com/office/drawing/2016/5/12/chartex" xmlns:cx7="http://schemas.microsoft.com/office/drawing/2016/5/13/chartex" xmlns:cx8="http://schemas.microsoft.com/office/drawing/2016/5/14/chartex" xmlns:mc="http://schemas.openxmlformats.org/markup-compatibility/2006" xmlns:aink="http://schemas.microsoft.com/office/drawing/2016/ink" xmlns:am3d="http://schemas.microsoft.com/office/drawing/2017/model3d" xmlns:o="urn:schemas-microsoft-com:office:office" xmlns:oel="http://schemas.microsoft.com/office/2019/extlst" xmlns:r="http://schemas.openxmlformats.org/officeDocument/2006/relationships" xmlns:m="http://schemas.openxmlformats.org/officeDocument/2006/math" xmlns:v="urn:schemas-microsoft-com:vml" xmlns:wp14="http://schemas.microsoft.com/office/word/2010/wordprocessingDrawing" xmlns:wp="http://schemas.openxmlformats.org/drawingml/2006/wordprocessingDrawing" xmlns:w10="urn:schemas-microsoft-com:office:word" xmlns:w="http://schemas.openxmlformats.org/wordprocessingml/2006/main" xmlns:w14="http://schemas.microsoft.com/office/word/2010/wordml" xmlns:w15="http://schemas.microsoft.com/office/word/2012/wordml" xmlns:w16cex="http://schemas.microsoft.com/office/word/2018/wordml/cex" xmlns:w16cid="http://schemas.microsoft.com/office/word/2016/wordml/cid" xmlns:w16="http://schemas.microsoft.com/office/word/2018/wordml" xmlns:w16du="http://schemas.microsoft.com/office/word/2023/wordml/word16du" xmlns:w16sdtdh="http://schemas.microsoft.com/office/word/2020/wordml/sdtdatahash" xmlns:w16se="http://schemas.microsoft.com/office/word/2015/wordml/symex" xmlns:wpg="http://schemas.microsoft.com/office/word/2010/wordprocessingGroup" xmlns:wpi="http://schemas.microsoft.com/office/word/2010/wordprocessingInk" xmlns:wne="http://schemas.microsoft.com/office/word/2006/wordml" xmlns:wps="http://schemas.microsoft.com/office/word/2010/wordprocessingShape" mc:Ignorable="w14 w15 w16se w16cid w16 w16cex w16sdtdh w16du wp14">
-  <w:footnote w:type="separator" w:id="-1">
+<w:footnotes xmlns:wpc="http://schemas.microsoft.com/office/word/2010/wordprocessingCanvas" xmlns:mc="http://schemas.openxmlformats.org/markup-compatibility/2006" xmlns:o="urn:schemas-microsoft-com:office:office" xmlns:r="http://schemas.openxmlformats.org/officeDocument/2006/relationships" xmlns:m="http://schemas.openxmlformats.org/officeDocument/2006/math" xmlns:v="urn:schemas-microsoft-com:vml" xmlns:wp14="http://schemas.microsoft.com/office/word/2010/wordprocessingDrawing" xmlns:wp="http://schemas.openxmlformats.org/drawingml/2006/wordprocessingDrawing" xmlns:w="http://schemas.openxmlformats.org/wordprocessingml/2006/main" xmlns:w14="http://schemas.microsoft.com/office/word/2010/wordml" xmlns:w15="http://schemas.microsoft.com/office/word/2012/wordml" xmlns:w10="urn:schemas-microsoft-com:office:word" xmlns:wpg="http://schemas.microsoft.com/office/word/2010/wordprocessingGroup" xmlns:wpi="http://schemas.microsoft.com/office/word/2010/wordprocessingInk" xmlns:wne="http://schemas.microsoft.com/office/word/2006/wordml" xmlns:wps="http://schemas.microsoft.com/office/word/2010/wordprocessingShape" xmlns:wpsCustomData="http://www.wps.cn/officeDocument/2013/wpsCustomData" mc:Ignorable="w14 w15 wp14">
+  <w:footnote w:type="separator" w:id="0">
     <w:p>
+      <w:pPr>
+        <w:spacing w:line="240" w:lineRule="auto"/>
+      </w:pPr>
       <w:r>
         <w:separator/>
       </w:r>
     </w:p>
   </w:footnote>
-  <w:footnote w:type="continuationSeparator" w:id="0">
+  <w:footnote w:type="continuationSeparator" w:id="1">
     <w:p>
+      <w:pPr>
+        <w:spacing w:line="240" w:lineRule="auto"/>
+      </w:pPr>
       <w:r>
         <w:continuationSeparator/>
       </w:r>
@@ -1715,339 +2090,303 @@
 </file>
 
 <file path=word/styles.xml><?xml version="1.0" encoding="utf-8"?>
-<w:styles xmlns:mc="http://schemas.openxmlformats.org/markup-compatibility/2006" xmlns:r="http://schemas.openxmlformats.org/officeDocument/2006/relationships" xmlns:w="http://schemas.openxmlformats.org/wordprocessingml/2006/main" xmlns:w14="http://schemas.microsoft.com/office/word/2010/wordml" xmlns:w15="http://schemas.microsoft.com/office/word/2012/wordml" xmlns:w16cex="http://schemas.microsoft.com/office/word/2018/wordml/cex" xmlns:w16cid="http://schemas.microsoft.com/office/word/2016/wordml/cid" xmlns:w16="http://schemas.microsoft.com/office/word/2018/wordml" xmlns:w16du="http://schemas.microsoft.com/office/word/2023/wordml/word16du" xmlns:w16sdtdh="http://schemas.microsoft.com/office/word/2020/wordml/sdtdatahash" xmlns:w16se="http://schemas.microsoft.com/office/word/2015/wordml/symex" mc:Ignorable="w14 w15 w16se w16cid w16 w16cex w16sdtdh w16du">
+<w:styles xmlns:mc="http://schemas.openxmlformats.org/markup-compatibility/2006" xmlns:o="urn:schemas-microsoft-com:office:office" xmlns:r="http://schemas.openxmlformats.org/officeDocument/2006/relationships" xmlns:m="http://schemas.openxmlformats.org/officeDocument/2006/math" xmlns:v="urn:schemas-microsoft-com:vml" xmlns:w="http://schemas.openxmlformats.org/wordprocessingml/2006/main" xmlns:w14="http://schemas.microsoft.com/office/word/2010/wordml" xmlns:w10="urn:schemas-microsoft-com:office:word" xmlns:sl="http://schemas.openxmlformats.org/schemaLibrary/2006/main" xmlns:wpsCustomData="http://www.wps.cn/officeDocument/2013/wpsCustomData" mc:Ignorable="w14">
   <w:docDefaults>
     <w:rPrDefault>
       <w:rPr>
-        <w:rFonts w:ascii="Times New Roman" w:eastAsia="宋体" w:hAnsi="Times New Roman" w:cs="Times New Roman"/>
-        <w:lang w:val="en-US" w:eastAsia="zh-CN" w:bidi="ar-SA"/>
+        <w:rFonts w:ascii="Times New Roman" w:hAnsi="Times New Roman" w:eastAsia="宋体" w:cs="Times New Roman"/>
       </w:rPr>
     </w:rPrDefault>
     <w:pPrDefault/>
   </w:docDefaults>
-  <w:latentStyles w:defLockedState="0" w:defUIPriority="0" w:defSemiHidden="0" w:defUnhideWhenUsed="0" w:defQFormat="0" w:count="376">
-    <w:lsdException w:name="Normal" w:semiHidden="1" w:qFormat="1"/>
-    <w:lsdException w:name="heading 1" w:qFormat="1"/>
-    <w:lsdException w:name="heading 2" w:semiHidden="1" w:unhideWhenUsed="1" w:qFormat="1"/>
-    <w:lsdException w:name="heading 3" w:semiHidden="1" w:unhideWhenUsed="1" w:qFormat="1"/>
-    <w:lsdException w:name="heading 4" w:semiHidden="1" w:unhideWhenUsed="1" w:qFormat="1"/>
-    <w:lsdException w:name="heading 5" w:semiHidden="1" w:unhideWhenUsed="1" w:qFormat="1"/>
-    <w:lsdException w:name="heading 6" w:semiHidden="1" w:unhideWhenUsed="1" w:qFormat="1"/>
-    <w:lsdException w:name="heading 7" w:semiHidden="1" w:unhideWhenUsed="1" w:qFormat="1"/>
-    <w:lsdException w:name="heading 8" w:semiHidden="1" w:unhideWhenUsed="1" w:qFormat="1"/>
-    <w:lsdException w:name="heading 9" w:semiHidden="1" w:unhideWhenUsed="1" w:qFormat="1"/>
-    <w:lsdException w:name="caption" w:semiHidden="1" w:unhideWhenUsed="1" w:qFormat="1"/>
-    <w:lsdException w:name="table of figures" w:uiPriority="99" w:unhideWhenUsed="1" w:qFormat="1"/>
-    <w:lsdException w:name="Title" w:qFormat="1"/>
-    <w:lsdException w:name="Default Paragraph Font" w:semiHidden="1" w:qFormat="1"/>
-    <w:lsdException w:name="Subtitle" w:qFormat="1"/>
-    <w:lsdException w:name="Strong" w:qFormat="1"/>
-    <w:lsdException w:name="Emphasis" w:qFormat="1"/>
-    <w:lsdException w:name="HTML Top of Form" w:semiHidden="1" w:uiPriority="99" w:unhideWhenUsed="1"/>
-    <w:lsdException w:name="HTML Bottom of Form" w:semiHidden="1" w:uiPriority="99" w:unhideWhenUsed="1"/>
-    <w:lsdException w:name="Normal Table" w:semiHidden="1" w:unhideWhenUsed="1" w:qFormat="1"/>
-    <w:lsdException w:name="No List" w:semiHidden="1" w:uiPriority="99" w:unhideWhenUsed="1"/>
-    <w:lsdException w:name="Outline List 1" w:semiHidden="1" w:uiPriority="99" w:unhideWhenUsed="1"/>
-    <w:lsdException w:name="Outline List 2" w:semiHidden="1" w:uiPriority="99" w:unhideWhenUsed="1"/>
-    <w:lsdException w:name="Outline List 3" w:semiHidden="1" w:uiPriority="99" w:unhideWhenUsed="1"/>
-    <w:lsdException w:name="Table Simple 1" w:semiHidden="1" w:unhideWhenUsed="1"/>
-    <w:lsdException w:name="Table Simple 2" w:semiHidden="1" w:unhideWhenUsed="1"/>
-    <w:lsdException w:name="Table Simple 3" w:semiHidden="1" w:unhideWhenUsed="1"/>
-    <w:lsdException w:name="Table Classic 1" w:semiHidden="1" w:unhideWhenUsed="1"/>
-    <w:lsdException w:name="Table Classic 2" w:semiHidden="1" w:unhideWhenUsed="1"/>
-    <w:lsdException w:name="Table Classic 3" w:semiHidden="1" w:unhideWhenUsed="1"/>
-    <w:lsdException w:name="Table Classic 4" w:semiHidden="1" w:unhideWhenUsed="1"/>
-    <w:lsdException w:name="Table Colorful 1" w:semiHidden="1" w:unhideWhenUsed="1"/>
-    <w:lsdException w:name="Table Colorful 2" w:semiHidden="1" w:unhideWhenUsed="1"/>
-    <w:lsdException w:name="Table Colorful 3" w:semiHidden="1" w:unhideWhenUsed="1"/>
-    <w:lsdException w:name="Table Columns 1" w:semiHidden="1" w:unhideWhenUsed="1"/>
-    <w:lsdException w:name="Table Columns 2" w:semiHidden="1" w:unhideWhenUsed="1"/>
-    <w:lsdException w:name="Table Columns 3" w:semiHidden="1" w:unhideWhenUsed="1"/>
-    <w:lsdException w:name="Table Columns 4" w:semiHidden="1" w:unhideWhenUsed="1"/>
-    <w:lsdException w:name="Table Columns 5" w:semiHidden="1" w:unhideWhenUsed="1"/>
-    <w:lsdException w:name="Table Grid 1" w:semiHidden="1" w:unhideWhenUsed="1"/>
-    <w:lsdException w:name="Table Grid 2" w:semiHidden="1" w:unhideWhenUsed="1"/>
-    <w:lsdException w:name="Table Grid 3" w:semiHidden="1" w:unhideWhenUsed="1"/>
-    <w:lsdException w:name="Table Grid 4" w:semiHidden="1" w:unhideWhenUsed="1"/>
-    <w:lsdException w:name="Table Grid 5" w:semiHidden="1" w:unhideWhenUsed="1"/>
-    <w:lsdException w:name="Table Grid 6" w:semiHidden="1" w:unhideWhenUsed="1"/>
-    <w:lsdException w:name="Table Grid 7" w:semiHidden="1" w:unhideWhenUsed="1"/>
-    <w:lsdException w:name="Table Grid 8" w:semiHidden="1" w:unhideWhenUsed="1"/>
-    <w:lsdException w:name="Table List 1" w:semiHidden="1" w:unhideWhenUsed="1"/>
-    <w:lsdException w:name="Table List 2" w:semiHidden="1" w:unhideWhenUsed="1"/>
-    <w:lsdException w:name="Table List 3" w:semiHidden="1" w:unhideWhenUsed="1"/>
-    <w:lsdException w:name="Table List 4" w:semiHidden="1" w:unhideWhenUsed="1"/>
-    <w:lsdException w:name="Table List 5" w:semiHidden="1" w:unhideWhenUsed="1"/>
-    <w:lsdException w:name="Table List 6" w:semiHidden="1" w:unhideWhenUsed="1"/>
-    <w:lsdException w:name="Table List 7" w:semiHidden="1" w:unhideWhenUsed="1"/>
-    <w:lsdException w:name="Table List 8" w:semiHidden="1" w:unhideWhenUsed="1"/>
-    <w:lsdException w:name="Table 3D effects 1" w:semiHidden="1" w:unhideWhenUsed="1"/>
-    <w:lsdException w:name="Table 3D effects 2" w:semiHidden="1" w:unhideWhenUsed="1"/>
-    <w:lsdException w:name="Table 3D effects 3" w:semiHidden="1" w:unhideWhenUsed="1"/>
-    <w:lsdException w:name="Table Contemporary" w:semiHidden="1" w:unhideWhenUsed="1"/>
-    <w:lsdException w:name="Table Elegant" w:semiHidden="1" w:unhideWhenUsed="1"/>
-    <w:lsdException w:name="Table Professional" w:semiHidden="1" w:unhideWhenUsed="1"/>
-    <w:lsdException w:name="Table Subtle 1" w:semiHidden="1" w:unhideWhenUsed="1"/>
-    <w:lsdException w:name="Table Subtle 2" w:semiHidden="1" w:unhideWhenUsed="1"/>
-    <w:lsdException w:name="Table Web 1" w:semiHidden="1" w:unhideWhenUsed="1"/>
-    <w:lsdException w:name="Table Web 2" w:semiHidden="1" w:unhideWhenUsed="1"/>
-    <w:lsdException w:name="Table Web 3" w:semiHidden="1" w:unhideWhenUsed="1"/>
-    <w:lsdException w:name="Table Theme" w:semiHidden="1" w:unhideWhenUsed="1"/>
-    <w:lsdException w:name="Placeholder Text" w:semiHidden="1" w:uiPriority="99" w:unhideWhenUsed="1"/>
-    <w:lsdException w:name="No Spacing" w:semiHidden="1" w:uiPriority="99" w:unhideWhenUsed="1"/>
-    <w:lsdException w:name="Light Shading" w:uiPriority="60"/>
-    <w:lsdException w:name="Light List" w:uiPriority="61"/>
-    <w:lsdException w:name="Light Grid" w:uiPriority="62"/>
-    <w:lsdException w:name="Medium Shading 1" w:uiPriority="63"/>
-    <w:lsdException w:name="Medium Shading 2" w:uiPriority="64"/>
-    <w:lsdException w:name="Medium List 1" w:uiPriority="65"/>
-    <w:lsdException w:name="Medium List 2" w:uiPriority="66"/>
-    <w:lsdException w:name="Medium Grid 1" w:uiPriority="67"/>
-    <w:lsdException w:name="Medium Grid 2" w:uiPriority="68"/>
-    <w:lsdException w:name="Medium Grid 3" w:uiPriority="69"/>
-    <w:lsdException w:name="Dark List" w:uiPriority="70"/>
-    <w:lsdException w:name="Colorful Shading" w:uiPriority="71"/>
-    <w:lsdException w:name="Colorful List" w:uiPriority="72"/>
-    <w:lsdException w:name="Colorful Grid" w:uiPriority="73"/>
-    <w:lsdException w:name="Light Shading Accent 1" w:uiPriority="60"/>
-    <w:lsdException w:name="Light List Accent 1" w:uiPriority="61"/>
-    <w:lsdException w:name="Light Grid Accent 1" w:uiPriority="62"/>
-    <w:lsdException w:name="Medium Shading 1 Accent 1" w:uiPriority="63"/>
-    <w:lsdException w:name="Medium Shading 2 Accent 1" w:uiPriority="64"/>
-    <w:lsdException w:name="Medium List 1 Accent 1" w:uiPriority="65"/>
-    <w:lsdException w:name="Revision" w:semiHidden="1" w:uiPriority="99" w:unhideWhenUsed="1"/>
-    <w:lsdException w:name="List Paragraph" w:semiHidden="1" w:uiPriority="99" w:unhideWhenUsed="1"/>
-    <w:lsdException w:name="Quote" w:semiHidden="1" w:uiPriority="99" w:unhideWhenUsed="1"/>
-    <w:lsdException w:name="Intense Quote" w:semiHidden="1" w:uiPriority="99" w:unhideWhenUsed="1"/>
-    <w:lsdException w:name="Medium List 2 Accent 1" w:uiPriority="66"/>
-    <w:lsdException w:name="Medium Grid 1 Accent 1" w:uiPriority="67"/>
-    <w:lsdException w:name="Medium Grid 2 Accent 1" w:uiPriority="68"/>
-    <w:lsdException w:name="Medium Grid 3 Accent 1" w:uiPriority="69"/>
-    <w:lsdException w:name="Dark List Accent 1" w:uiPriority="70"/>
-    <w:lsdException w:name="Colorful Shading Accent 1" w:uiPriority="71"/>
-    <w:lsdException w:name="Colorful List Accent 1" w:uiPriority="72"/>
-    <w:lsdException w:name="Colorful Grid Accent 1" w:uiPriority="73"/>
-    <w:lsdException w:name="Light Shading Accent 2" w:uiPriority="60"/>
-    <w:lsdException w:name="Light List Accent 2" w:uiPriority="61"/>
-    <w:lsdException w:name="Light Grid Accent 2" w:uiPriority="62"/>
-    <w:lsdException w:name="Medium Shading 1 Accent 2" w:uiPriority="63"/>
-    <w:lsdException w:name="Medium Shading 2 Accent 2" w:uiPriority="64"/>
-    <w:lsdException w:name="Medium List 1 Accent 2" w:uiPriority="65"/>
-    <w:lsdException w:name="Medium List 2 Accent 2" w:uiPriority="66"/>
-    <w:lsdException w:name="Medium Grid 1 Accent 2" w:uiPriority="67"/>
-    <w:lsdException w:name="Medium Grid 2 Accent 2" w:uiPriority="68"/>
-    <w:lsdException w:name="Medium Grid 3 Accent 2" w:uiPriority="69"/>
-    <w:lsdException w:name="Dark List Accent 2" w:uiPriority="70"/>
-    <w:lsdException w:name="Colorful Shading Accent 2" w:uiPriority="71"/>
-    <w:lsdException w:name="Colorful List Accent 2" w:uiPriority="72"/>
-    <w:lsdException w:name="Colorful Grid Accent 2" w:uiPriority="73"/>
-    <w:lsdException w:name="Light Shading Accent 3" w:uiPriority="60"/>
-    <w:lsdException w:name="Light List Accent 3" w:uiPriority="61"/>
-    <w:lsdException w:name="Light Grid Accent 3" w:uiPriority="62"/>
-    <w:lsdException w:name="Medium Shading 1 Accent 3" w:uiPriority="63"/>
-    <w:lsdException w:name="Medium Shading 2 Accent 3" w:uiPriority="64"/>
-    <w:lsdException w:name="Medium List 1 Accent 3" w:uiPriority="65"/>
-    <w:lsdException w:name="Medium List 2 Accent 3" w:uiPriority="66"/>
-    <w:lsdException w:name="Medium Grid 1 Accent 3" w:uiPriority="67"/>
-    <w:lsdException w:name="Medium Grid 2 Accent 3" w:uiPriority="68"/>
-    <w:lsdException w:name="Medium Grid 3 Accent 3" w:uiPriority="69"/>
-    <w:lsdException w:name="Dark List Accent 3" w:uiPriority="70"/>
-    <w:lsdException w:name="Colorful Shading Accent 3" w:uiPriority="71"/>
-    <w:lsdException w:name="Colorful List Accent 3" w:uiPriority="72"/>
-    <w:lsdException w:name="Colorful Grid Accent 3" w:uiPriority="73"/>
-    <w:lsdException w:name="Light Shading Accent 4" w:uiPriority="60"/>
-    <w:lsdException w:name="Light List Accent 4" w:uiPriority="61"/>
-    <w:lsdException w:name="Light Grid Accent 4" w:uiPriority="62"/>
-    <w:lsdException w:name="Medium Shading 1 Accent 4" w:uiPriority="63"/>
-    <w:lsdException w:name="Medium Shading 2 Accent 4" w:uiPriority="64"/>
-    <w:lsdException w:name="Medium List 1 Accent 4" w:uiPriority="65"/>
-    <w:lsdException w:name="Medium List 2 Accent 4" w:uiPriority="66"/>
-    <w:lsdException w:name="Medium Grid 1 Accent 4" w:uiPriority="67"/>
-    <w:lsdException w:name="Medium Grid 2 Accent 4" w:uiPriority="68"/>
-    <w:lsdException w:name="Medium Grid 3 Accent 4" w:uiPriority="69"/>
-    <w:lsdException w:name="Dark List Accent 4" w:uiPriority="70"/>
-    <w:lsdException w:name="Colorful Shading Accent 4" w:uiPriority="71"/>
-    <w:lsdException w:name="Colorful List Accent 4" w:uiPriority="72"/>
-    <w:lsdException w:name="Colorful Grid Accent 4" w:uiPriority="73"/>
-    <w:lsdException w:name="Light Shading Accent 5" w:uiPriority="60"/>
-    <w:lsdException w:name="Light List Accent 5" w:uiPriority="61"/>
-    <w:lsdException w:name="Light Grid Accent 5" w:uiPriority="62"/>
-    <w:lsdException w:name="Medium Shading 1 Accent 5" w:uiPriority="63"/>
-    <w:lsdException w:name="Medium Shading 2 Accent 5" w:uiPriority="64"/>
-    <w:lsdException w:name="Medium List 1 Accent 5" w:uiPriority="65"/>
-    <w:lsdException w:name="Medium List 2 Accent 5" w:uiPriority="66"/>
-    <w:lsdException w:name="Medium Grid 1 Accent 5" w:uiPriority="67"/>
-    <w:lsdException w:name="Medium Grid 2 Accent 5" w:uiPriority="68"/>
-    <w:lsdException w:name="Medium Grid 3 Accent 5" w:uiPriority="69"/>
-    <w:lsdException w:name="Dark List Accent 5" w:uiPriority="70"/>
-    <w:lsdException w:name="Colorful Shading Accent 5" w:uiPriority="71"/>
-    <w:lsdException w:name="Colorful List Accent 5" w:uiPriority="72"/>
-    <w:lsdException w:name="Colorful Grid Accent 5" w:uiPriority="73"/>
-    <w:lsdException w:name="Light Shading Accent 6" w:uiPriority="60"/>
-    <w:lsdException w:name="Light List Accent 6" w:uiPriority="61"/>
-    <w:lsdException w:name="Light Grid Accent 6" w:uiPriority="62"/>
-    <w:lsdException w:name="Medium Shading 1 Accent 6" w:uiPriority="63"/>
-    <w:lsdException w:name="Medium Shading 2 Accent 6" w:uiPriority="64"/>
-    <w:lsdException w:name="Medium List 1 Accent 6" w:uiPriority="65"/>
-    <w:lsdException w:name="Medium List 2 Accent 6" w:uiPriority="66"/>
-    <w:lsdException w:name="Medium Grid 1 Accent 6" w:uiPriority="67"/>
-    <w:lsdException w:name="Medium Grid 2 Accent 6" w:uiPriority="68"/>
-    <w:lsdException w:name="Medium Grid 3 Accent 6" w:uiPriority="69"/>
-    <w:lsdException w:name="Dark List Accent 6" w:uiPriority="70"/>
-    <w:lsdException w:name="Colorful Shading Accent 6" w:uiPriority="71"/>
-    <w:lsdException w:name="Colorful List Accent 6" w:uiPriority="72"/>
-    <w:lsdException w:name="Colorful Grid Accent 6" w:uiPriority="73"/>
-    <w:lsdException w:name="Subtle Emphasis" w:uiPriority="19" w:qFormat="1"/>
-    <w:lsdException w:name="Intense Emphasis" w:uiPriority="21" w:qFormat="1"/>
-    <w:lsdException w:name="Subtle Reference" w:uiPriority="31" w:qFormat="1"/>
-    <w:lsdException w:name="Intense Reference" w:uiPriority="32" w:qFormat="1"/>
-    <w:lsdException w:name="Book Title" w:uiPriority="33" w:qFormat="1"/>
-    <w:lsdException w:name="Bibliography" w:semiHidden="1" w:uiPriority="37" w:unhideWhenUsed="1"/>
-    <w:lsdException w:name="TOC Heading" w:semiHidden="1" w:uiPriority="39" w:unhideWhenUsed="1" w:qFormat="1"/>
-    <w:lsdException w:name="Plain Table 1" w:uiPriority="41"/>
-    <w:lsdException w:name="Plain Table 2" w:uiPriority="42"/>
-    <w:lsdException w:name="Plain Table 3" w:uiPriority="43"/>
-    <w:lsdException w:name="Plain Table 4" w:uiPriority="44"/>
-    <w:lsdException w:name="Plain Table 5" w:uiPriority="45"/>
-    <w:lsdException w:name="Grid Table Light" w:uiPriority="40"/>
-    <w:lsdException w:name="Grid Table 1 Light" w:uiPriority="46"/>
-    <w:lsdException w:name="Grid Table 2" w:uiPriority="47"/>
-    <w:lsdException w:name="Grid Table 3" w:uiPriority="48"/>
-    <w:lsdException w:name="Grid Table 4" w:uiPriority="49"/>
-    <w:lsdException w:name="Grid Table 5 Dark" w:uiPriority="50"/>
-    <w:lsdException w:name="Grid Table 6 Colorful" w:uiPriority="51"/>
-    <w:lsdException w:name="Grid Table 7 Colorful" w:uiPriority="52"/>
-    <w:lsdException w:name="Grid Table 1 Light Accent 1" w:uiPriority="46"/>
-    <w:lsdException w:name="Grid Table 2 Accent 1" w:uiPriority="47"/>
-    <w:lsdException w:name="Grid Table 3 Accent 1" w:uiPriority="48"/>
-    <w:lsdException w:name="Grid Table 4 Accent 1" w:uiPriority="49"/>
-    <w:lsdException w:name="Grid Table 5 Dark Accent 1" w:uiPriority="50"/>
-    <w:lsdException w:name="Grid Table 6 Colorful Accent 1" w:uiPriority="51"/>
-    <w:lsdException w:name="Grid Table 7 Colorful Accent 1" w:uiPriority="52"/>
-    <w:lsdException w:name="Grid Table 1 Light Accent 2" w:uiPriority="46"/>
-    <w:lsdException w:name="Grid Table 2 Accent 2" w:uiPriority="47"/>
-    <w:lsdException w:name="Grid Table 3 Accent 2" w:uiPriority="48"/>
-    <w:lsdException w:name="Grid Table 4 Accent 2" w:uiPriority="49"/>
-    <w:lsdException w:name="Grid Table 5 Dark Accent 2" w:uiPriority="50"/>
-    <w:lsdException w:name="Grid Table 6 Colorful Accent 2" w:uiPriority="51"/>
-    <w:lsdException w:name="Grid Table 7 Colorful Accent 2" w:uiPriority="52"/>
-    <w:lsdException w:name="Grid Table 1 Light Accent 3" w:uiPriority="46"/>
-    <w:lsdException w:name="Grid Table 2 Accent 3" w:uiPriority="47"/>
-    <w:lsdException w:name="Grid Table 3 Accent 3" w:uiPriority="48"/>
-    <w:lsdException w:name="Grid Table 4 Accent 3" w:uiPriority="49"/>
-    <w:lsdException w:name="Grid Table 5 Dark Accent 3" w:uiPriority="50"/>
-    <w:lsdException w:name="Grid Table 6 Colorful Accent 3" w:uiPriority="51"/>
-    <w:lsdException w:name="Grid Table 7 Colorful Accent 3" w:uiPriority="52"/>
-    <w:lsdException w:name="Grid Table 1 Light Accent 4" w:uiPriority="46"/>
-    <w:lsdException w:name="Grid Table 2 Accent 4" w:uiPriority="47"/>
-    <w:lsdException w:name="Grid Table 3 Accent 4" w:uiPriority="48"/>
-    <w:lsdException w:name="Grid Table 4 Accent 4" w:uiPriority="49"/>
-    <w:lsdException w:name="Grid Table 5 Dark Accent 4" w:uiPriority="50"/>
-    <w:lsdException w:name="Grid Table 6 Colorful Accent 4" w:uiPriority="51"/>
-    <w:lsdException w:name="Grid Table 7 Colorful Accent 4" w:uiPriority="52"/>
-    <w:lsdException w:name="Grid Table 1 Light Accent 5" w:uiPriority="46"/>
-    <w:lsdException w:name="Grid Table 2 Accent 5" w:uiPriority="47"/>
-    <w:lsdException w:name="Grid Table 3 Accent 5" w:uiPriority="48"/>
-    <w:lsdException w:name="Grid Table 4 Accent 5" w:uiPriority="49"/>
-    <w:lsdException w:name="Grid Table 5 Dark Accent 5" w:uiPriority="50"/>
-    <w:lsdException w:name="Grid Table 6 Colorful Accent 5" w:uiPriority="51"/>
-    <w:lsdException w:name="Grid Table 7 Colorful Accent 5" w:uiPriority="52"/>
-    <w:lsdException w:name="Grid Table 1 Light Accent 6" w:uiPriority="46"/>
-    <w:lsdException w:name="Grid Table 2 Accent 6" w:uiPriority="47"/>
-    <w:lsdException w:name="Grid Table 3 Accent 6" w:uiPriority="48"/>
-    <w:lsdException w:name="Grid Table 4 Accent 6" w:uiPriority="49"/>
-    <w:lsdException w:name="Grid Table 5 Dark Accent 6" w:uiPriority="50"/>
-    <w:lsdException w:name="Grid Table 6 Colorful Accent 6" w:uiPriority="51"/>
-    <w:lsdException w:name="Grid Table 7 Colorful Accent 6" w:uiPriority="52"/>
-    <w:lsdException w:name="List Table 1 Light" w:uiPriority="46"/>
-    <w:lsdException w:name="List Table 2" w:uiPriority="47"/>
-    <w:lsdException w:name="List Table 3" w:uiPriority="48"/>
-    <w:lsdException w:name="List Table 4" w:uiPriority="49"/>
-    <w:lsdException w:name="List Table 5 Dark" w:uiPriority="50"/>
-    <w:lsdException w:name="List Table 6 Colorful" w:uiPriority="51"/>
-    <w:lsdException w:name="List Table 7 Colorful" w:uiPriority="52"/>
-    <w:lsdException w:name="List Table 1 Light Accent 1" w:uiPriority="46"/>
-    <w:lsdException w:name="List Table 2 Accent 1" w:uiPriority="47"/>
-    <w:lsdException w:name="List Table 3 Accent 1" w:uiPriority="48"/>
-    <w:lsdException w:name="List Table 4 Accent 1" w:uiPriority="49"/>
-    <w:lsdException w:name="List Table 5 Dark Accent 1" w:uiPriority="50"/>
-    <w:lsdException w:name="List Table 6 Colorful Accent 1" w:uiPriority="51"/>
-    <w:lsdException w:name="List Table 7 Colorful Accent 1" w:uiPriority="52"/>
-    <w:lsdException w:name="List Table 1 Light Accent 2" w:uiPriority="46"/>
-    <w:lsdException w:name="List Table 2 Accent 2" w:uiPriority="47"/>
-    <w:lsdException w:name="List Table 3 Accent 2" w:uiPriority="48"/>
-    <w:lsdException w:name="List Table 4 Accent 2" w:uiPriority="49"/>
-    <w:lsdException w:name="List Table 5 Dark Accent 2" w:uiPriority="50"/>
-    <w:lsdException w:name="List Table 6 Colorful Accent 2" w:uiPriority="51"/>
-    <w:lsdException w:name="List Table 7 Colorful Accent 2" w:uiPriority="52"/>
-    <w:lsdException w:name="List Table 1 Light Accent 3" w:uiPriority="46"/>
-    <w:lsdException w:name="List Table 2 Accent 3" w:uiPriority="47"/>
-    <w:lsdException w:name="List Table 3 Accent 3" w:uiPriority="48"/>
-    <w:lsdException w:name="List Table 4 Accent 3" w:uiPriority="49"/>
-    <w:lsdException w:name="List Table 5 Dark Accent 3" w:uiPriority="50"/>
-    <w:lsdException w:name="List Table 6 Colorful Accent 3" w:uiPriority="51"/>
-    <w:lsdException w:name="List Table 7 Colorful Accent 3" w:uiPriority="52"/>
-    <w:lsdException w:name="List Table 1 Light Accent 4" w:uiPriority="46"/>
-    <w:lsdException w:name="List Table 2 Accent 4" w:uiPriority="47"/>
-    <w:lsdException w:name="List Table 3 Accent 4" w:uiPriority="48"/>
-    <w:lsdException w:name="List Table 4 Accent 4" w:uiPriority="49"/>
-    <w:lsdException w:name="List Table 5 Dark Accent 4" w:uiPriority="50"/>
-    <w:lsdException w:name="List Table 6 Colorful Accent 4" w:uiPriority="51"/>
-    <w:lsdException w:name="List Table 7 Colorful Accent 4" w:uiPriority="52"/>
-    <w:lsdException w:name="List Table 1 Light Accent 5" w:uiPriority="46"/>
-    <w:lsdException w:name="List Table 2 Accent 5" w:uiPriority="47"/>
-    <w:lsdException w:name="List Table 3 Accent 5" w:uiPriority="48"/>
-    <w:lsdException w:name="List Table 4 Accent 5" w:uiPriority="49"/>
-    <w:lsdException w:name="List Table 5 Dark Accent 5" w:uiPriority="50"/>
-    <w:lsdException w:name="List Table 6 Colorful Accent 5" w:uiPriority="51"/>
-    <w:lsdException w:name="List Table 7 Colorful Accent 5" w:uiPriority="52"/>
-    <w:lsdException w:name="List Table 1 Light Accent 6" w:uiPriority="46"/>
-    <w:lsdException w:name="List Table 2 Accent 6" w:uiPriority="47"/>
-    <w:lsdException w:name="List Table 3 Accent 6" w:uiPriority="48"/>
-    <w:lsdException w:name="List Table 4 Accent 6" w:uiPriority="49"/>
-    <w:lsdException w:name="List Table 5 Dark Accent 6" w:uiPriority="50"/>
-    <w:lsdException w:name="List Table 6 Colorful Accent 6" w:uiPriority="51"/>
-    <w:lsdException w:name="List Table 7 Colorful Accent 6" w:uiPriority="52"/>
-    <w:lsdException w:name="Mention" w:semiHidden="1" w:uiPriority="99" w:unhideWhenUsed="1"/>
-    <w:lsdException w:name="Smart Hyperlink" w:semiHidden="1" w:uiPriority="99" w:unhideWhenUsed="1"/>
-    <w:lsdException w:name="Hashtag" w:semiHidden="1" w:uiPriority="99" w:unhideWhenUsed="1"/>
-    <w:lsdException w:name="Unresolved Mention" w:semiHidden="1" w:uiPriority="99" w:unhideWhenUsed="1"/>
-    <w:lsdException w:name="Smart Link" w:semiHidden="1" w:uiPriority="99" w:unhideWhenUsed="1"/>
+  <w:latentStyles w:count="260" w:defQFormat="0" w:defUnhideWhenUsed="1" w:defSemiHidden="1" w:defUIPriority="99" w:defLockedState="0">
+    <w:lsdException w:qFormat="1" w:unhideWhenUsed="0" w:uiPriority="0" w:name="Normal"/>
+    <w:lsdException w:qFormat="1" w:unhideWhenUsed="0" w:uiPriority="0" w:semiHidden="0" w:name="heading 1"/>
+    <w:lsdException w:qFormat="1" w:uiPriority="0" w:name="heading 2"/>
+    <w:lsdException w:qFormat="1" w:uiPriority="0" w:name="heading 3"/>
+    <w:lsdException w:qFormat="1" w:uiPriority="0" w:name="heading 4"/>
+    <w:lsdException w:qFormat="1" w:uiPriority="0" w:name="heading 5"/>
+    <w:lsdException w:qFormat="1" w:uiPriority="0" w:name="heading 6"/>
+    <w:lsdException w:qFormat="1" w:uiPriority="0" w:name="heading 7"/>
+    <w:lsdException w:qFormat="1" w:uiPriority="0" w:name="heading 8"/>
+    <w:lsdException w:qFormat="1" w:uiPriority="0" w:name="heading 9"/>
+    <w:lsdException w:unhideWhenUsed="0" w:uiPriority="0" w:semiHidden="0" w:name="index 1"/>
+    <w:lsdException w:unhideWhenUsed="0" w:uiPriority="0" w:semiHidden="0" w:name="index 2"/>
+    <w:lsdException w:unhideWhenUsed="0" w:uiPriority="0" w:semiHidden="0" w:name="index 3"/>
+    <w:lsdException w:unhideWhenUsed="0" w:uiPriority="0" w:semiHidden="0" w:name="index 4"/>
+    <w:lsdException w:unhideWhenUsed="0" w:uiPriority="0" w:semiHidden="0" w:name="index 5"/>
+    <w:lsdException w:unhideWhenUsed="0" w:uiPriority="0" w:semiHidden="0" w:name="index 6"/>
+    <w:lsdException w:unhideWhenUsed="0" w:uiPriority="0" w:semiHidden="0" w:name="index 7"/>
+    <w:lsdException w:unhideWhenUsed="0" w:uiPriority="0" w:semiHidden="0" w:name="index 8"/>
+    <w:lsdException w:unhideWhenUsed="0" w:uiPriority="0" w:semiHidden="0" w:name="index 9"/>
+    <w:lsdException w:unhideWhenUsed="0" w:uiPriority="0" w:semiHidden="0" w:name="toc 1"/>
+    <w:lsdException w:unhideWhenUsed="0" w:uiPriority="0" w:semiHidden="0" w:name="toc 2"/>
+    <w:lsdException w:unhideWhenUsed="0" w:uiPriority="0" w:semiHidden="0" w:name="toc 3"/>
+    <w:lsdException w:unhideWhenUsed="0" w:uiPriority="0" w:semiHidden="0" w:name="toc 4"/>
+    <w:lsdException w:unhideWhenUsed="0" w:uiPriority="0" w:semiHidden="0" w:name="toc 5"/>
+    <w:lsdException w:unhideWhenUsed="0" w:uiPriority="0" w:semiHidden="0" w:name="toc 6"/>
+    <w:lsdException w:unhideWhenUsed="0" w:uiPriority="0" w:semiHidden="0" w:name="toc 7"/>
+    <w:lsdException w:unhideWhenUsed="0" w:uiPriority="0" w:semiHidden="0" w:name="toc 8"/>
+    <w:lsdException w:unhideWhenUsed="0" w:uiPriority="0" w:semiHidden="0" w:name="toc 9"/>
+    <w:lsdException w:unhideWhenUsed="0" w:uiPriority="0" w:semiHidden="0" w:name="Normal Indent"/>
+    <w:lsdException w:unhideWhenUsed="0" w:uiPriority="0" w:semiHidden="0" w:name="footnote text"/>
+    <w:lsdException w:unhideWhenUsed="0" w:uiPriority="0" w:semiHidden="0" w:name="annotation text"/>
+    <w:lsdException w:unhideWhenUsed="0" w:uiPriority="0" w:semiHidden="0" w:name="header"/>
+    <w:lsdException w:unhideWhenUsed="0" w:uiPriority="0" w:semiHidden="0" w:name="footer"/>
+    <w:lsdException w:unhideWhenUsed="0" w:uiPriority="0" w:semiHidden="0" w:name="index heading"/>
+    <w:lsdException w:qFormat="1" w:uiPriority="0" w:name="caption"/>
+    <w:lsdException w:qFormat="1" w:uiPriority="99" w:semiHidden="0" w:name="table of figures"/>
+    <w:lsdException w:unhideWhenUsed="0" w:uiPriority="0" w:semiHidden="0" w:name="envelope address"/>
+    <w:lsdException w:unhideWhenUsed="0" w:uiPriority="0" w:semiHidden="0" w:name="envelope return"/>
+    <w:lsdException w:unhideWhenUsed="0" w:uiPriority="0" w:semiHidden="0" w:name="footnote reference"/>
+    <w:lsdException w:unhideWhenUsed="0" w:uiPriority="0" w:semiHidden="0" w:name="annotation reference"/>
+    <w:lsdException w:unhideWhenUsed="0" w:uiPriority="0" w:semiHidden="0" w:name="line number"/>
+    <w:lsdException w:unhideWhenUsed="0" w:uiPriority="0" w:semiHidden="0" w:name="page number"/>
+    <w:lsdException w:unhideWhenUsed="0" w:uiPriority="0" w:semiHidden="0" w:name="endnote reference"/>
+    <w:lsdException w:unhideWhenUsed="0" w:uiPriority="0" w:semiHidden="0" w:name="endnote text"/>
+    <w:lsdException w:unhideWhenUsed="0" w:uiPriority="0" w:semiHidden="0" w:name="table of authorities"/>
+    <w:lsdException w:unhideWhenUsed="0" w:uiPriority="0" w:semiHidden="0" w:name="macro"/>
+    <w:lsdException w:unhideWhenUsed="0" w:uiPriority="0" w:semiHidden="0" w:name="toa heading"/>
+    <w:lsdException w:unhideWhenUsed="0" w:uiPriority="0" w:semiHidden="0" w:name="List"/>
+    <w:lsdException w:unhideWhenUsed="0" w:uiPriority="0" w:semiHidden="0" w:name="List Bullet"/>
+    <w:lsdException w:unhideWhenUsed="0" w:uiPriority="0" w:semiHidden="0" w:name="List Number"/>
+    <w:lsdException w:unhideWhenUsed="0" w:uiPriority="0" w:semiHidden="0" w:name="List 2"/>
+    <w:lsdException w:unhideWhenUsed="0" w:uiPriority="0" w:semiHidden="0" w:name="List 3"/>
+    <w:lsdException w:unhideWhenUsed="0" w:uiPriority="0" w:semiHidden="0" w:name="List 4"/>
+    <w:lsdException w:unhideWhenUsed="0" w:uiPriority="0" w:semiHidden="0" w:name="List 5"/>
+    <w:lsdException w:unhideWhenUsed="0" w:uiPriority="0" w:semiHidden="0" w:name="List Bullet 2"/>
+    <w:lsdException w:unhideWhenUsed="0" w:uiPriority="0" w:semiHidden="0" w:name="List Bullet 3"/>
+    <w:lsdException w:unhideWhenUsed="0" w:uiPriority="0" w:semiHidden="0" w:name="List Bullet 4"/>
+    <w:lsdException w:unhideWhenUsed="0" w:uiPriority="0" w:semiHidden="0" w:name="List Bullet 5"/>
+    <w:lsdException w:unhideWhenUsed="0" w:uiPriority="0" w:semiHidden="0" w:name="List Number 2"/>
+    <w:lsdException w:unhideWhenUsed="0" w:uiPriority="0" w:semiHidden="0" w:name="List Number 3"/>
+    <w:lsdException w:unhideWhenUsed="0" w:uiPriority="0" w:semiHidden="0" w:name="List Number 4"/>
+    <w:lsdException w:unhideWhenUsed="0" w:uiPriority="0" w:semiHidden="0" w:name="List Number 5"/>
+    <w:lsdException w:qFormat="1" w:unhideWhenUsed="0" w:uiPriority="0" w:semiHidden="0" w:name="Title"/>
+    <w:lsdException w:unhideWhenUsed="0" w:uiPriority="0" w:semiHidden="0" w:name="Closing"/>
+    <w:lsdException w:unhideWhenUsed="0" w:uiPriority="0" w:semiHidden="0" w:name="Signature"/>
+    <w:lsdException w:qFormat="1" w:unhideWhenUsed="0" w:uiPriority="0" w:name="Default Paragraph Font"/>
+    <w:lsdException w:unhideWhenUsed="0" w:uiPriority="0" w:semiHidden="0" w:name="Body Text"/>
+    <w:lsdException w:unhideWhenUsed="0" w:uiPriority="0" w:semiHidden="0" w:name="Body Text Indent"/>
+    <w:lsdException w:unhideWhenUsed="0" w:uiPriority="0" w:semiHidden="0" w:name="List Continue"/>
+    <w:lsdException w:unhideWhenUsed="0" w:uiPriority="0" w:semiHidden="0" w:name="List Continue 2"/>
+    <w:lsdException w:unhideWhenUsed="0" w:uiPriority="0" w:semiHidden="0" w:name="List Continue 3"/>
+    <w:lsdException w:unhideWhenUsed="0" w:uiPriority="0" w:semiHidden="0" w:name="List Continue 4"/>
+    <w:lsdException w:unhideWhenUsed="0" w:uiPriority="0" w:semiHidden="0" w:name="List Continue 5"/>
+    <w:lsdException w:unhideWhenUsed="0" w:uiPriority="0" w:semiHidden="0" w:name="Message Header"/>
+    <w:lsdException w:qFormat="1" w:unhideWhenUsed="0" w:uiPriority="0" w:semiHidden="0" w:name="Subtitle"/>
+    <w:lsdException w:unhideWhenUsed="0" w:uiPriority="0" w:semiHidden="0" w:name="Salutation"/>
+    <w:lsdException w:unhideWhenUsed="0" w:uiPriority="0" w:semiHidden="0" w:name="Date"/>
+    <w:lsdException w:unhideWhenUsed="0" w:uiPriority="0" w:semiHidden="0" w:name="Body Text First Indent"/>
+    <w:lsdException w:unhideWhenUsed="0" w:uiPriority="0" w:semiHidden="0" w:name="Body Text First Indent 2"/>
+    <w:lsdException w:unhideWhenUsed="0" w:uiPriority="0" w:semiHidden="0" w:name="Note Heading"/>
+    <w:lsdException w:unhideWhenUsed="0" w:uiPriority="0" w:semiHidden="0" w:name="Body Text 2"/>
+    <w:lsdException w:unhideWhenUsed="0" w:uiPriority="0" w:semiHidden="0" w:name="Body Text 3"/>
+    <w:lsdException w:unhideWhenUsed="0" w:uiPriority="0" w:semiHidden="0" w:name="Body Text Indent 2"/>
+    <w:lsdException w:unhideWhenUsed="0" w:uiPriority="0" w:semiHidden="0" w:name="Body Text Indent 3"/>
+    <w:lsdException w:unhideWhenUsed="0" w:uiPriority="0" w:semiHidden="0" w:name="Block Text"/>
+    <w:lsdException w:unhideWhenUsed="0" w:uiPriority="0" w:semiHidden="0" w:name="Hyperlink"/>
+    <w:lsdException w:unhideWhenUsed="0" w:uiPriority="0" w:semiHidden="0" w:name="FollowedHyperlink"/>
+    <w:lsdException w:qFormat="1" w:unhideWhenUsed="0" w:uiPriority="0" w:semiHidden="0" w:name="Strong"/>
+    <w:lsdException w:qFormat="1" w:unhideWhenUsed="0" w:uiPriority="0" w:semiHidden="0" w:name="Emphasis"/>
+    <w:lsdException w:unhideWhenUsed="0" w:uiPriority="0" w:semiHidden="0" w:name="Document Map"/>
+    <w:lsdException w:unhideWhenUsed="0" w:uiPriority="0" w:semiHidden="0" w:name="Plain Text"/>
+    <w:lsdException w:unhideWhenUsed="0" w:uiPriority="0" w:semiHidden="0" w:name="E-mail Signature"/>
+    <w:lsdException w:unhideWhenUsed="0" w:uiPriority="0" w:semiHidden="0" w:name="Normal (Web)"/>
+    <w:lsdException w:unhideWhenUsed="0" w:uiPriority="0" w:semiHidden="0" w:name="HTML Acronym"/>
+    <w:lsdException w:unhideWhenUsed="0" w:uiPriority="0" w:semiHidden="0" w:name="HTML Address"/>
+    <w:lsdException w:unhideWhenUsed="0" w:uiPriority="0" w:semiHidden="0" w:name="HTML Cite"/>
+    <w:lsdException w:unhideWhenUsed="0" w:uiPriority="0" w:semiHidden="0" w:name="HTML Code"/>
+    <w:lsdException w:unhideWhenUsed="0" w:uiPriority="0" w:semiHidden="0" w:name="HTML Definition"/>
+    <w:lsdException w:unhideWhenUsed="0" w:uiPriority="0" w:semiHidden="0" w:name="HTML Keyboard"/>
+    <w:lsdException w:unhideWhenUsed="0" w:uiPriority="0" w:semiHidden="0" w:name="HTML Preformatted"/>
+    <w:lsdException w:unhideWhenUsed="0" w:uiPriority="0" w:semiHidden="0" w:name="HTML Sample"/>
+    <w:lsdException w:unhideWhenUsed="0" w:uiPriority="0" w:semiHidden="0" w:name="HTML Typewriter"/>
+    <w:lsdException w:unhideWhenUsed="0" w:uiPriority="0" w:semiHidden="0" w:name="HTML Variable"/>
+    <w:lsdException w:qFormat="1" w:unhideWhenUsed="0" w:uiPriority="0" w:name="Normal Table"/>
+    <w:lsdException w:unhideWhenUsed="0" w:uiPriority="0" w:semiHidden="0" w:name="annotation subject"/>
+    <w:lsdException w:unhideWhenUsed="0" w:uiPriority="0" w:semiHidden="0" w:name="Table Simple 1"/>
+    <w:lsdException w:unhideWhenUsed="0" w:uiPriority="0" w:semiHidden="0" w:name="Table Simple 2"/>
+    <w:lsdException w:unhideWhenUsed="0" w:uiPriority="0" w:semiHidden="0" w:name="Table Simple 3"/>
+    <w:lsdException w:unhideWhenUsed="0" w:uiPriority="0" w:semiHidden="0" w:name="Table Classic 1"/>
+    <w:lsdException w:unhideWhenUsed="0" w:uiPriority="0" w:semiHidden="0" w:name="Table Classic 2"/>
+    <w:lsdException w:unhideWhenUsed="0" w:uiPriority="0" w:semiHidden="0" w:name="Table Classic 3"/>
+    <w:lsdException w:unhideWhenUsed="0" w:uiPriority="0" w:semiHidden="0" w:name="Table Classic 4"/>
+    <w:lsdException w:unhideWhenUsed="0" w:uiPriority="0" w:semiHidden="0" w:name="Table Colorful 1"/>
+    <w:lsdException w:unhideWhenUsed="0" w:uiPriority="0" w:semiHidden="0" w:name="Table Colorful 2"/>
+    <w:lsdException w:unhideWhenUsed="0" w:uiPriority="0" w:semiHidden="0" w:name="Table Colorful 3"/>
+    <w:lsdException w:unhideWhenUsed="0" w:uiPriority="0" w:semiHidden="0" w:name="Table Columns 1"/>
+    <w:lsdException w:unhideWhenUsed="0" w:uiPriority="0" w:semiHidden="0" w:name="Table Columns 2"/>
+    <w:lsdException w:unhideWhenUsed="0" w:uiPriority="0" w:semiHidden="0" w:name="Table Columns 3"/>
+    <w:lsdException w:unhideWhenUsed="0" w:uiPriority="0" w:semiHidden="0" w:name="Table Columns 4"/>
+    <w:lsdException w:unhideWhenUsed="0" w:uiPriority="0" w:semiHidden="0" w:name="Table Columns 5"/>
+    <w:lsdException w:unhideWhenUsed="0" w:uiPriority="0" w:semiHidden="0" w:name="Table Grid 1"/>
+    <w:lsdException w:unhideWhenUsed="0" w:uiPriority="0" w:semiHidden="0" w:name="Table Grid 2"/>
+    <w:lsdException w:unhideWhenUsed="0" w:uiPriority="0" w:semiHidden="0" w:name="Table Grid 3"/>
+    <w:lsdException w:unhideWhenUsed="0" w:uiPriority="0" w:semiHidden="0" w:name="Table Grid 4"/>
+    <w:lsdException w:unhideWhenUsed="0" w:uiPriority="0" w:semiHidden="0" w:name="Table Grid 5"/>
+    <w:lsdException w:unhideWhenUsed="0" w:uiPriority="0" w:semiHidden="0" w:name="Table Grid 6"/>
+    <w:lsdException w:unhideWhenUsed="0" w:uiPriority="0" w:semiHidden="0" w:name="Table Grid 7"/>
+    <w:lsdException w:unhideWhenUsed="0" w:uiPriority="0" w:semiHidden="0" w:name="Table Grid 8"/>
+    <w:lsdException w:unhideWhenUsed="0" w:uiPriority="0" w:semiHidden="0" w:name="Table List 1"/>
+    <w:lsdException w:unhideWhenUsed="0" w:uiPriority="0" w:semiHidden="0" w:name="Table List 2"/>
+    <w:lsdException w:unhideWhenUsed="0" w:uiPriority="0" w:semiHidden="0" w:name="Table List 3"/>
+    <w:lsdException w:unhideWhenUsed="0" w:uiPriority="0" w:semiHidden="0" w:name="Table List 4"/>
+    <w:lsdException w:unhideWhenUsed="0" w:uiPriority="0" w:semiHidden="0" w:name="Table List 5"/>
+    <w:lsdException w:unhideWhenUsed="0" w:uiPriority="0" w:semiHidden="0" w:name="Table List 6"/>
+    <w:lsdException w:unhideWhenUsed="0" w:uiPriority="0" w:semiHidden="0" w:name="Table List 7"/>
+    <w:lsdException w:unhideWhenUsed="0" w:uiPriority="0" w:semiHidden="0" w:name="Table List 8"/>
+    <w:lsdException w:unhideWhenUsed="0" w:uiPriority="0" w:semiHidden="0" w:name="Table 3D effects 1"/>
+    <w:lsdException w:unhideWhenUsed="0" w:uiPriority="0" w:semiHidden="0" w:name="Table 3D effects 2"/>
+    <w:lsdException w:unhideWhenUsed="0" w:uiPriority="0" w:semiHidden="0" w:name="Table 3D effects 3"/>
+    <w:lsdException w:unhideWhenUsed="0" w:uiPriority="0" w:semiHidden="0" w:name="Table Contemporary"/>
+    <w:lsdException w:unhideWhenUsed="0" w:uiPriority="0" w:semiHidden="0" w:name="Table Elegant"/>
+    <w:lsdException w:unhideWhenUsed="0" w:uiPriority="0" w:semiHidden="0" w:name="Table Professional"/>
+    <w:lsdException w:unhideWhenUsed="0" w:uiPriority="0" w:semiHidden="0" w:name="Table Subtle 1"/>
+    <w:lsdException w:unhideWhenUsed="0" w:uiPriority="0" w:semiHidden="0" w:name="Table Subtle 2"/>
+    <w:lsdException w:unhideWhenUsed="0" w:uiPriority="0" w:semiHidden="0" w:name="Table Web 1"/>
+    <w:lsdException w:unhideWhenUsed="0" w:uiPriority="0" w:semiHidden="0" w:name="Table Web 2"/>
+    <w:lsdException w:unhideWhenUsed="0" w:uiPriority="0" w:semiHidden="0" w:name="Table Web 3"/>
+    <w:lsdException w:unhideWhenUsed="0" w:uiPriority="0" w:semiHidden="0" w:name="Balloon Text"/>
+    <w:lsdException w:unhideWhenUsed="0" w:uiPriority="0" w:semiHidden="0" w:name="Table Grid"/>
+    <w:lsdException w:unhideWhenUsed="0" w:uiPriority="0" w:semiHidden="0" w:name="Table Theme"/>
+    <w:lsdException w:unhideWhenUsed="0" w:uiPriority="60" w:semiHidden="0" w:name="Light Shading"/>
+    <w:lsdException w:unhideWhenUsed="0" w:uiPriority="61" w:semiHidden="0" w:name="Light List"/>
+    <w:lsdException w:unhideWhenUsed="0" w:uiPriority="62" w:semiHidden="0" w:name="Light Grid"/>
+    <w:lsdException w:unhideWhenUsed="0" w:uiPriority="63" w:semiHidden="0" w:name="Medium Shading 1"/>
+    <w:lsdException w:unhideWhenUsed="0" w:uiPriority="64" w:semiHidden="0" w:name="Medium Shading 2"/>
+    <w:lsdException w:unhideWhenUsed="0" w:uiPriority="65" w:semiHidden="0" w:name="Medium List 1"/>
+    <w:lsdException w:unhideWhenUsed="0" w:uiPriority="66" w:semiHidden="0" w:name="Medium List 2"/>
+    <w:lsdException w:unhideWhenUsed="0" w:uiPriority="67" w:semiHidden="0" w:name="Medium Grid 1"/>
+    <w:lsdException w:unhideWhenUsed="0" w:uiPriority="68" w:semiHidden="0" w:name="Medium Grid 2"/>
+    <w:lsdException w:unhideWhenUsed="0" w:uiPriority="69" w:semiHidden="0" w:name="Medium Grid 3"/>
+    <w:lsdException w:unhideWhenUsed="0" w:uiPriority="70" w:semiHidden="0" w:name="Dark List"/>
+    <w:lsdException w:unhideWhenUsed="0" w:uiPriority="71" w:semiHidden="0" w:name="Colorful Shading"/>
+    <w:lsdException w:unhideWhenUsed="0" w:uiPriority="72" w:semiHidden="0" w:name="Colorful List"/>
+    <w:lsdException w:unhideWhenUsed="0" w:uiPriority="73" w:semiHidden="0" w:name="Colorful Grid"/>
+    <w:lsdException w:unhideWhenUsed="0" w:uiPriority="60" w:semiHidden="0" w:name="Light Shading Accent 1"/>
+    <w:lsdException w:unhideWhenUsed="0" w:uiPriority="61" w:semiHidden="0" w:name="Light List Accent 1"/>
+    <w:lsdException w:unhideWhenUsed="0" w:uiPriority="62" w:semiHidden="0" w:name="Light Grid Accent 1"/>
+    <w:lsdException w:unhideWhenUsed="0" w:uiPriority="63" w:semiHidden="0" w:name="Medium Shading 1 Accent 1"/>
+    <w:lsdException w:unhideWhenUsed="0" w:uiPriority="64" w:semiHidden="0" w:name="Medium Shading 2 Accent 1"/>
+    <w:lsdException w:unhideWhenUsed="0" w:uiPriority="65" w:semiHidden="0" w:name="Medium List 1 Accent 1"/>
+    <w:lsdException w:unhideWhenUsed="0" w:uiPriority="66" w:semiHidden="0" w:name="Medium List 2 Accent 1"/>
+    <w:lsdException w:unhideWhenUsed="0" w:uiPriority="67" w:semiHidden="0" w:name="Medium Grid 1 Accent 1"/>
+    <w:lsdException w:unhideWhenUsed="0" w:uiPriority="68" w:semiHidden="0" w:name="Medium Grid 2 Accent 1"/>
+    <w:lsdException w:unhideWhenUsed="0" w:uiPriority="69" w:semiHidden="0" w:name="Medium Grid 3 Accent 1"/>
+    <w:lsdException w:unhideWhenUsed="0" w:uiPriority="70" w:semiHidden="0" w:name="Dark List Accent 1"/>
+    <w:lsdException w:unhideWhenUsed="0" w:uiPriority="71" w:semiHidden="0" w:name="Colorful Shading Accent 1"/>
+    <w:lsdException w:unhideWhenUsed="0" w:uiPriority="72" w:semiHidden="0" w:name="Colorful List Accent 1"/>
+    <w:lsdException w:unhideWhenUsed="0" w:uiPriority="73" w:semiHidden="0" w:name="Colorful Grid Accent 1"/>
+    <w:lsdException w:unhideWhenUsed="0" w:uiPriority="60" w:semiHidden="0" w:name="Light Shading Accent 2"/>
+    <w:lsdException w:unhideWhenUsed="0" w:uiPriority="61" w:semiHidden="0" w:name="Light List Accent 2"/>
+    <w:lsdException w:unhideWhenUsed="0" w:uiPriority="62" w:semiHidden="0" w:name="Light Grid Accent 2"/>
+    <w:lsdException w:unhideWhenUsed="0" w:uiPriority="63" w:semiHidden="0" w:name="Medium Shading 1 Accent 2"/>
+    <w:lsdException w:unhideWhenUsed="0" w:uiPriority="64" w:semiHidden="0" w:name="Medium Shading 2 Accent 2"/>
+    <w:lsdException w:unhideWhenUsed="0" w:uiPriority="65" w:semiHidden="0" w:name="Medium List 1 Accent 2"/>
+    <w:lsdException w:unhideWhenUsed="0" w:uiPriority="66" w:semiHidden="0" w:name="Medium List 2 Accent 2"/>
+    <w:lsdException w:unhideWhenUsed="0" w:uiPriority="67" w:semiHidden="0" w:name="Medium Grid 1 Accent 2"/>
+    <w:lsdException w:unhideWhenUsed="0" w:uiPriority="68" w:semiHidden="0" w:name="Medium Grid 2 Accent 2"/>
+    <w:lsdException w:unhideWhenUsed="0" w:uiPriority="69" w:semiHidden="0" w:name="Medium Grid 3 Accent 2"/>
+    <w:lsdException w:unhideWhenUsed="0" w:uiPriority="70" w:semiHidden="0" w:name="Dark List Accent 2"/>
+    <w:lsdException w:unhideWhenUsed="0" w:uiPriority="71" w:semiHidden="0" w:name="Colorful Shading Accent 2"/>
+    <w:lsdException w:unhideWhenUsed="0" w:uiPriority="72" w:semiHidden="0" w:name="Colorful List Accent 2"/>
+    <w:lsdException w:unhideWhenUsed="0" w:uiPriority="73" w:semiHidden="0" w:name="Colorful Grid Accent 2"/>
+    <w:lsdException w:unhideWhenUsed="0" w:uiPriority="60" w:semiHidden="0" w:name="Light Shading Accent 3"/>
+    <w:lsdException w:unhideWhenUsed="0" w:uiPriority="61" w:semiHidden="0" w:name="Light List Accent 3"/>
+    <w:lsdException w:unhideWhenUsed="0" w:uiPriority="62" w:semiHidden="0" w:name="Light Grid Accent 3"/>
+    <w:lsdException w:unhideWhenUsed="0" w:uiPriority="63" w:semiHidden="0" w:name="Medium Shading 1 Accent 3"/>
+    <w:lsdException w:unhideWhenUsed="0" w:uiPriority="64" w:semiHidden="0" w:name="Medium Shading 2 Accent 3"/>
+    <w:lsdException w:unhideWhenUsed="0" w:uiPriority="65" w:semiHidden="0" w:name="Medium List 1 Accent 3"/>
+    <w:lsdException w:unhideWhenUsed="0" w:uiPriority="66" w:semiHidden="0" w:name="Medium List 2 Accent 3"/>
+    <w:lsdException w:unhideWhenUsed="0" w:uiPriority="67" w:semiHidden="0" w:name="Medium Grid 1 Accent 3"/>
+    <w:lsdException w:unhideWhenUsed="0" w:uiPriority="68" w:semiHidden="0" w:name="Medium Grid 2 Accent 3"/>
+    <w:lsdException w:unhideWhenUsed="0" w:uiPriority="69" w:semiHidden="0" w:name="Medium Grid 3 Accent 3"/>
+    <w:lsdException w:unhideWhenUsed="0" w:uiPriority="70" w:semiHidden="0" w:name="Dark List Accent 3"/>
+    <w:lsdException w:unhideWhenUsed="0" w:uiPriority="71" w:semiHidden="0" w:name="Colorful Shading Accent 3"/>
+    <w:lsdException w:unhideWhenUsed="0" w:uiPriority="72" w:semiHidden="0" w:name="Colorful List Accent 3"/>
+    <w:lsdException w:unhideWhenUsed="0" w:uiPriority="73" w:semiHidden="0" w:name="Colorful Grid Accent 3"/>
+    <w:lsdException w:unhideWhenUsed="0" w:uiPriority="60" w:semiHidden="0" w:name="Light Shading Accent 4"/>
+    <w:lsdException w:unhideWhenUsed="0" w:uiPriority="61" w:semiHidden="0" w:name="Light List Accent 4"/>
+    <w:lsdException w:unhideWhenUsed="0" w:uiPriority="62" w:semiHidden="0" w:name="Light Grid Accent 4"/>
+    <w:lsdException w:unhideWhenUsed="0" w:uiPriority="63" w:semiHidden="0" w:name="Medium Shading 1 Accent 4"/>
+    <w:lsdException w:unhideWhenUsed="0" w:uiPriority="64" w:semiHidden="0" w:name="Medium Shading 2 Accent 4"/>
+    <w:lsdException w:unhideWhenUsed="0" w:uiPriority="65" w:semiHidden="0" w:name="Medium List 1 Accent 4"/>
+    <w:lsdException w:unhideWhenUsed="0" w:uiPriority="66" w:semiHidden="0" w:name="Medium List 2 Accent 4"/>
+    <w:lsdException w:unhideWhenUsed="0" w:uiPriority="67" w:semiHidden="0" w:name="Medium Grid 1 Accent 4"/>
+    <w:lsdException w:unhideWhenUsed="0" w:uiPriority="68" w:semiHidden="0" w:name="Medium Grid 2 Accent 4"/>
+    <w:lsdException w:unhideWhenUsed="0" w:uiPriority="69" w:semiHidden="0" w:name="Medium Grid 3 Accent 4"/>
+    <w:lsdException w:unhideWhenUsed="0" w:uiPriority="70" w:semiHidden="0" w:name="Dark List Accent 4"/>
+    <w:lsdException w:unhideWhenUsed="0" w:uiPriority="71" w:semiHidden="0" w:name="Colorful Shading Accent 4"/>
+    <w:lsdException w:unhideWhenUsed="0" w:uiPriority="72" w:semiHidden="0" w:name="Colorful List Accent 4"/>
+    <w:lsdException w:unhideWhenUsed="0" w:uiPriority="73" w:semiHidden="0" w:name="Colorful Grid Accent 4"/>
+    <w:lsdException w:unhideWhenUsed="0" w:uiPriority="60" w:semiHidden="0" w:name="Light Shading Accent 5"/>
+    <w:lsdException w:unhideWhenUsed="0" w:uiPriority="61" w:semiHidden="0" w:name="Light List Accent 5"/>
+    <w:lsdException w:unhideWhenUsed="0" w:uiPriority="62" w:semiHidden="0" w:name="Light Grid Accent 5"/>
+    <w:lsdException w:unhideWhenUsed="0" w:uiPriority="63" w:semiHidden="0" w:name="Medium Shading 1 Accent 5"/>
+    <w:lsdException w:unhideWhenUsed="0" w:uiPriority="64" w:semiHidden="0" w:name="Medium Shading 2 Accent 5"/>
+    <w:lsdException w:unhideWhenUsed="0" w:uiPriority="65" w:semiHidden="0" w:name="Medium List 1 Accent 5"/>
+    <w:lsdException w:unhideWhenUsed="0" w:uiPriority="66" w:semiHidden="0" w:name="Medium List 2 Accent 5"/>
+    <w:lsdException w:unhideWhenUsed="0" w:uiPriority="67" w:semiHidden="0" w:name="Medium Grid 1 Accent 5"/>
+    <w:lsdException w:unhideWhenUsed="0" w:uiPriority="68" w:semiHidden="0" w:name="Medium Grid 2 Accent 5"/>
+    <w:lsdException w:unhideWhenUsed="0" w:uiPriority="69" w:semiHidden="0" w:name="Medium Grid 3 Accent 5"/>
+    <w:lsdException w:unhideWhenUsed="0" w:uiPriority="70" w:semiHidden="0" w:name="Dark List Accent 5"/>
+    <w:lsdException w:unhideWhenUsed="0" w:uiPriority="71" w:semiHidden="0" w:name="Colorful Shading Accent 5"/>
+    <w:lsdException w:unhideWhenUsed="0" w:uiPriority="72" w:semiHidden="0" w:name="Colorful List Accent 5"/>
+    <w:lsdException w:unhideWhenUsed="0" w:uiPriority="73" w:semiHidden="0" w:name="Colorful Grid Accent 5"/>
+    <w:lsdException w:unhideWhenUsed="0" w:uiPriority="60" w:semiHidden="0" w:name="Light Shading Accent 6"/>
+    <w:lsdException w:unhideWhenUsed="0" w:uiPriority="61" w:semiHidden="0" w:name="Light List Accent 6"/>
+    <w:lsdException w:unhideWhenUsed="0" w:uiPriority="62" w:semiHidden="0" w:name="Light Grid Accent 6"/>
+    <w:lsdException w:unhideWhenUsed="0" w:uiPriority="63" w:semiHidden="0" w:name="Medium Shading 1 Accent 6"/>
+    <w:lsdException w:unhideWhenUsed="0" w:uiPriority="64" w:semiHidden="0" w:name="Medium Shading 2 Accent 6"/>
+    <w:lsdException w:unhideWhenUsed="0" w:uiPriority="65" w:semiHidden="0" w:name="Medium List 1 Accent 6"/>
+    <w:lsdException w:unhideWhenUsed="0" w:uiPriority="66" w:semiHidden="0" w:name="Medium List 2 Accent 6"/>
+    <w:lsdException w:unhideWhenUsed="0" w:uiPriority="67" w:semiHidden="0" w:name="Medium Grid 1 Accent 6"/>
+    <w:lsdException w:unhideWhenUsed="0" w:uiPriority="68" w:semiHidden="0" w:name="Medium Grid 2 Accent 6"/>
+    <w:lsdException w:unhideWhenUsed="0" w:uiPriority="69" w:semiHidden="0" w:name="Medium Grid 3 Accent 6"/>
+    <w:lsdException w:unhideWhenUsed="0" w:uiPriority="70" w:semiHidden="0" w:name="Dark List Accent 6"/>
+    <w:lsdException w:unhideWhenUsed="0" w:uiPriority="71" w:semiHidden="0" w:name="Colorful Shading Accent 6"/>
+    <w:lsdException w:unhideWhenUsed="0" w:uiPriority="72" w:semiHidden="0" w:name="Colorful List Accent 6"/>
+    <w:lsdException w:unhideWhenUsed="0" w:uiPriority="73" w:semiHidden="0" w:name="Colorful Grid Accent 6"/>
   </w:latentStyles>
-  <w:style w:type="paragraph" w:default="1" w:styleId="a">
+  <w:style w:type="paragraph" w:default="1" w:styleId="1">
     <w:name w:val="Normal"/>
-    <w:next w:val="a0"/>
+    <w:next w:val="2"/>
     <w:semiHidden/>
     <w:qFormat/>
+    <w:uiPriority w:val="0"/>
     <w:pPr>
       <w:kinsoku w:val="0"/>
       <w:autoSpaceDE w:val="0"/>
       <w:autoSpaceDN w:val="0"/>
       <w:adjustRightInd w:val="0"/>
       <w:snapToGrid w:val="0"/>
+      <w:spacing w:line="240" w:lineRule="auto"/>
+      <w:jc w:val="left"/>
       <w:textAlignment w:val="baseline"/>
     </w:pPr>
     <w:rPr>
-      <w:rFonts w:ascii="Arial" w:eastAsia="Arial" w:hAnsi="Arial" w:cs="Arial"/>
+      <w:rFonts w:ascii="Arial" w:hAnsi="Arial" w:eastAsia="Arial" w:cs="Arial"/>
       <w:snapToGrid w:val="0"/>
       <w:color w:val="000000"/>
+      <w:kern w:val="0"/>
       <w:sz w:val="21"/>
       <w:szCs w:val="21"/>
     </w:rPr>
   </w:style>
-  <w:style w:type="character" w:default="1" w:styleId="a1">
+  <w:style w:type="character" w:default="1" w:styleId="4">
     <w:name w:val="Default Paragraph Font"/>
-    <w:uiPriority w:val="1"/>
     <w:semiHidden/>
-    <w:unhideWhenUsed/>
+    <w:qFormat/>
+    <w:uiPriority w:val="0"/>
   </w:style>
-  <w:style w:type="table" w:default="1" w:styleId="a2">
+  <w:style w:type="table" w:default="1" w:styleId="3">
     <w:name w:val="Normal Table"/>
-    <w:uiPriority w:val="99"/>
+    <w:autoRedefine/>
     <w:semiHidden/>
-    <w:unhideWhenUsed/>
+    <w:qFormat/>
+    <w:uiPriority w:val="0"/>
     <w:tblPr>
-      <w:tblInd w:w="0" w:type="dxa"/>
       <w:tblCellMar>
         <w:top w:w="0" w:type="dxa"/>
         <w:left w:w="108" w:type="dxa"/>
@@ -2056,28 +2395,23 @@
       </w:tblCellMar>
     </w:tblPr>
   </w:style>
-  <w:style w:type="numbering" w:default="1" w:styleId="a3">
-    <w:name w:val="No List"/>
-    <w:uiPriority w:val="99"/>
-    <w:semiHidden/>
-    <w:unhideWhenUsed/>
-  </w:style>
-  <w:style w:type="paragraph" w:styleId="a0">
+  <w:style w:type="paragraph" w:styleId="2">
     <w:name w:val="table of figures"/>
-    <w:basedOn w:val="a"/>
-    <w:next w:val="a"/>
-    <w:uiPriority w:val="99"/>
+    <w:basedOn w:val="1"/>
+    <w:next w:val="1"/>
     <w:unhideWhenUsed/>
     <w:qFormat/>
+    <w:uiPriority w:val="99"/>
     <w:pPr>
-      <w:ind w:leftChars="200" w:left="200" w:hangingChars="200" w:hanging="200"/>
+      <w:ind w:left="200" w:leftChars="200" w:hanging="200" w:hangingChars="200"/>
     </w:pPr>
   </w:style>
-  <w:style w:type="table" w:customStyle="1" w:styleId="TableNormal">
+  <w:style w:type="table" w:customStyle="1" w:styleId="5">
     <w:name w:val="Table Normal"/>
     <w:semiHidden/>
     <w:unhideWhenUsed/>
     <w:qFormat/>
+    <w:uiPriority w:val="0"/>
     <w:tblPr>
       <w:tblCellMar>
         <w:top w:w="0" w:type="dxa"/>
@@ -2086,65 +2420,6 @@
         <w:right w:w="0" w:type="dxa"/>
       </w:tblCellMar>
     </w:tblPr>
-  </w:style>
-  <w:style w:type="paragraph" w:styleId="a4">
-    <w:name w:val="header"/>
-    <w:basedOn w:val="a"/>
-    <w:link w:val="a5"/>
-    <w:rsid w:val="002B2420"/>
-    <w:pPr>
-      <w:tabs>
-        <w:tab w:val="center" w:pos="4153"/>
-        <w:tab w:val="right" w:pos="8306"/>
-      </w:tabs>
-      <w:jc w:val="center"/>
-    </w:pPr>
-    <w:rPr>
-      <w:sz w:val="18"/>
-      <w:szCs w:val="18"/>
-    </w:rPr>
-  </w:style>
-  <w:style w:type="character" w:customStyle="1" w:styleId="a5">
-    <w:name w:val="页眉 字符"/>
-    <w:basedOn w:val="a1"/>
-    <w:link w:val="a4"/>
-    <w:rsid w:val="002B2420"/>
-    <w:rPr>
-      <w:rFonts w:ascii="Arial" w:eastAsia="Arial" w:hAnsi="Arial" w:cs="Arial"/>
-      <w:snapToGrid w:val="0"/>
-      <w:color w:val="000000"/>
-      <w:sz w:val="18"/>
-      <w:szCs w:val="18"/>
-    </w:rPr>
-  </w:style>
-  <w:style w:type="paragraph" w:styleId="a6">
-    <w:name w:val="footer"/>
-    <w:basedOn w:val="a"/>
-    <w:link w:val="a7"/>
-    <w:rsid w:val="002B2420"/>
-    <w:pPr>
-      <w:tabs>
-        <w:tab w:val="center" w:pos="4153"/>
-        <w:tab w:val="right" w:pos="8306"/>
-      </w:tabs>
-    </w:pPr>
-    <w:rPr>
-      <w:sz w:val="18"/>
-      <w:szCs w:val="18"/>
-    </w:rPr>
-  </w:style>
-  <w:style w:type="character" w:customStyle="1" w:styleId="a7">
-    <w:name w:val="页脚 字符"/>
-    <w:basedOn w:val="a1"/>
-    <w:link w:val="a6"/>
-    <w:rsid w:val="002B2420"/>
-    <w:rPr>
-      <w:rFonts w:ascii="Arial" w:eastAsia="Arial" w:hAnsi="Arial" w:cs="Arial"/>
-      <w:snapToGrid w:val="0"/>
-      <w:color w:val="000000"/>
-      <w:sz w:val="18"/>
-      <w:szCs w:val="18"/>
-    </w:rPr>
   </w:style>
 </w:styles>
 </file>
@@ -2430,7 +2705,6 @@
     </a:fmtScheme>
   </a:themeElements>
   <a:objectDefaults/>
-  <a:extraClrSchemeLst/>
 </a:theme>
 </file>
 

--- a/templates/2.docx
+++ b/templates/2.docx
@@ -556,8 +556,6 @@
               </w:rPr>
               <w:t>证</w:t>
             </w:r>
-            <w:bookmarkStart w:id="0" w:name="_GoBack"/>
-            <w:bookmarkEnd w:id="0"/>
             <w:r>
               <w:rPr>
                 <w:rFonts w:ascii="微软雅黑" w:hAnsi="微软雅黑" w:eastAsia="微软雅黑" w:cs="微软雅黑"/>
@@ -805,24 +803,14 @@
             <w:r>
               <w:rPr>
                 <w:rFonts w:hint="eastAsia" w:ascii="微软雅黑" w:hAnsi="微软雅黑" w:eastAsia="微软雅黑" w:cs="微软雅黑"/>
-                <w:color w:val="FF0000"/>
-                <w:spacing w:val="8"/>
-                <w:sz w:val="20"/>
-                <w:szCs w:val="20"/>
-              </w:rPr>
-              <w:t>湖南建筑高级技工学校崇技楼</w:t>
-            </w:r>
-            <w:r>
-              <w:rPr>
-                <w:rFonts w:hint="eastAsia" w:ascii="微软雅黑" w:hAnsi="微软雅黑" w:eastAsia="微软雅黑" w:cs="微软雅黑"/>
-                <w:color w:val="FF0000"/>
-                <w:spacing w:val="8"/>
                 <w:sz w:val="20"/>
                 <w:szCs w:val="20"/>
                 <w:lang w:val="en-US" w:eastAsia="zh-CN"/>
               </w:rPr>
-              <w:t>六楼（待定）</w:t>
-            </w:r>
+              <w:t>{{point}}</w:t>
+            </w:r>
+            <w:bookmarkStart w:id="0" w:name="_GoBack"/>
+            <w:bookmarkEnd w:id="0"/>
           </w:p>
         </w:tc>
         <w:tc>
@@ -1360,7 +1348,7 @@
                 <w:kern w:val="0"/>
                 <w:sz w:val="20"/>
                 <w:szCs w:val="20"/>
-                <w:highlight w:val="yellow"/>
+                <w:highlight w:val="none"/>
                 <w:lang w:val="en-US" w:eastAsia="zh-CN"/>
               </w:rPr>
               <w:t>{{no1}}</w:t>
@@ -1394,7 +1382,7 @@
                 <w:rFonts w:hint="default" w:ascii="微软雅黑" w:hAnsi="微软雅黑" w:eastAsia="微软雅黑" w:cs="微软雅黑"/>
                 <w:sz w:val="20"/>
                 <w:szCs w:val="20"/>
-                <w:highlight w:val="yellow"/>
+                <w:highlight w:val="none"/>
                 <w:lang w:val="en-US" w:eastAsia="zh-CN"/>
               </w:rPr>
               <w:t>{{no2}}</w:t>
